--- a/downloads/student/ai-3-week-30.docx
+++ b/downloads/student/ai-3-week-30.docx
@@ -1728,6 +1728,16 @@
     <w:p>
       <w:r>
         <w:t>These groups are fictional; small samples and unmatched question difficulty limit conclusions about fairness.</w:t>
+      </w:r>
+    </w:p>
+    <w:p>
+      <w:r>
+        <w:t>Read the labelled picture: Explain why comparing six correct answers in each group would mislead. Point to the relevant step in the picture, then write the changed result and the rule or evidence that supports it.</w:t>
+      </w:r>
+    </w:p>
+    <w:p>
+      <w:r>
+        <w:t>Change one thing: Pine instead has 6 supported answers out of 12. Predict the result before checking the explanation. What remains the same?</w:t>
       </w:r>
     </w:p>
     <w:p>
@@ -3795,6 +3805,187 @@
     <w:p>
       <w:r>
         <w:t>Attempt the independent case before hints. Record whether you worked alone, used a hint or followed a model. After feedback, fix the first unsupported step and explain why it changed. A later check uses a changed case, not a copied answer.</w:t>
+      </w:r>
+    </w:p>
+    <w:p>
+      <w:pPr>
+        <w:pStyle w:val="Heading1"/>
+      </w:pPr>
+      <w:r>
+        <w:t>15. Your lesson route</w:t>
+      </w:r>
+    </w:p>
+    <w:p>
+      <w:r>
+        <w:t>Start with this question: Compare study-answer support rates when groups have different numbers of questions.</w:t>
+      </w:r>
+    </w:p>
+    <w:tbl>
+      <w:tblPr>
+        <w:tblStyle w:val="LightShading-Accent1"/>
+        <w:tblW w:type="auto" w:w="0"/>
+        <w:tblLook w:firstColumn="1" w:firstRow="1" w:lastColumn="0" w:lastRow="0" w:noHBand="0" w:noVBand="1" w:val="04A0"/>
+      </w:tblPr>
+      <w:tblGrid>
+        <w:gridCol w:w="5112"/>
+        <w:gridCol w:w="5112"/>
+      </w:tblGrid>
+      <w:tr>
+        <w:trPr>
+          <w:tblHeader/>
+        </w:trPr>
+        <w:tc>
+          <w:tcPr>
+            <w:tcW w:type="dxa" w:w="5112"/>
+          </w:tcPr>
+          <w:p>
+            <w:r>
+              <w:t>By the end, I can</w:t>
+            </w:r>
+          </w:p>
+        </w:tc>
+        <w:tc>
+          <w:tcPr>
+            <w:tcW w:type="dxa" w:w="5112"/>
+          </w:tcPr>
+          <w:p>
+            <w:r>
+              <w:t>How I will show it</w:t>
+            </w:r>
+          </w:p>
+        </w:tc>
+      </w:tr>
+      <w:tr>
+        <w:tc>
+          <w:tcPr>
+            <w:tcW w:type="dxa" w:w="5112"/>
+          </w:tcPr>
+          <w:p>
+            <w:r>
+              <w:t>Explain the mechanism and terminology of representation and bias evaluation</w:t>
+            </w:r>
+          </w:p>
+        </w:tc>
+        <w:tc>
+          <w:tcPr>
+            <w:tcW w:type="dxa" w:w="5112"/>
+          </w:tcPr>
+          <w:p>
+            <w:r>
+              <w:t>Explain the deciding step, show a trace or test, and state one limit.</w:t>
+            </w:r>
+          </w:p>
+        </w:tc>
+      </w:tr>
+      <w:tr>
+        <w:tc>
+          <w:tcPr>
+            <w:tcW w:type="dxa" w:w="5112"/>
+          </w:tcPr>
+          <w:p>
+            <w:r>
+              <w:t>Apply the stated procedure to a new case with a traceable result</w:t>
+            </w:r>
+          </w:p>
+        </w:tc>
+        <w:tc>
+          <w:tcPr>
+            <w:tcW w:type="dxa" w:w="5112"/>
+          </w:tcPr>
+          <w:p>
+            <w:r>
+              <w:t>Explain the deciding step, show a trace or test, and state one limit.</w:t>
+            </w:r>
+          </w:p>
+        </w:tc>
+      </w:tr>
+      <w:tr>
+        <w:tc>
+          <w:tcPr>
+            <w:tcW w:type="dxa" w:w="5112"/>
+          </w:tcPr>
+          <w:p>
+            <w:r>
+              <w:t>Identify an assumption or limitation and design a revealing follow-up</w:t>
+            </w:r>
+          </w:p>
+        </w:tc>
+        <w:tc>
+          <w:tcPr>
+            <w:tcW w:type="dxa" w:w="5112"/>
+          </w:tcPr>
+          <w:p>
+            <w:r>
+              <w:t>Explain the deciding step, show a trace or test, and state one limit.</w:t>
+            </w:r>
+          </w:p>
+        </w:tc>
+      </w:tr>
+    </w:tbl>
+    <w:p>
+      <w:r>
+        <w:t>Remember → watch and explain → try with help → investigate → try independently → keep project evidence. Your teacher may spread this lesson across several classes.</w:t>
+      </w:r>
+    </w:p>
+    <w:p>
+      <w:r>
+        <w:t>Keep your first prediction. Compare it with what the evidence shows and explain any change.</w:t>
+      </w:r>
+    </w:p>
+    <w:p>
+      <w:pPr>
+        <w:pStyle w:val="Heading1"/>
+      </w:pPr>
+      <w:r>
+        <w:t>16. Finish and return</w:t>
+      </w:r>
+    </w:p>
+    <w:p>
+      <w:r>
+        <w:t>Close your notes. Explain this goal in your own words: Explain the mechanism and terminology of representation and bias evaluation</w:t>
+      </w:r>
+    </w:p>
+    <w:p>
+      <w:pPr>
+        <w:pStyle w:val="Heading3"/>
+      </w:pPr>
+      <w:r>
+        <w:t>My deciding step, evidence and one remaining question</w:t>
+      </w:r>
+    </w:p>
+    <w:p>
+      <w:r>
+        <w:t>________________________________________________________________</w:t>
+      </w:r>
+    </w:p>
+    <w:p>
+      <w:r>
+        <w:t>________________________________________________________________</w:t>
+      </w:r>
+    </w:p>
+    <w:p>
+      <w:r>
+        <w:t>________________________________________________________________</w:t>
+      </w:r>
+    </w:p>
+    <w:p>
+      <w:r>
+        <w:t>________________________________________________________________</w:t>
+      </w:r>
+    </w:p>
+    <w:p>
+      <w:r>
+        <w:t>________________________________________________________________</w:t>
+      </w:r>
+    </w:p>
+    <w:p>
+      <w:r>
+        <w:t>If you are unsure, return to the worked picture and explain one arrow. If you are ready, change an input or assumption and justify your prediction.</w:t>
+      </w:r>
+    </w:p>
+    <w:p>
+      <w:r>
+        <w:t>Save your workbook evidence. At the next review, try a different case before opening your old answer.</w:t>
       </w:r>
     </w:p>
     <w:sectPr>

--- a/downloads/student/ai-3-week-30.docx
+++ b/downloads/student/ai-3-week-30.docx
@@ -3986,6 +3986,202 @@
     <w:p>
       <w:r>
         <w:t>Save your workbook evidence. At the next review, try a different case before opening your old answer.</w:t>
+      </w:r>
+    </w:p>
+    <w:p>
+      <w:pPr>
+        <w:pStyle w:val="Heading1"/>
+      </w:pPr>
+      <w:r>
+        <w:t>17. Supported practice, repair and portfolio</w:t>
+      </w:r>
+    </w:p>
+    <w:p>
+      <w:r>
+        <w:t>Use this supported practice once, in the browser or on paper. Keep the reserved independent assessment for a separate first attempt before teacher feedback.</w:t>
+      </w:r>
+    </w:p>
+    <w:p>
+      <w:r>
+        <w:t>Compare study-answer support rates when groups have different numbers of questions.</w:t>
+      </w:r>
+    </w:p>
+    <w:p>
+      <w:pPr>
+        <w:pStyle w:val="Heading3"/>
+      </w:pPr>
+      <w:r>
+        <w:t>Practice 1: explain the deciding evidence</w:t>
+      </w:r>
+    </w:p>
+    <w:p>
+      <w:r>
+        <w:t>Which labelled step matches this detail? Check the two Birch and three Pine failures before deciding what revision each needs.</w:t>
+      </w:r>
+    </w:p>
+    <w:p>
+      <w:r>
+        <w:t>1. Compare rates</w:t>
+      </w:r>
+    </w:p>
+    <w:p>
+      <w:r>
+        <w:t>2. Inspect errors</w:t>
+      </w:r>
+    </w:p>
+    <w:p>
+      <w:r>
+        <w:t>3. Keep denominators</w:t>
+      </w:r>
+    </w:p>
+    <w:p>
+      <w:pPr>
+        <w:pStyle w:val="Heading3"/>
+      </w:pPr>
+      <w:r>
+        <w:t>My selected conclusion, deciding fact and explanation</w:t>
+      </w:r>
+    </w:p>
+    <w:p>
+      <w:r>
+        <w:t>________________________________________________________________</w:t>
+      </w:r>
+    </w:p>
+    <w:p>
+      <w:r>
+        <w:t>________________________________________________________________</w:t>
+      </w:r>
+    </w:p>
+    <w:p>
+      <w:r>
+        <w:t>________________________________________________________________</w:t>
+      </w:r>
+    </w:p>
+    <w:p>
+      <w:r>
+        <w:t>________________________________________________________________</w:t>
+      </w:r>
+    </w:p>
+    <w:p>
+      <w:r>
+        <w:t>________________________________________________________________</w:t>
+      </w:r>
+    </w:p>
+    <w:p>
+      <w:r>
+        <w:t>Hint if needed: Read the steps in the pictorial case. Match the supplied detail to the stage that performs or records it.</w:t>
+      </w:r>
+    </w:p>
+    <w:p>
+      <w:r>
+        <w:t>After your attempt, compare with the supported explanation: Inspect errors Check the two Birch and three Pine failures before deciding what revision each needs. Read the picture in order. Check the two Birch and three Pine failures before deciding what revision each needs. The arrows show which recorded input or intermediate result each decision uses. Explain the deciding step aloud before checking the changed case; pointing to the final answer alone does not show how it follows.</w:t>
+      </w:r>
+    </w:p>
+    <w:p>
+      <w:pPr>
+        <w:pStyle w:val="Heading3"/>
+      </w:pPr>
+      <w:r>
+        <w:t>Practice 2: explain the deciding evidence</w:t>
+      </w:r>
+    </w:p>
+    <w:p>
+      <w:r>
+        <w:t>Changed-case practice: Pine instead has 6 supported answers out of 12. Which conclusion is supported by the supplied facts?</w:t>
+      </w:r>
+    </w:p>
+    <w:p>
+      <w:r>
+        <w:t>1. This one example guarantees correct results for every future input.</w:t>
+      </w:r>
+    </w:p>
+    <w:p>
+      <w:r>
+        <w:t>2. Pine is 50%, which is 25 percentage points below Birch.</w:t>
+      </w:r>
+    </w:p>
+    <w:p>
+      <w:r>
+        <w:t>3. We can decide the result without examining the changed input or the procedure.</w:t>
+      </w:r>
+    </w:p>
+    <w:p>
+      <w:pPr>
+        <w:pStyle w:val="Heading3"/>
+      </w:pPr>
+      <w:r>
+        <w:t>My selected conclusion, deciding fact and explanation</w:t>
+      </w:r>
+    </w:p>
+    <w:p>
+      <w:r>
+        <w:t>________________________________________________________________</w:t>
+      </w:r>
+    </w:p>
+    <w:p>
+      <w:r>
+        <w:t>________________________________________________________________</w:t>
+      </w:r>
+    </w:p>
+    <w:p>
+      <w:r>
+        <w:t>________________________________________________________________</w:t>
+      </w:r>
+    </w:p>
+    <w:p>
+      <w:r>
+        <w:t>________________________________________________________________</w:t>
+      </w:r>
+    </w:p>
+    <w:p>
+      <w:r>
+        <w:t>________________________________________________________________</w:t>
+      </w:r>
+    </w:p>
+    <w:p>
+      <w:r>
+        <w:t>Hint if needed: Use the changed condition and the deciding step in the pictorial trace. The answer must say what follows from those facts.</w:t>
+      </w:r>
+    </w:p>
+    <w:p>
+      <w:r>
+        <w:t>After your attempt, compare with the supported explanation: Pine is 50%, which is 25 percentage points below Birch. Equal correct counts do not imply equal rates when denominators differ.</w:t>
+      </w:r>
+    </w:p>
+    <w:p>
+      <w:pPr>
+        <w:pStyle w:val="Heading3"/>
+      </w:pPr>
+      <w:r>
+        <w:t>Repair a missing building block</w:t>
+      </w:r>
+    </w:p>
+    <w:p>
+      <w:r>
+        <w:t>Review Copyright and Provenance (ai-3/29). Goal: Explain the mechanism and terminology of copyright and permitted sources. Short practice: Does acknowledging Fern make a cropped version permitted? Point to the relevant step in the picture, then write the changed result and the rule or evidence that supports it.. Return to this week and explain what you changed.</w:t>
+      </w:r>
+    </w:p>
+    <w:p>
+      <w:r>
+        <w:t>Review Red Team the Product (ai-3/27). Goal: Explain the mechanism and terminology of red team exercises. Short practice: Why does the original test fail even if no upload succeeded? Point to the relevant step in the picture, then write the changed result and the rule or evidence that supports it.. Return to this week and explain what you changed.</w:t>
+      </w:r>
+    </w:p>
+    <w:p>
+      <w:r>
+        <w:t>Review Prototype a Grounded Assistant (ai-3/24). Goal: Explain the mechanism and terminology of capstone grounded assistant. Short practice: Can PL2 alone support “check the soil daily”? Point to the relevant step in the picture, then write the changed result and the rule or evidence that supports it.. Return to this week and explain what you changed.</w:t>
+      </w:r>
+    </w:p>
+    <w:p>
+      <w:pPr>
+        <w:pStyle w:val="Heading3"/>
+      </w:pPr>
+      <w:r>
+        <w:t>Keep your completed work</w:t>
+      </w:r>
+    </w:p>
+    <w:p>
+      <w:r>
+        <w:t>Use Download completed work in the hosted lesson to export your answers, reflections, practice feedback and code-run evidence. Open the HTML copy to read or print it. Drafts stay in this browser when storage is available; clear drafts on a shared device.</w:t>
       </w:r>
     </w:p>
     <w:sectPr>

--- a/downloads/student/ai-3-week-30.docx
+++ b/downloads/student/ai-3-week-30.docx
@@ -42,6 +42,11 @@
       </w:r>
     </w:p>
     <w:p>
+      <w:r>
+        <w:t>Start with the target: Explain the mechanism and terminology of representation and bias evaluation. Try the recall before opening notes.</w:t>
+      </w:r>
+    </w:p>
+    <w:p>
       <w:pPr>
         <w:pStyle w:val="Heading3"/>
       </w:pPr>
@@ -50,17 +55,59 @@
       </w:r>
     </w:p>
     <w:p>
-      <w:r>
-        <w:t>I can explain the mechanism and terminology of representation and bias evaluation.</w:t>
-      </w:r>
-    </w:p>
-    <w:p>
-      <w:r>
+      <w:pPr>
+        <w:spacing w:line="336" w:lineRule="auto" w:after="180"/>
+      </w:pPr>
+      <w:r>
+        <w:rPr>
+          <w:b w:val="0"/>
+        </w:rPr>
+        <w:t xml:space="preserve">I can explain the </w:t>
+      </w:r>
+      <w:r>
+        <w:rPr>
+          <w:b/>
+        </w:rPr>
+        <w:t>mechanism</w:t>
+      </w:r>
+      <w:r>
+        <w:rPr>
+          <w:b w:val="0"/>
+        </w:rPr>
+        <w:t xml:space="preserve"> and terminology of </w:t>
+      </w:r>
+      <w:r>
+        <w:rPr>
+          <w:b/>
+        </w:rPr>
+        <w:t>representation</w:t>
+      </w:r>
+      <w:r>
+        <w:rPr>
+          <w:b w:val="0"/>
+        </w:rPr>
+        <w:t xml:space="preserve"> and bias evaluation.</w:t>
+      </w:r>
+    </w:p>
+    <w:p>
+      <w:pPr>
+        <w:spacing w:line="336" w:lineRule="auto" w:after="180"/>
+      </w:pPr>
+      <w:r>
+        <w:rPr>
+          <w:b w:val="0"/>
+        </w:rPr>
         <w:t>I can apply the stated procedure to a new case with a traceable result.</w:t>
       </w:r>
     </w:p>
     <w:p>
-      <w:r>
+      <w:pPr>
+        <w:spacing w:line="336" w:lineRule="auto" w:after="180"/>
+      </w:pPr>
+      <w:r>
+        <w:rPr>
+          <w:b w:val="0"/>
+        </w:rPr>
         <w:t>I can identify an assumption or limitation and design a revealing follow-up.</w:t>
       </w:r>
     </w:p>
@@ -73,38 +120,104 @@
       </w:r>
     </w:p>
     <w:p>
-      <w:r>
+      <w:pPr>
+        <w:spacing w:line="336" w:lineRule="auto" w:after="180"/>
+      </w:pPr>
+      <w:r>
+        <w:rPr>
+          <w:b w:val="0"/>
+        </w:rPr>
         <w:t>Close your notes first. A rough first answer helps us choose the right starting point; it is not a score for your ability.</w:t>
       </w:r>
     </w:p>
     <w:p>
-      <w:r>
+      <w:pPr>
+        <w:spacing w:line="336" w:lineRule="auto" w:after="180"/>
+      </w:pPr>
+      <w:r>
+        <w:rPr>
+          <w:b w:val="0"/>
+        </w:rPr>
         <w:t>Without opening the old lesson, explain one key idea from Copyright and Provenance. Give an example and a mistake that the idea helps you avoid.</w:t>
       </w:r>
     </w:p>
     <w:p>
-      <w:r>
+      <w:pPr>
+        <w:spacing w:line="336" w:lineRule="auto" w:after="180"/>
+      </w:pPr>
+      <w:r>
+        <w:rPr>
+          <w:b w:val="0"/>
+        </w:rPr>
         <w:t>Without opening the old lesson, explain one key idea from Red Team the Product. Give an example and a mistake that the idea helps you avoid.</w:t>
       </w:r>
     </w:p>
     <w:p>
-      <w:r>
+      <w:pPr>
+        <w:spacing w:line="336" w:lineRule="auto" w:after="180"/>
+      </w:pPr>
+      <w:r>
+        <w:rPr>
+          <w:b w:val="0"/>
+        </w:rPr>
         <w:t>Without opening the old lesson, explain one key idea from Prototype a Grounded Assistant. Give an example and a mistake that the idea helps you avoid.</w:t>
       </w:r>
     </w:p>
     <w:p>
-      <w:r>
-        <w:t>After trying, check the relevant lesson or ask your teacher. Change the part of your explanation that the evidence shows was wrong.</w:t>
-      </w:r>
-    </w:p>
-    <w:p>
-      <w:r>
-        <w:t>Week 30: Bias and Representation</w:t>
-      </w:r>
-    </w:p>
-    <w:p>
-      <w:r>
-        <w:t>Outputs should be tested for omission, stereotyping, and uneven quality.</w:t>
+      <w:pPr>
+        <w:spacing w:line="336" w:lineRule="auto" w:after="180"/>
+      </w:pPr>
+      <w:r>
+        <w:rPr>
+          <w:b w:val="0"/>
+        </w:rPr>
+        <w:t xml:space="preserve">After trying, check the relevant lesson or ask your teacher. Change the part of your explanation that the </w:t>
+      </w:r>
+      <w:r>
+        <w:rPr>
+          <w:b/>
+        </w:rPr>
+        <w:t>evidence</w:t>
+      </w:r>
+      <w:r>
+        <w:rPr>
+          <w:b w:val="0"/>
+        </w:rPr>
+        <w:t xml:space="preserve"> shows was wrong.</w:t>
+      </w:r>
+    </w:p>
+    <w:p>
+      <w:pPr>
+        <w:spacing w:line="336" w:lineRule="auto" w:after="180"/>
+      </w:pPr>
+      <w:r>
+        <w:rPr>
+          <w:b w:val="0"/>
+        </w:rPr>
+        <w:t xml:space="preserve">Week 30: Bias and </w:t>
+      </w:r>
+      <w:r>
+        <w:rPr>
+          <w:b/>
+        </w:rPr>
+        <w:t>Representation</w:t>
+      </w:r>
+    </w:p>
+    <w:p>
+      <w:pPr>
+        <w:spacing w:line="336" w:lineRule="auto" w:after="180"/>
+      </w:pPr>
+      <w:r>
+        <w:rPr>
+          <w:b/>
+        </w:rPr>
+        <w:t>Output</w:t>
+      </w:r>
+      <w:r>
+        <w:rPr>
+          <w:b w:val="0"/>
+        </w:rPr>
+        <w:t>s should be tested for omission, stereotyping, and uneven quality.</w:t>
       </w:r>
     </w:p>
     <w:p>
@@ -144,17 +257,41 @@
       </w:r>
     </w:p>
     <w:p>
-      <w:r>
+      <w:pPr>
+        <w:spacing w:line="336" w:lineRule="auto" w:after="180"/>
+      </w:pPr>
+      <w:r>
+        <w:rPr>
+          <w:b/>
+        </w:rPr>
         <w:t>CREATOR MISSION</w:t>
       </w:r>
     </w:p>
     <w:p>
-      <w:r>
-        <w:t>Audit a character generator across varied prompts.</w:t>
-      </w:r>
-    </w:p>
-    <w:p>
-      <w:r>
+      <w:pPr>
+        <w:spacing w:line="336" w:lineRule="auto" w:after="180"/>
+      </w:pPr>
+      <w:r>
+        <w:rPr>
+          <w:b/>
+        </w:rPr>
+        <w:t>Audit</w:t>
+      </w:r>
+      <w:r>
+        <w:rPr>
+          <w:b w:val="0"/>
+        </w:rPr>
+        <w:t xml:space="preserve"> a character generator across varied prompts.</w:t>
+      </w:r>
+    </w:p>
+    <w:p>
+      <w:pPr>
+        <w:spacing w:line="336" w:lineRule="auto" w:after="180"/>
+      </w:pPr>
+      <w:r>
+        <w:rPr>
+          <w:b w:val="0"/>
+        </w:rPr>
         <w:t>Creator name and date:</w:t>
       </w:r>
     </w:p>
@@ -200,8 +337,38 @@
       </w:r>
     </w:p>
     <w:p>
-      <w:r>
-        <w:t>Recall Copyright and permitted sources. Explain why a recorded result needs its input conditions and evidence source before it can support a claim.</w:t>
+      <w:pPr>
+        <w:spacing w:line="336" w:lineRule="auto" w:after="180"/>
+      </w:pPr>
+      <w:r>
+        <w:rPr>
+          <w:b w:val="0"/>
+        </w:rPr>
+        <w:t xml:space="preserve">Recall Copyright and permitted sources. Explain why a recorded result needs its </w:t>
+      </w:r>
+      <w:r>
+        <w:rPr>
+          <w:b/>
+        </w:rPr>
+        <w:t>input</w:t>
+      </w:r>
+      <w:r>
+        <w:rPr>
+          <w:b w:val="0"/>
+        </w:rPr>
+        <w:t xml:space="preserve"> conditions and </w:t>
+      </w:r>
+      <w:r>
+        <w:rPr>
+          <w:b/>
+        </w:rPr>
+        <w:t>evidence</w:t>
+      </w:r>
+      <w:r>
+        <w:rPr>
+          <w:b w:val="0"/>
+        </w:rPr>
+        <w:t xml:space="preserve"> source before it can support a claim.</w:t>
       </w:r>
     </w:p>
     <w:p>
@@ -213,8 +380,26 @@
       </w:r>
     </w:p>
     <w:p>
-      <w:r>
-        <w:t>By the end, I can explain bias and representation using a traced example and a stated limitation.</w:t>
+      <w:pPr>
+        <w:spacing w:line="336" w:lineRule="auto" w:after="180"/>
+      </w:pPr>
+      <w:r>
+        <w:rPr>
+          <w:b w:val="0"/>
+        </w:rPr>
+        <w:t xml:space="preserve">By the end, I can explain bias and </w:t>
+      </w:r>
+      <w:r>
+        <w:rPr>
+          <w:b/>
+        </w:rPr>
+        <w:t>representation</w:t>
+      </w:r>
+      <w:r>
+        <w:rPr>
+          <w:b w:val="0"/>
+        </w:rPr>
+        <w:t xml:space="preserve"> using a traced example and a stated limitation.</w:t>
       </w:r>
     </w:p>
     <w:p>
@@ -227,17 +412,52 @@
     </w:p>
     <w:p>
       <w:r>
+        <w:t>Investigate the supplied Bias and Representation case. Separate observations, given facts and assumptions before choosing an explanation.</w:t>
+      </w:r>
+    </w:p>
+    <w:p>
+      <w:pPr>
+        <w:spacing w:line="336" w:lineRule="auto" w:after="180"/>
+      </w:pPr>
+      <w:r>
+        <w:rPr>
+          <w:b/>
+        </w:rPr>
         <w:t>PICTURE STORY</w:t>
       </w:r>
     </w:p>
     <w:p>
-      <w:r>
+      <w:pPr>
+        <w:spacing w:line="336" w:lineRule="auto" w:after="180"/>
+      </w:pPr>
+      <w:r>
+        <w:rPr>
+          <w:b w:val="0"/>
+        </w:rPr>
         <w:t>Notice → Predict → Explain</w:t>
       </w:r>
     </w:p>
     <w:p>
-      <w:r>
-        <w:t>Begin with visible evidence. Do not explain more than the picture and information support.</w:t>
+      <w:pPr>
+        <w:spacing w:line="336" w:lineRule="auto" w:after="180"/>
+      </w:pPr>
+      <w:r>
+        <w:rPr>
+          <w:b w:val="0"/>
+        </w:rPr>
+        <w:t xml:space="preserve">Begin with visible </w:t>
+      </w:r>
+      <w:r>
+        <w:rPr>
+          <w:b/>
+        </w:rPr>
+        <w:t>evidence</w:t>
+      </w:r>
+      <w:r>
+        <w:rPr>
+          <w:b w:val="0"/>
+        </w:rPr>
+        <w:t>. Do not explain more than the picture and information support.</w:t>
       </w:r>
     </w:p>
     <w:p>
@@ -277,18 +497,82 @@
       </w:r>
     </w:p>
     <w:p>
-      <w:r>
+      <w:pPr>
+        <w:pStyle w:val="Heading3"/>
+      </w:pPr>
+      <w:r>
+        <w:t>Start with this puzzle</w:t>
+      </w:r>
+    </w:p>
+    <w:p>
+      <w:pPr>
+        <w:spacing w:line="336" w:lineRule="auto" w:after="180"/>
+        <w:shd w:fill="F1F6FC"/>
+      </w:pPr>
+      <w:r>
+        <w:rPr>
+          <w:b w:val="0"/>
+        </w:rPr>
         <w:t>MYSTERY</w:t>
       </w:r>
     </w:p>
     <w:p>
-      <w:r>
-        <w:t>The learners must use bias and representation to solve a problem. What information do they have? What decision or calculation do they make? What would count as evidence that it worked?</w:t>
-      </w:r>
-    </w:p>
-    <w:p>
-      <w:r>
-        <w:t>Three observations (what you can point to):</w:t>
+      <w:pPr>
+        <w:spacing w:line="336" w:lineRule="auto" w:after="180"/>
+        <w:shd w:fill="F5F1FB"/>
+      </w:pPr>
+      <w:r>
+        <w:rPr>
+          <w:b w:val="0"/>
+        </w:rPr>
+        <w:t xml:space="preserve">The learners must use bias and </w:t>
+      </w:r>
+      <w:r>
+        <w:rPr>
+          <w:b/>
+        </w:rPr>
+        <w:t>representation</w:t>
+      </w:r>
+      <w:r>
+        <w:rPr>
+          <w:b w:val="0"/>
+        </w:rPr>
+        <w:t xml:space="preserve"> to solve a problem. What information do they have? What decision or calculation do they make? What would count as </w:t>
+      </w:r>
+      <w:r>
+        <w:rPr>
+          <w:b/>
+        </w:rPr>
+        <w:t>evidence</w:t>
+      </w:r>
+      <w:r>
+        <w:rPr>
+          <w:b w:val="0"/>
+        </w:rPr>
+        <w:t xml:space="preserve"> that it worked?</w:t>
+      </w:r>
+    </w:p>
+    <w:p>
+      <w:pPr>
+        <w:spacing w:line="336" w:lineRule="auto" w:after="180"/>
+      </w:pPr>
+      <w:r>
+        <w:rPr>
+          <w:b w:val="0"/>
+        </w:rPr>
+        <w:t xml:space="preserve">Three </w:t>
+      </w:r>
+      <w:r>
+        <w:rPr>
+          <w:b/>
+        </w:rPr>
+        <w:t>observation</w:t>
+      </w:r>
+      <w:r>
+        <w:rPr>
+          <w:b w:val="0"/>
+        </w:rPr>
+        <w:t>s (what you can point to):</w:t>
       </w:r>
     </w:p>
     <w:p>
@@ -325,8 +609,26 @@
       </w:r>
     </w:p>
     <w:p>
-      <w:r>
-        <w:t>My prediction and the clue supporting it:</w:t>
+      <w:pPr>
+        <w:spacing w:line="336" w:lineRule="auto" w:after="180"/>
+      </w:pPr>
+      <w:r>
+        <w:rPr>
+          <w:b w:val="0"/>
+        </w:rPr>
+        <w:t xml:space="preserve">My </w:t>
+      </w:r>
+      <w:r>
+        <w:rPr>
+          <w:b/>
+        </w:rPr>
+        <w:t>prediction</w:t>
+      </w:r>
+      <w:r>
+        <w:rPr>
+          <w:b w:val="0"/>
+        </w:rPr>
+        <w:t xml:space="preserve"> and the clue supporting it:</w:t>
       </w:r>
     </w:p>
     <w:p>
@@ -371,13 +673,36 @@
       </w:r>
     </w:p>
     <w:p>
-      <w:r>
+      <w:pPr>
+        <w:spacing w:line="336" w:lineRule="auto" w:after="180"/>
+      </w:pPr>
+      <w:r>
+        <w:rPr>
+          <w:b w:val="0"/>
+        </w:rPr>
         <w:t>Bias evaluation tests defined outcomes across relevant conditions. Group averages can expose differences but cannot alone establish their cause or the correct remedy.</w:t>
       </w:r>
     </w:p>
     <w:p>
-      <w:r>
-        <w:t>Begin by writing the question the procedure is intended to answer. Identify the information already supplied, the information it will produce and the information still missing. These are constructed classroom examples; they do not require live accounts, private records or an external service. Do not treat a plausible explanation as a measured outcome.</w:t>
+      <w:pPr>
+        <w:spacing w:line="336" w:lineRule="auto" w:after="180"/>
+      </w:pPr>
+      <w:r>
+        <w:rPr>
+          <w:b w:val="0"/>
+        </w:rPr>
+        <w:t>Begin by writing the question the procedure is intended to answer. Identify the information already supplied, the information it will produce and the information still missing.</w:t>
+      </w:r>
+    </w:p>
+    <w:p>
+      <w:pPr>
+        <w:spacing w:line="336" w:lineRule="auto" w:after="180"/>
+      </w:pPr>
+      <w:r>
+        <w:rPr>
+          <w:b w:val="0"/>
+        </w:rPr>
+        <w:t>These are constructed classroom examples; they do not require live accounts, private records or an external service. Do not treat a plausible explanation as a measured outcome.</w:t>
       </w:r>
     </w:p>
     <w:p>
@@ -390,16 +715,69 @@
     </w:p>
     <w:p>
       <w:r>
-        <w:t>VISUAL MECHANISM</w:t>
-      </w:r>
-    </w:p>
-    <w:p>
-      <w:r>
-        <w:t>Input → Process → Output</w:t>
-      </w:r>
-    </w:p>
-    <w:p>
-      <w:r>
+        <w:t>Follow the mechanism for Bias and Representation. Connect each labelled input, deciding step and result.</w:t>
+      </w:r>
+    </w:p>
+    <w:p>
+      <w:pPr>
+        <w:spacing w:line="336" w:lineRule="auto" w:after="180"/>
+      </w:pPr>
+      <w:r>
+        <w:rPr>
+          <w:b/>
+        </w:rPr>
+        <w:t xml:space="preserve">VISUAL </w:t>
+      </w:r>
+      <w:r>
+        <w:rPr>
+          <w:b/>
+        </w:rPr>
+        <w:t>MECHANISM</w:t>
+      </w:r>
+    </w:p>
+    <w:p>
+      <w:pPr>
+        <w:spacing w:line="336" w:lineRule="auto" w:after="180"/>
+      </w:pPr>
+      <w:r>
+        <w:rPr>
+          <w:b/>
+        </w:rPr>
+        <w:t>Input</w:t>
+      </w:r>
+      <w:r>
+        <w:rPr>
+          <w:b w:val="0"/>
+        </w:rPr>
+        <w:t xml:space="preserve"> → </w:t>
+      </w:r>
+      <w:r>
+        <w:rPr>
+          <w:b/>
+        </w:rPr>
+        <w:t>Process</w:t>
+      </w:r>
+      <w:r>
+        <w:rPr>
+          <w:b w:val="0"/>
+        </w:rPr>
+        <w:t xml:space="preserve"> → </w:t>
+      </w:r>
+      <w:r>
+        <w:rPr>
+          <w:b/>
+        </w:rPr>
+        <w:t>Output</w:t>
+      </w:r>
+    </w:p>
+    <w:p>
+      <w:pPr>
+        <w:spacing w:line="336" w:lineRule="auto" w:after="180"/>
+      </w:pPr>
+      <w:r>
+        <w:rPr>
+          <w:b w:val="0"/>
+        </w:rPr>
         <w:t>Trace the information. At each stage, ask what changed and how you could test it.</w:t>
       </w:r>
     </w:p>
@@ -440,7 +818,13 @@
       </w:r>
     </w:p>
     <w:p>
-      <w:r>
+      <w:pPr>
+        <w:spacing w:line="336" w:lineRule="auto" w:after="180"/>
+      </w:pPr>
+      <w:r>
+        <w:rPr>
+          <w:b w:val="0"/>
+        </w:rPr>
         <w:t>↓</w:t>
       </w:r>
     </w:p>
@@ -481,7 +865,13 @@
       </w:r>
     </w:p>
     <w:p>
-      <w:r>
+      <w:pPr>
+        <w:spacing w:line="336" w:lineRule="auto" w:after="180"/>
+      </w:pPr>
+      <w:r>
+        <w:rPr>
+          <w:b w:val="0"/>
+        </w:rPr>
         <w:t>↓</w:t>
       </w:r>
     </w:p>
@@ -522,7 +912,13 @@
       </w:r>
     </w:p>
     <w:p>
-      <w:r>
+      <w:pPr>
+        <w:spacing w:line="336" w:lineRule="auto" w:after="180"/>
+      </w:pPr>
+      <w:r>
+        <w:rPr>
+          <w:b w:val="0"/>
+        </w:rPr>
         <w:t>Which stage could fail even when the other two are correct? Explain:</w:t>
       </w:r>
     </w:p>
@@ -568,7 +964,13 @@
       </w:r>
     </w:p>
     <w:p>
-      <w:r>
+      <w:pPr>
+        <w:spacing w:line="336" w:lineRule="auto" w:after="180"/>
+      </w:pPr>
+      <w:r>
+        <w:rPr>
+          <w:b w:val="0"/>
+        </w:rPr>
         <w:t>Define the task, relevant groups, labels and denominators before comparing. Use fictional, non-identifying records. Evaluate quality and fallback outcomes separately; preserve sample sizes and unresolved explanations.</w:t>
       </w:r>
     </w:p>
@@ -665,8 +1067,49 @@
       </w:r>
     </w:p>
     <w:p>
-      <w:r>
-        <w:t>Before applying the procedure, write its units, denominator or decision boundary where relevant. A partner should be able to repeat each step using the same inputs. If a required input is absent or violates the stated contract, record that condition explicitly instead of quietly replacing it with a convenient value.</w:t>
+      <w:pPr>
+        <w:spacing w:line="336" w:lineRule="auto" w:after="180"/>
+      </w:pPr>
+      <w:r>
+        <w:rPr>
+          <w:b w:val="0"/>
+        </w:rPr>
+        <w:t xml:space="preserve">Before applying the procedure, write its units, denominator or decision boundary where relevant. A partner should be able to repeat each step using the same </w:t>
+      </w:r>
+      <w:r>
+        <w:rPr>
+          <w:b/>
+        </w:rPr>
+        <w:t>input</w:t>
+      </w:r>
+      <w:r>
+        <w:rPr>
+          <w:b w:val="0"/>
+        </w:rPr>
+        <w:t>s.</w:t>
+      </w:r>
+    </w:p>
+    <w:p>
+      <w:pPr>
+        <w:spacing w:line="336" w:lineRule="auto" w:after="180"/>
+      </w:pPr>
+      <w:r>
+        <w:rPr>
+          <w:b w:val="0"/>
+        </w:rPr>
+        <w:t xml:space="preserve">If a required </w:t>
+      </w:r>
+      <w:r>
+        <w:rPr>
+          <w:b/>
+        </w:rPr>
+        <w:t>input</w:t>
+      </w:r>
+      <w:r>
+        <w:rPr>
+          <w:b w:val="0"/>
+        </w:rPr>
+        <w:t xml:space="preserve"> is absent or violates the stated contract, record that condition explicitly instead of quietly replacing it with a convenient value.</w:t>
       </w:r>
     </w:p>
     <w:p>
@@ -678,8 +1121,26 @@
       </w:r>
     </w:p>
     <w:p>
-      <w:r>
-        <w:t>Point to the input, the deciding step and the result in this week’s visual. Explain the same step in ordinary words. A picture helps when you can say what each part represents.</w:t>
+      <w:pPr>
+        <w:spacing w:line="336" w:lineRule="auto" w:after="180"/>
+      </w:pPr>
+      <w:r>
+        <w:rPr>
+          <w:b w:val="0"/>
+        </w:rPr>
+        <w:t xml:space="preserve">Point to the </w:t>
+      </w:r>
+      <w:r>
+        <w:rPr>
+          <w:b/>
+        </w:rPr>
+        <w:t>input</w:t>
+      </w:r>
+      <w:r>
+        <w:rPr>
+          <w:b w:val="0"/>
+        </w:rPr>
+        <w:t>, the deciding step and the result in this week’s visual. Explain the same step in ordinary words. A picture helps when you can say what each part represents.</w:t>
       </w:r>
     </w:p>
     <w:p>
@@ -692,16 +1153,54 @@
     </w:p>
     <w:p>
       <w:r>
+        <w:t>Compare the supplied cases for Bias and Representation. Identify the detail that changes the conclusion.</w:t>
+      </w:r>
+    </w:p>
+    <w:p>
+      <w:pPr>
+        <w:pStyle w:val="Heading3"/>
+      </w:pPr>
+      <w:r>
+        <w:t>The case to investigate</w:t>
+      </w:r>
+    </w:p>
+    <w:p>
+      <w:pPr>
+        <w:spacing w:line="336" w:lineRule="auto" w:after="180"/>
+        <w:shd w:fill="F1F6FC"/>
+      </w:pPr>
+      <w:r>
+        <w:rPr>
+          <w:b w:val="0"/>
+        </w:rPr>
         <w:t>CASE GALLERY</w:t>
       </w:r>
     </w:p>
     <w:p>
-      <w:r>
-        <w:t>Four Tests, Four Kinds of Evidence</w:t>
-      </w:r>
-    </w:p>
-    <w:p>
-      <w:r>
+      <w:pPr>
+        <w:spacing w:line="336" w:lineRule="auto" w:after="180"/>
+      </w:pPr>
+      <w:r>
+        <w:rPr>
+          <w:b w:val="0"/>
+        </w:rPr>
+        <w:t xml:space="preserve">Four Tests, Four Kinds of </w:t>
+      </w:r>
+      <w:r>
+        <w:rPr>
+          <w:b/>
+        </w:rPr>
+        <w:t>Evidence</w:t>
+      </w:r>
+    </w:p>
+    <w:p>
+      <w:pPr>
+        <w:spacing w:line="336" w:lineRule="auto" w:after="180"/>
+      </w:pPr>
+      <w:r>
+        <w:rPr>
+          <w:b w:val="0"/>
+        </w:rPr>
         <w:t>A system is not understood until it survives more than one comfortable example.</w:t>
       </w:r>
     </w:p>
@@ -778,8 +1277,47 @@
       </w:r>
     </w:p>
     <w:p>
-      <w:r>
-        <w:t>NORMAL CASE: predict and name evidence.     BOUNDARY CASE: predict and name evidence.</w:t>
+      <w:pPr>
+        <w:pStyle w:val="Heading3"/>
+      </w:pPr>
+      <w:r>
+        <w:t>The normal case</w:t>
+      </w:r>
+    </w:p>
+    <w:p>
+      <w:pPr>
+        <w:spacing w:line="336" w:lineRule="auto" w:after="180"/>
+        <w:shd w:fill="F1F6FC"/>
+      </w:pPr>
+      <w:r>
+        <w:rPr>
+          <w:b w:val="0"/>
+        </w:rPr>
+        <w:t xml:space="preserve">NORMAL CASE: predict and name </w:t>
+      </w:r>
+      <w:r>
+        <w:rPr>
+          <w:b/>
+        </w:rPr>
+        <w:t>evidence</w:t>
+      </w:r>
+      <w:r>
+        <w:rPr>
+          <w:b w:val="0"/>
+        </w:rPr>
+        <w:t xml:space="preserve">.     BOUNDARY CASE: predict and name </w:t>
+      </w:r>
+      <w:r>
+        <w:rPr>
+          <w:b/>
+        </w:rPr>
+        <w:t>evidence</w:t>
+      </w:r>
+      <w:r>
+        <w:rPr>
+          <w:b w:val="0"/>
+        </w:rPr>
+        <w:t>.</w:t>
       </w:r>
     </w:p>
     <w:p>
@@ -855,12 +1393,58 @@
       </w:r>
     </w:p>
     <w:p>
-      <w:r>
-        <w:t>MISSING INFORMATION: predict and name evidence.     TRANSFER CASE: predict and name evidence.</w:t>
-      </w:r>
-    </w:p>
-    <w:p>
-      <w:r>
+      <w:pPr>
+        <w:pStyle w:val="Heading3"/>
+      </w:pPr>
+      <w:r>
+        <w:t>Check missing information</w:t>
+      </w:r>
+    </w:p>
+    <w:p>
+      <w:pPr>
+        <w:spacing w:line="336" w:lineRule="auto" w:after="180"/>
+        <w:shd w:fill="FFF5E6"/>
+      </w:pPr>
+      <w:r>
+        <w:rPr>
+          <w:b w:val="0"/>
+        </w:rPr>
+        <w:t xml:space="preserve">MISSING INFORMATION: predict and name </w:t>
+      </w:r>
+      <w:r>
+        <w:rPr>
+          <w:b/>
+        </w:rPr>
+        <w:t>evidence</w:t>
+      </w:r>
+      <w:r>
+        <w:rPr>
+          <w:b w:val="0"/>
+        </w:rPr>
+        <w:t xml:space="preserve">.     TRANSFER CASE: predict and name </w:t>
+      </w:r>
+      <w:r>
+        <w:rPr>
+          <w:b/>
+        </w:rPr>
+        <w:t>evidence</w:t>
+      </w:r>
+      <w:r>
+        <w:rPr>
+          <w:b w:val="0"/>
+        </w:rPr>
+        <w:t>.</w:t>
+      </w:r>
+    </w:p>
+    <w:p>
+      <w:pPr>
+        <w:spacing w:line="336" w:lineRule="auto" w:after="180"/>
+        <w:shd w:fill="F5F1FB"/>
+      </w:pPr>
+      <w:r>
+        <w:rPr>
+          <w:b w:val="0"/>
+        </w:rPr>
         <w:t>Which case is most likely to reveal a hidden assumption? Why?</w:t>
       </w:r>
     </w:p>
@@ -906,17 +1490,68 @@
       </w:r>
     </w:p>
     <w:p>
-      <w:r>
+      <w:pPr>
+        <w:pStyle w:val="Heading3"/>
+      </w:pPr>
+      <w:r>
+        <w:t>Change one thing</w:t>
+      </w:r>
+    </w:p>
+    <w:p>
+      <w:pPr>
+        <w:spacing w:line="336" w:lineRule="auto" w:after="180"/>
+        <w:shd w:fill="F5F1FB"/>
+      </w:pPr>
+      <w:r>
+        <w:rPr>
+          <w:b w:val="0"/>
+        </w:rPr>
         <w:t>Change: Pine instead has 6 supported answers out of 12.</w:t>
       </w:r>
     </w:p>
     <w:p>
-      <w:r>
-        <w:t>Prediction: Pine is 50%, which is 25 percentage points below Birch.</w:t>
-      </w:r>
-    </w:p>
-    <w:p>
-      <w:r>
+      <w:pPr>
+        <w:pStyle w:val="Heading3"/>
+      </w:pPr>
+      <w:r>
+        <w:t>Predicted result</w:t>
+      </w:r>
+    </w:p>
+    <w:p>
+      <w:pPr>
+        <w:spacing w:line="336" w:lineRule="auto" w:after="180"/>
+        <w:shd w:fill="F1F6FC"/>
+      </w:pPr>
+      <w:r>
+        <w:rPr>
+          <w:b/>
+        </w:rPr>
+        <w:t>Prediction</w:t>
+      </w:r>
+      <w:r>
+        <w:rPr>
+          <w:b w:val="0"/>
+        </w:rPr>
+        <w:t>: Pine is 50%, which is 25 percentage points below Birch.</w:t>
+      </w:r>
+    </w:p>
+    <w:p>
+      <w:pPr>
+        <w:pStyle w:val="Heading3"/>
+      </w:pPr>
+      <w:r>
+        <w:t>Why the result follows</w:t>
+      </w:r>
+    </w:p>
+    <w:p>
+      <w:pPr>
+        <w:spacing w:line="336" w:lineRule="auto" w:after="180"/>
+        <w:shd w:fill="F1F6FC"/>
+      </w:pPr>
+      <w:r>
+        <w:rPr>
+          <w:b w:val="0"/>
+        </w:rPr>
         <w:t>Reason: Equal correct counts do not imply equal rates when denominators differ.</w:t>
       </w:r>
     </w:p>
@@ -930,16 +1565,39 @@
     </w:p>
     <w:p>
       <w:r>
+        <w:t>Use the vocabulary of Bias and Representation to explain a concrete decision, rather than only memorising definitions.</w:t>
+      </w:r>
+    </w:p>
+    <w:p>
+      <w:pPr>
+        <w:spacing w:line="336" w:lineRule="auto" w:after="180"/>
+      </w:pPr>
+      <w:r>
+        <w:rPr>
+          <w:b/>
+        </w:rPr>
         <w:t>VOCABULARY LAB</w:t>
       </w:r>
     </w:p>
     <w:p>
-      <w:r>
+      <w:pPr>
+        <w:spacing w:line="336" w:lineRule="auto" w:after="180"/>
+      </w:pPr>
+      <w:r>
+        <w:rPr>
+          <w:b w:val="0"/>
+        </w:rPr>
         <w:t>Words You Can Use to Reason</w:t>
       </w:r>
     </w:p>
     <w:p>
-      <w:r>
+      <w:pPr>
+        <w:spacing w:line="336" w:lineRule="auto" w:after="180"/>
+      </w:pPr>
+      <w:r>
+        <w:rPr>
+          <w:b w:val="0"/>
+        </w:rPr>
         <w:t>A definition matters when you can recognize the idea, use it, and contrast it with a near-miss.</w:t>
       </w:r>
     </w:p>
@@ -1374,17 +2032,58 @@
     </w:p>
     <w:p>
       <w:r>
-        <w:t>WORKED EVIDENCE</w:t>
-      </w:r>
-    </w:p>
-    <w:p>
-      <w:r>
+        <w:t>Follow the worked trace for Bias and Representation, predict a step, then compare with its explanation.</w:t>
+      </w:r>
+    </w:p>
+    <w:p>
+      <w:pPr>
+        <w:spacing w:line="336" w:lineRule="auto" w:after="180"/>
+      </w:pPr>
+      <w:r>
+        <w:rPr>
+          <w:b/>
+        </w:rPr>
+        <w:t xml:space="preserve">WORKED </w:t>
+      </w:r>
+      <w:r>
+        <w:rPr>
+          <w:b/>
+        </w:rPr>
+        <w:t>EVIDENCE</w:t>
+      </w:r>
+    </w:p>
+    <w:p>
+      <w:pPr>
+        <w:spacing w:line="336" w:lineRule="auto" w:after="180"/>
+      </w:pPr>
+      <w:r>
+        <w:rPr>
+          <w:b w:val="0"/>
+        </w:rPr>
         <w:t>Reason Step by Step</w:t>
       </w:r>
     </w:p>
     <w:p>
-      <w:r>
-        <w:t>Predict first. Then check each step. A correct answer without visible reasoning is incomplete evidence.</w:t>
+      <w:pPr>
+        <w:spacing w:line="336" w:lineRule="auto" w:after="180"/>
+      </w:pPr>
+      <w:r>
+        <w:rPr>
+          <w:b w:val="0"/>
+        </w:rPr>
+        <w:t xml:space="preserve">Predict first. Then check each step. A correct answer without visible reasoning is incomplete </w:t>
+      </w:r>
+      <w:r>
+        <w:rPr>
+          <w:b/>
+        </w:rPr>
+        <w:t>evidence</w:t>
+      </w:r>
+      <w:r>
+        <w:rPr>
+          <w:b w:val="0"/>
+        </w:rPr>
+        <w:t>.</w:t>
       </w:r>
     </w:p>
     <w:p>
@@ -1424,28 +2123,98 @@
       </w:r>
     </w:p>
     <w:p>
-      <w:r>
+      <w:pPr>
+        <w:spacing w:line="336" w:lineRule="auto" w:after="180"/>
+        <w:shd w:fill="F4F9FC"/>
+      </w:pPr>
+      <w:r>
+        <w:rPr>
+          <w:b w:val="0"/>
+        </w:rPr>
         <w:t>1. Generate comparable characters while changing one identity descriptor.</w:t>
       </w:r>
     </w:p>
     <w:p>
-      <w:r>
-        <w:t>2. Count omissions, stereotyped roles, and quality differences.</w:t>
-      </w:r>
-    </w:p>
-    <w:p>
-      <w:r>
+      <w:pPr>
+        <w:spacing w:line="336" w:lineRule="auto" w:after="180"/>
+        <w:shd w:fill="F4F9FC"/>
+      </w:pPr>
+      <w:r>
+        <w:rPr>
+          <w:b w:val="0"/>
+        </w:rPr>
+        <w:t xml:space="preserve">2. Count omissions, </w:t>
+      </w:r>
+      <w:r>
+        <w:rPr>
+          <w:b/>
+        </w:rPr>
+        <w:t>stereotype</w:t>
+      </w:r>
+      <w:r>
+        <w:rPr>
+          <w:b w:val="0"/>
+        </w:rPr>
+        <w:t>d roles, and quality differences.</w:t>
+      </w:r>
+    </w:p>
+    <w:p>
+      <w:pPr>
+        <w:spacing w:line="336" w:lineRule="auto" w:after="180"/>
+        <w:shd w:fill="F4F9FC"/>
+      </w:pPr>
+      <w:r>
+        <w:rPr>
+          <w:b w:val="0"/>
+        </w:rPr>
         <w:t>3. A balanced count does not alone prove respectful depiction.</w:t>
       </w:r>
     </w:p>
     <w:p>
-      <w:r>
-        <w:t>4. Repair prompt, data, filters, or use limits, then repeat the fixed audit.</w:t>
-      </w:r>
-    </w:p>
-    <w:p>
-      <w:r>
-        <w:t>Recalculate, retrace, or restate the reasoning in your own representation:</w:t>
+      <w:pPr>
+        <w:spacing w:line="336" w:lineRule="auto" w:after="180"/>
+        <w:shd w:fill="F4F9FC"/>
+      </w:pPr>
+      <w:r>
+        <w:rPr>
+          <w:b w:val="0"/>
+        </w:rPr>
+        <w:t xml:space="preserve">4. Repair prompt, data, filters, or use limits, then repeat the fixed </w:t>
+      </w:r>
+      <w:r>
+        <w:rPr>
+          <w:b/>
+        </w:rPr>
+        <w:t>audit</w:t>
+      </w:r>
+      <w:r>
+        <w:rPr>
+          <w:b w:val="0"/>
+        </w:rPr>
+        <w:t>.</w:t>
+      </w:r>
+    </w:p>
+    <w:p>
+      <w:pPr>
+        <w:spacing w:line="336" w:lineRule="auto" w:after="180"/>
+      </w:pPr>
+      <w:r>
+        <w:rPr>
+          <w:b w:val="0"/>
+        </w:rPr>
+        <w:t xml:space="preserve">Recalculate, retrace, or restate the reasoning in your own </w:t>
+      </w:r>
+      <w:r>
+        <w:rPr>
+          <w:b/>
+        </w:rPr>
+        <w:t>representation</w:t>
+      </w:r>
+      <w:r>
+        <w:rPr>
+          <w:b w:val="0"/>
+        </w:rPr>
+        <w:t>:</w:t>
       </w:r>
     </w:p>
     <w:p>
@@ -1482,8 +2251,27 @@
       </w:r>
     </w:p>
     <w:p>
-      <w:r>
-        <w:t>CHECK  Did the evidence answer the exact question? Did the total, path, or source record stay consistent?</w:t>
+      <w:pPr>
+        <w:spacing w:line="336" w:lineRule="auto" w:after="180"/>
+        <w:shd w:fill="F5F1FB"/>
+      </w:pPr>
+      <w:r>
+        <w:rPr>
+          <w:b w:val="0"/>
+        </w:rPr>
+        <w:t xml:space="preserve">CHECK  Did the </w:t>
+      </w:r>
+      <w:r>
+        <w:rPr>
+          <w:b/>
+        </w:rPr>
+        <w:t>evidence</w:t>
+      </w:r>
+      <w:r>
+        <w:rPr>
+          <w:b w:val="0"/>
+        </w:rPr>
+        <w:t xml:space="preserve"> answer the exact question? Did the total, path, or source record stay consistent?</w:t>
       </w:r>
     </w:p>
     <w:p>
@@ -1495,18 +2283,49 @@
       </w:r>
     </w:p>
     <w:p>
-      <w:r>
+      <w:pPr>
+        <w:spacing w:line="336" w:lineRule="auto" w:after="180"/>
+      </w:pPr>
+      <w:r>
+        <w:rPr>
+          <w:b w:val="0"/>
+        </w:rPr>
         <w:t>A grounded assistant supports 9 of 10 group-A cases and 6 of 10 group-B cases.</w:t>
       </w:r>
     </w:p>
     <w:p>
-      <w:r>
-        <w:t>Rates 90% and 60%; gap 30 percentage points. Investigate case mix, retrieval coverage and annotation rules before attributing cause.</w:t>
-      </w:r>
-    </w:p>
-    <w:p>
-      <w:r>
-        <w:t>Compare the intermediate evidence with the final statement. Explain why each number or decision follows from the stated inputs. The conclusion belongs to this scenario and procedure; changing the inputs, evaluation population or authority can change what it establishes. Retain the raw record so a later revision can be compared honestly.</w:t>
+      <w:pPr>
+        <w:spacing w:line="336" w:lineRule="auto" w:after="180"/>
+      </w:pPr>
+      <w:r>
+        <w:rPr>
+          <w:b w:val="0"/>
+        </w:rPr>
+        <w:t xml:space="preserve">Rates 90% and </w:t>
+      </w:r>
+      <w:r>
+        <w:rPr>
+          <w:b/>
+        </w:rPr>
+        <w:t>60%</w:t>
+      </w:r>
+      <w:r>
+        <w:rPr>
+          <w:b w:val="0"/>
+        </w:rPr>
+        <w:t xml:space="preserve">; gap 30 percentage points. Investigate </w:t>
+      </w:r>
+      <w:r>
+        <w:rPr>
+          <w:b/>
+        </w:rPr>
+        <w:t>case mix</w:t>
+      </w:r>
+      <w:r>
+        <w:rPr>
+          <w:b w:val="0"/>
+        </w:rPr>
+        <w:t>, retrieval coverage and annotation rules before attributing cause.</w:t>
       </w:r>
     </w:p>
     <w:p>
@@ -1514,11 +2333,85 @@
         <w:pStyle w:val="Heading3"/>
       </w:pPr>
       <w:r>
+        <w:t>Worked explanation · Bias and Representation</w:t>
+      </w:r>
+    </w:p>
+    <w:p>
+      <w:pPr>
+        <w:spacing w:line="336" w:lineRule="auto" w:after="180"/>
+        <w:shd w:fill="F1F6FC"/>
+      </w:pPr>
+      <w:r>
+        <w:rPr>
+          <w:b w:val="0"/>
+        </w:rPr>
+        <w:t xml:space="preserve">Compare the intermediate </w:t>
+      </w:r>
+      <w:r>
+        <w:rPr>
+          <w:b/>
+        </w:rPr>
+        <w:t>evidence</w:t>
+      </w:r>
+      <w:r>
+        <w:rPr>
+          <w:b w:val="0"/>
+        </w:rPr>
+        <w:t xml:space="preserve"> with the final statement. Explain why each number or decision follows from the stated </w:t>
+      </w:r>
+      <w:r>
+        <w:rPr>
+          <w:b/>
+        </w:rPr>
+        <w:t>input</w:t>
+      </w:r>
+      <w:r>
+        <w:rPr>
+          <w:b w:val="0"/>
+        </w:rPr>
+        <w:t>s.</w:t>
+      </w:r>
+    </w:p>
+    <w:p>
+      <w:pPr>
+        <w:spacing w:line="336" w:lineRule="auto" w:after="180"/>
+        <w:shd w:fill="F1F6FC"/>
+      </w:pPr>
+      <w:r>
+        <w:rPr>
+          <w:b w:val="0"/>
+        </w:rPr>
+        <w:t xml:space="preserve">The conclusion belongs to this scenario and procedure; changing the </w:t>
+      </w:r>
+      <w:r>
+        <w:rPr>
+          <w:b/>
+        </w:rPr>
+        <w:t>input</w:t>
+      </w:r>
+      <w:r>
+        <w:rPr>
+          <w:b w:val="0"/>
+        </w:rPr>
+        <w:t>s, evaluation population or authority can change what it establishes. Retain the raw record so a later revision can be compared honestly.</w:t>
+      </w:r>
+    </w:p>
+    <w:p>
+      <w:pPr>
+        <w:pStyle w:val="Heading3"/>
+      </w:pPr>
+      <w:r>
         <w:t>Learn from the worked case</w:t>
       </w:r>
     </w:p>
     <w:p>
-      <w:r>
+      <w:pPr>
+        <w:spacing w:line="336" w:lineRule="auto" w:after="180"/>
+      </w:pPr>
+      <w:r>
+        <w:rPr>
+          <w:b w:val="0"/>
+        </w:rPr>
         <w:t>Cover the result before checking it. Say what is given, choose the procedure, and follow one step at a time. Then uncover the result and explain your first mismatch. Ask why a step is allowed, not only what number it produces.</w:t>
       </w:r>
     </w:p>
@@ -1531,7 +2424,13 @@
       </w:r>
     </w:p>
     <w:p>
-      <w:r>
+      <w:pPr>
+        <w:spacing w:line="336" w:lineRule="auto" w:after="180"/>
+      </w:pPr>
+      <w:r>
+        <w:rPr>
+          <w:b w:val="0"/>
+        </w:rPr>
         <w:t>Compare study-answer support rates when groups have different numbers of questions.</w:t>
       </w:r>
     </w:p>
@@ -1544,13 +2443,55 @@
       </w:r>
     </w:p>
     <w:p>
-      <w:r>
+      <w:pPr>
+        <w:pStyle w:val="Heading3"/>
+      </w:pPr>
+      <w:r>
+        <w:t>Supplied facts</w:t>
+      </w:r>
+    </w:p>
+    <w:p>
+      <w:pPr>
+        <w:spacing w:line="336" w:lineRule="auto" w:after="180"/>
+        <w:shd w:fill="F1F6FC"/>
+      </w:pPr>
+      <w:r>
+        <w:rPr>
+          <w:b w:val="0"/>
+        </w:rPr>
         <w:t>Group Birch has 6 supported answers in 8 cases; group Pine has 9 supported answers in 12 cases. Both groups use the same support rubric.</w:t>
       </w:r>
     </w:p>
     <w:p>
-      <w:r>
-        <w:t>All inputs and outcomes in this worked example are invented classroom data; no real model run is claimed.</w:t>
+      <w:pPr>
+        <w:pStyle w:val="Heading3"/>
+      </w:pPr>
+      <w:r>
+        <w:t>Supplied facts</w:t>
+      </w:r>
+    </w:p>
+    <w:p>
+      <w:pPr>
+        <w:spacing w:line="336" w:lineRule="auto" w:after="180"/>
+        <w:shd w:fill="F1F6FC"/>
+      </w:pPr>
+      <w:r>
+        <w:rPr>
+          <w:b w:val="0"/>
+        </w:rPr>
+        <w:t xml:space="preserve">All </w:t>
+      </w:r>
+      <w:r>
+        <w:rPr>
+          <w:b/>
+        </w:rPr>
+        <w:t>input</w:t>
+      </w:r>
+      <w:r>
+        <w:rPr>
+          <w:b w:val="0"/>
+        </w:rPr>
+        <w:t>s and outcomes in this worked example are invented classroom data; no real model run is claimed.</w:t>
       </w:r>
     </w:p>
     <w:p>
@@ -1713,30 +2654,126 @@
       </w:r>
     </w:p>
     <w:p>
-      <w:r>
-        <w:t>Read the picture in order. Check the two Birch and three Pine failures before deciding what revision each needs. The arrows show which recorded input or intermediate result each decision uses. Explain the deciding step aloud before checking the changed case; pointing to the final answer alone does not show how it follows.</w:t>
-      </w:r>
-    </w:p>
-    <w:p>
       <w:pPr>
         <w:pStyle w:val="Heading3"/>
       </w:pPr>
       <w:r>
+        <w:t>Why the result follows</w:t>
+      </w:r>
+    </w:p>
+    <w:p>
+      <w:pPr>
+        <w:spacing w:line="336" w:lineRule="auto" w:after="180"/>
+        <w:shd w:fill="F1F6FC"/>
+      </w:pPr>
+      <w:r>
+        <w:rPr>
+          <w:b w:val="0"/>
+        </w:rPr>
+        <w:t xml:space="preserve">Read the picture in order. Check the two Birch and three Pine failures before deciding what revision each needs. The arrows show which recorded </w:t>
+      </w:r>
+      <w:r>
+        <w:rPr>
+          <w:b/>
+        </w:rPr>
+        <w:t>input</w:t>
+      </w:r>
+      <w:r>
+        <w:rPr>
+          <w:b w:val="0"/>
+        </w:rPr>
+        <w:t xml:space="preserve"> or intermediate result each decision uses.</w:t>
+      </w:r>
+    </w:p>
+    <w:p>
+      <w:pPr>
+        <w:spacing w:line="336" w:lineRule="auto" w:after="180"/>
+        <w:shd w:fill="F1F6FC"/>
+      </w:pPr>
+      <w:r>
+        <w:rPr>
+          <w:b w:val="0"/>
+        </w:rPr>
+        <w:t>Explain the deciding step aloud before checking the changed case; pointing to the final answer alone does not show how it follows.</w:t>
+      </w:r>
+    </w:p>
+    <w:p>
+      <w:pPr>
+        <w:pStyle w:val="Heading3"/>
+      </w:pPr>
+      <w:r>
         <w:t>What this example does not establish</w:t>
       </w:r>
     </w:p>
     <w:p>
-      <w:r>
+      <w:pPr>
+        <w:pStyle w:val="Heading3"/>
+      </w:pPr>
+      <w:r>
+        <w:t>Keep the stated limit</w:t>
+      </w:r>
+    </w:p>
+    <w:p>
+      <w:pPr>
+        <w:spacing w:line="336" w:lineRule="auto" w:after="180"/>
+        <w:shd w:fill="FFF5E6"/>
+      </w:pPr>
+      <w:r>
+        <w:rPr>
+          <w:b w:val="0"/>
+        </w:rPr>
         <w:t>These groups are fictional; small samples and unmatched question difficulty limit conclusions about fairness.</w:t>
       </w:r>
     </w:p>
     <w:p>
-      <w:r>
-        <w:t>Read the labelled picture: Explain why comparing six correct answers in each group would mislead. Point to the relevant step in the picture, then write the changed result and the rule or evidence that supports it.</w:t>
-      </w:r>
-    </w:p>
-    <w:p>
-      <w:r>
+      <w:pPr>
+        <w:pStyle w:val="Heading3"/>
+      </w:pPr>
+      <w:r>
+        <w:t>Keep the stated limit</w:t>
+      </w:r>
+    </w:p>
+    <w:p>
+      <w:pPr>
+        <w:spacing w:line="336" w:lineRule="auto" w:after="180"/>
+        <w:shd w:fill="FFF5E6"/>
+      </w:pPr>
+      <w:r>
+        <w:rPr>
+          <w:b w:val="0"/>
+        </w:rPr>
+        <w:t xml:space="preserve">Read the labelled picture: Explain why comparing six correct answers in each group would mislead. Point to the relevant step in the picture, then write the changed result and the rule or </w:t>
+      </w:r>
+      <w:r>
+        <w:rPr>
+          <w:b/>
+        </w:rPr>
+        <w:t>evidence</w:t>
+      </w:r>
+      <w:r>
+        <w:rPr>
+          <w:b w:val="0"/>
+        </w:rPr>
+        <w:t xml:space="preserve"> that supports it.</w:t>
+      </w:r>
+    </w:p>
+    <w:p>
+      <w:pPr>
+        <w:pStyle w:val="Heading3"/>
+      </w:pPr>
+      <w:r>
+        <w:t>Keep the stated limit</w:t>
+      </w:r>
+    </w:p>
+    <w:p>
+      <w:pPr>
+        <w:spacing w:line="336" w:lineRule="auto" w:after="180"/>
+        <w:shd w:fill="FFF5E6"/>
+      </w:pPr>
+      <w:r>
+        <w:rPr>
+          <w:b w:val="0"/>
+        </w:rPr>
         <w:t>Change one thing: Pine instead has 6 supported answers out of 12. Predict the result before checking the explanation. What remains the same?</w:t>
       </w:r>
     </w:p>
@@ -1750,17 +2787,61 @@
     </w:p>
     <w:p>
       <w:r>
+        <w:t>Find the unsupported step in the Bias and Representation claim and explain a repair using the supplied evidence.</w:t>
+      </w:r>
+    </w:p>
+    <w:p>
+      <w:pPr>
+        <w:pStyle w:val="Heading3"/>
+      </w:pPr>
+      <w:r>
+        <w:t>Find the first error</w:t>
+      </w:r>
+    </w:p>
+    <w:p>
+      <w:pPr>
+        <w:spacing w:line="336" w:lineRule="auto" w:after="180"/>
+        <w:shd w:fill="FFF5E6"/>
+      </w:pPr>
+      <w:r>
+        <w:rPr>
+          <w:b w:val="0"/>
+        </w:rPr>
         <w:t>ERROR DETECTIVE</w:t>
       </w:r>
     </w:p>
     <w:p>
-      <w:r>
+      <w:pPr>
+        <w:spacing w:line="336" w:lineRule="auto" w:after="180"/>
+      </w:pPr>
+      <w:r>
+        <w:rPr>
+          <w:b w:val="0"/>
+        </w:rPr>
         <w:t>Compare → Diagnose → Repair</w:t>
       </w:r>
     </w:p>
     <w:p>
-      <w:r>
-        <w:t>Do not patch the answer. Find the earliest unsupported assumption, wrong step, or weak evidence.</w:t>
+      <w:pPr>
+        <w:spacing w:line="336" w:lineRule="auto" w:after="180"/>
+      </w:pPr>
+      <w:r>
+        <w:rPr>
+          <w:b w:val="0"/>
+        </w:rPr>
+        <w:t xml:space="preserve">Do not patch the answer. Find the earliest unsupported assumption, wrong step, or weak </w:t>
+      </w:r>
+      <w:r>
+        <w:rPr>
+          <w:b/>
+        </w:rPr>
+        <w:t>evidence</w:t>
+      </w:r>
+      <w:r>
+        <w:rPr>
+          <w:b w:val="0"/>
+        </w:rPr>
+        <w:t>.</w:t>
       </w:r>
     </w:p>
     <w:p>
@@ -2010,7 +3091,14 @@
       </w:tr>
     </w:tbl>
     <w:p>
-      <w:r>
+      <w:pPr>
+        <w:spacing w:line="336" w:lineRule="auto" w:after="180"/>
+        <w:shd w:fill="F5F1FB"/>
+      </w:pPr>
+      <w:r>
+        <w:rPr>
+          <w:b w:val="0"/>
+        </w:rPr>
         <w:t>Repair one cause. Why is this repair better than changing several things?</w:t>
       </w:r>
     </w:p>
@@ -2056,15 +3144,42 @@
       </w:r>
     </w:p>
     <w:p>
-      <w:r>
-        <w:t>Complete the supported workbook tasks before attempting W4 independently. Record any hints or help used. After feedback, use the teacher's fresh retry rather than copying the earlier answer. For a project, select a relevant new case, predict the outcome from the declared rule and preserve the result alongside any revision.</w:t>
-      </w:r>
-    </w:p>
-    <w:p>
       <w:pPr>
         <w:pStyle w:val="Heading3"/>
       </w:pPr>
       <w:r>
+        <w:t>Check the claim against the facts</w:t>
+      </w:r>
+    </w:p>
+    <w:p>
+      <w:pPr>
+        <w:spacing w:line="336" w:lineRule="auto" w:after="180"/>
+        <w:shd w:fill="FFF5E6"/>
+      </w:pPr>
+      <w:r>
+        <w:rPr>
+          <w:b w:val="0"/>
+        </w:rPr>
+        <w:t>Complete the supported workbook tasks before attempting W4 independently. Record any hints or help used. After feedback, use the teacher's fresh retry rather than copying the earlier answer.</w:t>
+      </w:r>
+    </w:p>
+    <w:p>
+      <w:pPr>
+        <w:spacing w:line="336" w:lineRule="auto" w:after="180"/>
+        <w:shd w:fill="FFF5E6"/>
+      </w:pPr>
+      <w:r>
+        <w:rPr>
+          <w:b w:val="0"/>
+        </w:rPr>
+        <w:t>For a project, select a relevant new case, predict the outcome from the declared rule and preserve the result alongside any revision.</w:t>
+      </w:r>
+    </w:p>
+    <w:p>
+      <w:pPr>
+        <w:pStyle w:val="Heading3"/>
+      </w:pPr>
+      <w:r>
         <w:t>Exit: propose one revealing change to the worked scenario. State the expected outcome and the evidence that would make you revise your explanation.</w:t>
       </w:r>
     </w:p>
@@ -2103,16 +3218,39 @@
     </w:p>
     <w:p>
       <w:r>
+        <w:t>Practise Bias and Representation with support, then explain the deciding step in your own words.</w:t>
+      </w:r>
+    </w:p>
+    <w:p>
+      <w:pPr>
+        <w:spacing w:line="336" w:lineRule="auto" w:after="180"/>
+      </w:pPr>
+      <w:r>
+        <w:rPr>
+          <w:b/>
+        </w:rPr>
         <w:t>LOGIC STUDIO</w:t>
       </w:r>
     </w:p>
     <w:p>
-      <w:r>
+      <w:pPr>
+        <w:spacing w:line="336" w:lineRule="auto" w:after="180"/>
+      </w:pPr>
+      <w:r>
+        <w:rPr>
+          <w:b w:val="0"/>
+        </w:rPr>
         <w:t>Specify Before You Run</w:t>
       </w:r>
     </w:p>
     <w:p>
-      <w:r>
+      <w:pPr>
+        <w:spacing w:line="336" w:lineRule="auto" w:after="180"/>
+      </w:pPr>
+      <w:r>
+        <w:rPr>
+          <w:b w:val="0"/>
+        </w:rPr>
         <w:t>Prompts, schemas, retrieval, tool calls, and code are inspectable parts of one AI product.</w:t>
       </w:r>
     </w:p>
@@ -2153,8 +3291,26 @@
       </w:r>
     </w:p>
     <w:p>
-      <w:r>
-        <w:t>SET task, audience, constraints, output_schema</w:t>
+      <w:pPr>
+        <w:spacing w:line="336" w:lineRule="auto" w:after="180"/>
+      </w:pPr>
+      <w:r>
+        <w:rPr>
+          <w:b w:val="0"/>
+        </w:rPr>
+        <w:t xml:space="preserve">SET task, audience, constraints, </w:t>
+      </w:r>
+      <w:r>
+        <w:rPr>
+          <w:b/>
+        </w:rPr>
+        <w:t>output</w:t>
+      </w:r>
+      <w:r>
+        <w:rPr>
+          <w:b w:val="0"/>
+        </w:rPr>
+        <w:t>_schema</w:t>
         <w:br/>
         <w:t>LOAD approved_context or retrieval_result</w:t>
         <w:br/>
@@ -2162,14 +3318,57 @@
         <w:br/>
         <w:t>VALIDATE fields, claims, citations, and safety</w:t>
         <w:br/>
-        <w:t>IF evidence missing: ask, retrieve, or abstain</w:t>
+        <w:t xml:space="preserve">IF </w:t>
+      </w:r>
+      <w:r>
+        <w:rPr>
+          <w:b/>
+        </w:rPr>
+        <w:t>evidence</w:t>
+      </w:r>
+      <w:r>
+        <w:rPr>
+          <w:b w:val="0"/>
+        </w:rPr>
+        <w:t xml:space="preserve"> missing: ask, retrieve, or abstain</w:t>
         <w:br/>
-        <w:t>RETURN useful output + source trail + limitations</w:t>
-      </w:r>
-    </w:p>
-    <w:p>
-      <w:r>
-        <w:t>Trace one input. Which line changes the state or chooses a path?</w:t>
+        <w:t xml:space="preserve">RETURN useful </w:t>
+      </w:r>
+      <w:r>
+        <w:rPr>
+          <w:b/>
+        </w:rPr>
+        <w:t>output</w:t>
+      </w:r>
+      <w:r>
+        <w:rPr>
+          <w:b w:val="0"/>
+        </w:rPr>
+        <w:t xml:space="preserve"> + source trail + limitations</w:t>
+      </w:r>
+    </w:p>
+    <w:p>
+      <w:pPr>
+        <w:spacing w:line="336" w:lineRule="auto" w:after="180"/>
+        <w:shd w:fill="F5F1FB"/>
+      </w:pPr>
+      <w:r>
+        <w:rPr>
+          <w:b w:val="0"/>
+        </w:rPr>
+        <w:t xml:space="preserve">Trace one </w:t>
+      </w:r>
+      <w:r>
+        <w:rPr>
+          <w:b/>
+        </w:rPr>
+        <w:t>input</w:t>
+      </w:r>
+      <w:r>
+        <w:rPr>
+          <w:b w:val="0"/>
+        </w:rPr>
+        <w:t>. Which line changes the state or chooses a path?</w:t>
       </w:r>
     </w:p>
     <w:p>
@@ -2214,13 +3413,60 @@
       </w:r>
     </w:p>
     <w:p>
-      <w:r>
-        <w:t>Group comparisons require task relevance and appropriate data governance; differences alone do not identify a causal mechanism.</w:t>
-      </w:r>
-    </w:p>
-    <w:p>
-      <w:r>
-        <w:t>A useful check asks what would make the reasoning fail. Distinguish a failure to execute the declared procedure from a weakness in the procedure itself. The first may require a correction; the second requires an explicitly revised method and new evidence. Preserve unsuccessful cases so an improved result cannot hide the original problem.</w:t>
+      <w:pPr>
+        <w:spacing w:line="336" w:lineRule="auto" w:after="180"/>
+      </w:pPr>
+      <w:r>
+        <w:rPr>
+          <w:b w:val="0"/>
+        </w:rPr>
+        <w:t xml:space="preserve">Group comparisons require task relevance and appropriate data governance; differences alone do not identify a causal </w:t>
+      </w:r>
+      <w:r>
+        <w:rPr>
+          <w:b/>
+        </w:rPr>
+        <w:t>mechanism</w:t>
+      </w:r>
+      <w:r>
+        <w:rPr>
+          <w:b w:val="0"/>
+        </w:rPr>
+        <w:t>.</w:t>
+      </w:r>
+    </w:p>
+    <w:p>
+      <w:pPr>
+        <w:spacing w:line="336" w:lineRule="auto" w:after="180"/>
+      </w:pPr>
+      <w:r>
+        <w:rPr>
+          <w:b w:val="0"/>
+        </w:rPr>
+        <w:t>A useful check asks what would make the reasoning fail. Distinguish a failure to execute the declared procedure from a weakness in the procedure itself.</w:t>
+      </w:r>
+    </w:p>
+    <w:p>
+      <w:pPr>
+        <w:spacing w:line="336" w:lineRule="auto" w:after="180"/>
+      </w:pPr>
+      <w:r>
+        <w:rPr>
+          <w:b w:val="0"/>
+        </w:rPr>
+        <w:t xml:space="preserve">The first may require a correction; the second requires an explicitly revised method and new </w:t>
+      </w:r>
+      <w:r>
+        <w:rPr>
+          <w:b/>
+        </w:rPr>
+        <w:t>evidence</w:t>
+      </w:r>
+      <w:r>
+        <w:rPr>
+          <w:b w:val="0"/>
+        </w:rPr>
+        <w:t>. Preserve unsuccessful cases so an improved result cannot hide the original problem.</w:t>
       </w:r>
     </w:p>
     <w:p>
@@ -2265,8 +3511,38 @@
       </w:r>
     </w:p>
     <w:p>
-      <w:r>
-        <w:t>Use workbook W2 for the connected example “Representation and bias evaluation”. First fill the input and rule boxes. Try the middle steps before asking for a hint. After a hint, try the next step yourself.</w:t>
+      <w:pPr>
+        <w:spacing w:line="336" w:lineRule="auto" w:after="180"/>
+      </w:pPr>
+      <w:r>
+        <w:rPr>
+          <w:b w:val="0"/>
+        </w:rPr>
+        <w:t>Use workbook W2 for the connected example “</w:t>
+      </w:r>
+      <w:r>
+        <w:rPr>
+          <w:b/>
+        </w:rPr>
+        <w:t>Representation</w:t>
+      </w:r>
+      <w:r>
+        <w:rPr>
+          <w:b w:val="0"/>
+        </w:rPr>
+        <w:t xml:space="preserve"> and bias evaluation”. First fill the </w:t>
+      </w:r>
+      <w:r>
+        <w:rPr>
+          <w:b/>
+        </w:rPr>
+        <w:t>input</w:t>
+      </w:r>
+      <w:r>
+        <w:rPr>
+          <w:b w:val="0"/>
+        </w:rPr>
+        <w:t xml:space="preserve"> and rule boxes. Try the middle steps before asking for a hint. After a hint, try the next step yourself.</w:t>
       </w:r>
     </w:p>
     <w:tbl>
@@ -2349,7 +3625,13 @@
       </w:tr>
     </w:tbl>
     <w:p>
-      <w:r>
+      <w:pPr>
+        <w:spacing w:line="336" w:lineRule="auto" w:after="180"/>
+      </w:pPr>
+      <w:r>
+        <w:rPr>
+          <w:b w:val="0"/>
+        </w:rPr>
         <w:t>Explain your trace to a partner. Your partner points to one step to check. Swap roles on the next case. Each person writes their own explanation.</w:t>
       </w:r>
     </w:p>
@@ -2362,12 +3644,47 @@
       </w:r>
     </w:p>
     <w:p>
-      <w:r>
-        <w:t>Use the worked case for Representation and bias evaluation. Proposed explanation: “The worked result establishes every future case”. Decide whether this explanation is supported. Point to the step or supplied fact that decides; explain your repair if needed.</w:t>
-      </w:r>
-    </w:p>
-    <w:p>
-      <w:r>
+      <w:pPr>
+        <w:spacing w:line="336" w:lineRule="auto" w:after="180"/>
+      </w:pPr>
+      <w:r>
+        <w:rPr>
+          <w:b w:val="0"/>
+        </w:rPr>
+        <w:t xml:space="preserve">Use the worked case for </w:t>
+      </w:r>
+      <w:r>
+        <w:rPr>
+          <w:b/>
+        </w:rPr>
+        <w:t>Representation</w:t>
+      </w:r>
+      <w:r>
+        <w:rPr>
+          <w:b w:val="0"/>
+        </w:rPr>
+        <w:t xml:space="preserve"> and bias evaluation. Proposed explanation: “The worked result establishes every future case”. Decide whether this explanation is supported.</w:t>
+      </w:r>
+    </w:p>
+    <w:p>
+      <w:pPr>
+        <w:spacing w:line="336" w:lineRule="auto" w:after="180"/>
+      </w:pPr>
+      <w:r>
+        <w:rPr>
+          <w:b w:val="0"/>
+        </w:rPr>
+        <w:t>Point to the step or supplied fact that decides; explain your repair if needed.</w:t>
+      </w:r>
+    </w:p>
+    <w:p>
+      <w:pPr>
+        <w:spacing w:line="336" w:lineRule="auto" w:after="180"/>
+      </w:pPr>
+      <w:r>
+        <w:rPr>
+          <w:b w:val="0"/>
+        </w:rPr>
         <w:t>Answer on your own before discussion. If you are unsure, say which step you need help with.</w:t>
       </w:r>
     </w:p>
@@ -2380,8 +3697,26 @@
       </w:r>
     </w:p>
     <w:p>
-      <w:r>
-        <w:t>Explain why comparing six correct answers in each group would mislead. Point to the relevant step in the picture, then write the changed result and the rule or evidence that supports it.</w:t>
+      <w:pPr>
+        <w:spacing w:line="336" w:lineRule="auto" w:after="180"/>
+      </w:pPr>
+      <w:r>
+        <w:rPr>
+          <w:b w:val="0"/>
+        </w:rPr>
+        <w:t xml:space="preserve">Explain why comparing six correct answers in each group would mislead. Point to the relevant step in the picture, then write the changed result and the rule or </w:t>
+      </w:r>
+      <w:r>
+        <w:rPr>
+          <w:b/>
+        </w:rPr>
+        <w:t>evidence</w:t>
+      </w:r>
+      <w:r>
+        <w:rPr>
+          <w:b w:val="0"/>
+        </w:rPr>
+        <w:t xml:space="preserve"> that supports it.</w:t>
       </w:r>
     </w:p>
     <w:p>
@@ -2413,7 +3748,13 @@
       </w:r>
     </w:p>
     <w:p>
-      <w:r>
+      <w:pPr>
+        <w:spacing w:line="336" w:lineRule="auto" w:after="180"/>
+      </w:pPr>
+      <w:r>
+        <w:rPr>
+          <w:b w:val="0"/>
+        </w:rPr>
         <w:t>This is supported practice. Keep the separately named independent case for an attempt before feedback.</w:t>
       </w:r>
     </w:p>
@@ -2427,16 +3768,45 @@
     </w:p>
     <w:p>
       <w:r>
-        <w:t>EVIDENCE LAB</w:t>
-      </w:r>
-    </w:p>
-    <w:p>
-      <w:r>
+        <w:t>Investigate Bias and Representation. Record the prediction, actual observation or labelled paper trace, explanation and next test separately.</w:t>
+      </w:r>
+    </w:p>
+    <w:p>
+      <w:pPr>
+        <w:spacing w:line="336" w:lineRule="auto" w:after="180"/>
+      </w:pPr>
+      <w:r>
+        <w:rPr>
+          <w:b/>
+        </w:rPr>
+        <w:t>EVIDENCE</w:t>
+      </w:r>
+      <w:r>
+        <w:rPr>
+          <w:b/>
+        </w:rPr>
+        <w:t xml:space="preserve"> LAB</w:t>
+      </w:r>
+    </w:p>
+    <w:p>
+      <w:pPr>
+        <w:spacing w:line="336" w:lineRule="auto" w:after="180"/>
+      </w:pPr>
+      <w:r>
+        <w:rPr>
+          <w:b w:val="0"/>
+        </w:rPr>
         <w:t>Predict → Test → Record → Explain</w:t>
       </w:r>
     </w:p>
     <w:p>
-      <w:r>
+      <w:pPr>
+        <w:spacing w:line="336" w:lineRule="auto" w:after="180"/>
+      </w:pPr>
+      <w:r>
+        <w:rPr>
+          <w:b w:val="0"/>
+        </w:rPr>
         <w:t>Keep expected and actual results separate. Surprises are useful data when recorded honestly.</w:t>
       </w:r>
     </w:p>
@@ -2477,8 +3847,26 @@
       </w:r>
     </w:p>
     <w:p>
-      <w:r>
-        <w:t>Create paired prompts, score quality and stereotypes, compare patterns, and propose one controlled mitigation with retest.</w:t>
+      <w:pPr>
+        <w:spacing w:line="336" w:lineRule="auto" w:after="180"/>
+      </w:pPr>
+      <w:r>
+        <w:rPr>
+          <w:b w:val="0"/>
+        </w:rPr>
+        <w:t xml:space="preserve">Create paired prompts, score quality and </w:t>
+      </w:r>
+      <w:r>
+        <w:rPr>
+          <w:b/>
+        </w:rPr>
+        <w:t>stereotype</w:t>
+      </w:r>
+      <w:r>
+        <w:rPr>
+          <w:b w:val="0"/>
+        </w:rPr>
+        <w:t>s, compare patterns, and propose one controlled mitigation with retest.</w:t>
       </w:r>
     </w:p>
     <w:tbl>
@@ -2727,7 +4115,14 @@
       </w:tr>
     </w:tbl>
     <w:p>
-      <w:r>
+      <w:pPr>
+        <w:spacing w:line="336" w:lineRule="auto" w:after="180"/>
+        <w:shd w:fill="F5F1FB"/>
+      </w:pPr>
+      <w:r>
+        <w:rPr>
+          <w:b w:val="0"/>
+        </w:rPr>
         <w:t>What did the hardest test teach you that the normal test did not?</w:t>
       </w:r>
     </w:p>
@@ -2773,7 +4168,13 @@
       </w:r>
     </w:p>
     <w:p>
-      <w:r>
+      <w:pPr>
+        <w:spacing w:line="336" w:lineRule="auto" w:after="180"/>
+      </w:pPr>
+      <w:r>
+        <w:rPr>
+          <w:b w:val="0"/>
+        </w:rPr>
         <w:t>Before trying: what do I expect, and why? While trying: which step could first go wrong? Afterwards: what did I actually observe, and what should change? Keep “not run” if you only traced the procedure.</w:t>
       </w:r>
     </w:p>
@@ -2787,17 +4188,52 @@
     </w:p>
     <w:p>
       <w:r>
+        <w:t>Move from recall to tracing, diagnosis and transfer in Bias and Representation. Explain why each step is justified.</w:t>
+      </w:r>
+    </w:p>
+    <w:p>
+      <w:pPr>
+        <w:spacing w:line="336" w:lineRule="auto" w:after="180"/>
+      </w:pPr>
+      <w:r>
+        <w:rPr>
+          <w:b/>
+        </w:rPr>
         <w:t>MASTERY</w:t>
       </w:r>
     </w:p>
     <w:p>
-      <w:r>
+      <w:pPr>
+        <w:spacing w:line="336" w:lineRule="auto" w:after="180"/>
+      </w:pPr>
+      <w:r>
+        <w:rPr>
+          <w:b w:val="0"/>
+        </w:rPr>
         <w:t>From Knowing the Word to Owning the Idea</w:t>
       </w:r>
     </w:p>
     <w:p>
-      <w:r>
-        <w:t>Move upward only when you can produce evidence without copying the worked example.</w:t>
+      <w:pPr>
+        <w:spacing w:line="336" w:lineRule="auto" w:after="180"/>
+      </w:pPr>
+      <w:r>
+        <w:rPr>
+          <w:b w:val="0"/>
+        </w:rPr>
+        <w:t xml:space="preserve">Move upward only when you can produce </w:t>
+      </w:r>
+      <w:r>
+        <w:rPr>
+          <w:b/>
+        </w:rPr>
+        <w:t>evidence</w:t>
+      </w:r>
+      <w:r>
+        <w:rPr>
+          <w:b w:val="0"/>
+        </w:rPr>
+        <w:t xml:space="preserve"> without copying the worked example.</w:t>
       </w:r>
     </w:p>
     <w:p>
@@ -2837,33 +4273,93 @@
       </w:r>
     </w:p>
     <w:p>
-      <w:r>
+      <w:pPr>
+        <w:spacing w:line="336" w:lineRule="auto" w:after="180"/>
+      </w:pPr>
+      <w:r>
+        <w:rPr>
+          <w:b w:val="0"/>
+        </w:rPr>
         <w:t>1 • NAME: Define the concept without repeating the textbook.</w:t>
       </w:r>
     </w:p>
     <w:p>
-      <w:r>
-        <w:t>2 • TRACE: Show the information, state, branch, calculation, or evidence path.</w:t>
-      </w:r>
-    </w:p>
-    <w:p>
-      <w:r>
+      <w:pPr>
+        <w:spacing w:line="336" w:lineRule="auto" w:after="180"/>
+      </w:pPr>
+      <w:r>
+        <w:rPr>
+          <w:b w:val="0"/>
+        </w:rPr>
+        <w:t xml:space="preserve">2 • TRACE: Show the information, state, branch, calculation, or </w:t>
+      </w:r>
+      <w:r>
+        <w:rPr>
+          <w:b/>
+        </w:rPr>
+        <w:t>evidence</w:t>
+      </w:r>
+      <w:r>
+        <w:rPr>
+          <w:b w:val="0"/>
+        </w:rPr>
+        <w:t xml:space="preserve"> path.</w:t>
+      </w:r>
+    </w:p>
+    <w:p>
+      <w:pPr>
+        <w:spacing w:line="336" w:lineRule="auto" w:after="180"/>
+      </w:pPr>
+      <w:r>
+        <w:rPr>
+          <w:b w:val="0"/>
+        </w:rPr>
         <w:t>3 • APPLY: Solve a different example independently.</w:t>
       </w:r>
     </w:p>
     <w:p>
-      <w:r>
+      <w:pPr>
+        <w:spacing w:line="336" w:lineRule="auto" w:after="180"/>
+      </w:pPr>
+      <w:r>
+        <w:rPr>
+          <w:b w:val="0"/>
+        </w:rPr>
         <w:t>4 • CHALLENGE: Find a boundary case, counterexample, or unfair outcome.</w:t>
       </w:r>
     </w:p>
     <w:p>
-      <w:r>
+      <w:pPr>
+        <w:spacing w:line="336" w:lineRule="auto" w:after="180"/>
+      </w:pPr>
+      <w:r>
+        <w:rPr>
+          <w:b w:val="0"/>
+        </w:rPr>
         <w:t>5 • EXPLAIN LIMITS: Say when the result should not be trusted or used alone.</w:t>
       </w:r>
     </w:p>
     <w:p>
-      <w:r>
-        <w:t>My strongest evidence of independent understanding:</w:t>
+      <w:pPr>
+        <w:spacing w:line="336" w:lineRule="auto" w:after="180"/>
+      </w:pPr>
+      <w:r>
+        <w:rPr>
+          <w:b w:val="0"/>
+        </w:rPr>
+        <w:t xml:space="preserve">My strongest </w:t>
+      </w:r>
+      <w:r>
+        <w:rPr>
+          <w:b/>
+        </w:rPr>
+        <w:t>evidence</w:t>
+      </w:r>
+      <w:r>
+        <w:rPr>
+          <w:b w:val="0"/>
+        </w:rPr>
+        <w:t xml:space="preserve"> of independent understanding:</w:t>
       </w:r>
     </w:p>
     <w:p>
@@ -2909,16 +4405,39 @@
     </w:p>
     <w:p>
       <w:r>
+        <w:t>Apply this week’s idea to Verified Study Buddy. Keep an annotated decision and the evidence supporting it.</w:t>
+      </w:r>
+    </w:p>
+    <w:p>
+      <w:pPr>
+        <w:spacing w:line="336" w:lineRule="auto" w:after="180"/>
+      </w:pPr>
+      <w:r>
+        <w:rPr>
+          <w:b/>
+        </w:rPr>
         <w:t>CUMULATIVE PROJECT</w:t>
       </w:r>
     </w:p>
     <w:p>
-      <w:r>
+      <w:pPr>
+        <w:spacing w:line="336" w:lineRule="auto" w:after="180"/>
+      </w:pPr>
+      <w:r>
+        <w:rPr>
+          <w:b w:val="0"/>
+        </w:rPr>
         <w:t>Verified Study Buddy</w:t>
       </w:r>
     </w:p>
     <w:p>
-      <w:r>
+      <w:pPr>
+        <w:spacing w:line="336" w:lineRule="auto" w:after="180"/>
+      </w:pPr>
+      <w:r>
+        <w:rPr>
+          <w:b w:val="0"/>
+        </w:rPr>
         <w:t>Every week adds one inspectable piece. The system must show how it reached a result.</w:t>
       </w:r>
     </w:p>
@@ -2959,17 +4478,63 @@
       </w:r>
     </w:p>
     <w:p>
-      <w:r>
-        <w:t>THIS WEEK’S CHECKPOINT  Audit answer quality across reading levels, languages, names, and accessibility needs.</w:t>
-      </w:r>
-    </w:p>
-    <w:p>
-      <w:r>
-        <w:t>SYSTEM MAP  Learner need → prompt/schema → approved sources/retrieval → model/tool → structured answer → verification → human decision</w:t>
-      </w:r>
-    </w:p>
-    <w:p>
-      <w:r>
+      <w:pPr>
+        <w:spacing w:line="336" w:lineRule="auto" w:after="180"/>
+      </w:pPr>
+      <w:r>
+        <w:rPr>
+          <w:b w:val="0"/>
+        </w:rPr>
+        <w:t xml:space="preserve">THIS WEEK’S CHECKPOINT  </w:t>
+      </w:r>
+      <w:r>
+        <w:rPr>
+          <w:b/>
+        </w:rPr>
+        <w:t>Audit</w:t>
+      </w:r>
+      <w:r>
+        <w:rPr>
+          <w:b w:val="0"/>
+        </w:rPr>
+        <w:t xml:space="preserve"> answer quality across reading levels, languages, names, and accessibility needs.</w:t>
+      </w:r>
+    </w:p>
+    <w:p>
+      <w:pPr>
+        <w:pStyle w:val="Heading3"/>
+      </w:pPr>
+      <w:r>
+        <w:t>Trace the system</w:t>
+      </w:r>
+    </w:p>
+    <w:p>
+      <w:pPr>
+        <w:spacing w:line="336" w:lineRule="auto" w:after="180"/>
+        <w:shd w:fill="EDF7F3"/>
+      </w:pPr>
+      <w:r>
+        <w:rPr>
+          <w:b w:val="0"/>
+        </w:rPr>
+        <w:t xml:space="preserve">SYSTEM MAP  Learner need → prompt/schema → approved sources/retrieval → model/tool → structured answer → verification → </w:t>
+      </w:r>
+      <w:r>
+        <w:rPr>
+          <w:b/>
+        </w:rPr>
+        <w:t>human decision</w:t>
+      </w:r>
+    </w:p>
+    <w:p>
+      <w:pPr>
+        <w:spacing w:line="336" w:lineRule="auto" w:after="180"/>
+        <w:shd w:fill="F5F1FB"/>
+      </w:pPr>
+      <w:r>
+        <w:rPr>
+          <w:b w:val="0"/>
+        </w:rPr>
         <w:t>What will you add, change, or verify in the project this week?</w:t>
       </w:r>
     </w:p>
@@ -3007,8 +4572,27 @@
       </w:r>
     </w:p>
     <w:p>
-      <w:r>
-        <w:t>What should remain under human control?</w:t>
+      <w:pPr>
+        <w:spacing w:line="336" w:lineRule="auto" w:after="180"/>
+        <w:shd w:fill="F5F1FB"/>
+      </w:pPr>
+      <w:r>
+        <w:rPr>
+          <w:b w:val="0"/>
+        </w:rPr>
+        <w:t xml:space="preserve">What should remain under </w:t>
+      </w:r>
+      <w:r>
+        <w:rPr>
+          <w:b/>
+        </w:rPr>
+        <w:t>human control</w:t>
+      </w:r>
+      <w:r>
+        <w:rPr>
+          <w:b w:val="0"/>
+        </w:rPr>
+        <w:t>?</w:t>
       </w:r>
     </w:p>
     <w:p>
@@ -3045,21 +4629,77 @@
       </w:r>
     </w:p>
     <w:p>
-      <w:r>
-        <w:t>RESPONSIBLE DESIGN  Collect only necessary information. Show uncertainty and limits. Never confuse fluent output with verified truth.</w:t>
-      </w:r>
-    </w:p>
-    <w:p>
       <w:pPr>
         <w:pStyle w:val="Heading3"/>
       </w:pPr>
       <w:r>
+        <w:t>Responsible design</w:t>
+      </w:r>
+    </w:p>
+    <w:p>
+      <w:pPr>
+        <w:spacing w:line="336" w:lineRule="auto" w:after="180"/>
+        <w:shd w:fill="FFF5E6"/>
+      </w:pPr>
+      <w:r>
+        <w:rPr>
+          <w:b w:val="0"/>
+        </w:rPr>
+        <w:t xml:space="preserve">RESPONSIBLE DESIGN  Collect only necessary information. Show uncertainty and limits. Never confuse fluent </w:t>
+      </w:r>
+      <w:r>
+        <w:rPr>
+          <w:b/>
+        </w:rPr>
+        <w:t>output</w:t>
+      </w:r>
+      <w:r>
+        <w:rPr>
+          <w:b w:val="0"/>
+        </w:rPr>
+        <w:t xml:space="preserve"> with verified truth.</w:t>
+      </w:r>
+    </w:p>
+    <w:p>
+      <w:pPr>
+        <w:pStyle w:val="Heading3"/>
+      </w:pPr>
+      <w:r>
         <w:t>Evidence for your project</w:t>
       </w:r>
     </w:p>
     <w:p>
-      <w:r>
-        <w:t>For your Verified Study Buddy, save the input, procedure, observed result and limitation of this check. Label this worked example as practice; use a different, previously unreviewed case when checking independent understanding.</w:t>
+      <w:pPr>
+        <w:spacing w:line="336" w:lineRule="auto" w:after="180"/>
+      </w:pPr>
+      <w:r>
+        <w:rPr>
+          <w:b w:val="0"/>
+        </w:rPr>
+        <w:t xml:space="preserve">For your Verified Study Buddy, save the </w:t>
+      </w:r>
+      <w:r>
+        <w:rPr>
+          <w:b/>
+        </w:rPr>
+        <w:t>input</w:t>
+      </w:r>
+      <w:r>
+        <w:rPr>
+          <w:b w:val="0"/>
+        </w:rPr>
+        <w:t>, procedure, observed result and limitation of this check.</w:t>
+      </w:r>
+    </w:p>
+    <w:p>
+      <w:pPr>
+        <w:spacing w:line="336" w:lineRule="auto" w:after="180"/>
+      </w:pPr>
+      <w:r>
+        <w:rPr>
+          <w:b w:val="0"/>
+        </w:rPr>
+        <w:t>Label this worked example as practice; use a different, previously unreviewed case when checking independent understanding.</w:t>
       </w:r>
     </w:p>
     <w:p>
@@ -3072,16 +4712,48 @@
     </w:p>
     <w:p>
       <w:r>
+        <w:t>Use a genuinely new case for independent evidence. Previously discussed examples remain practice; use the separately named independent case before feedback.</w:t>
+      </w:r>
+    </w:p>
+    <w:p>
+      <w:pPr>
+        <w:pStyle w:val="Heading3"/>
+      </w:pPr>
+      <w:r>
+        <w:t>Independent evidence</w:t>
+      </w:r>
+    </w:p>
+    <w:p>
+      <w:pPr>
+        <w:spacing w:line="336" w:lineRule="auto" w:after="180"/>
+        <w:shd w:fill="FFF5E6"/>
+      </w:pPr>
+      <w:r>
+        <w:rPr>
+          <w:b w:val="0"/>
+        </w:rPr>
         <w:t>INDEPENDENT MASTERY PROOF</w:t>
       </w:r>
     </w:p>
     <w:p>
-      <w:r>
+      <w:pPr>
+        <w:spacing w:line="336" w:lineRule="auto" w:after="180"/>
+      </w:pPr>
+      <w:r>
+        <w:rPr>
+          <w:b w:val="0"/>
+        </w:rPr>
         <w:t>Explain • Transfer • Test • Defend</w:t>
       </w:r>
     </w:p>
     <w:p>
-      <w:r>
+      <w:pPr>
+        <w:spacing w:line="336" w:lineRule="auto" w:after="180"/>
+      </w:pPr>
+      <w:r>
+        <w:rPr>
+          <w:b w:val="0"/>
+        </w:rPr>
         <w:t>Complete this page without copying the worked example. Your reasoning matters more than decoration.</w:t>
       </w:r>
     </w:p>
@@ -3122,12 +4794,46 @@
       </w:r>
     </w:p>
     <w:p>
-      <w:r>
-        <w:t>CHALLENGE  Audit a character generator across varied prompts.</w:t>
-      </w:r>
-    </w:p>
-    <w:p>
-      <w:r>
+      <w:pPr>
+        <w:pStyle w:val="Heading3"/>
+      </w:pPr>
+      <w:r>
+        <w:t>Try a more demanding case</w:t>
+      </w:r>
+    </w:p>
+    <w:p>
+      <w:pPr>
+        <w:spacing w:line="336" w:lineRule="auto" w:after="180"/>
+        <w:shd w:fill="F5F1FB"/>
+      </w:pPr>
+      <w:r>
+        <w:rPr>
+          <w:b w:val="0"/>
+        </w:rPr>
+        <w:t xml:space="preserve">CHALLENGE  </w:t>
+      </w:r>
+      <w:r>
+        <w:rPr>
+          <w:b/>
+        </w:rPr>
+        <w:t>Audit</w:t>
+      </w:r>
+      <w:r>
+        <w:rPr>
+          <w:b w:val="0"/>
+        </w:rPr>
+        <w:t xml:space="preserve"> a character generator across varied prompts.</w:t>
+      </w:r>
+    </w:p>
+    <w:p>
+      <w:pPr>
+        <w:spacing w:line="336" w:lineRule="auto" w:after="180"/>
+        <w:shd w:fill="F4F9FC"/>
+      </w:pPr>
+      <w:r>
+        <w:rPr>
+          <w:b w:val="0"/>
+        </w:rPr>
         <w:t>1. My fresh example, trace, calculation, or design:</w:t>
       </w:r>
     </w:p>
@@ -3165,8 +4871,27 @@
       </w:r>
     </w:p>
     <w:p>
-      <w:r>
-        <w:t>2. My evidence that it works (include a boundary or missing-data case):</w:t>
+      <w:pPr>
+        <w:spacing w:line="336" w:lineRule="auto" w:after="180"/>
+        <w:shd w:fill="F4F9FC"/>
+      </w:pPr>
+      <w:r>
+        <w:rPr>
+          <w:b w:val="0"/>
+        </w:rPr>
+        <w:t xml:space="preserve">2. My </w:t>
+      </w:r>
+      <w:r>
+        <w:rPr>
+          <w:b/>
+        </w:rPr>
+        <w:t>evidence</w:t>
+      </w:r>
+      <w:r>
+        <w:rPr>
+          <w:b w:val="0"/>
+        </w:rPr>
+        <w:t xml:space="preserve"> that it works (include a boundary or missing-data case):</w:t>
       </w:r>
     </w:p>
     <w:p>
@@ -3203,7 +4928,14 @@
       </w:r>
     </w:p>
     <w:p>
-      <w:r>
+      <w:pPr>
+        <w:spacing w:line="336" w:lineRule="auto" w:after="180"/>
+        <w:shd w:fill="F4F9FC"/>
+      </w:pPr>
+      <w:r>
+        <w:rPr>
+          <w:b w:val="0"/>
+        </w:rPr>
         <w:t>3. One limitation, fairness concern, or situation needing human review:</w:t>
       </w:r>
     </w:p>
@@ -3241,8 +4973,47 @@
       </w:r>
     </w:p>
     <w:p>
-      <w:r>
-        <w:t>SELF-CHECK  □ I explained the mechanism  □ I used evidence  □ I tested a fresh case  □ I named a limitation  □ I can answer ‘why?’</w:t>
+      <w:pPr>
+        <w:pStyle w:val="Heading3"/>
+      </w:pPr>
+      <w:r>
+        <w:t>Check your explanation</w:t>
+      </w:r>
+    </w:p>
+    <w:p>
+      <w:pPr>
+        <w:spacing w:line="336" w:lineRule="auto" w:after="180"/>
+        <w:shd w:fill="F5F1FB"/>
+      </w:pPr>
+      <w:r>
+        <w:rPr>
+          <w:b w:val="0"/>
+        </w:rPr>
+        <w:t xml:space="preserve">SELF-CHECK  □ I explained the </w:t>
+      </w:r>
+      <w:r>
+        <w:rPr>
+          <w:b/>
+        </w:rPr>
+        <w:t>mechanism</w:t>
+      </w:r>
+      <w:r>
+        <w:rPr>
+          <w:b w:val="0"/>
+        </w:rPr>
+        <w:t xml:space="preserve">  □ I used </w:t>
+      </w:r>
+      <w:r>
+        <w:rPr>
+          <w:b/>
+        </w:rPr>
+        <w:t>evidence</w:t>
+      </w:r>
+      <w:r>
+        <w:rPr>
+          <w:b w:val="0"/>
+        </w:rPr>
+        <w:t xml:space="preserve">  □ I tested a fresh case  □ I named a limitation  □ I can answer ‘why?’</w:t>
       </w:r>
     </w:p>
     <w:p>
@@ -3254,6 +5025,11 @@
       </w:r>
     </w:p>
     <w:p>
+      <w:r>
+        <w:t>Revisit the complete Bias and Representation case for supported practice. Repeated examples do not become fresh assessments.</w:t>
+      </w:r>
+    </w:p>
+    <w:p>
       <w:pPr>
         <w:pStyle w:val="Heading3"/>
       </w:pPr>
@@ -3262,7 +5038,13 @@
       </w:r>
     </w:p>
     <w:p>
-      <w:r>
+      <w:pPr>
+        <w:spacing w:line="336" w:lineRule="auto" w:after="180"/>
+      </w:pPr>
+      <w:r>
+        <w:rPr>
+          <w:b w:val="0"/>
+        </w:rPr>
         <w:t>Use the supplied details to practise the weekly concept before attempting the independent question. This case extends the illustrated lesson.</w:t>
       </w:r>
     </w:p>
@@ -3275,7 +5057,13 @@
       </w:r>
     </w:p>
     <w:p>
-      <w:r>
+      <w:pPr>
+        <w:spacing w:line="336" w:lineRule="auto" w:after="180"/>
+      </w:pPr>
+      <w:r>
+        <w:rPr>
+          <w:b w:val="0"/>
+        </w:rPr>
         <w:t>Scientist images repeatedly show only one demographic group.</w:t>
       </w:r>
     </w:p>
@@ -3288,8 +5076,26 @@
       </w:r>
     </w:p>
     <w:p>
-      <w:r>
-        <w:t>Evaluate and improve representation.</w:t>
+      <w:pPr>
+        <w:spacing w:line="336" w:lineRule="auto" w:after="180"/>
+      </w:pPr>
+      <w:r>
+        <w:rPr>
+          <w:b w:val="0"/>
+        </w:rPr>
+        <w:t xml:space="preserve">Evaluate and improve </w:t>
+      </w:r>
+      <w:r>
+        <w:rPr>
+          <w:b/>
+        </w:rPr>
+        <w:t>representation</w:t>
+      </w:r>
+      <w:r>
+        <w:rPr>
+          <w:b w:val="0"/>
+        </w:rPr>
+        <w:t>.</w:t>
       </w:r>
     </w:p>
     <w:p>
@@ -3301,8 +5107,38 @@
       </w:r>
     </w:p>
     <w:p>
-      <w:r>
-        <w:t>Review relevant representation criteria across outputs, revise inclusive requirements and retest. Appearance alone cannot establish absence of all bias.</w:t>
+      <w:pPr>
+        <w:spacing w:line="336" w:lineRule="auto" w:after="180"/>
+      </w:pPr>
+      <w:r>
+        <w:rPr>
+          <w:b w:val="0"/>
+        </w:rPr>
+        <w:t xml:space="preserve">Review relevant </w:t>
+      </w:r>
+      <w:r>
+        <w:rPr>
+          <w:b/>
+        </w:rPr>
+        <w:t>representation</w:t>
+      </w:r>
+      <w:r>
+        <w:rPr>
+          <w:b w:val="0"/>
+        </w:rPr>
+        <w:t xml:space="preserve"> criteria across </w:t>
+      </w:r>
+      <w:r>
+        <w:rPr>
+          <w:b/>
+        </w:rPr>
+        <w:t>output</w:t>
+      </w:r>
+      <w:r>
+        <w:rPr>
+          <w:b w:val="0"/>
+        </w:rPr>
+        <w:t>s, revise inclusive requirements and retest. Appearance alone cannot establish absence of all bias.</w:t>
       </w:r>
     </w:p>
     <w:p>
@@ -3314,7 +5150,14 @@
       </w:r>
     </w:p>
     <w:p>
-      <w:r>
+      <w:pPr>
+        <w:spacing w:line="336" w:lineRule="auto" w:after="180"/>
+        <w:shd w:fill="F5F1FB"/>
+      </w:pPr>
+      <w:r>
+        <w:rPr>
+          <w:b w:val="0"/>
+        </w:rPr>
         <w:t>Which detail supports the answer, and why does it matter?</w:t>
       </w:r>
     </w:p>
@@ -3492,18 +5335,72 @@
       </w:tr>
     </w:tbl>
     <w:p>
-      <w:r>
+      <w:pPr>
+        <w:spacing w:line="336" w:lineRule="auto" w:after="180"/>
+      </w:pPr>
+      <w:r>
+        <w:rPr>
+          <w:b w:val="0"/>
+        </w:rPr>
         <w:t>Scientist images repeatedly show only one demographic group.</w:t>
       </w:r>
     </w:p>
     <w:p>
-      <w:r>
-        <w:t>Evaluate and improve representation.</w:t>
-      </w:r>
-    </w:p>
-    <w:p>
-      <w:r>
-        <w:t>Review relevant representation criteria across outputs, revise inclusive requirements and retest. Appearance alone cannot establish absence of all bias.</w:t>
+      <w:pPr>
+        <w:spacing w:line="336" w:lineRule="auto" w:after="180"/>
+      </w:pPr>
+      <w:r>
+        <w:rPr>
+          <w:b w:val="0"/>
+        </w:rPr>
+        <w:t xml:space="preserve">Evaluate and improve </w:t>
+      </w:r>
+      <w:r>
+        <w:rPr>
+          <w:b/>
+        </w:rPr>
+        <w:t>representation</w:t>
+      </w:r>
+      <w:r>
+        <w:rPr>
+          <w:b w:val="0"/>
+        </w:rPr>
+        <w:t>.</w:t>
+      </w:r>
+    </w:p>
+    <w:p>
+      <w:pPr>
+        <w:spacing w:line="336" w:lineRule="auto" w:after="180"/>
+      </w:pPr>
+      <w:r>
+        <w:rPr>
+          <w:b w:val="0"/>
+        </w:rPr>
+        <w:t xml:space="preserve">Review relevant </w:t>
+      </w:r>
+      <w:r>
+        <w:rPr>
+          <w:b/>
+        </w:rPr>
+        <w:t>representation</w:t>
+      </w:r>
+      <w:r>
+        <w:rPr>
+          <w:b w:val="0"/>
+        </w:rPr>
+        <w:t xml:space="preserve"> criteria across </w:t>
+      </w:r>
+      <w:r>
+        <w:rPr>
+          <w:b/>
+        </w:rPr>
+        <w:t>output</w:t>
+      </w:r>
+      <w:r>
+        <w:rPr>
+          <w:b w:val="0"/>
+        </w:rPr>
+        <w:t>s, revise inclusive requirements and retest. Appearance alone cannot establish absence of all bias.</w:t>
       </w:r>
     </w:p>
     <w:p>
@@ -3515,6 +5412,11 @@
       </w:r>
     </w:p>
     <w:p>
+      <w:r>
+        <w:t>Attempt the reserved new case before feedback. Record support; the earlier examples below remain additional practice.</w:t>
+      </w:r>
+    </w:p>
+    <w:p>
       <w:pPr>
         <w:pStyle w:val="Heading3"/>
       </w:pPr>
@@ -3523,7 +5425,13 @@
       </w:r>
     </w:p>
     <w:p>
-      <w:r>
+      <w:pPr>
+        <w:spacing w:line="336" w:lineRule="auto" w:after="180"/>
+      </w:pPr>
+      <w:r>
+        <w:rPr>
+          <w:b w:val="0"/>
+        </w:rPr>
         <w:t>Group C has 8 supported answers out of 10; D has 9 out of 15. Compute rates and difference; explain why raw correct totals mislead.</w:t>
       </w:r>
     </w:p>
@@ -3571,7 +5479,13 @@
       </w:r>
     </w:p>
     <w:p>
-      <w:r>
+      <w:pPr>
+        <w:spacing w:line="336" w:lineRule="auto" w:after="180"/>
+      </w:pPr>
+      <w:r>
+        <w:rPr>
+          <w:b w:val="0"/>
+        </w:rPr>
         <w:t>Attempt this case before feedback. Record any help. Earlier examples below are further practice; a case already practised with feedback cannot establish fresh transfer.</w:t>
       </w:r>
     </w:p>
@@ -3584,18 +5498,43 @@
       </w:r>
     </w:p>
     <w:p>
-      <w:r>
+      <w:pPr>
+        <w:spacing w:line="336" w:lineRule="auto" w:after="180"/>
+      </w:pPr>
+      <w:r>
+        <w:rPr>
+          <w:b w:val="0"/>
+        </w:rPr>
         <w:t>Close the worked explanation. Apply the idea to this different question without copying.</w:t>
       </w:r>
     </w:p>
     <w:p>
-      <w:r>
+      <w:pPr>
+        <w:spacing w:line="336" w:lineRule="auto" w:after="180"/>
+        <w:shd w:fill="F5F1FB"/>
+      </w:pPr>
+      <w:r>
+        <w:rPr>
+          <w:b w:val="0"/>
+        </w:rPr>
         <w:t>An assistant is tested on six fluent requests but no requests with spelling errors. What gap does this leave, and how should the evaluation expand?</w:t>
       </w:r>
     </w:p>
     <w:p>
-      <w:r>
-        <w:t>My answer, with a trace, calculation or supporting evidence</w:t>
+      <w:pPr>
+        <w:spacing w:line="336" w:lineRule="auto" w:after="180"/>
+      </w:pPr>
+      <w:r>
+        <w:rPr>
+          <w:b w:val="0"/>
+        </w:rPr>
+        <w:t xml:space="preserve">My answer, with a trace, calculation or supporting </w:t>
+      </w:r>
+      <w:r>
+        <w:rPr>
+          <w:b/>
+        </w:rPr>
+        <w:t>evidence</w:t>
       </w:r>
     </w:p>
     <w:p>
@@ -3640,13 +5579,37 @@
       </w:r>
     </w:p>
     <w:p>
-      <w:r>
+      <w:pPr>
+        <w:spacing w:line="336" w:lineRule="auto" w:after="180"/>
+      </w:pPr>
+      <w:r>
+        <w:rPr>
+          <w:b w:val="0"/>
+        </w:rPr>
         <w:t>Change one relevant detail. Predict the result before testing. Include a boundary or missing-information case when it helps reveal a limit.</w:t>
       </w:r>
     </w:p>
     <w:p>
-      <w:r>
-        <w:t>My changed input and expected result</w:t>
+      <w:pPr>
+        <w:spacing w:line="336" w:lineRule="auto" w:after="180"/>
+      </w:pPr>
+      <w:r>
+        <w:rPr>
+          <w:b w:val="0"/>
+        </w:rPr>
+        <w:t xml:space="preserve">My changed </w:t>
+      </w:r>
+      <w:r>
+        <w:rPr>
+          <w:b/>
+        </w:rPr>
+        <w:t>input</w:t>
+      </w:r>
+      <w:r>
+        <w:rPr>
+          <w:b w:val="0"/>
+        </w:rPr>
+        <w:t xml:space="preserve"> and expected result</w:t>
       </w:r>
     </w:p>
     <w:p>
@@ -3691,13 +5654,43 @@
       </w:r>
     </w:p>
     <w:p>
-      <w:r>
-        <w:t>Audit answer quality across reading levels, languages, names, and accessibility needs.</w:t>
-      </w:r>
-    </w:p>
-    <w:p>
-      <w:r>
-        <w:t>The evidence I will keep</w:t>
+      <w:pPr>
+        <w:spacing w:line="336" w:lineRule="auto" w:after="180"/>
+      </w:pPr>
+      <w:r>
+        <w:rPr>
+          <w:b/>
+        </w:rPr>
+        <w:t>Audit</w:t>
+      </w:r>
+      <w:r>
+        <w:rPr>
+          <w:b w:val="0"/>
+        </w:rPr>
+        <w:t xml:space="preserve"> answer quality across reading levels, languages, names, and accessibility needs.</w:t>
+      </w:r>
+    </w:p>
+    <w:p>
+      <w:pPr>
+        <w:spacing w:line="336" w:lineRule="auto" w:after="180"/>
+      </w:pPr>
+      <w:r>
+        <w:rPr>
+          <w:b w:val="0"/>
+        </w:rPr>
+        <w:t xml:space="preserve">The </w:t>
+      </w:r>
+      <w:r>
+        <w:rPr>
+          <w:b/>
+        </w:rPr>
+        <w:t>evidence</w:t>
+      </w:r>
+      <w:r>
+        <w:rPr>
+          <w:b w:val="0"/>
+        </w:rPr>
+        <w:t xml:space="preserve"> I will keep</w:t>
       </w:r>
     </w:p>
     <w:p>
@@ -3734,8 +5727,26 @@
       </w:r>
     </w:p>
     <w:p>
-      <w:r>
-        <w:t>Your teacher has the independent answer and scoring criteria. Complete the matching workbook week to keep your practice evidence together.</w:t>
+      <w:pPr>
+        <w:spacing w:line="336" w:lineRule="auto" w:after="180"/>
+      </w:pPr>
+      <w:r>
+        <w:rPr>
+          <w:b w:val="0"/>
+        </w:rPr>
+        <w:t xml:space="preserve">Your teacher has the independent answer and scoring criteria. Complete the matching workbook week to keep your practice </w:t>
+      </w:r>
+      <w:r>
+        <w:rPr>
+          <w:b/>
+        </w:rPr>
+        <w:t>evidence</w:t>
+      </w:r>
+      <w:r>
+        <w:rPr>
+          <w:b w:val="0"/>
+        </w:rPr>
+        <w:t xml:space="preserve"> together.</w:t>
       </w:r>
     </w:p>
     <w:p>
@@ -3747,8 +5758,26 @@
       </w:r>
     </w:p>
     <w:p>
-      <w:r>
-        <w:t>An illustration set always shows scientists in the same role and appearance. Define a review that examines representation without inferring personal identities from images.</w:t>
+      <w:pPr>
+        <w:spacing w:line="336" w:lineRule="auto" w:after="180"/>
+      </w:pPr>
+      <w:r>
+        <w:rPr>
+          <w:b w:val="0"/>
+        </w:rPr>
+        <w:t xml:space="preserve">An illustration set always shows scientists in the same role and appearance. Define a review that examines </w:t>
+      </w:r>
+      <w:r>
+        <w:rPr>
+          <w:b/>
+        </w:rPr>
+        <w:t>representation</w:t>
+      </w:r>
+      <w:r>
+        <w:rPr>
+          <w:b w:val="0"/>
+        </w:rPr>
+        <w:t xml:space="preserve"> without inferring personal identities from images.</w:t>
       </w:r>
     </w:p>
     <w:p>
@@ -3803,8 +5832,25 @@
       </w:r>
     </w:p>
     <w:p>
-      <w:r>
-        <w:t>Attempt the independent case before hints. Record whether you worked alone, used a hint or followed a model. After feedback, fix the first unsupported step and explain why it changed. A later check uses a changed case, not a copied answer.</w:t>
+      <w:pPr>
+        <w:spacing w:line="336" w:lineRule="auto" w:after="180"/>
+      </w:pPr>
+      <w:r>
+        <w:rPr>
+          <w:b w:val="0"/>
+        </w:rPr>
+        <w:t>Attempt the independent case before hints. Record whether you worked alone, used a hint or followed a model. After feedback, fix the first unsupported step and explain why it changed.</w:t>
+      </w:r>
+    </w:p>
+    <w:p>
+      <w:pPr>
+        <w:spacing w:line="336" w:lineRule="auto" w:after="180"/>
+      </w:pPr>
+      <w:r>
+        <w:rPr>
+          <w:b w:val="0"/>
+        </w:rPr>
+        <w:t>A later check uses a changed case, not a copied answer.</w:t>
       </w:r>
     </w:p>
     <w:p>
@@ -3817,6 +5863,17 @@
     </w:p>
     <w:p>
       <w:r>
+        <w:t>Use this map to navigate Bias and Representation, connect the goals to tasks and keep one evidence record for each attempt.</w:t>
+      </w:r>
+    </w:p>
+    <w:p>
+      <w:pPr>
+        <w:spacing w:line="336" w:lineRule="auto" w:after="180"/>
+      </w:pPr>
+      <w:r>
+        <w:rPr>
+          <w:b w:val="0"/>
+        </w:rPr>
         <w:t>Start with this question: Compare study-answer support rates when groups have different numbers of questions.</w:t>
       </w:r>
     </w:p>
@@ -3923,13 +5980,61 @@
       </w:tr>
     </w:tbl>
     <w:p>
-      <w:r>
-        <w:t>Remember → watch and explain → try with help → investigate → try independently → keep project evidence. Your teacher may spread this lesson across several classes.</w:t>
-      </w:r>
-    </w:p>
-    <w:p>
-      <w:r>
-        <w:t>Keep your first prediction. Compare it with what the evidence shows and explain any change.</w:t>
+      <w:pPr>
+        <w:spacing w:line="336" w:lineRule="auto" w:after="180"/>
+      </w:pPr>
+      <w:r>
+        <w:rPr>
+          <w:b w:val="0"/>
+        </w:rPr>
+        <w:t xml:space="preserve">Remember → watch and explain → try with help → investigate → try independently → keep project </w:t>
+      </w:r>
+      <w:r>
+        <w:rPr>
+          <w:b/>
+        </w:rPr>
+        <w:t>evidence</w:t>
+      </w:r>
+      <w:r>
+        <w:rPr>
+          <w:b w:val="0"/>
+        </w:rPr>
+        <w:t>. Your teacher may spread this lesson across several classes.</w:t>
+      </w:r>
+    </w:p>
+    <w:p>
+      <w:pPr>
+        <w:spacing w:line="336" w:lineRule="auto" w:after="180"/>
+      </w:pPr>
+      <w:r>
+        <w:rPr>
+          <w:b w:val="0"/>
+        </w:rPr>
+        <w:t xml:space="preserve">Keep your first </w:t>
+      </w:r>
+      <w:r>
+        <w:rPr>
+          <w:b/>
+        </w:rPr>
+        <w:t>prediction</w:t>
+      </w:r>
+      <w:r>
+        <w:rPr>
+          <w:b w:val="0"/>
+        </w:rPr>
+        <w:t xml:space="preserve">. Compare it with what the </w:t>
+      </w:r>
+      <w:r>
+        <w:rPr>
+          <w:b/>
+        </w:rPr>
+        <w:t>evidence</w:t>
+      </w:r>
+      <w:r>
+        <w:rPr>
+          <w:b w:val="0"/>
+        </w:rPr>
+        <w:t xml:space="preserve"> shows and explain any change.</w:t>
       </w:r>
     </w:p>
     <w:p>
@@ -3942,7 +6047,42 @@
     </w:p>
     <w:p>
       <w:r>
-        <w:t>Close your notes. Explain this goal in your own words: Explain the mechanism and terminology of representation and bias evaluation</w:t>
+        <w:t>Explain Bias and Representation without notes, identify a remaining question and plan a later check with a changed case.</w:t>
+      </w:r>
+    </w:p>
+    <w:p>
+      <w:pPr>
+        <w:spacing w:line="336" w:lineRule="auto" w:after="180"/>
+      </w:pPr>
+      <w:r>
+        <w:rPr>
+          <w:b w:val="0"/>
+        </w:rPr>
+        <w:t xml:space="preserve">Close your notes. Explain this goal in your own words: Explain the </w:t>
+      </w:r>
+      <w:r>
+        <w:rPr>
+          <w:b/>
+        </w:rPr>
+        <w:t>mechanism</w:t>
+      </w:r>
+      <w:r>
+        <w:rPr>
+          <w:b w:val="0"/>
+        </w:rPr>
+        <w:t xml:space="preserve"> and terminology of </w:t>
+      </w:r>
+      <w:r>
+        <w:rPr>
+          <w:b/>
+        </w:rPr>
+        <w:t>representation</w:t>
+      </w:r>
+      <w:r>
+        <w:rPr>
+          <w:b w:val="0"/>
+        </w:rPr>
+        <w:t xml:space="preserve"> and bias evaluation</w:t>
       </w:r>
     </w:p>
     <w:p>
@@ -3979,13 +6119,61 @@
       </w:r>
     </w:p>
     <w:p>
-      <w:r>
-        <w:t>If you are unsure, return to the worked picture and explain one arrow. If you are ready, change an input or assumption and justify your prediction.</w:t>
-      </w:r>
-    </w:p>
-    <w:p>
-      <w:r>
-        <w:t>Save your workbook evidence. At the next review, try a different case before opening your old answer.</w:t>
+      <w:pPr>
+        <w:spacing w:line="336" w:lineRule="auto" w:after="180"/>
+      </w:pPr>
+      <w:r>
+        <w:rPr>
+          <w:b w:val="0"/>
+        </w:rPr>
+        <w:t xml:space="preserve">If you are unsure, return to the worked picture and explain one arrow. If you are ready, change an </w:t>
+      </w:r>
+      <w:r>
+        <w:rPr>
+          <w:b/>
+        </w:rPr>
+        <w:t>input</w:t>
+      </w:r>
+      <w:r>
+        <w:rPr>
+          <w:b w:val="0"/>
+        </w:rPr>
+        <w:t xml:space="preserve"> or assumption and justify your </w:t>
+      </w:r>
+      <w:r>
+        <w:rPr>
+          <w:b/>
+        </w:rPr>
+        <w:t>prediction</w:t>
+      </w:r>
+      <w:r>
+        <w:rPr>
+          <w:b w:val="0"/>
+        </w:rPr>
+        <w:t>.</w:t>
+      </w:r>
+    </w:p>
+    <w:p>
+      <w:pPr>
+        <w:spacing w:line="336" w:lineRule="auto" w:after="180"/>
+      </w:pPr>
+      <w:r>
+        <w:rPr>
+          <w:b w:val="0"/>
+        </w:rPr>
+        <w:t xml:space="preserve">Save your workbook </w:t>
+      </w:r>
+      <w:r>
+        <w:rPr>
+          <w:b/>
+        </w:rPr>
+        <w:t>evidence</w:t>
+      </w:r>
+      <w:r>
+        <w:rPr>
+          <w:b w:val="0"/>
+        </w:rPr>
+        <w:t>. At the next review, try a different case before opening your old answer.</w:t>
       </w:r>
     </w:p>
     <w:p>
@@ -3998,11 +6186,28 @@
     </w:p>
     <w:p>
       <w:r>
+        <w:t>Attempt supported questions before using hints or feedback. Review a missing building block, then keep the completed work.</w:t>
+      </w:r>
+    </w:p>
+    <w:p>
+      <w:pPr>
+        <w:spacing w:line="336" w:lineRule="auto" w:after="180"/>
+      </w:pPr>
+      <w:r>
+        <w:rPr>
+          <w:b w:val="0"/>
+        </w:rPr>
         <w:t>Use this supported practice once, in the browser or on paper. Keep the reserved independent assessment for a separate first attempt before teacher feedback.</w:t>
       </w:r>
     </w:p>
     <w:p>
-      <w:r>
+      <w:pPr>
+        <w:spacing w:line="336" w:lineRule="auto" w:after="180"/>
+      </w:pPr>
+      <w:r>
+        <w:rPr>
+          <w:b w:val="0"/>
+        </w:rPr>
         <w:t>Compare study-answer support rates when groups have different numbers of questions.</w:t>
       </w:r>
     </w:p>
@@ -4015,22 +6220,49 @@
       </w:r>
     </w:p>
     <w:p>
-      <w:r>
+      <w:pPr>
+        <w:spacing w:line="336" w:lineRule="auto" w:after="180"/>
+      </w:pPr>
+      <w:r>
+        <w:rPr>
+          <w:b w:val="0"/>
+        </w:rPr>
         <w:t>Which labelled step matches this detail? Check the two Birch and three Pine failures before deciding what revision each needs.</w:t>
       </w:r>
     </w:p>
     <w:p>
-      <w:r>
+      <w:pPr>
+        <w:spacing w:line="336" w:lineRule="auto" w:after="180"/>
+        <w:shd w:fill="F4F9FC"/>
+      </w:pPr>
+      <w:r>
+        <w:rPr>
+          <w:b w:val="0"/>
+        </w:rPr>
         <w:t>1. Compare rates</w:t>
       </w:r>
     </w:p>
     <w:p>
-      <w:r>
+      <w:pPr>
+        <w:spacing w:line="336" w:lineRule="auto" w:after="180"/>
+        <w:shd w:fill="F4F9FC"/>
+      </w:pPr>
+      <w:r>
+        <w:rPr>
+          <w:b w:val="0"/>
+        </w:rPr>
         <w:t>2. Inspect errors</w:t>
       </w:r>
     </w:p>
     <w:p>
-      <w:r>
+      <w:pPr>
+        <w:spacing w:line="336" w:lineRule="auto" w:after="180"/>
+        <w:shd w:fill="F4F9FC"/>
+      </w:pPr>
+      <w:r>
+        <w:rPr>
+          <w:b w:val="0"/>
+        </w:rPr>
         <w:t>3. Keep denominators</w:t>
       </w:r>
     </w:p>
@@ -4068,41 +6300,167 @@
       </w:r>
     </w:p>
     <w:p>
-      <w:r>
+      <w:pPr>
+        <w:pStyle w:val="Heading3"/>
+      </w:pPr>
+      <w:r>
+        <w:t>Hint · try first</w:t>
+      </w:r>
+    </w:p>
+    <w:p>
+      <w:pPr>
+        <w:spacing w:line="336" w:lineRule="auto" w:after="180"/>
+        <w:shd w:fill="F1F6F8"/>
+      </w:pPr>
+      <w:r>
+        <w:rPr>
+          <w:b w:val="0"/>
+        </w:rPr>
         <w:t>Hint if needed: Read the steps in the pictorial case. Match the supplied detail to the stage that performs or records it.</w:t>
       </w:r>
     </w:p>
     <w:p>
-      <w:r>
-        <w:t>After your attempt, compare with the supported explanation: Inspect errors Check the two Birch and three Pine failures before deciding what revision each needs. Read the picture in order. Check the two Birch and three Pine failures before deciding what revision each needs. The arrows show which recorded input or intermediate result each decision uses. Explain the deciding step aloud before checking the changed case; pointing to the final answer alone does not show how it follows.</w:t>
-      </w:r>
-    </w:p>
-    <w:p>
       <w:pPr>
         <w:pStyle w:val="Heading3"/>
       </w:pPr>
       <w:r>
+        <w:t>Feedback · compare after trying</w:t>
+      </w:r>
+    </w:p>
+    <w:p>
+      <w:pPr>
+        <w:spacing w:line="336" w:lineRule="auto" w:after="180"/>
+        <w:shd w:fill="F1F6FC"/>
+      </w:pPr>
+      <w:r>
+        <w:rPr>
+          <w:b w:val="0"/>
+        </w:rPr>
+        <w:t>After your attempt, compare with the supported explanation: Inspect errors Check the two Birch and three Pine failures before deciding what revision each needs. Read the picture in order.</w:t>
+      </w:r>
+    </w:p>
+    <w:p>
+      <w:pPr>
+        <w:spacing w:line="336" w:lineRule="auto" w:after="180"/>
+        <w:shd w:fill="F1F6FC"/>
+      </w:pPr>
+      <w:r>
+        <w:rPr>
+          <w:b w:val="0"/>
+        </w:rPr>
+        <w:t xml:space="preserve">Check the two Birch and three Pine failures before deciding what revision each needs. The arrows show which recorded </w:t>
+      </w:r>
+      <w:r>
+        <w:rPr>
+          <w:b/>
+        </w:rPr>
+        <w:t>input</w:t>
+      </w:r>
+      <w:r>
+        <w:rPr>
+          <w:b w:val="0"/>
+        </w:rPr>
+        <w:t xml:space="preserve"> or intermediate result each decision uses.</w:t>
+      </w:r>
+    </w:p>
+    <w:p>
+      <w:pPr>
+        <w:spacing w:line="336" w:lineRule="auto" w:after="180"/>
+        <w:shd w:fill="F1F6FC"/>
+      </w:pPr>
+      <w:r>
+        <w:rPr>
+          <w:b w:val="0"/>
+        </w:rPr>
+        <w:t>Explain the deciding step aloud before checking the changed case; pointing to the final answer alone does not show how it follows.</w:t>
+      </w:r>
+    </w:p>
+    <w:p>
+      <w:pPr>
+        <w:pStyle w:val="Heading3"/>
+      </w:pPr>
+      <w:r>
         <w:t>Practice 2: explain the deciding evidence</w:t>
       </w:r>
     </w:p>
     <w:p>
-      <w:r>
+      <w:pPr>
+        <w:pStyle w:val="Heading3"/>
+      </w:pPr>
+      <w:r>
+        <w:t>Changed case · predict first</w:t>
+      </w:r>
+    </w:p>
+    <w:p>
+      <w:pPr>
+        <w:spacing w:line="336" w:lineRule="auto" w:after="180"/>
+        <w:shd w:fill="F5F1FB"/>
+      </w:pPr>
+      <w:r>
+        <w:rPr>
+          <w:b w:val="0"/>
+        </w:rPr>
         <w:t>Changed-case practice: Pine instead has 6 supported answers out of 12. Which conclusion is supported by the supplied facts?</w:t>
       </w:r>
     </w:p>
     <w:p>
-      <w:r>
-        <w:t>1. This one example guarantees correct results for every future input.</w:t>
-      </w:r>
-    </w:p>
-    <w:p>
-      <w:r>
+      <w:pPr>
+        <w:spacing w:line="336" w:lineRule="auto" w:after="180"/>
+        <w:shd w:fill="F4F9FC"/>
+      </w:pPr>
+      <w:r>
+        <w:rPr>
+          <w:b w:val="0"/>
+        </w:rPr>
+        <w:t xml:space="preserve">1. This one example guarantees correct results for every future </w:t>
+      </w:r>
+      <w:r>
+        <w:rPr>
+          <w:b/>
+        </w:rPr>
+        <w:t>input</w:t>
+      </w:r>
+      <w:r>
+        <w:rPr>
+          <w:b w:val="0"/>
+        </w:rPr>
+        <w:t>.</w:t>
+      </w:r>
+    </w:p>
+    <w:p>
+      <w:pPr>
+        <w:spacing w:line="336" w:lineRule="auto" w:after="180"/>
+        <w:shd w:fill="F4F9FC"/>
+      </w:pPr>
+      <w:r>
+        <w:rPr>
+          <w:b w:val="0"/>
+        </w:rPr>
         <w:t>2. Pine is 50%, which is 25 percentage points below Birch.</w:t>
       </w:r>
     </w:p>
     <w:p>
-      <w:r>
-        <w:t>3. We can decide the result without examining the changed input or the procedure.</w:t>
+      <w:pPr>
+        <w:spacing w:line="336" w:lineRule="auto" w:after="180"/>
+        <w:shd w:fill="F4F9FC"/>
+      </w:pPr>
+      <w:r>
+        <w:rPr>
+          <w:b w:val="0"/>
+        </w:rPr>
+        <w:t xml:space="preserve">3. We can decide the result without examining the changed </w:t>
+      </w:r>
+      <w:r>
+        <w:rPr>
+          <w:b/>
+        </w:rPr>
+        <w:t>input</w:t>
+      </w:r>
+      <w:r>
+        <w:rPr>
+          <w:b w:val="0"/>
+        </w:rPr>
+        <w:t xml:space="preserve"> or the procedure.</w:t>
       </w:r>
     </w:p>
     <w:p>
@@ -4139,12 +6497,42 @@
       </w:r>
     </w:p>
     <w:p>
-      <w:r>
+      <w:pPr>
+        <w:pStyle w:val="Heading3"/>
+      </w:pPr>
+      <w:r>
+        <w:t>Hint · try first</w:t>
+      </w:r>
+    </w:p>
+    <w:p>
+      <w:pPr>
+        <w:spacing w:line="336" w:lineRule="auto" w:after="180"/>
+        <w:shd w:fill="F1F6F8"/>
+      </w:pPr>
+      <w:r>
+        <w:rPr>
+          <w:b w:val="0"/>
+        </w:rPr>
         <w:t>Hint if needed: Use the changed condition and the deciding step in the pictorial trace. The answer must say what follows from those facts.</w:t>
       </w:r>
     </w:p>
     <w:p>
-      <w:r>
+      <w:pPr>
+        <w:pStyle w:val="Heading3"/>
+      </w:pPr>
+      <w:r>
+        <w:t>Feedback · compare after trying</w:t>
+      </w:r>
+    </w:p>
+    <w:p>
+      <w:pPr>
+        <w:spacing w:line="336" w:lineRule="auto" w:after="180"/>
+        <w:shd w:fill="F1F6FC"/>
+      </w:pPr>
+      <w:r>
+        <w:rPr>
+          <w:b w:val="0"/>
+        </w:rPr>
         <w:t>After your attempt, compare with the supported explanation: Pine is 50%, which is 25 percentage points below Birch. Equal correct counts do not imply equal rates when denominators differ.</w:t>
       </w:r>
     </w:p>
@@ -4157,18 +6545,141 @@
       </w:r>
     </w:p>
     <w:p>
-      <w:r>
-        <w:t>Review Copyright and Provenance (ai-3/29). Goal: Explain the mechanism and terminology of copyright and permitted sources. Short practice: Does acknowledging Fern make a cropped version permitted? Point to the relevant step in the picture, then write the changed result and the rule or evidence that supports it.. Return to this week and explain what you changed.</w:t>
-      </w:r>
-    </w:p>
-    <w:p>
-      <w:r>
-        <w:t>Review Red Team the Product (ai-3/27). Goal: Explain the mechanism and terminology of red team exercises. Short practice: Why does the original test fail even if no upload succeeded? Point to the relevant step in the picture, then write the changed result and the rule or evidence that supports it.. Return to this week and explain what you changed.</w:t>
-      </w:r>
-    </w:p>
-    <w:p>
-      <w:r>
-        <w:t>Review Prototype a Grounded Assistant (ai-3/24). Goal: Explain the mechanism and terminology of capstone grounded assistant. Short practice: Can PL2 alone support “check the soil daily”? Point to the relevant step in the picture, then write the changed result and the rule or evidence that supports it.. Return to this week and explain what you changed.</w:t>
+      <w:pPr>
+        <w:spacing w:line="336" w:lineRule="auto" w:after="180"/>
+      </w:pPr>
+      <w:r>
+        <w:rPr>
+          <w:b w:val="0"/>
+        </w:rPr>
+        <w:t xml:space="preserve">Review Copyright and Provenance (ai-3/29). Goal: Explain the </w:t>
+      </w:r>
+      <w:r>
+        <w:rPr>
+          <w:b/>
+        </w:rPr>
+        <w:t>mechanism</w:t>
+      </w:r>
+      <w:r>
+        <w:rPr>
+          <w:b w:val="0"/>
+        </w:rPr>
+        <w:t xml:space="preserve"> and terminology of copyright and permitted sources. Short practice: Does acknowledging Fern make a cropped version permitted?</w:t>
+      </w:r>
+    </w:p>
+    <w:p>
+      <w:pPr>
+        <w:spacing w:line="336" w:lineRule="auto" w:after="180"/>
+      </w:pPr>
+      <w:r>
+        <w:rPr>
+          <w:b w:val="0"/>
+        </w:rPr>
+        <w:t xml:space="preserve">Point to the relevant step in the picture, then write the changed result and the rule or </w:t>
+      </w:r>
+      <w:r>
+        <w:rPr>
+          <w:b/>
+        </w:rPr>
+        <w:t>evidence</w:t>
+      </w:r>
+      <w:r>
+        <w:rPr>
+          <w:b w:val="0"/>
+        </w:rPr>
+        <w:t xml:space="preserve"> that supports it.. Return to this week and explain what you changed.</w:t>
+      </w:r>
+    </w:p>
+    <w:p>
+      <w:pPr>
+        <w:spacing w:line="336" w:lineRule="auto" w:after="180"/>
+      </w:pPr>
+      <w:r>
+        <w:rPr>
+          <w:b w:val="0"/>
+        </w:rPr>
+        <w:t xml:space="preserve">Review Red Team the Product (ai-3/27). Goal: Explain the </w:t>
+      </w:r>
+      <w:r>
+        <w:rPr>
+          <w:b/>
+        </w:rPr>
+        <w:t>mechanism</w:t>
+      </w:r>
+      <w:r>
+        <w:rPr>
+          <w:b w:val="0"/>
+        </w:rPr>
+        <w:t xml:space="preserve"> and terminology of red team exercises. Short practice: Why does the original test fail even if no upload succeeded?</w:t>
+      </w:r>
+    </w:p>
+    <w:p>
+      <w:pPr>
+        <w:spacing w:line="336" w:lineRule="auto" w:after="180"/>
+      </w:pPr>
+      <w:r>
+        <w:rPr>
+          <w:b w:val="0"/>
+        </w:rPr>
+        <w:t xml:space="preserve">Point to the relevant step in the picture, then write the changed result and the rule or </w:t>
+      </w:r>
+      <w:r>
+        <w:rPr>
+          <w:b/>
+        </w:rPr>
+        <w:t>evidence</w:t>
+      </w:r>
+      <w:r>
+        <w:rPr>
+          <w:b w:val="0"/>
+        </w:rPr>
+        <w:t xml:space="preserve"> that supports it.. Return to this week and explain what you changed.</w:t>
+      </w:r>
+    </w:p>
+    <w:p>
+      <w:pPr>
+        <w:spacing w:line="336" w:lineRule="auto" w:after="180"/>
+      </w:pPr>
+      <w:r>
+        <w:rPr>
+          <w:b w:val="0"/>
+        </w:rPr>
+        <w:t xml:space="preserve">Review Prototype a Grounded Assistant (ai-3/24). Goal: Explain the </w:t>
+      </w:r>
+      <w:r>
+        <w:rPr>
+          <w:b/>
+        </w:rPr>
+        <w:t>mechanism</w:t>
+      </w:r>
+      <w:r>
+        <w:rPr>
+          <w:b w:val="0"/>
+        </w:rPr>
+        <w:t xml:space="preserve"> and terminology of capstone grounded assistant. Short practice: Can PL2 alone support “check the soil daily”?</w:t>
+      </w:r>
+    </w:p>
+    <w:p>
+      <w:pPr>
+        <w:spacing w:line="336" w:lineRule="auto" w:after="180"/>
+      </w:pPr>
+      <w:r>
+        <w:rPr>
+          <w:b w:val="0"/>
+        </w:rPr>
+        <w:t xml:space="preserve">Point to the relevant step in the picture, then write the changed result and the rule or </w:t>
+      </w:r>
+      <w:r>
+        <w:rPr>
+          <w:b/>
+        </w:rPr>
+        <w:t>evidence</w:t>
+      </w:r>
+      <w:r>
+        <w:rPr>
+          <w:b w:val="0"/>
+        </w:rPr>
+        <w:t xml:space="preserve"> that supports it.. Return to this week and explain what you changed.</w:t>
       </w:r>
     </w:p>
     <w:p>
@@ -4180,8 +6691,677 @@
       </w:r>
     </w:p>
     <w:p>
-      <w:r>
-        <w:t>Use Download completed work in the hosted lesson to export your answers, reflections, practice feedback and code-run evidence. Open the HTML copy to read or print it. Drafts stay in this browser when storage is available; clear drafts on a shared device.</w:t>
+      <w:pPr>
+        <w:spacing w:line="336" w:lineRule="auto" w:after="180"/>
+      </w:pPr>
+      <w:r>
+        <w:rPr>
+          <w:b w:val="0"/>
+        </w:rPr>
+        <w:t xml:space="preserve">Use Download completed work in the hosted lesson to export your answers, reflections, practice feedback and code-run </w:t>
+      </w:r>
+      <w:r>
+        <w:rPr>
+          <w:b/>
+        </w:rPr>
+        <w:t>evidence</w:t>
+      </w:r>
+      <w:r>
+        <w:rPr>
+          <w:b w:val="0"/>
+        </w:rPr>
+        <w:t>. Open the HTML copy to read or print it.</w:t>
+      </w:r>
+    </w:p>
+    <w:p>
+      <w:pPr>
+        <w:spacing w:line="336" w:lineRule="auto" w:after="180"/>
+      </w:pPr>
+      <w:r>
+        <w:rPr>
+          <w:b w:val="0"/>
+        </w:rPr>
+        <w:t>Drafts stay in this browser when storage is available; clear drafts on a shared device.</w:t>
+      </w:r>
+    </w:p>
+    <w:p>
+      <w:pPr>
+        <w:pStyle w:val="Heading1"/>
+      </w:pPr>
+      <w:r>
+        <w:t>18. Visual concept journey</w:t>
+      </w:r>
+    </w:p>
+    <w:p>
+      <w:r>
+        <w:t>Explain each Bias and Representation graphic using its labels, deciding evidence and relevant limitation.</w:t>
+      </w:r>
+    </w:p>
+    <w:p>
+      <w:pPr>
+        <w:pStyle w:val="Heading3"/>
+      </w:pPr>
+      <w:r>
+        <w:t>01. Bias and Representation: the case</w:t>
+      </w:r>
+    </w:p>
+    <w:p>
+      <w:r>
+        <w:drawing>
+          <wp:inline xmlns:a="http://schemas.openxmlformats.org/drawingml/2006/main" xmlns:pic="http://schemas.openxmlformats.org/drawingml/2006/picture">
+            <wp:extent cx="5486400" cy="3142488"/>
+            <wp:docPr id="22" name="Picture 22" descr="Compare study-answer support rates when groups have different numbers of questions. Supplied facts: Group Birch has 6 supported answers in 8 cases; group Pine has 9 supported answers in 12 cases. Both groups use the same support rubric. All inputs and outcomes in this worked example are invented classroom data; no real model run is claimed."/>
+            <wp:cNvGraphicFramePr>
+              <a:graphicFrameLocks noChangeAspect="1"/>
+            </wp:cNvGraphicFramePr>
+            <a:graphic>
+              <a:graphicData uri="http://schemas.openxmlformats.org/drawingml/2006/picture">
+                <pic:pic>
+                  <pic:nvPicPr>
+                    <pic:cNvPr id="0" name="academy-story-ai-3-30-01.png"/>
+                    <pic:cNvPicPr/>
+                  </pic:nvPicPr>
+                  <pic:blipFill>
+                    <a:blip r:embed="rId29"/>
+                    <a:stretch>
+                      <a:fillRect/>
+                    </a:stretch>
+                  </pic:blipFill>
+                  <pic:spPr>
+                    <a:xfrm>
+                      <a:off x="0" y="0"/>
+                      <a:ext cx="5486400" cy="3142488"/>
+                    </a:xfrm>
+                    <a:prstGeom prst="rect"/>
+                  </pic:spPr>
+                </pic:pic>
+              </a:graphicData>
+            </a:graphic>
+          </wp:inline>
+        </w:drawing>
+      </w:r>
+    </w:p>
+    <w:p>
+      <w:pPr>
+        <w:spacing w:line="336" w:lineRule="auto" w:after="180"/>
+      </w:pPr>
+      <w:r>
+        <w:rPr>
+          <w:b w:val="0"/>
+        </w:rPr>
+        <w:t>Compare study-answer support rates when groups have different numbers of questions. Supplied facts: Group Birch has 6 supported answers in 8 cases; group Pine has 9 supported answers in 12 cases.</w:t>
+      </w:r>
+    </w:p>
+    <w:p>
+      <w:pPr>
+        <w:spacing w:line="336" w:lineRule="auto" w:after="180"/>
+      </w:pPr>
+      <w:r>
+        <w:rPr>
+          <w:b w:val="0"/>
+        </w:rPr>
+        <w:t xml:space="preserve">Both groups use the same support rubric. All </w:t>
+      </w:r>
+      <w:r>
+        <w:rPr>
+          <w:b/>
+        </w:rPr>
+        <w:t>input</w:t>
+      </w:r>
+      <w:r>
+        <w:rPr>
+          <w:b w:val="0"/>
+        </w:rPr>
+        <w:t>s and outcomes in this worked example are invented classroom data; no real model run is claimed.</w:t>
+      </w:r>
+    </w:p>
+    <w:p>
+      <w:pPr>
+        <w:spacing w:line="336" w:lineRule="auto" w:after="180"/>
+        <w:shd w:fill="F5F1FB"/>
+      </w:pPr>
+      <w:r>
+        <w:rPr>
+          <w:b w:val="0"/>
+        </w:rPr>
+        <w:t>Point to the given fact that matters most. Explain why it matters.</w:t>
+      </w:r>
+    </w:p>
+    <w:p>
+      <w:pPr>
+        <w:pStyle w:val="Heading3"/>
+      </w:pPr>
+      <w:r>
+        <w:t>02. Follow the deciding steps</w:t>
+      </w:r>
+    </w:p>
+    <w:p>
+      <w:r>
+        <w:drawing>
+          <wp:inline xmlns:a="http://schemas.openxmlformats.org/drawingml/2006/main" xmlns:pic="http://schemas.openxmlformats.org/drawingml/2006/picture">
+            <wp:extent cx="5486400" cy="3493008"/>
+            <wp:docPr id="23" name="Picture 23" descr="Keep denominators: Birch: 6/8. Pine: 9/12. → Compare rates: Both support rates are 75%; Pine has more correct answers because it has more cases. → Inspect errors: Check the two Birch and three Pine failures before deciding what revision each needs."/>
+            <wp:cNvGraphicFramePr>
+              <a:graphicFrameLocks noChangeAspect="1"/>
+            </wp:cNvGraphicFramePr>
+            <a:graphic>
+              <a:graphicData uri="http://schemas.openxmlformats.org/drawingml/2006/picture">
+                <pic:pic>
+                  <pic:nvPicPr>
+                    <pic:cNvPr id="0" name="academy-story-ai-3-30-02.png"/>
+                    <pic:cNvPicPr/>
+                  </pic:nvPicPr>
+                  <pic:blipFill>
+                    <a:blip r:embed="rId30"/>
+                    <a:stretch>
+                      <a:fillRect/>
+                    </a:stretch>
+                  </pic:blipFill>
+                  <pic:spPr>
+                    <a:xfrm>
+                      <a:off x="0" y="0"/>
+                      <a:ext cx="5486400" cy="3493008"/>
+                    </a:xfrm>
+                    <a:prstGeom prst="rect"/>
+                  </pic:spPr>
+                </pic:pic>
+              </a:graphicData>
+            </a:graphic>
+          </wp:inline>
+        </w:drawing>
+      </w:r>
+    </w:p>
+    <w:p>
+      <w:pPr>
+        <w:spacing w:line="336" w:lineRule="auto" w:after="180"/>
+      </w:pPr>
+      <w:r>
+        <w:rPr>
+          <w:b w:val="0"/>
+        </w:rPr>
+        <w:t>Keep denominators: Birch: 6/8.</w:t>
+      </w:r>
+    </w:p>
+    <w:p>
+      <w:pPr>
+        <w:spacing w:line="336" w:lineRule="auto" w:after="180"/>
+      </w:pPr>
+      <w:r>
+        <w:rPr>
+          <w:b w:val="0"/>
+        </w:rPr>
+        <w:t>Pine: 9/12. → Compare rates: Both support rates are 75%; Pine has more correct answers because it has more cases. → Inspect errors: Check the two Birch and three Pine failures before deciding what revision each needs.</w:t>
+      </w:r>
+    </w:p>
+    <w:p>
+      <w:pPr>
+        <w:spacing w:line="336" w:lineRule="auto" w:after="180"/>
+        <w:shd w:fill="F5F1FB"/>
+      </w:pPr>
+      <w:r>
+        <w:rPr>
+          <w:b w:val="0"/>
+        </w:rPr>
+        <w:t xml:space="preserve">Point to each numbered stage and explain which recorded </w:t>
+      </w:r>
+      <w:r>
+        <w:rPr>
+          <w:b/>
+        </w:rPr>
+        <w:t>input</w:t>
+      </w:r>
+      <w:r>
+        <w:rPr>
+          <w:b w:val="0"/>
+        </w:rPr>
+        <w:t xml:space="preserve"> it uses.</w:t>
+      </w:r>
+    </w:p>
+    <w:p>
+      <w:pPr>
+        <w:pStyle w:val="Heading3"/>
+      </w:pPr>
+      <w:r>
+        <w:t>03. Representation and bias evaluation — evidence trace</w:t>
+      </w:r>
+    </w:p>
+    <w:p>
+      <w:r>
+        <w:drawing>
+          <wp:inline xmlns:a="http://schemas.openxmlformats.org/drawingml/2006/main" xmlns:pic="http://schemas.openxmlformats.org/drawingml/2006/picture">
+            <wp:extent cx="5486400" cy="3297936"/>
+            <wp:docPr id="24" name="Picture 24" descr="Representation and bias evaluation — evidence trace. A grounded assistant supports 9 of 10 group-A cases and 6 of 10 group-B cases. | Define the task, relevant groups, labels and denominators before comparing. Use fictional, non-identifying records. Evaluate quality and fallback outcomes separately; preserve sample sizes and unresolved explanations. | Rates 90% and 60%; gap 30 percentage points. Investigate case mix, retrieval coverage and annotation rules before attributing cause."/>
+            <wp:cNvGraphicFramePr>
+              <a:graphicFrameLocks noChangeAspect="1"/>
+            </wp:cNvGraphicFramePr>
+            <a:graphic>
+              <a:graphicData uri="http://schemas.openxmlformats.org/drawingml/2006/picture">
+                <pic:pic>
+                  <pic:nvPicPr>
+                    <pic:cNvPr id="0" name="academy-story-ai-3-30-03.png"/>
+                    <pic:cNvPicPr/>
+                  </pic:nvPicPr>
+                  <pic:blipFill>
+                    <a:blip r:embed="rId31"/>
+                    <a:stretch>
+                      <a:fillRect/>
+                    </a:stretch>
+                  </pic:blipFill>
+                  <pic:spPr>
+                    <a:xfrm>
+                      <a:off x="0" y="0"/>
+                      <a:ext cx="5486400" cy="3297936"/>
+                    </a:xfrm>
+                    <a:prstGeom prst="rect"/>
+                  </pic:spPr>
+                </pic:pic>
+              </a:graphicData>
+            </a:graphic>
+          </wp:inline>
+        </w:drawing>
+      </w:r>
+    </w:p>
+    <w:p>
+      <w:pPr>
+        <w:spacing w:line="336" w:lineRule="auto" w:after="180"/>
+      </w:pPr>
+      <w:r>
+        <w:rPr>
+          <w:b/>
+        </w:rPr>
+        <w:t>Representation</w:t>
+      </w:r>
+      <w:r>
+        <w:rPr>
+          <w:b w:val="0"/>
+        </w:rPr>
+        <w:t xml:space="preserve"> and bias evaluation — </w:t>
+      </w:r>
+      <w:r>
+        <w:rPr>
+          <w:b/>
+        </w:rPr>
+        <w:t>evidence</w:t>
+      </w:r>
+      <w:r>
+        <w:rPr>
+          <w:b w:val="0"/>
+        </w:rPr>
+        <w:t xml:space="preserve"> trace. A grounded assistant supports 9 of 10 group-A cases and 6 of 10 group-B cases. | Define the task, relevant groups, labels and denominators before comparing.</w:t>
+      </w:r>
+    </w:p>
+    <w:p>
+      <w:pPr>
+        <w:spacing w:line="336" w:lineRule="auto" w:after="180"/>
+      </w:pPr>
+      <w:r>
+        <w:rPr>
+          <w:b w:val="0"/>
+        </w:rPr>
+        <w:t xml:space="preserve">Use fictional, non-identifying records. Evaluate quality and fallback outcomes separately; preserve sample sizes and unresolved explanations. | Rates 90% and </w:t>
+      </w:r>
+      <w:r>
+        <w:rPr>
+          <w:b/>
+        </w:rPr>
+        <w:t>60%</w:t>
+      </w:r>
+      <w:r>
+        <w:rPr>
+          <w:b w:val="0"/>
+        </w:rPr>
+        <w:t>; gap 30 percentage points.</w:t>
+      </w:r>
+    </w:p>
+    <w:p>
+      <w:pPr>
+        <w:spacing w:line="336" w:lineRule="auto" w:after="180"/>
+      </w:pPr>
+      <w:r>
+        <w:rPr>
+          <w:b w:val="0"/>
+        </w:rPr>
+        <w:t xml:space="preserve">Investigate </w:t>
+      </w:r>
+      <w:r>
+        <w:rPr>
+          <w:b/>
+        </w:rPr>
+        <w:t>case mix</w:t>
+      </w:r>
+      <w:r>
+        <w:rPr>
+          <w:b w:val="0"/>
+        </w:rPr>
+        <w:t>, retrieval coverage and annotation rules before attributing cause.</w:t>
+      </w:r>
+    </w:p>
+    <w:p>
+      <w:pPr>
+        <w:spacing w:line="336" w:lineRule="auto" w:after="180"/>
+        <w:shd w:fill="F5F1FB"/>
+      </w:pPr>
+      <w:r>
+        <w:rPr>
+          <w:b w:val="0"/>
+        </w:rPr>
+        <w:t>Read the labels and values. Explain the relationship the model shows.</w:t>
+      </w:r>
+    </w:p>
+    <w:p>
+      <w:pPr>
+        <w:pStyle w:val="Heading3"/>
+      </w:pPr>
+      <w:r>
+        <w:t>04. Change one thing. Trace what follows.</w:t>
+      </w:r>
+    </w:p>
+    <w:p>
+      <w:r>
+        <w:drawing>
+          <wp:inline xmlns:a="http://schemas.openxmlformats.org/drawingml/2006/main" xmlns:pic="http://schemas.openxmlformats.org/drawingml/2006/picture">
+            <wp:extent cx="5486400" cy="3026664"/>
+            <wp:docPr id="25" name="Picture 25" descr="Original case: Check the two Birch and three Pine failures before deciding what revision each needs. Changed condition: Pine instead has 6 supported answers out of 12. Expected result: Pine is 50%, which is 25 percentage points below Birch. Reason: Equal correct counts do not imply equal rates when denominators differ."/>
+            <wp:cNvGraphicFramePr>
+              <a:graphicFrameLocks noChangeAspect="1"/>
+            </wp:cNvGraphicFramePr>
+            <a:graphic>
+              <a:graphicData uri="http://schemas.openxmlformats.org/drawingml/2006/picture">
+                <pic:pic>
+                  <pic:nvPicPr>
+                    <pic:cNvPr id="0" name="academy-story-ai-3-30-04.png"/>
+                    <pic:cNvPicPr/>
+                  </pic:nvPicPr>
+                  <pic:blipFill>
+                    <a:blip r:embed="rId32"/>
+                    <a:stretch>
+                      <a:fillRect/>
+                    </a:stretch>
+                  </pic:blipFill>
+                  <pic:spPr>
+                    <a:xfrm>
+                      <a:off x="0" y="0"/>
+                      <a:ext cx="5486400" cy="3026664"/>
+                    </a:xfrm>
+                    <a:prstGeom prst="rect"/>
+                  </pic:spPr>
+                </pic:pic>
+              </a:graphicData>
+            </a:graphic>
+          </wp:inline>
+        </w:drawing>
+      </w:r>
+    </w:p>
+    <w:p>
+      <w:pPr>
+        <w:spacing w:line="336" w:lineRule="auto" w:after="180"/>
+      </w:pPr>
+      <w:r>
+        <w:rPr>
+          <w:b w:val="0"/>
+        </w:rPr>
+        <w:t>Original case: Check the two Birch and three Pine failures before deciding what revision each needs. Changed condition: Pine instead has 6 supported answers out of 12.</w:t>
+      </w:r>
+    </w:p>
+    <w:p>
+      <w:pPr>
+        <w:spacing w:line="336" w:lineRule="auto" w:after="180"/>
+      </w:pPr>
+      <w:r>
+        <w:rPr>
+          <w:b w:val="0"/>
+        </w:rPr>
+        <w:t>Expected result: Pine is 50%, which is 25 percentage points below Birch. Reason: Equal correct counts do not imply equal rates when denominators differ.</w:t>
+      </w:r>
+    </w:p>
+    <w:p>
+      <w:pPr>
+        <w:spacing w:line="336" w:lineRule="auto" w:after="180"/>
+        <w:shd w:fill="F5F1FB"/>
+      </w:pPr>
+      <w:r>
+        <w:rPr>
+          <w:b w:val="0"/>
+        </w:rPr>
+        <w:t>Predict before checking the worked changed-case result. Name what changed and what the supplied facts allow you to conclude.</w:t>
+      </w:r>
+    </w:p>
+    <w:p>
+      <w:pPr>
+        <w:pStyle w:val="Heading3"/>
+      </w:pPr>
+      <w:r>
+        <w:t>05. Connect the explanation to its limit</w:t>
+      </w:r>
+    </w:p>
+    <w:p>
+      <w:r>
+        <w:drawing>
+          <wp:inline xmlns:a="http://schemas.openxmlformats.org/drawingml/2006/main" xmlns:pic="http://schemas.openxmlformats.org/drawingml/2006/picture">
+            <wp:extent cx="5486400" cy="2834640"/>
+            <wp:docPr id="26" name="Picture 26" descr="Read the picture in order. Check the two Birch and three Pine failures before deciding what revision each needs. The arrows show which recorded input or intermediate result each decision uses. Explain the deciding step aloud before checking the changed case; pointing to the final answer alone does not show how it follows. Limit: These groups are fictional; small samples and unmatched question difficulty limit conclusions about fairness."/>
+            <wp:cNvGraphicFramePr>
+              <a:graphicFrameLocks noChangeAspect="1"/>
+            </wp:cNvGraphicFramePr>
+            <a:graphic>
+              <a:graphicData uri="http://schemas.openxmlformats.org/drawingml/2006/picture">
+                <pic:pic>
+                  <pic:nvPicPr>
+                    <pic:cNvPr id="0" name="academy-story-ai-3-30-05.png"/>
+                    <pic:cNvPicPr/>
+                  </pic:nvPicPr>
+                  <pic:blipFill>
+                    <a:blip r:embed="rId33"/>
+                    <a:stretch>
+                      <a:fillRect/>
+                    </a:stretch>
+                  </pic:blipFill>
+                  <pic:spPr>
+                    <a:xfrm>
+                      <a:off x="0" y="0"/>
+                      <a:ext cx="5486400" cy="2834640"/>
+                    </a:xfrm>
+                    <a:prstGeom prst="rect"/>
+                  </pic:spPr>
+                </pic:pic>
+              </a:graphicData>
+            </a:graphic>
+          </wp:inline>
+        </w:drawing>
+      </w:r>
+    </w:p>
+    <w:p>
+      <w:pPr>
+        <w:spacing w:line="336" w:lineRule="auto" w:after="180"/>
+      </w:pPr>
+      <w:r>
+        <w:rPr>
+          <w:b w:val="0"/>
+        </w:rPr>
+        <w:t xml:space="preserve">Read the picture in order. Check the two Birch and three Pine failures before deciding what revision each needs. The arrows show which recorded </w:t>
+      </w:r>
+      <w:r>
+        <w:rPr>
+          <w:b/>
+        </w:rPr>
+        <w:t>input</w:t>
+      </w:r>
+      <w:r>
+        <w:rPr>
+          <w:b w:val="0"/>
+        </w:rPr>
+        <w:t xml:space="preserve"> or intermediate result each decision uses.</w:t>
+      </w:r>
+    </w:p>
+    <w:p>
+      <w:pPr>
+        <w:spacing w:line="336" w:lineRule="auto" w:after="180"/>
+      </w:pPr>
+      <w:r>
+        <w:rPr>
+          <w:b w:val="0"/>
+        </w:rPr>
+        <w:t>Explain the deciding step aloud before checking the changed case; pointing to the final answer alone does not show how it follows.</w:t>
+      </w:r>
+    </w:p>
+    <w:p>
+      <w:pPr>
+        <w:spacing w:line="336" w:lineRule="auto" w:after="180"/>
+      </w:pPr>
+      <w:r>
+        <w:rPr>
+          <w:b w:val="0"/>
+        </w:rPr>
+        <w:t>Limit: These groups are fictional; small samples and unmatched question difficulty limit conclusions about fairness.</w:t>
+      </w:r>
+    </w:p>
+    <w:p>
+      <w:pPr>
+        <w:spacing w:line="336" w:lineRule="auto" w:after="180"/>
+        <w:shd w:fill="F5F1FB"/>
+      </w:pPr>
+      <w:r>
+        <w:rPr>
+          <w:b w:val="0"/>
+        </w:rPr>
+        <w:t>Explain the case, then point to a limit on the claim.</w:t>
+      </w:r>
+    </w:p>
+    <w:p>
+      <w:pPr>
+        <w:pStyle w:val="Heading3"/>
+      </w:pPr>
+      <w:r>
+        <w:t>06. Make the idea visible in your project</w:t>
+      </w:r>
+    </w:p>
+    <w:p>
+      <w:r>
+        <w:drawing>
+          <wp:inline xmlns:a="http://schemas.openxmlformats.org/drawingml/2006/main" xmlns:pic="http://schemas.openxmlformats.org/drawingml/2006/picture">
+            <wp:extent cx="5486400" cy="3681984"/>
+            <wp:docPr id="27" name="Picture 27" descr="For your Verified Study Buddy, save the input, procedure, observed result and limitation of this check. Label this worked example as practice; use a different, previously unreviewed case when checking independent understanding. Draw your input, deciding step, result and limit. Supported question: Explain why comparing six correct answers in each group would mislead. Point to the relevant step in the picture, then write the changed result and the rule or evidence that supports it."/>
+            <wp:cNvGraphicFramePr>
+              <a:graphicFrameLocks noChangeAspect="1"/>
+            </wp:cNvGraphicFramePr>
+            <a:graphic>
+              <a:graphicData uri="http://schemas.openxmlformats.org/drawingml/2006/picture">
+                <pic:pic>
+                  <pic:nvPicPr>
+                    <pic:cNvPr id="0" name="academy-story-ai-3-30-06.png"/>
+                    <pic:cNvPicPr/>
+                  </pic:nvPicPr>
+                  <pic:blipFill>
+                    <a:blip r:embed="rId34"/>
+                    <a:stretch>
+                      <a:fillRect/>
+                    </a:stretch>
+                  </pic:blipFill>
+                  <pic:spPr>
+                    <a:xfrm>
+                      <a:off x="0" y="0"/>
+                      <a:ext cx="5486400" cy="3681984"/>
+                    </a:xfrm>
+                    <a:prstGeom prst="rect"/>
+                  </pic:spPr>
+                </pic:pic>
+              </a:graphicData>
+            </a:graphic>
+          </wp:inline>
+        </w:drawing>
+      </w:r>
+    </w:p>
+    <w:p>
+      <w:pPr>
+        <w:spacing w:line="336" w:lineRule="auto" w:after="180"/>
+      </w:pPr>
+      <w:r>
+        <w:rPr>
+          <w:b w:val="0"/>
+        </w:rPr>
+        <w:t xml:space="preserve">For your Verified Study Buddy, save the </w:t>
+      </w:r>
+      <w:r>
+        <w:rPr>
+          <w:b/>
+        </w:rPr>
+        <w:t>input</w:t>
+      </w:r>
+      <w:r>
+        <w:rPr>
+          <w:b w:val="0"/>
+        </w:rPr>
+        <w:t>, procedure, observed result and limitation of this check.</w:t>
+      </w:r>
+    </w:p>
+    <w:p>
+      <w:pPr>
+        <w:spacing w:line="336" w:lineRule="auto" w:after="180"/>
+      </w:pPr>
+      <w:r>
+        <w:rPr>
+          <w:b w:val="0"/>
+        </w:rPr>
+        <w:t xml:space="preserve">Label this worked example as practice; use a different, previously unreviewed case when checking independent understanding. Draw your </w:t>
+      </w:r>
+      <w:r>
+        <w:rPr>
+          <w:b/>
+        </w:rPr>
+        <w:t>input</w:t>
+      </w:r>
+      <w:r>
+        <w:rPr>
+          <w:b w:val="0"/>
+        </w:rPr>
+        <w:t>, deciding step, result and limit.</w:t>
+      </w:r>
+    </w:p>
+    <w:p>
+      <w:pPr>
+        <w:spacing w:line="336" w:lineRule="auto" w:after="180"/>
+      </w:pPr>
+      <w:r>
+        <w:rPr>
+          <w:b w:val="0"/>
+        </w:rPr>
+        <w:t xml:space="preserve">Supported question: Explain why comparing six correct answers in each group would mislead. Point to the relevant step in the picture, then write the changed result and the rule or </w:t>
+      </w:r>
+      <w:r>
+        <w:rPr>
+          <w:b/>
+        </w:rPr>
+        <w:t>evidence</w:t>
+      </w:r>
+      <w:r>
+        <w:rPr>
+          <w:b w:val="0"/>
+        </w:rPr>
+        <w:t xml:space="preserve"> that supports it.</w:t>
+      </w:r>
+    </w:p>
+    <w:p>
+      <w:pPr>
+        <w:spacing w:line="336" w:lineRule="auto" w:after="180"/>
+        <w:shd w:fill="F5F1FB"/>
+      </w:pPr>
+      <w:r>
+        <w:rPr>
+          <w:b w:val="0"/>
+        </w:rPr>
+        <w:t xml:space="preserve">Draw your project trace and justify the deciding step using </w:t>
+      </w:r>
+      <w:r>
+        <w:rPr>
+          <w:b/>
+        </w:rPr>
+        <w:t>evidence</w:t>
+      </w:r>
+      <w:r>
+        <w:rPr>
+          <w:b w:val="0"/>
+        </w:rPr>
+        <w:t>.</w:t>
       </w:r>
     </w:p>
     <w:sectPr>

--- a/downloads/student/ai-3-week-30.docx
+++ b/downloads/student/ai-3-week-30.docx
@@ -25,12 +25,17 @@
         <w:pStyle w:val="Heading1"/>
       </w:pPr>
       <w:r>
-        <w:t>Before you start</w:t>
-      </w:r>
-    </w:p>
-    <w:p>
-      <w:r>
-        <w:t>AI-2 Week 34: totals can hide uneven performance across groups.</w:t>
+        <w:t>Define the task. Keep the denominator. Inspect the missing cases.</w:t>
+      </w:r>
+    </w:p>
+    <w:p>
+      <w:r>
+        <w:t>Audit representation and uneven quality without treating counts as causal explanations.</w:t>
+      </w:r>
+    </w:p>
+    <w:p>
+      <w:r>
+        <w:t>Audit contract → Birch/Pine rates → six paired outputs → error inspection → independent C/D comparison.</w:t>
       </w:r>
     </w:p>
     <w:p>
@@ -38,12 +43,140 @@
         <w:pStyle w:val="Heading1"/>
       </w:pPr>
       <w:r>
-        <w:t>01. Your mission</w:t>
-      </w:r>
-    </w:p>
-    <w:p>
-      <w:r>
-        <w:t>Start with the target: Explain the mechanism and terminology of representation and bias evaluation. Try the recall before opening notes.</w:t>
+        <w:t>01. Whose cases are represented, and what does quality mean?</w:t>
+      </w:r>
+    </w:p>
+    <w:p>
+      <w:r>
+        <w:t>Compare defined outcomes without inventing an explanation for a difference.</w:t>
+      </w:r>
+    </w:p>
+    <w:p>
+      <w:pPr>
+        <w:pStyle w:val="Heading2"/>
+      </w:pPr>
+      <w:r>
+        <w:t>Your learning goals</w:t>
+      </w:r>
+    </w:p>
+    <w:p>
+      <w:pPr>
+        <w:spacing w:line="336" w:lineRule="auto" w:after="180"/>
+      </w:pPr>
+      <w:r>
+        <w:rPr>
+          <w:b w:val="0"/>
+        </w:rPr>
+        <w:t xml:space="preserve">I can explain the </w:t>
+      </w:r>
+      <w:r>
+        <w:rPr>
+          <w:b/>
+        </w:rPr>
+        <w:t>mechanism</w:t>
+      </w:r>
+      <w:r>
+        <w:rPr>
+          <w:b w:val="0"/>
+        </w:rPr>
+        <w:t xml:space="preserve"> and terminology of </w:t>
+      </w:r>
+      <w:r>
+        <w:rPr>
+          <w:b/>
+        </w:rPr>
+        <w:t>representation</w:t>
+      </w:r>
+      <w:r>
+        <w:rPr>
+          <w:b w:val="0"/>
+        </w:rPr>
+        <w:t xml:space="preserve"> and bias evaluation.</w:t>
+      </w:r>
+    </w:p>
+    <w:p>
+      <w:pPr>
+        <w:spacing w:line="336" w:lineRule="auto" w:after="180"/>
+      </w:pPr>
+      <w:r>
+        <w:rPr>
+          <w:b w:val="0"/>
+        </w:rPr>
+        <w:t>I can apply the stated procedure to a new case with a traceable result.</w:t>
+      </w:r>
+    </w:p>
+    <w:p>
+      <w:pPr>
+        <w:spacing w:line="336" w:lineRule="auto" w:after="180"/>
+      </w:pPr>
+      <w:r>
+        <w:rPr>
+          <w:b w:val="0"/>
+        </w:rPr>
+        <w:t>I can identify an assumption or limitation and design a revealing follow-up.</w:t>
+      </w:r>
+    </w:p>
+    <w:p>
+      <w:pPr>
+        <w:pStyle w:val="Heading2"/>
+      </w:pPr>
+      <w:r>
+        <w:t>Recall criteria and denominators</w:t>
+      </w:r>
+    </w:p>
+    <w:p>
+      <w:pPr>
+        <w:pStyle w:val="ListBullet"/>
+      </w:pPr>
+      <w:r>
+        <w:t>Close your notes first. A rough first answer helps us choose the right starting point; it is not a score for your ability.</w:t>
+      </w:r>
+    </w:p>
+    <w:p>
+      <w:pPr>
+        <w:pStyle w:val="ListBullet"/>
+      </w:pPr>
+      <w:r>
+        <w:t>Recall Quality Rubrics and Evaluation Sets: declare the quality criterion and denominator before comparing outputs. Equal totals can hide different rates, and equal rates can hide different error types.</w:t>
+      </w:r>
+    </w:p>
+    <w:p>
+      <w:pPr>
+        <w:pStyle w:val="Heading2"/>
+      </w:pPr>
+      <w:r>
+        <w:t>Your end goal</w:t>
+      </w:r>
+    </w:p>
+    <w:p>
+      <w:pPr>
+        <w:spacing w:line="336" w:lineRule="auto" w:after="180"/>
+      </w:pPr>
+      <w:r>
+        <w:rPr>
+          <w:b w:val="0"/>
+        </w:rPr>
+        <w:t xml:space="preserve">By the end, I can explain bias and </w:t>
+      </w:r>
+      <w:r>
+        <w:rPr>
+          <w:b/>
+        </w:rPr>
+        <w:t>representation</w:t>
+      </w:r>
+      <w:r>
+        <w:rPr>
+          <w:b w:val="0"/>
+        </w:rPr>
+        <w:t xml:space="preserve"> using a traced example and a stated limitation.</w:t>
+      </w:r>
+    </w:p>
+    <w:p>
+      <w:pPr>
+        <w:pStyle w:val="Heading2"/>
+      </w:pPr>
+      <w:r>
+        <w:t>Earlier wording, alternatives and picture transcripts · reference / check after trying</w:t>
       </w:r>
     </w:p>
     <w:p>
@@ -56,78 +189,10 @@
     </w:p>
     <w:p>
       <w:pPr>
-        <w:spacing w:line="336" w:lineRule="auto" w:after="180"/>
-      </w:pPr>
-      <w:r>
-        <w:rPr>
-          <w:b w:val="0"/>
-        </w:rPr>
-        <w:t xml:space="preserve">I can explain the </w:t>
-      </w:r>
-      <w:r>
-        <w:rPr>
-          <w:b/>
-        </w:rPr>
-        <w:t>mechanism</w:t>
-      </w:r>
-      <w:r>
-        <w:rPr>
-          <w:b w:val="0"/>
-        </w:rPr>
-        <w:t xml:space="preserve"> and terminology of </w:t>
-      </w:r>
-      <w:r>
-        <w:rPr>
-          <w:b/>
-        </w:rPr>
-        <w:t>representation</w:t>
-      </w:r>
-      <w:r>
-        <w:rPr>
-          <w:b w:val="0"/>
-        </w:rPr>
-        <w:t xml:space="preserve"> and bias evaluation.</w:t>
-      </w:r>
-    </w:p>
-    <w:p>
-      <w:pPr>
-        <w:spacing w:line="336" w:lineRule="auto" w:after="180"/>
-      </w:pPr>
-      <w:r>
-        <w:rPr>
-          <w:b w:val="0"/>
-        </w:rPr>
-        <w:t>I can apply the stated procedure to a new case with a traceable result.</w:t>
-      </w:r>
-    </w:p>
-    <w:p>
-      <w:pPr>
-        <w:spacing w:line="336" w:lineRule="auto" w:after="180"/>
-      </w:pPr>
-      <w:r>
-        <w:rPr>
-          <w:b w:val="0"/>
-        </w:rPr>
-        <w:t>I can identify an assumption or limitation and design a revealing follow-up.</w:t>
-      </w:r>
-    </w:p>
-    <w:p>
-      <w:pPr>
         <w:pStyle w:val="Heading3"/>
       </w:pPr>
       <w:r>
         <w:t>Remember before reading</w:t>
-      </w:r>
-    </w:p>
-    <w:p>
-      <w:pPr>
-        <w:spacing w:line="336" w:lineRule="auto" w:after="180"/>
-      </w:pPr>
-      <w:r>
-        <w:rPr>
-          <w:b w:val="0"/>
-        </w:rPr>
-        <w:t>Close your notes first. A rough first answer helps us choose the right starting point; it is not a score for your ability.</w:t>
       </w:r>
     </w:p>
     <w:p>
@@ -262,9 +327,26 @@
       </w:pPr>
       <w:r>
         <w:rPr>
+          <w:b w:val="0"/>
+        </w:rPr>
+        <w:t>CREATOR MISSION</w:t>
+      </w:r>
+    </w:p>
+    <w:p>
+      <w:pPr>
+        <w:spacing w:line="336" w:lineRule="auto" w:after="180"/>
+      </w:pPr>
+      <w:r>
+        <w:rPr>
           <w:b/>
         </w:rPr>
-        <w:t>CREATOR MISSION</w:t>
+        <w:t>Audit</w:t>
+      </w:r>
+      <w:r>
+        <w:rPr>
+          <w:b w:val="0"/>
+        </w:rPr>
+        <w:t xml:space="preserve"> a character generator across varied prompts.</w:t>
       </w:r>
     </w:p>
     <w:p>
@@ -273,15 +355,79 @@
       </w:pPr>
       <w:r>
         <w:rPr>
-          <w:b/>
-        </w:rPr>
-        <w:t>Audit</w:t>
-      </w:r>
-      <w:r>
-        <w:rPr>
           <w:b w:val="0"/>
         </w:rPr>
-        <w:t xml:space="preserve"> a character generator across varied prompts.</w:t>
+        <w:t>Creator name and date:</w:t>
+      </w:r>
+    </w:p>
+    <w:p>
+      <w:pPr>
+        <w:pStyle w:val="Heading3"/>
+      </w:pPr>
+      <w:r>
+        <w:t>Write or draw your reasoning and evidence.</w:t>
+      </w:r>
+    </w:p>
+    <w:p>
+      <w:r>
+        <w:t>________________________________________________________________</w:t>
+      </w:r>
+    </w:p>
+    <w:p>
+      <w:r>
+        <w:t>________________________________________________________________</w:t>
+      </w:r>
+    </w:p>
+    <w:p>
+      <w:r>
+        <w:t>________________________________________________________________</w:t>
+      </w:r>
+    </w:p>
+    <w:p>
+      <w:r>
+        <w:t>________________________________________________________________</w:t>
+      </w:r>
+    </w:p>
+    <w:p>
+      <w:r>
+        <w:t>________________________________________________________________</w:t>
+      </w:r>
+    </w:p>
+    <w:p>
+      <w:pPr>
+        <w:pStyle w:val="Heading3"/>
+      </w:pPr>
+      <w:r>
+        <w:t>Readiness for the connected explanation</w:t>
+      </w:r>
+    </w:p>
+    <w:p>
+      <w:pPr>
+        <w:pStyle w:val="Heading3"/>
+      </w:pPr>
+      <w:r>
+        <w:t>This week’s end goal</w:t>
+      </w:r>
+    </w:p>
+    <w:p>
+      <w:pPr>
+        <w:pStyle w:val="Heading1"/>
+      </w:pPr>
+      <w:r>
+        <w:t>02. Define the task before interpreting a group difference</w:t>
+      </w:r>
+    </w:p>
+    <w:p>
+      <w:r>
+        <w:t>A count, a rate and a causal explanation are different claims.</w:t>
+      </w:r>
+    </w:p>
+    <w:p>
+      <w:pPr>
+        <w:pStyle w:val="Heading2"/>
+      </w:pPr>
+      <w:r>
+        <w:t>Understand representation and outcome audits</w:t>
       </w:r>
     </w:p>
     <w:p>
@@ -292,48 +438,7 @@
         <w:rPr>
           <w:b w:val="0"/>
         </w:rPr>
-        <w:t>Creator name and date:</w:t>
-      </w:r>
-    </w:p>
-    <w:p>
-      <w:pPr>
-        <w:pStyle w:val="Heading3"/>
-      </w:pPr>
-      <w:r>
-        <w:t>Write or draw your reasoning and evidence.</w:t>
-      </w:r>
-    </w:p>
-    <w:p>
-      <w:r>
-        <w:t>________________________________________________________________</w:t>
-      </w:r>
-    </w:p>
-    <w:p>
-      <w:r>
-        <w:t>________________________________________________________________</w:t>
-      </w:r>
-    </w:p>
-    <w:p>
-      <w:r>
-        <w:t>________________________________________________________________</w:t>
-      </w:r>
-    </w:p>
-    <w:p>
-      <w:r>
-        <w:t>________________________________________________________________</w:t>
-      </w:r>
-    </w:p>
-    <w:p>
-      <w:r>
-        <w:t>________________________________________________________________</w:t>
-      </w:r>
-    </w:p>
-    <w:p>
-      <w:pPr>
-        <w:pStyle w:val="Heading3"/>
-      </w:pPr>
-      <w:r>
-        <w:t>Readiness for the connected explanation</w:t>
+        <w:t>Representation asks which situations and perspectives appear in a dataset or output set, and which are missing. A bias audit examines defined patterns such as omissions, unsupported assumptions or uneven task quality. Group rates can reveal a difference worth investigating, but they do not identify its cause or settle every fairness question.</w:t>
       </w:r>
     </w:p>
     <w:p>
@@ -344,39 +449,37 @@
         <w:rPr>
           <w:b w:val="0"/>
         </w:rPr>
-        <w:t xml:space="preserve">Recall Copyright and permitted sources. Explain why a recorded result needs its </w:t>
-      </w:r>
-      <w:r>
-        <w:rPr>
-          <w:b/>
-        </w:rPr>
-        <w:t>input</w:t>
-      </w:r>
+        <w:t>Use fictional, non-identifying practice records and criteria tied to the task. Do not infer a person’s identity from a name or appearance.</w:t>
+      </w:r>
+    </w:p>
+    <w:p>
+      <w:pPr>
+        <w:spacing w:line="336" w:lineRule="auto" w:after="180"/>
+      </w:pPr>
       <w:r>
         <w:rPr>
           <w:b w:val="0"/>
         </w:rPr>
-        <w:t xml:space="preserve"> conditions and </w:t>
-      </w:r>
-      <w:r>
-        <w:rPr>
-          <w:b/>
-        </w:rPr>
-        <w:t>evidence</w:t>
-      </w:r>
+        <w:t>Bias evaluation tests defined outcomes across relevant conditions. Group averages can expose differences but cannot alone establish their cause or the correct remedy.</w:t>
+      </w:r>
+    </w:p>
+    <w:p>
+      <w:pPr>
+        <w:pStyle w:val="Heading2"/>
+      </w:pPr>
+      <w:r>
+        <w:t>Use supplied fictional records</w:t>
+      </w:r>
+    </w:p>
+    <w:p>
+      <w:pPr>
+        <w:spacing w:line="336" w:lineRule="auto" w:after="180"/>
+      </w:pPr>
       <w:r>
         <w:rPr>
           <w:b w:val="0"/>
         </w:rPr>
-        <w:t xml:space="preserve"> source before it can support a claim.</w:t>
-      </w:r>
-    </w:p>
-    <w:p>
-      <w:pPr>
-        <w:pStyle w:val="Heading3"/>
-      </w:pPr>
-      <w:r>
-        <w:t>This week’s end goal</w:t>
+        <w:t>Begin by writing the question the procedure is intended to answer. Identify the information already supplied, the information it will produce and the information still missing.</w:t>
       </w:r>
     </w:p>
     <w:p>
@@ -387,41 +490,24 @@
         <w:rPr>
           <w:b w:val="0"/>
         </w:rPr>
-        <w:t xml:space="preserve">By the end, I can explain bias and </w:t>
-      </w:r>
-      <w:r>
-        <w:rPr>
-          <w:b/>
-        </w:rPr>
-        <w:t>representation</w:t>
-      </w:r>
+        <w:t>These are constructed classroom examples; they do not require live accounts, private records or an external service. Do not treat a plausible explanation as a measured outcome.</w:t>
+      </w:r>
+    </w:p>
+    <w:p>
+      <w:pPr>
+        <w:pStyle w:val="Heading2"/>
+      </w:pPr>
+      <w:r>
+        <w:t>Earlier wording, alternatives and picture transcripts · reference / check after trying</w:t>
+      </w:r>
+    </w:p>
+    <w:p>
+      <w:pPr>
+        <w:spacing w:line="336" w:lineRule="auto" w:after="180"/>
+      </w:pPr>
       <w:r>
         <w:rPr>
           <w:b w:val="0"/>
-        </w:rPr>
-        <w:t xml:space="preserve"> using a traced example and a stated limitation.</w:t>
-      </w:r>
-    </w:p>
-    <w:p>
-      <w:pPr>
-        <w:pStyle w:val="Heading1"/>
-      </w:pPr>
-      <w:r>
-        <w:t>02. Notice the evidence</w:t>
-      </w:r>
-    </w:p>
-    <w:p>
-      <w:r>
-        <w:t>Investigate the supplied Bias and Representation case. Separate observations, given facts and assumptions before choosing an explanation.</w:t>
-      </w:r>
-    </w:p>
-    <w:p>
-      <w:pPr>
-        <w:spacing w:line="336" w:lineRule="auto" w:after="180"/>
-      </w:pPr>
-      <w:r>
-        <w:rPr>
-          <w:b/>
         </w:rPr>
         <w:t>PICTURE STORY</w:t>
       </w:r>
@@ -498,58 +584,468 @@
     </w:p>
     <w:p>
       <w:pPr>
+        <w:spacing w:line="336" w:lineRule="auto" w:after="180"/>
+      </w:pPr>
+      <w:r>
+        <w:rPr>
+          <w:b w:val="0"/>
+        </w:rPr>
+        <w:t>MYSTERY</w:t>
+      </w:r>
+    </w:p>
+    <w:p>
+      <w:pPr>
+        <w:spacing w:line="336" w:lineRule="auto" w:after="180"/>
+      </w:pPr>
+      <w:r>
+        <w:rPr>
+          <w:b w:val="0"/>
+        </w:rPr>
+        <w:t xml:space="preserve">The learners must use bias and </w:t>
+      </w:r>
+      <w:r>
+        <w:rPr>
+          <w:b/>
+        </w:rPr>
+        <w:t>representation</w:t>
+      </w:r>
+      <w:r>
+        <w:rPr>
+          <w:b w:val="0"/>
+        </w:rPr>
+        <w:t xml:space="preserve"> to solve a problem. What information do they have? What decision or calculation do they make? What would count as </w:t>
+      </w:r>
+      <w:r>
+        <w:rPr>
+          <w:b/>
+        </w:rPr>
+        <w:t>evidence</w:t>
+      </w:r>
+      <w:r>
+        <w:rPr>
+          <w:b w:val="0"/>
+        </w:rPr>
+        <w:t xml:space="preserve"> that it worked?</w:t>
+      </w:r>
+    </w:p>
+    <w:p>
+      <w:pPr>
+        <w:spacing w:line="336" w:lineRule="auto" w:after="180"/>
+      </w:pPr>
+      <w:r>
+        <w:rPr>
+          <w:b w:val="0"/>
+        </w:rPr>
+        <w:t xml:space="preserve">Three </w:t>
+      </w:r>
+      <w:r>
+        <w:rPr>
+          <w:b/>
+        </w:rPr>
+        <w:t>observation</w:t>
+      </w:r>
+      <w:r>
+        <w:rPr>
+          <w:b w:val="0"/>
+        </w:rPr>
+        <w:t>s (what you can point to):</w:t>
+      </w:r>
+    </w:p>
+    <w:p>
+      <w:pPr>
         <w:pStyle w:val="Heading3"/>
       </w:pPr>
       <w:r>
-        <w:t>Start with this puzzle</w:t>
+        <w:t>Write or draw your reasoning and evidence.</w:t>
+      </w:r>
+    </w:p>
+    <w:p>
+      <w:r>
+        <w:t>________________________________________________________________</w:t>
+      </w:r>
+    </w:p>
+    <w:p>
+      <w:r>
+        <w:t>________________________________________________________________</w:t>
+      </w:r>
+    </w:p>
+    <w:p>
+      <w:r>
+        <w:t>________________________________________________________________</w:t>
+      </w:r>
+    </w:p>
+    <w:p>
+      <w:r>
+        <w:t>________________________________________________________________</w:t>
+      </w:r>
+    </w:p>
+    <w:p>
+      <w:r>
+        <w:t>________________________________________________________________</w:t>
       </w:r>
     </w:p>
     <w:p>
       <w:pPr>
         <w:spacing w:line="336" w:lineRule="auto" w:after="180"/>
-        <w:shd w:fill="F1F6FC"/>
       </w:pPr>
       <w:r>
         <w:rPr>
           <w:b w:val="0"/>
         </w:rPr>
-        <w:t>MYSTERY</w:t>
-      </w:r>
-    </w:p>
+        <w:t xml:space="preserve">My </w:t>
+      </w:r>
+      <w:r>
+        <w:rPr>
+          <w:b/>
+        </w:rPr>
+        <w:t>prediction</w:t>
+      </w:r>
+      <w:r>
+        <w:rPr>
+          <w:b w:val="0"/>
+        </w:rPr>
+        <w:t xml:space="preserve"> and the clue supporting it:</w:t>
+      </w:r>
+    </w:p>
+    <w:p>
+      <w:pPr>
+        <w:pStyle w:val="Heading3"/>
+      </w:pPr>
+      <w:r>
+        <w:t>Write or draw your reasoning and evidence.</w:t>
+      </w:r>
+    </w:p>
+    <w:p>
+      <w:r>
+        <w:t>________________________________________________________________</w:t>
+      </w:r>
+    </w:p>
+    <w:p>
+      <w:r>
+        <w:t>________________________________________________________________</w:t>
+      </w:r>
+    </w:p>
+    <w:p>
+      <w:r>
+        <w:t>________________________________________________________________</w:t>
+      </w:r>
+    </w:p>
+    <w:p>
+      <w:r>
+        <w:t>________________________________________________________________</w:t>
+      </w:r>
+    </w:p>
+    <w:p>
+      <w:r>
+        <w:t>________________________________________________________________</w:t>
+      </w:r>
+    </w:p>
+    <w:p>
+      <w:pPr>
+        <w:pStyle w:val="Heading3"/>
+      </w:pPr>
+      <w:r>
+        <w:t>A closer explanation</w:t>
+      </w:r>
+    </w:p>
+    <w:p>
+      <w:pPr>
+        <w:pStyle w:val="Heading1"/>
+      </w:pPr>
+      <w:r>
+        <w:t>03. Write the comparison contract before scoring</w:t>
+      </w:r>
+    </w:p>
+    <w:p>
+      <w:r>
+        <w:t>Keep small samples and unknown case differences visible.</w:t>
+      </w:r>
+    </w:p>
+    <w:p>
+      <w:pPr>
+        <w:pStyle w:val="Heading2"/>
+      </w:pPr>
+      <w:r>
+        <w:t>The complete audit checklist</w:t>
+      </w:r>
+    </w:p>
+    <w:tbl>
+      <w:tblPr>
+        <w:tblStyle w:val="LightShading-Accent1"/>
+        <w:tblW w:type="auto" w:w="0"/>
+        <w:tblLook w:firstColumn="1" w:firstRow="1" w:lastColumn="0" w:lastRow="0" w:noHBand="0" w:noVBand="1" w:val="04A0"/>
+      </w:tblPr>
+      <w:tblGrid>
+        <w:gridCol w:w="5112"/>
+        <w:gridCol w:w="5112"/>
+      </w:tblGrid>
+      <w:tr>
+        <w:trPr>
+          <w:tblHeader/>
+        </w:trPr>
+        <w:tc>
+          <w:tcPr>
+            <w:tcW w:type="dxa" w:w="5112"/>
+          </w:tcPr>
+          <w:p>
+            <w:r>
+              <w:t>Audit question</w:t>
+            </w:r>
+          </w:p>
+        </w:tc>
+        <w:tc>
+          <w:tcPr>
+            <w:tcW w:type="dxa" w:w="5112"/>
+          </w:tcPr>
+          <w:p>
+            <w:r>
+              <w:t>What to preserve</w:t>
+            </w:r>
+          </w:p>
+        </w:tc>
+      </w:tr>
+      <w:tr>
+        <w:tc>
+          <w:tcPr>
+            <w:tcW w:type="dxa" w:w="5112"/>
+          </w:tcPr>
+          <w:p>
+            <w:r>
+              <w:t>Task and outcome</w:t>
+            </w:r>
+          </w:p>
+        </w:tc>
+        <w:tc>
+          <w:tcPr>
+            <w:tcW w:type="dxa" w:w="5112"/>
+          </w:tcPr>
+          <w:p>
+            <w:r>
+              <w:t>What counts as supported, useful or complete for this question?</w:t>
+            </w:r>
+          </w:p>
+        </w:tc>
+      </w:tr>
+      <w:tr>
+        <w:tc>
+          <w:tcPr>
+            <w:tcW w:type="dxa" w:w="5112"/>
+          </w:tcPr>
+          <w:p>
+            <w:r>
+              <w:t>Groups or conditions</w:t>
+            </w:r>
+          </w:p>
+        </w:tc>
+        <w:tc>
+          <w:tcPr>
+            <w:tcW w:type="dxa" w:w="5112"/>
+          </w:tcPr>
+          <w:p>
+            <w:r>
+              <w:t>Why are these labels relevant; what do they actually mean?</w:t>
+            </w:r>
+          </w:p>
+        </w:tc>
+      </w:tr>
+      <w:tr>
+        <w:tc>
+          <w:tcPr>
+            <w:tcW w:type="dxa" w:w="5112"/>
+          </w:tcPr>
+          <w:p>
+            <w:r>
+              <w:t>Denominators</w:t>
+            </w:r>
+          </w:p>
+        </w:tc>
+        <w:tc>
+          <w:tcPr>
+            <w:tcW w:type="dxa" w:w="5112"/>
+          </w:tcPr>
+          <w:p>
+            <w:r>
+              <w:t>How many cases in each group and how many pass?</w:t>
+            </w:r>
+          </w:p>
+        </w:tc>
+      </w:tr>
+      <w:tr>
+        <w:tc>
+          <w:tcPr>
+            <w:tcW w:type="dxa" w:w="5112"/>
+          </w:tcPr>
+          <w:p>
+            <w:r>
+              <w:t>Error types</w:t>
+            </w:r>
+          </w:p>
+        </w:tc>
+        <w:tc>
+          <w:tcPr>
+            <w:tcW w:type="dxa" w:w="5112"/>
+          </w:tcPr>
+          <w:p>
+            <w:r>
+              <w:t>Which exact claims, omissions or fallbacks failed?</w:t>
+            </w:r>
+          </w:p>
+        </w:tc>
+      </w:tr>
+      <w:tr>
+        <w:tc>
+          <w:tcPr>
+            <w:tcW w:type="dxa" w:w="5112"/>
+          </w:tcPr>
+          <w:p>
+            <w:r>
+              <w:t>Case comparability</w:t>
+            </w:r>
+          </w:p>
+        </w:tc>
+        <w:tc>
+          <w:tcPr>
+            <w:tcW w:type="dxa" w:w="5112"/>
+          </w:tcPr>
+          <w:p>
+            <w:r>
+              <w:t>Difficulty, source coverage, prompt wording and annotation rules</w:t>
+            </w:r>
+          </w:p>
+        </w:tc>
+      </w:tr>
+      <w:tr>
+        <w:tc>
+          <w:tcPr>
+            <w:tcW w:type="dxa" w:w="5112"/>
+          </w:tcPr>
+          <w:p>
+            <w:r>
+              <w:t>Bounded conclusion</w:t>
+            </w:r>
+          </w:p>
+        </w:tc>
+        <w:tc>
+          <w:tcPr>
+            <w:tcW w:type="dxa" w:w="5112"/>
+          </w:tcPr>
+          <w:p>
+            <w:r>
+              <w:t>Observed difference or missing coverage; no invented causal story</w:t>
+            </w:r>
+          </w:p>
+        </w:tc>
+      </w:tr>
+      <w:tr>
+        <w:tc>
+          <w:tcPr>
+            <w:tcW w:type="dxa" w:w="5112"/>
+          </w:tcPr>
+          <w:p>
+            <w:r>
+              <w:t>Proposed revision</w:t>
+            </w:r>
+          </w:p>
+        </w:tc>
+        <w:tc>
+          <w:tcPr>
+            <w:tcW w:type="dxa" w:w="5112"/>
+          </w:tcPr>
+          <w:p>
+            <w:r>
+              <w:t>One controlled change and a fresh matched retest plan, not an invented improvement</w:t>
+            </w:r>
+          </w:p>
+        </w:tc>
+      </w:tr>
+    </w:tbl>
     <w:p>
       <w:pPr>
         <w:spacing w:line="336" w:lineRule="auto" w:after="180"/>
-        <w:shd w:fill="F5F1FB"/>
       </w:pPr>
       <w:r>
         <w:rPr>
           <w:b w:val="0"/>
         </w:rPr>
-        <w:t xml:space="preserve">The learners must use bias and </w:t>
+        <w:t>Define the task, relevant groups, labels and denominators before comparing. Use fictional, non-identifying records. Evaluate quality and fallback outcomes separately; preserve sample sizes and unresolved explanations.</w:t>
+      </w:r>
+    </w:p>
+    <w:p>
+      <w:pPr>
+        <w:pStyle w:val="Heading2"/>
+      </w:pPr>
+      <w:r>
+        <w:t>Respect scope and missing inputs</w:t>
+      </w:r>
+    </w:p>
+    <w:p>
+      <w:pPr>
+        <w:spacing w:line="336" w:lineRule="auto" w:after="180"/>
+      </w:pPr>
+      <w:r>
+        <w:rPr>
+          <w:b w:val="0"/>
+        </w:rPr>
+        <w:t xml:space="preserve">Before applying the procedure, write its units, denominator or decision boundary where relevant. A partner should be able to repeat each step using the same </w:t>
       </w:r>
       <w:r>
         <w:rPr>
           <w:b/>
         </w:rPr>
-        <w:t>representation</w:t>
+        <w:t>input</w:t>
       </w:r>
       <w:r>
         <w:rPr>
           <w:b w:val="0"/>
         </w:rPr>
-        <w:t xml:space="preserve"> to solve a problem. What information do they have? What decision or calculation do they make? What would count as </w:t>
+        <w:t>s.</w:t>
+      </w:r>
+    </w:p>
+    <w:p>
+      <w:pPr>
+        <w:spacing w:line="336" w:lineRule="auto" w:after="180"/>
+      </w:pPr>
+      <w:r>
+        <w:rPr>
+          <w:b w:val="0"/>
+        </w:rPr>
+        <w:t xml:space="preserve">If a required </w:t>
       </w:r>
       <w:r>
         <w:rPr>
           <w:b/>
         </w:rPr>
-        <w:t>evidence</w:t>
+        <w:t>input</w:t>
       </w:r>
       <w:r>
         <w:rPr>
           <w:b w:val="0"/>
         </w:rPr>
-        <w:t xml:space="preserve"> that it worked?</w:t>
+        <w:t xml:space="preserve"> is absent or violates the stated contract, record that condition explicitly instead of quietly replacing it with a convenient value.</w:t>
+      </w:r>
+    </w:p>
+    <w:p>
+      <w:pPr>
+        <w:pStyle w:val="Heading2"/>
+      </w:pPr>
+      <w:r>
+        <w:t>Explain the deciding check</w:t>
+      </w:r>
+    </w:p>
+    <w:p>
+      <w:pPr>
+        <w:pStyle w:val="ListBullet"/>
+      </w:pPr>
+      <w:r>
+        <w:t>Point to the input, the deciding step and the result in this week’s visual. Explain the same step in ordinary words. A picture helps when you can say what each part represents.</w:t>
+      </w:r>
+    </w:p>
+    <w:p>
+      <w:pPr>
+        <w:pStyle w:val="Heading2"/>
+      </w:pPr>
+      <w:r>
+        <w:t>Earlier wording, alternatives and picture transcripts · reference / check after trying</w:t>
       </w:r>
     </w:p>
     <w:p>
@@ -559,172 +1055,6 @@
       <w:r>
         <w:rPr>
           <w:b w:val="0"/>
-        </w:rPr>
-        <w:t xml:space="preserve">Three </w:t>
-      </w:r>
-      <w:r>
-        <w:rPr>
-          <w:b/>
-        </w:rPr>
-        <w:t>observation</w:t>
-      </w:r>
-      <w:r>
-        <w:rPr>
-          <w:b w:val="0"/>
-        </w:rPr>
-        <w:t>s (what you can point to):</w:t>
-      </w:r>
-    </w:p>
-    <w:p>
-      <w:pPr>
-        <w:pStyle w:val="Heading3"/>
-      </w:pPr>
-      <w:r>
-        <w:t>Write or draw your reasoning and evidence.</w:t>
-      </w:r>
-    </w:p>
-    <w:p>
-      <w:r>
-        <w:t>________________________________________________________________</w:t>
-      </w:r>
-    </w:p>
-    <w:p>
-      <w:r>
-        <w:t>________________________________________________________________</w:t>
-      </w:r>
-    </w:p>
-    <w:p>
-      <w:r>
-        <w:t>________________________________________________________________</w:t>
-      </w:r>
-    </w:p>
-    <w:p>
-      <w:r>
-        <w:t>________________________________________________________________</w:t>
-      </w:r>
-    </w:p>
-    <w:p>
-      <w:r>
-        <w:t>________________________________________________________________</w:t>
-      </w:r>
-    </w:p>
-    <w:p>
-      <w:pPr>
-        <w:spacing w:line="336" w:lineRule="auto" w:after="180"/>
-      </w:pPr>
-      <w:r>
-        <w:rPr>
-          <w:b w:val="0"/>
-        </w:rPr>
-        <w:t xml:space="preserve">My </w:t>
-      </w:r>
-      <w:r>
-        <w:rPr>
-          <w:b/>
-        </w:rPr>
-        <w:t>prediction</w:t>
-      </w:r>
-      <w:r>
-        <w:rPr>
-          <w:b w:val="0"/>
-        </w:rPr>
-        <w:t xml:space="preserve"> and the clue supporting it:</w:t>
-      </w:r>
-    </w:p>
-    <w:p>
-      <w:pPr>
-        <w:pStyle w:val="Heading3"/>
-      </w:pPr>
-      <w:r>
-        <w:t>Write or draw your reasoning and evidence.</w:t>
-      </w:r>
-    </w:p>
-    <w:p>
-      <w:r>
-        <w:t>________________________________________________________________</w:t>
-      </w:r>
-    </w:p>
-    <w:p>
-      <w:r>
-        <w:t>________________________________________________________________</w:t>
-      </w:r>
-    </w:p>
-    <w:p>
-      <w:r>
-        <w:t>________________________________________________________________</w:t>
-      </w:r>
-    </w:p>
-    <w:p>
-      <w:r>
-        <w:t>________________________________________________________________</w:t>
-      </w:r>
-    </w:p>
-    <w:p>
-      <w:r>
-        <w:t>________________________________________________________________</w:t>
-      </w:r>
-    </w:p>
-    <w:p>
-      <w:pPr>
-        <w:pStyle w:val="Heading3"/>
-      </w:pPr>
-      <w:r>
-        <w:t>A closer explanation</w:t>
-      </w:r>
-    </w:p>
-    <w:p>
-      <w:pPr>
-        <w:spacing w:line="336" w:lineRule="auto" w:after="180"/>
-      </w:pPr>
-      <w:r>
-        <w:rPr>
-          <w:b w:val="0"/>
-        </w:rPr>
-        <w:t>Bias evaluation tests defined outcomes across relevant conditions. Group averages can expose differences but cannot alone establish their cause or the correct remedy.</w:t>
-      </w:r>
-    </w:p>
-    <w:p>
-      <w:pPr>
-        <w:spacing w:line="336" w:lineRule="auto" w:after="180"/>
-      </w:pPr>
-      <w:r>
-        <w:rPr>
-          <w:b w:val="0"/>
-        </w:rPr>
-        <w:t>Begin by writing the question the procedure is intended to answer. Identify the information already supplied, the information it will produce and the information still missing.</w:t>
-      </w:r>
-    </w:p>
-    <w:p>
-      <w:pPr>
-        <w:spacing w:line="336" w:lineRule="auto" w:after="180"/>
-      </w:pPr>
-      <w:r>
-        <w:rPr>
-          <w:b w:val="0"/>
-        </w:rPr>
-        <w:t>These are constructed classroom examples; they do not require live accounts, private records or an external service. Do not treat a plausible explanation as a measured outcome.</w:t>
-      </w:r>
-    </w:p>
-    <w:p>
-      <w:pPr>
-        <w:pStyle w:val="Heading1"/>
-      </w:pPr>
-      <w:r>
-        <w:t>03. See how it works</w:t>
-      </w:r>
-    </w:p>
-    <w:p>
-      <w:r>
-        <w:t>Follow the mechanism for Bias and Representation. Connect each labelled input, deciding step and result.</w:t>
-      </w:r>
-    </w:p>
-    <w:p>
-      <w:pPr>
-        <w:spacing w:line="336" w:lineRule="auto" w:after="180"/>
-      </w:pPr>
-      <w:r>
-        <w:rPr>
-          <w:b/>
         </w:rPr>
         <w:t xml:space="preserve">VISUAL </w:t>
       </w:r>
@@ -961,17 +1291,6 @@
       </w:pPr>
       <w:r>
         <w:t>A closer explanation</w:t>
-      </w:r>
-    </w:p>
-    <w:p>
-      <w:pPr>
-        <w:spacing w:line="336" w:lineRule="auto" w:after="180"/>
-      </w:pPr>
-      <w:r>
-        <w:rPr>
-          <w:b w:val="0"/>
-        </w:rPr>
-        <w:t>Define the task, relevant groups, labels and denominators before comparing. Use fictional, non-identifying records. Evaluate quality and fallback outcomes separately; preserve sample sizes and unresolved explanations.</w:t>
       </w:r>
     </w:p>
     <w:p>
@@ -1068,52 +1387,6 @@
     </w:p>
     <w:p>
       <w:pPr>
-        <w:spacing w:line="336" w:lineRule="auto" w:after="180"/>
-      </w:pPr>
-      <w:r>
-        <w:rPr>
-          <w:b w:val="0"/>
-        </w:rPr>
-        <w:t xml:space="preserve">Before applying the procedure, write its units, denominator or decision boundary where relevant. A partner should be able to repeat each step using the same </w:t>
-      </w:r>
-      <w:r>
-        <w:rPr>
-          <w:b/>
-        </w:rPr>
-        <w:t>input</w:t>
-      </w:r>
-      <w:r>
-        <w:rPr>
-          <w:b w:val="0"/>
-        </w:rPr>
-        <w:t>s.</w:t>
-      </w:r>
-    </w:p>
-    <w:p>
-      <w:pPr>
-        <w:spacing w:line="336" w:lineRule="auto" w:after="180"/>
-      </w:pPr>
-      <w:r>
-        <w:rPr>
-          <w:b w:val="0"/>
-        </w:rPr>
-        <w:t xml:space="preserve">If a required </w:t>
-      </w:r>
-      <w:r>
-        <w:rPr>
-          <w:b/>
-        </w:rPr>
-        <w:t>input</w:t>
-      </w:r>
-      <w:r>
-        <w:rPr>
-          <w:b w:val="0"/>
-        </w:rPr>
-        <w:t xml:space="preserve"> is absent or violates the stated contract, record that condition explicitly instead of quietly replacing it with a convenient value.</w:t>
-      </w:r>
-    </w:p>
-    <w:p>
-      <w:pPr>
         <w:pStyle w:val="Heading3"/>
       </w:pPr>
       <w:r>
@@ -1122,86 +1395,23 @@
     </w:p>
     <w:p>
       <w:pPr>
-        <w:spacing w:line="336" w:lineRule="auto" w:after="180"/>
-      </w:pPr>
-      <w:r>
-        <w:rPr>
-          <w:b w:val="0"/>
-        </w:rPr>
-        <w:t xml:space="preserve">Point to the </w:t>
-      </w:r>
-      <w:r>
-        <w:rPr>
-          <w:b/>
-        </w:rPr>
-        <w:t>input</w:t>
-      </w:r>
-      <w:r>
-        <w:rPr>
-          <w:b w:val="0"/>
-        </w:rPr>
-        <w:t>, the deciding step and the result in this week’s visual. Explain the same step in ordinary words. A picture helps when you can say what each part represents.</w:t>
-      </w:r>
-    </w:p>
-    <w:p>
-      <w:pPr>
         <w:pStyle w:val="Heading1"/>
       </w:pPr>
       <w:r>
-        <w:t>04. Compare the cases</w:t>
-      </w:r>
-    </w:p>
-    <w:p>
-      <w:r>
-        <w:t>Compare the supplied cases for Bias and Representation. Identify the detail that changes the conclusion.</w:t>
-      </w:r>
-    </w:p>
-    <w:p>
-      <w:pPr>
-        <w:pStyle w:val="Heading3"/>
-      </w:pPr>
-      <w:r>
-        <w:t>The case to investigate</w:t>
-      </w:r>
-    </w:p>
-    <w:p>
-      <w:pPr>
-        <w:spacing w:line="336" w:lineRule="auto" w:after="180"/>
-        <w:shd w:fill="F1F6FC"/>
-      </w:pPr>
-      <w:r>
-        <w:rPr>
-          <w:b w:val="0"/>
-        </w:rPr>
-        <w:t>CASE GALLERY</w:t>
-      </w:r>
-    </w:p>
-    <w:p>
-      <w:pPr>
-        <w:spacing w:line="336" w:lineRule="auto" w:after="180"/>
-      </w:pPr>
-      <w:r>
-        <w:rPr>
-          <w:b w:val="0"/>
-        </w:rPr>
-        <w:t xml:space="preserve">Four Tests, Four Kinds of </w:t>
-      </w:r>
-      <w:r>
-        <w:rPr>
-          <w:b/>
-        </w:rPr>
-        <w:t>Evidence</w:t>
-      </w:r>
-    </w:p>
-    <w:p>
-      <w:pPr>
-        <w:spacing w:line="336" w:lineRule="auto" w:after="180"/>
-      </w:pPr>
-      <w:r>
-        <w:rPr>
-          <w:b w:val="0"/>
-        </w:rPr>
-        <w:t>A system is not understood until it survives more than one comfortable example.</w:t>
+        <w:t>04. Compare raw totals, rates and error patterns</w:t>
+      </w:r>
+    </w:p>
+    <w:p>
+      <w:r>
+        <w:t>A larger group can have more successes and a lower success rate.</w:t>
+      </w:r>
+    </w:p>
+    <w:p>
+      <w:pPr>
+        <w:pStyle w:val="Heading2"/>
+      </w:pPr>
+      <w:r>
+        <w:t>Four pictures with a purpose</w:t>
       </w:r>
     </w:p>
     <w:p>
@@ -1242,6 +1452,11 @@
     </w:p>
     <w:p>
       <w:r>
+        <w:t>Normal case: predict the result and deciding evidence.</w:t>
+      </w:r>
+    </w:p>
+    <w:p>
+      <w:r>
         <w:drawing>
           <wp:inline xmlns:a="http://schemas.openxmlformats.org/drawingml/2006/main" xmlns:pic="http://schemas.openxmlformats.org/drawingml/2006/picture">
             <wp:extent cx="5486400" cy="3200400"/>
@@ -1277,47 +1492,8 @@
       </w:r>
     </w:p>
     <w:p>
-      <w:pPr>
-        <w:pStyle w:val="Heading3"/>
-      </w:pPr>
-      <w:r>
-        <w:t>The normal case</w:t>
-      </w:r>
-    </w:p>
-    <w:p>
-      <w:pPr>
-        <w:spacing w:line="336" w:lineRule="auto" w:after="180"/>
-        <w:shd w:fill="F1F6FC"/>
-      </w:pPr>
-      <w:r>
-        <w:rPr>
-          <w:b w:val="0"/>
-        </w:rPr>
-        <w:t xml:space="preserve">NORMAL CASE: predict and name </w:t>
-      </w:r>
-      <w:r>
-        <w:rPr>
-          <w:b/>
-        </w:rPr>
-        <w:t>evidence</w:t>
-      </w:r>
-      <w:r>
-        <w:rPr>
-          <w:b w:val="0"/>
-        </w:rPr>
-        <w:t xml:space="preserve">.     BOUNDARY CASE: predict and name </w:t>
-      </w:r>
-      <w:r>
-        <w:rPr>
-          <w:b/>
-        </w:rPr>
-        <w:t>evidence</w:t>
-      </w:r>
-      <w:r>
-        <w:rPr>
-          <w:b w:val="0"/>
-        </w:rPr>
-        <w:t>.</w:t>
+      <w:r>
+        <w:t>Boundary case: identify the exact limit.</w:t>
       </w:r>
     </w:p>
     <w:p>
@@ -1358,6 +1534,11 @@
     </w:p>
     <w:p>
       <w:r>
+        <w:t>Missing information: name what must be clarified.</w:t>
+      </w:r>
+    </w:p>
+    <w:p>
+      <w:r>
         <w:drawing>
           <wp:inline xmlns:a="http://schemas.openxmlformats.org/drawingml/2006/main" xmlns:pic="http://schemas.openxmlformats.org/drawingml/2006/picture">
             <wp:extent cx="5486400" cy="3200400"/>
@@ -1393,212 +1574,156 @@
       </w:r>
     </w:p>
     <w:p>
+      <w:r>
+        <w:t>Transfer case: explain which procedure still applies.</w:t>
+      </w:r>
+    </w:p>
+    <w:p>
+      <w:pPr>
+        <w:pStyle w:val="Heading2"/>
+      </w:pPr>
+      <w:r>
+        <w:t>Choose a revealing case</w:t>
+      </w:r>
+    </w:p>
+    <w:p>
+      <w:pPr>
+        <w:pStyle w:val="ListBullet"/>
+      </w:pPr>
+      <w:r>
+        <w:t>Which case is most likely to reveal a hidden assumption? Why?</w:t>
+      </w:r>
+    </w:p>
+    <w:p>
       <w:pPr>
         <w:pStyle w:val="Heading3"/>
       </w:pPr>
       <w:r>
-        <w:t>Check missing information</w:t>
+        <w:t>Write or draw your reasoning and evidence.</w:t>
+      </w:r>
+    </w:p>
+    <w:p>
+      <w:r>
+        <w:t>________________________________________________________________</w:t>
+      </w:r>
+    </w:p>
+    <w:p>
+      <w:r>
+        <w:t>________________________________________________________________</w:t>
+      </w:r>
+    </w:p>
+    <w:p>
+      <w:r>
+        <w:t>________________________________________________________________</w:t>
+      </w:r>
+    </w:p>
+    <w:p>
+      <w:r>
+        <w:t>________________________________________________________________</w:t>
+      </w:r>
+    </w:p>
+    <w:p>
+      <w:r>
+        <w:t>________________________________________________________________</w:t>
+      </w:r>
+    </w:p>
+    <w:p>
+      <w:pPr>
+        <w:pStyle w:val="Heading2"/>
+      </w:pPr>
+      <w:r>
+        <w:t>Predict the supplied changed case</w:t>
+      </w:r>
+    </w:p>
+    <w:p>
+      <w:pPr>
+        <w:pStyle w:val="ListBullet"/>
+      </w:pPr>
+      <w:r>
+        <w:t>Change: Pine instead has 6 supported answers out of 12.</w:t>
+      </w:r>
+    </w:p>
+    <w:p>
+      <w:pPr>
+        <w:pStyle w:val="Heading2"/>
+      </w:pPr>
+      <w:r>
+        <w:t>Check after predicting · reference / check after trying</w:t>
       </w:r>
     </w:p>
     <w:p>
       <w:pPr>
         <w:spacing w:line="336" w:lineRule="auto" w:after="180"/>
-        <w:shd w:fill="FFF5E6"/>
-      </w:pPr>
+      </w:pPr>
+      <w:r>
+        <w:rPr>
+          <w:b/>
+        </w:rPr>
+        <w:t>Prediction</w:t>
+      </w:r>
       <w:r>
         <w:rPr>
           <w:b w:val="0"/>
         </w:rPr>
-        <w:t xml:space="preserve">MISSING INFORMATION: predict and name </w:t>
+        <w:t>: Pine is 50%, which is 25 percentage points below Birch.</w:t>
+      </w:r>
+    </w:p>
+    <w:p>
+      <w:pPr>
+        <w:spacing w:line="336" w:lineRule="auto" w:after="180"/>
+      </w:pPr>
+      <w:r>
+        <w:rPr>
+          <w:b w:val="0"/>
+        </w:rPr>
+        <w:t>Reason: Equal correct counts do not imply equal rates when denominators differ.</w:t>
+      </w:r>
+    </w:p>
+    <w:p>
+      <w:pPr>
+        <w:pStyle w:val="Heading2"/>
+      </w:pPr>
+      <w:r>
+        <w:t>Earlier wording, alternatives and picture transcripts · reference / check after trying</w:t>
+      </w:r>
+    </w:p>
+    <w:p>
+      <w:pPr>
+        <w:spacing w:line="336" w:lineRule="auto" w:after="180"/>
+      </w:pPr>
+      <w:r>
+        <w:rPr>
+          <w:b w:val="0"/>
+        </w:rPr>
+        <w:t>CASE GALLERY</w:t>
+      </w:r>
+    </w:p>
+    <w:p>
+      <w:pPr>
+        <w:spacing w:line="336" w:lineRule="auto" w:after="180"/>
+      </w:pPr>
+      <w:r>
+        <w:rPr>
+          <w:b w:val="0"/>
+        </w:rPr>
+        <w:t xml:space="preserve">Four Tests, Four Kinds of </w:t>
       </w:r>
       <w:r>
         <w:rPr>
           <w:b/>
         </w:rPr>
-        <w:t>evidence</w:t>
-      </w:r>
+        <w:t>Evidence</w:t>
+      </w:r>
+    </w:p>
+    <w:p>
+      <w:pPr>
+        <w:spacing w:line="336" w:lineRule="auto" w:after="180"/>
+      </w:pPr>
       <w:r>
         <w:rPr>
           <w:b w:val="0"/>
         </w:rPr>
-        <w:t xml:space="preserve">.     TRANSFER CASE: predict and name </w:t>
-      </w:r>
-      <w:r>
-        <w:rPr>
-          <w:b/>
-        </w:rPr>
-        <w:t>evidence</w:t>
-      </w:r>
-      <w:r>
-        <w:rPr>
-          <w:b w:val="0"/>
-        </w:rPr>
-        <w:t>.</w:t>
-      </w:r>
-    </w:p>
-    <w:p>
-      <w:pPr>
-        <w:spacing w:line="336" w:lineRule="auto" w:after="180"/>
-        <w:shd w:fill="F5F1FB"/>
-      </w:pPr>
-      <w:r>
-        <w:rPr>
-          <w:b w:val="0"/>
-        </w:rPr>
-        <w:t>Which case is most likely to reveal a hidden assumption? Why?</w:t>
-      </w:r>
-    </w:p>
-    <w:p>
-      <w:pPr>
-        <w:pStyle w:val="Heading3"/>
-      </w:pPr>
-      <w:r>
-        <w:t>Write or draw your reasoning and evidence.</w:t>
-      </w:r>
-    </w:p>
-    <w:p>
-      <w:r>
-        <w:t>________________________________________________________________</w:t>
-      </w:r>
-    </w:p>
-    <w:p>
-      <w:r>
-        <w:t>________________________________________________________________</w:t>
-      </w:r>
-    </w:p>
-    <w:p>
-      <w:r>
-        <w:t>________________________________________________________________</w:t>
-      </w:r>
-    </w:p>
-    <w:p>
-      <w:r>
-        <w:t>________________________________________________________________</w:t>
-      </w:r>
-    </w:p>
-    <w:p>
-      <w:r>
-        <w:t>________________________________________________________________</w:t>
-      </w:r>
-    </w:p>
-    <w:p>
-      <w:pPr>
-        <w:pStyle w:val="Heading3"/>
-      </w:pPr>
-      <w:r>
-        <w:t>Change one thing in the pictured case</w:t>
-      </w:r>
-    </w:p>
-    <w:p>
-      <w:pPr>
-        <w:pStyle w:val="Heading3"/>
-      </w:pPr>
-      <w:r>
-        <w:t>Change one thing</w:t>
-      </w:r>
-    </w:p>
-    <w:p>
-      <w:pPr>
-        <w:spacing w:line="336" w:lineRule="auto" w:after="180"/>
-        <w:shd w:fill="F5F1FB"/>
-      </w:pPr>
-      <w:r>
-        <w:rPr>
-          <w:b w:val="0"/>
-        </w:rPr>
-        <w:t>Change: Pine instead has 6 supported answers out of 12.</w:t>
-      </w:r>
-    </w:p>
-    <w:p>
-      <w:pPr>
-        <w:pStyle w:val="Heading3"/>
-      </w:pPr>
-      <w:r>
-        <w:t>Predicted result</w:t>
-      </w:r>
-    </w:p>
-    <w:p>
-      <w:pPr>
-        <w:spacing w:line="336" w:lineRule="auto" w:after="180"/>
-        <w:shd w:fill="F1F6FC"/>
-      </w:pPr>
-      <w:r>
-        <w:rPr>
-          <w:b/>
-        </w:rPr>
-        <w:t>Prediction</w:t>
-      </w:r>
-      <w:r>
-        <w:rPr>
-          <w:b w:val="0"/>
-        </w:rPr>
-        <w:t>: Pine is 50%, which is 25 percentage points below Birch.</w:t>
-      </w:r>
-    </w:p>
-    <w:p>
-      <w:pPr>
-        <w:pStyle w:val="Heading3"/>
-      </w:pPr>
-      <w:r>
-        <w:t>Why the result follows</w:t>
-      </w:r>
-    </w:p>
-    <w:p>
-      <w:pPr>
-        <w:spacing w:line="336" w:lineRule="auto" w:after="180"/>
-        <w:shd w:fill="F1F6FC"/>
-      </w:pPr>
-      <w:r>
-        <w:rPr>
-          <w:b w:val="0"/>
-        </w:rPr>
-        <w:t>Reason: Equal correct counts do not imply equal rates when denominators differ.</w:t>
-      </w:r>
-    </w:p>
-    <w:p>
-      <w:pPr>
-        <w:pStyle w:val="Heading1"/>
-      </w:pPr>
-      <w:r>
-        <w:t>05. Words that unlock the idea</w:t>
-      </w:r>
-    </w:p>
-    <w:p>
-      <w:r>
-        <w:t>Use the vocabulary of Bias and Representation to explain a concrete decision, rather than only memorising definitions.</w:t>
-      </w:r>
-    </w:p>
-    <w:p>
-      <w:pPr>
-        <w:spacing w:line="336" w:lineRule="auto" w:after="180"/>
-      </w:pPr>
-      <w:r>
-        <w:rPr>
-          <w:b/>
-        </w:rPr>
-        <w:t>VOCABULARY LAB</w:t>
-      </w:r>
-    </w:p>
-    <w:p>
-      <w:pPr>
-        <w:spacing w:line="336" w:lineRule="auto" w:after="180"/>
-      </w:pPr>
-      <w:r>
-        <w:rPr>
-          <w:b w:val="0"/>
-        </w:rPr>
-        <w:t>Words You Can Use to Reason</w:t>
-      </w:r>
-    </w:p>
-    <w:p>
-      <w:pPr>
-        <w:spacing w:line="336" w:lineRule="auto" w:after="180"/>
-      </w:pPr>
-      <w:r>
-        <w:rPr>
-          <w:b w:val="0"/>
-        </w:rPr>
-        <w:t>A definition matters when you can recognize the idea, use it, and contrast it with a near-miss.</w:t>
+        <w:t>A system is not understood until it survives more than one comfortable example.</w:t>
       </w:r>
     </w:p>
     <w:p>
@@ -1606,7 +1731,7 @@
         <w:drawing>
           <wp:inline xmlns:a="http://schemas.openxmlformats.org/drawingml/2006/main" xmlns:pic="http://schemas.openxmlformats.org/drawingml/2006/picture">
             <wp:extent cx="5486400" cy="3200400"/>
-            <wp:docPr id="10" name="Picture 10" descr="Vocabulary badge: representation"/>
+            <wp:docPr id="10" name="Picture 10" descr="NORMAL CASE illustration"/>
             <wp:cNvGraphicFramePr>
               <a:graphicFrameLocks noChangeAspect="1"/>
             </wp:cNvGraphicFramePr>
@@ -1614,11 +1739,11 @@
               <a:graphicData uri="http://schemas.openxmlformats.org/drawingml/2006/picture">
                 <pic:pic>
                   <pic:nvPicPr>
-                    <pic:cNvPr id="0" name="3dec59925e39081805a974a8c62b76c4fa0e790ac36392fc2c35d0c10598a88c.png"/>
+                    <pic:cNvPr id="0" name="baa081bb74d63b3556ecfd5951cdc8779d64ec1813de34614621c4e969a973f1.png"/>
                     <pic:cNvPicPr/>
                   </pic:nvPicPr>
                   <pic:blipFill>
-                    <a:blip r:embed="rId17"/>
+                    <a:blip r:embed="rId13"/>
                     <a:stretch>
                       <a:fillRect/>
                     </a:stretch>
@@ -1642,7 +1767,7 @@
         <w:drawing>
           <wp:inline xmlns:a="http://schemas.openxmlformats.org/drawingml/2006/main" xmlns:pic="http://schemas.openxmlformats.org/drawingml/2006/picture">
             <wp:extent cx="5486400" cy="3200400"/>
-            <wp:docPr id="11" name="Picture 11" descr="Vocabulary badge: stereotype"/>
+            <wp:docPr id="11" name="Picture 11" descr="BOUNDARY CASE illustration"/>
             <wp:cNvGraphicFramePr>
               <a:graphicFrameLocks noChangeAspect="1"/>
             </wp:cNvGraphicFramePr>
@@ -1650,11 +1775,11 @@
               <a:graphicData uri="http://schemas.openxmlformats.org/drawingml/2006/picture">
                 <pic:pic>
                   <pic:nvPicPr>
-                    <pic:cNvPr id="0" name="0286a51f50cb90ced1dc5771a136bc27a519aa86a4ecdf4d7d65b6d5dcf5bc16.png"/>
+                    <pic:cNvPr id="0" name="5e6557194a1470352d07b6a509da5d673d81767981996dd1b685f799a5582b76.png"/>
                     <pic:cNvPicPr/>
                   </pic:nvPicPr>
                   <pic:blipFill>
-                    <a:blip r:embed="rId18"/>
+                    <a:blip r:embed="rId14"/>
                     <a:stretch>
                       <a:fillRect/>
                     </a:stretch>
@@ -1674,11 +1799,46 @@
       </w:r>
     </w:p>
     <w:p>
+      <w:pPr>
+        <w:spacing w:line="336" w:lineRule="auto" w:after="180"/>
+      </w:pPr>
+      <w:r>
+        <w:rPr>
+          <w:b w:val="0"/>
+        </w:rPr>
+        <w:t xml:space="preserve">NORMAL CASE: predict and name </w:t>
+      </w:r>
+      <w:r>
+        <w:rPr>
+          <w:b/>
+        </w:rPr>
+        <w:t>evidence</w:t>
+      </w:r>
+      <w:r>
+        <w:rPr>
+          <w:b w:val="0"/>
+        </w:rPr>
+        <w:t xml:space="preserve">.     BOUNDARY CASE: predict and name </w:t>
+      </w:r>
+      <w:r>
+        <w:rPr>
+          <w:b/>
+        </w:rPr>
+        <w:t>evidence</w:t>
+      </w:r>
+      <w:r>
+        <w:rPr>
+          <w:b w:val="0"/>
+        </w:rPr>
+        <w:t>.</w:t>
+      </w:r>
+    </w:p>
+    <w:p>
       <w:r>
         <w:drawing>
           <wp:inline xmlns:a="http://schemas.openxmlformats.org/drawingml/2006/main" xmlns:pic="http://schemas.openxmlformats.org/drawingml/2006/picture">
             <wp:extent cx="5486400" cy="3200400"/>
-            <wp:docPr id="12" name="Picture 12" descr="Vocabulary badge: subgroup quality"/>
+            <wp:docPr id="12" name="Picture 12" descr="MISSING INFORMATION illustration"/>
             <wp:cNvGraphicFramePr>
               <a:graphicFrameLocks noChangeAspect="1"/>
             </wp:cNvGraphicFramePr>
@@ -1686,11 +1846,11 @@
               <a:graphicData uri="http://schemas.openxmlformats.org/drawingml/2006/picture">
                 <pic:pic>
                   <pic:nvPicPr>
-                    <pic:cNvPr id="0" name="7b5c23ade357fc4fe2888233cf88bb572f5f6d99ea7bf19812a49187f047243b.png"/>
+                    <pic:cNvPr id="0" name="8e1f2e3affdd81449df265675243cda4511c1e88dd8cd9583d4ea42f6083c297.png"/>
                     <pic:cNvPicPr/>
                   </pic:nvPicPr>
                   <pic:blipFill>
-                    <a:blip r:embed="rId19"/>
+                    <a:blip r:embed="rId15"/>
                     <a:stretch>
                       <a:fillRect/>
                     </a:stretch>
@@ -1714,7 +1874,7 @@
         <w:drawing>
           <wp:inline xmlns:a="http://schemas.openxmlformats.org/drawingml/2006/main" xmlns:pic="http://schemas.openxmlformats.org/drawingml/2006/picture">
             <wp:extent cx="5486400" cy="3200400"/>
-            <wp:docPr id="13" name="Picture 13" descr="Vocabulary badge: audit"/>
+            <wp:docPr id="13" name="Picture 13" descr="TRANSFER CASE illustration"/>
             <wp:cNvGraphicFramePr>
               <a:graphicFrameLocks noChangeAspect="1"/>
             </wp:cNvGraphicFramePr>
@@ -1722,11 +1882,11 @@
               <a:graphicData uri="http://schemas.openxmlformats.org/drawingml/2006/picture">
                 <pic:pic>
                   <pic:nvPicPr>
-                    <pic:cNvPr id="0" name="3e2a2c8220dae823481caecb29262be3d46b39afc45a529d2b146323bf03ff2b.png"/>
+                    <pic:cNvPr id="0" name="a54f0c40e48e47ca92a4c36ebbc98f08b4a78c72cd385d85b0a5a7f07f558757.png"/>
                     <pic:cNvPicPr/>
                   </pic:nvPicPr>
                   <pic:blipFill>
-                    <a:blip r:embed="rId20"/>
+                    <a:blip r:embed="rId16"/>
                     <a:stretch>
                       <a:fillRect/>
                     </a:stretch>
@@ -1745,294 +1905,68 @@
         </w:drawing>
       </w:r>
     </w:p>
-    <w:tbl>
-      <w:tblPr>
-        <w:tblStyle w:val="LightShading-Accent1"/>
-        <w:tblW w:type="auto" w:w="0"/>
-        <w:tblLook w:firstColumn="1" w:firstRow="1" w:lastColumn="0" w:lastRow="0" w:noHBand="0" w:noVBand="1" w:val="04A0"/>
-      </w:tblPr>
-      <w:tblGrid>
-        <w:gridCol w:w="3408"/>
-        <w:gridCol w:w="3408"/>
-        <w:gridCol w:w="3408"/>
-      </w:tblGrid>
-      <w:tr>
-        <w:trPr>
-          <w:tblHeader/>
-        </w:trPr>
-        <w:tc>
-          <w:tcPr>
-            <w:tcW w:type="dxa" w:w="3408"/>
-          </w:tcPr>
-          <w:p>
-            <w:r>
-              <w:t>Word</w:t>
-            </w:r>
-          </w:p>
-        </w:tc>
-        <w:tc>
-          <w:tcPr>
-            <w:tcW w:type="dxa" w:w="3408"/>
-          </w:tcPr>
-          <w:p>
-            <w:r>
-              <w:t>My own example</w:t>
-            </w:r>
-          </w:p>
-        </w:tc>
-        <w:tc>
-          <w:tcPr>
-            <w:tcW w:type="dxa" w:w="3408"/>
-          </w:tcPr>
-          <w:p>
-            <w:r>
-              <w:t>Not this / boundary</w:t>
-            </w:r>
-          </w:p>
-        </w:tc>
-      </w:tr>
-      <w:tr>
-        <w:tc>
-          <w:tcPr>
-            <w:tcW w:type="dxa" w:w="3408"/>
-          </w:tcPr>
-          <w:p>
-            <w:r>
-              <w:t>representation</w:t>
-            </w:r>
-          </w:p>
-        </w:tc>
-        <w:tc>
-          <w:tcPr>
-            <w:tcW w:type="dxa" w:w="3408"/>
-          </w:tcPr>
-          <w:p>
-            <w:r>
-              <w:t>A way to encode information so a person or system can work with it.</w:t>
-            </w:r>
-          </w:p>
-        </w:tc>
-        <w:tc>
-          <w:tcPr>
-            <w:tcW w:type="dxa" w:w="3408"/>
-          </w:tcPr>
-          <w:p>
-            <w:r/>
-          </w:p>
-        </w:tc>
-      </w:tr>
-      <w:tr>
-        <w:tc>
-          <w:tcPr>
-            <w:tcW w:type="dxa" w:w="3408"/>
-          </w:tcPr>
-          <w:p>
-            <w:r>
-              <w:t>stereotype</w:t>
-            </w:r>
-          </w:p>
-        </w:tc>
-        <w:tc>
-          <w:tcPr>
-            <w:tcW w:type="dxa" w:w="3408"/>
-          </w:tcPr>
-          <w:p>
-            <w:r>
-              <w:t>An oversimplified expectation about members of a group that ignores individual variation.</w:t>
-            </w:r>
-          </w:p>
-        </w:tc>
-        <w:tc>
-          <w:tcPr>
-            <w:tcW w:type="dxa" w:w="3408"/>
-          </w:tcPr>
-          <w:p>
-            <w:r/>
-          </w:p>
-        </w:tc>
-      </w:tr>
-      <w:tr>
-        <w:tc>
-          <w:tcPr>
-            <w:tcW w:type="dxa" w:w="3408"/>
-          </w:tcPr>
-          <w:p>
-            <w:r>
-              <w:t>subgroup quality</w:t>
-            </w:r>
-          </w:p>
-        </w:tc>
-        <w:tc>
-          <w:tcPr>
-            <w:tcW w:type="dxa" w:w="3408"/>
-          </w:tcPr>
-          <w:p>
-            <w:r>
-              <w:t>Performance measured for a defined subset using stated criteria and denominators.</w:t>
-            </w:r>
-          </w:p>
-        </w:tc>
-        <w:tc>
-          <w:tcPr>
-            <w:tcW w:type="dxa" w:w="3408"/>
-          </w:tcPr>
-          <w:p>
-            <w:r/>
-          </w:p>
-        </w:tc>
-      </w:tr>
-      <w:tr>
-        <w:tc>
-          <w:tcPr>
-            <w:tcW w:type="dxa" w:w="3408"/>
-          </w:tcPr>
-          <w:p>
-            <w:r>
-              <w:t>audit</w:t>
-            </w:r>
-          </w:p>
-        </w:tc>
-        <w:tc>
-          <w:tcPr>
-            <w:tcW w:type="dxa" w:w="3408"/>
-          </w:tcPr>
-          <w:p>
-            <w:r>
-              <w:t>A systematic examination of records and behaviour against stated checks.</w:t>
-            </w:r>
-          </w:p>
-        </w:tc>
-        <w:tc>
-          <w:tcPr>
-            <w:tcW w:type="dxa" w:w="3408"/>
-          </w:tcPr>
-          <w:p>
-            <w:r/>
-          </w:p>
-        </w:tc>
-      </w:tr>
-    </w:tbl>
+    <w:p>
+      <w:pPr>
+        <w:spacing w:line="336" w:lineRule="auto" w:after="180"/>
+      </w:pPr>
+      <w:r>
+        <w:rPr>
+          <w:b w:val="0"/>
+        </w:rPr>
+        <w:t xml:space="preserve">MISSING INFORMATION: predict and name </w:t>
+      </w:r>
+      <w:r>
+        <w:rPr>
+          <w:b/>
+        </w:rPr>
+        <w:t>evidence</w:t>
+      </w:r>
+      <w:r>
+        <w:rPr>
+          <w:b w:val="0"/>
+        </w:rPr>
+        <w:t xml:space="preserve">.     TRANSFER CASE: predict and name </w:t>
+      </w:r>
+      <w:r>
+        <w:rPr>
+          <w:b/>
+        </w:rPr>
+        <w:t>evidence</w:t>
+      </w:r>
+      <w:r>
+        <w:rPr>
+          <w:b w:val="0"/>
+        </w:rPr>
+        <w:t>.</w:t>
+      </w:r>
+    </w:p>
     <w:p>
       <w:pPr>
         <w:pStyle w:val="Heading3"/>
       </w:pPr>
       <w:r>
-        <w:t>Words used in the closer explanation</w:t>
-      </w:r>
-    </w:p>
-    <w:tbl>
-      <w:tblPr>
-        <w:tblStyle w:val="LightShading-Accent1"/>
-        <w:tblW w:type="auto" w:w="0"/>
-        <w:tblLook w:firstColumn="1" w:firstRow="1" w:lastColumn="0" w:lastRow="0" w:noHBand="0" w:noVBand="1" w:val="04A0"/>
-      </w:tblPr>
-      <w:tblGrid>
-        <w:gridCol w:w="5112"/>
-        <w:gridCol w:w="5112"/>
-      </w:tblGrid>
-      <w:tr>
-        <w:trPr>
-          <w:tblHeader/>
-        </w:trPr>
-        <w:tc>
-          <w:tcPr>
-            <w:tcW w:type="dxa" w:w="5112"/>
-          </w:tcPr>
-          <w:p>
-            <w:r>
-              <w:t>Word</w:t>
-            </w:r>
-          </w:p>
-        </w:tc>
-        <w:tc>
-          <w:tcPr>
-            <w:tcW w:type="dxa" w:w="5112"/>
-          </w:tcPr>
-          <w:p>
-            <w:r>
-              <w:t>Meaning</w:t>
-            </w:r>
-          </w:p>
-        </w:tc>
-      </w:tr>
-      <w:tr>
-        <w:tc>
-          <w:tcPr>
-            <w:tcW w:type="dxa" w:w="5112"/>
-          </w:tcPr>
-          <w:p>
-            <w:r>
-              <w:t>Subgroup rate</w:t>
-            </w:r>
-          </w:p>
-        </w:tc>
-        <w:tc>
-          <w:tcPr>
-            <w:tcW w:type="dxa" w:w="5112"/>
-          </w:tcPr>
-          <w:p>
-            <w:r>
-              <w:t>A measured outcome within a stated group</w:t>
-            </w:r>
-          </w:p>
-        </w:tc>
-      </w:tr>
-      <w:tr>
-        <w:tc>
-          <w:tcPr>
-            <w:tcW w:type="dxa" w:w="5112"/>
-          </w:tcPr>
-          <w:p>
-            <w:r>
-              <w:t>Percentage-point gap</w:t>
-            </w:r>
-          </w:p>
-        </w:tc>
-        <w:tc>
-          <w:tcPr>
-            <w:tcW w:type="dxa" w:w="5112"/>
-          </w:tcPr>
-          <w:p>
-            <w:r>
-              <w:t>The difference between two percentage rates</w:t>
-            </w:r>
-          </w:p>
-        </w:tc>
-      </w:tr>
-      <w:tr>
-        <w:tc>
-          <w:tcPr>
-            <w:tcW w:type="dxa" w:w="5112"/>
-          </w:tcPr>
-          <w:p>
-            <w:r>
-              <w:t>Case mix</w:t>
-            </w:r>
-          </w:p>
-        </w:tc>
-        <w:tc>
-          <w:tcPr>
-            <w:tcW w:type="dxa" w:w="5112"/>
-          </w:tcPr>
-          <w:p>
-            <w:r>
-              <w:t>The distribution of task conditions in a group</w:t>
-            </w:r>
-          </w:p>
-        </w:tc>
-      </w:tr>
-    </w:tbl>
+        <w:t>Change one thing in the pictured case</w:t>
+      </w:r>
+    </w:p>
     <w:p>
       <w:pPr>
         <w:pStyle w:val="Heading1"/>
       </w:pPr>
       <w:r>
-        <w:t>06. Follow a worked example</w:t>
-      </w:r>
-    </w:p>
-    <w:p>
-      <w:r>
-        <w:t>Follow the worked trace for Bias and Representation, predict a step, then compare with its explanation.</w:t>
+        <w:t>06. Trace why equal rates can have different counts</w:t>
+      </w:r>
+    </w:p>
+    <w:p>
+      <w:r>
+        <w:t>Preserve the group sizes before interpreting the result.</w:t>
+      </w:r>
+    </w:p>
+    <w:p>
+      <w:pPr>
+        <w:pStyle w:val="Heading2"/>
+      </w:pPr>
+      <w:r>
+        <w:t>Read the complete Birch/Pine outcomes</w:t>
       </w:r>
     </w:p>
     <w:p>
@@ -2041,15 +1975,43 @@
       </w:pPr>
       <w:r>
         <w:rPr>
+          <w:b w:val="0"/>
+        </w:rPr>
+        <w:t>Compare study-answer support rates when groups have different numbers of questions.</w:t>
+      </w:r>
+    </w:p>
+    <w:p>
+      <w:pPr>
+        <w:spacing w:line="336" w:lineRule="auto" w:after="180"/>
+      </w:pPr>
+      <w:r>
+        <w:rPr>
+          <w:b w:val="0"/>
+        </w:rPr>
+        <w:t>Group Birch has 6 supported answers in 8 cases; group Pine has 9 supported answers in 12 cases. Both groups use the same support rubric.</w:t>
+      </w:r>
+    </w:p>
+    <w:p>
+      <w:pPr>
+        <w:spacing w:line="336" w:lineRule="auto" w:after="180"/>
+      </w:pPr>
+      <w:r>
+        <w:rPr>
+          <w:b w:val="0"/>
+        </w:rPr>
+        <w:t xml:space="preserve">All </w:t>
+      </w:r>
+      <w:r>
+        <w:rPr>
           <w:b/>
         </w:rPr>
-        <w:t xml:space="preserve">WORKED </w:t>
-      </w:r>
-      <w:r>
-        <w:rPr>
-          <w:b/>
-        </w:rPr>
-        <w:t>EVIDENCE</w:t>
+        <w:t>input</w:t>
+      </w:r>
+      <w:r>
+        <w:rPr>
+          <w:b w:val="0"/>
+        </w:rPr>
+        <w:t>s and outcomes in this worked example are invented classroom data; no real model run is claimed.</w:t>
       </w:r>
     </w:p>
     <w:p>
@@ -2060,38 +2022,23 @@
         <w:rPr>
           <w:b w:val="0"/>
         </w:rPr>
-        <w:t>Reason Step by Step</w:t>
-      </w:r>
-    </w:p>
-    <w:p>
-      <w:pPr>
-        <w:spacing w:line="336" w:lineRule="auto" w:after="180"/>
-      </w:pPr>
-      <w:r>
-        <w:rPr>
-          <w:b w:val="0"/>
-        </w:rPr>
-        <w:t xml:space="preserve">Predict first. Then check each step. A correct answer without visible reasoning is incomplete </w:t>
-      </w:r>
-      <w:r>
-        <w:rPr>
-          <w:b/>
-        </w:rPr>
-        <w:t>evidence</w:t>
-      </w:r>
-      <w:r>
-        <w:rPr>
-          <w:b w:val="0"/>
-        </w:rPr>
-        <w:t>.</w:t>
+        <w:t>Birch and Pine are arbitrary fictional case-group labels, not demographic descriptions. Birch 6/8 and Pine 9/12 both equal 75%; failures are 2 and 3. Changed Pine 6/12 is 50%, 25 percentage points below Birch. A percentage-point gap subtracts rates: 75%-50%=25 points; it is not the same as a relative percent change. No source coverage, difficulty matching or causal mechanism is supplied.</w:t>
+      </w:r>
+    </w:p>
+    <w:p>
+      <w:pPr>
+        <w:pStyle w:val="Heading2"/>
+      </w:pPr>
+      <w:r>
+        <w:t>Trace denominators, rates and failures</w:t>
       </w:r>
     </w:p>
     <w:p>
       <w:r>
         <w:drawing>
           <wp:inline xmlns:a="http://schemas.openxmlformats.org/drawingml/2006/main" xmlns:pic="http://schemas.openxmlformats.org/drawingml/2006/picture">
-            <wp:extent cx="5486400" cy="2377440"/>
-            <wp:docPr id="14" name="Picture 14" descr="Worked evidence for Bias and Representation"/>
+            <wp:extent cx="5486400" cy="3493008"/>
+            <wp:docPr id="14" name="Picture 14" descr="Keep denominators: Birch: 6/8. Pine: 9/12. → Compare rates: Both support rates are 75%; Pine has more correct answers because it has more cases. → Inspect errors: Check the two Birch and three Pine failures before deciding what revision each needs."/>
             <wp:cNvGraphicFramePr>
               <a:graphicFrameLocks noChangeAspect="1"/>
             </wp:cNvGraphicFramePr>
@@ -2099,11 +2046,11 @@
               <a:graphicData uri="http://schemas.openxmlformats.org/drawingml/2006/picture">
                 <pic:pic>
                   <pic:nvPicPr>
-                    <pic:cNvPr id="0" name="67d3c3168a69eaaefb72fc1da7e04745b418fd376f38d01118f5b8e880e83fa0.png"/>
+                    <pic:cNvPr id="0" name="academy-story-ai-3-30-02.png"/>
                     <pic:cNvPicPr/>
                   </pic:nvPicPr>
                   <pic:blipFill>
-                    <a:blip r:embed="rId21"/>
+                    <a:blip r:embed="rId17"/>
                     <a:stretch>
                       <a:fillRect/>
                     </a:stretch>
@@ -2111,415 +2058,7 @@
                   <pic:spPr>
                     <a:xfrm>
                       <a:off x="0" y="0"/>
-                      <a:ext cx="5486400" cy="2377440"/>
-                    </a:xfrm>
-                    <a:prstGeom prst="rect"/>
-                  </pic:spPr>
-                </pic:pic>
-              </a:graphicData>
-            </a:graphic>
-          </wp:inline>
-        </w:drawing>
-      </w:r>
-    </w:p>
-    <w:p>
-      <w:pPr>
-        <w:spacing w:line="336" w:lineRule="auto" w:after="180"/>
-        <w:shd w:fill="F4F9FC"/>
-      </w:pPr>
-      <w:r>
-        <w:rPr>
-          <w:b w:val="0"/>
-        </w:rPr>
-        <w:t>1. Generate comparable characters while changing one identity descriptor.</w:t>
-      </w:r>
-    </w:p>
-    <w:p>
-      <w:pPr>
-        <w:spacing w:line="336" w:lineRule="auto" w:after="180"/>
-        <w:shd w:fill="F4F9FC"/>
-      </w:pPr>
-      <w:r>
-        <w:rPr>
-          <w:b w:val="0"/>
-        </w:rPr>
-        <w:t xml:space="preserve">2. Count omissions, </w:t>
-      </w:r>
-      <w:r>
-        <w:rPr>
-          <w:b/>
-        </w:rPr>
-        <w:t>stereotype</w:t>
-      </w:r>
-      <w:r>
-        <w:rPr>
-          <w:b w:val="0"/>
-        </w:rPr>
-        <w:t>d roles, and quality differences.</w:t>
-      </w:r>
-    </w:p>
-    <w:p>
-      <w:pPr>
-        <w:spacing w:line="336" w:lineRule="auto" w:after="180"/>
-        <w:shd w:fill="F4F9FC"/>
-      </w:pPr>
-      <w:r>
-        <w:rPr>
-          <w:b w:val="0"/>
-        </w:rPr>
-        <w:t>3. A balanced count does not alone prove respectful depiction.</w:t>
-      </w:r>
-    </w:p>
-    <w:p>
-      <w:pPr>
-        <w:spacing w:line="336" w:lineRule="auto" w:after="180"/>
-        <w:shd w:fill="F4F9FC"/>
-      </w:pPr>
-      <w:r>
-        <w:rPr>
-          <w:b w:val="0"/>
-        </w:rPr>
-        <w:t xml:space="preserve">4. Repair prompt, data, filters, or use limits, then repeat the fixed </w:t>
-      </w:r>
-      <w:r>
-        <w:rPr>
-          <w:b/>
-        </w:rPr>
-        <w:t>audit</w:t>
-      </w:r>
-      <w:r>
-        <w:rPr>
-          <w:b w:val="0"/>
-        </w:rPr>
-        <w:t>.</w:t>
-      </w:r>
-    </w:p>
-    <w:p>
-      <w:pPr>
-        <w:spacing w:line="336" w:lineRule="auto" w:after="180"/>
-      </w:pPr>
-      <w:r>
-        <w:rPr>
-          <w:b w:val="0"/>
-        </w:rPr>
-        <w:t xml:space="preserve">Recalculate, retrace, or restate the reasoning in your own </w:t>
-      </w:r>
-      <w:r>
-        <w:rPr>
-          <w:b/>
-        </w:rPr>
-        <w:t>representation</w:t>
-      </w:r>
-      <w:r>
-        <w:rPr>
-          <w:b w:val="0"/>
-        </w:rPr>
-        <w:t>:</w:t>
-      </w:r>
-    </w:p>
-    <w:p>
-      <w:pPr>
-        <w:pStyle w:val="Heading3"/>
-      </w:pPr>
-      <w:r>
-        <w:t>Write or draw your reasoning and evidence.</w:t>
-      </w:r>
-    </w:p>
-    <w:p>
-      <w:r>
-        <w:t>________________________________________________________________</w:t>
-      </w:r>
-    </w:p>
-    <w:p>
-      <w:r>
-        <w:t>________________________________________________________________</w:t>
-      </w:r>
-    </w:p>
-    <w:p>
-      <w:r>
-        <w:t>________________________________________________________________</w:t>
-      </w:r>
-    </w:p>
-    <w:p>
-      <w:r>
-        <w:t>________________________________________________________________</w:t>
-      </w:r>
-    </w:p>
-    <w:p>
-      <w:r>
-        <w:t>________________________________________________________________</w:t>
-      </w:r>
-    </w:p>
-    <w:p>
-      <w:pPr>
-        <w:spacing w:line="336" w:lineRule="auto" w:after="180"/>
-        <w:shd w:fill="F5F1FB"/>
-      </w:pPr>
-      <w:r>
-        <w:rPr>
-          <w:b w:val="0"/>
-        </w:rPr>
-        <w:t xml:space="preserve">CHECK  Did the </w:t>
-      </w:r>
-      <w:r>
-        <w:rPr>
-          <w:b/>
-        </w:rPr>
-        <w:t>evidence</w:t>
-      </w:r>
-      <w:r>
-        <w:rPr>
-          <w:b w:val="0"/>
-        </w:rPr>
-        <w:t xml:space="preserve"> answer the exact question? Did the total, path, or source record stay consistent?</w:t>
-      </w:r>
-    </w:p>
-    <w:p>
-      <w:pPr>
-        <w:pStyle w:val="Heading3"/>
-      </w:pPr>
-      <w:r>
-        <w:t>A closer explanation</w:t>
-      </w:r>
-    </w:p>
-    <w:p>
-      <w:pPr>
-        <w:spacing w:line="336" w:lineRule="auto" w:after="180"/>
-      </w:pPr>
-      <w:r>
-        <w:rPr>
-          <w:b w:val="0"/>
-        </w:rPr>
-        <w:t>A grounded assistant supports 9 of 10 group-A cases and 6 of 10 group-B cases.</w:t>
-      </w:r>
-    </w:p>
-    <w:p>
-      <w:pPr>
-        <w:spacing w:line="336" w:lineRule="auto" w:after="180"/>
-      </w:pPr>
-      <w:r>
-        <w:rPr>
-          <w:b w:val="0"/>
-        </w:rPr>
-        <w:t xml:space="preserve">Rates 90% and </w:t>
-      </w:r>
-      <w:r>
-        <w:rPr>
-          <w:b/>
-        </w:rPr>
-        <w:t>60%</w:t>
-      </w:r>
-      <w:r>
-        <w:rPr>
-          <w:b w:val="0"/>
-        </w:rPr>
-        <w:t xml:space="preserve">; gap 30 percentage points. Investigate </w:t>
-      </w:r>
-      <w:r>
-        <w:rPr>
-          <w:b/>
-        </w:rPr>
-        <w:t>case mix</w:t>
-      </w:r>
-      <w:r>
-        <w:rPr>
-          <w:b w:val="0"/>
-        </w:rPr>
-        <w:t>, retrieval coverage and annotation rules before attributing cause.</w:t>
-      </w:r>
-    </w:p>
-    <w:p>
-      <w:pPr>
-        <w:pStyle w:val="Heading3"/>
-      </w:pPr>
-      <w:r>
-        <w:t>Worked explanation · Bias and Representation</w:t>
-      </w:r>
-    </w:p>
-    <w:p>
-      <w:pPr>
-        <w:spacing w:line="336" w:lineRule="auto" w:after="180"/>
-        <w:shd w:fill="F1F6FC"/>
-      </w:pPr>
-      <w:r>
-        <w:rPr>
-          <w:b w:val="0"/>
-        </w:rPr>
-        <w:t xml:space="preserve">Compare the intermediate </w:t>
-      </w:r>
-      <w:r>
-        <w:rPr>
-          <w:b/>
-        </w:rPr>
-        <w:t>evidence</w:t>
-      </w:r>
-      <w:r>
-        <w:rPr>
-          <w:b w:val="0"/>
-        </w:rPr>
-        <w:t xml:space="preserve"> with the final statement. Explain why each number or decision follows from the stated </w:t>
-      </w:r>
-      <w:r>
-        <w:rPr>
-          <w:b/>
-        </w:rPr>
-        <w:t>input</w:t>
-      </w:r>
-      <w:r>
-        <w:rPr>
-          <w:b w:val="0"/>
-        </w:rPr>
-        <w:t>s.</w:t>
-      </w:r>
-    </w:p>
-    <w:p>
-      <w:pPr>
-        <w:spacing w:line="336" w:lineRule="auto" w:after="180"/>
-        <w:shd w:fill="F1F6FC"/>
-      </w:pPr>
-      <w:r>
-        <w:rPr>
-          <w:b w:val="0"/>
-        </w:rPr>
-        <w:t xml:space="preserve">The conclusion belongs to this scenario and procedure; changing the </w:t>
-      </w:r>
-      <w:r>
-        <w:rPr>
-          <w:b/>
-        </w:rPr>
-        <w:t>input</w:t>
-      </w:r>
-      <w:r>
-        <w:rPr>
-          <w:b w:val="0"/>
-        </w:rPr>
-        <w:t>s, evaluation population or authority can change what it establishes. Retain the raw record so a later revision can be compared honestly.</w:t>
-      </w:r>
-    </w:p>
-    <w:p>
-      <w:pPr>
-        <w:pStyle w:val="Heading3"/>
-      </w:pPr>
-      <w:r>
-        <w:t>Learn from the worked case</w:t>
-      </w:r>
-    </w:p>
-    <w:p>
-      <w:pPr>
-        <w:spacing w:line="336" w:lineRule="auto" w:after="180"/>
-      </w:pPr>
-      <w:r>
-        <w:rPr>
-          <w:b w:val="0"/>
-        </w:rPr>
-        <w:t>Cover the result before checking it. Say what is given, choose the procedure, and follow one step at a time. Then uncover the result and explain your first mismatch. Ask why a step is allowed, not only what number it produces.</w:t>
-      </w:r>
-    </w:p>
-    <w:p>
-      <w:pPr>
-        <w:pStyle w:val="Heading3"/>
-      </w:pPr>
-      <w:r>
-        <w:t>A pictorial worked case: Bias and Representation</w:t>
-      </w:r>
-    </w:p>
-    <w:p>
-      <w:pPr>
-        <w:spacing w:line="336" w:lineRule="auto" w:after="180"/>
-      </w:pPr>
-      <w:r>
-        <w:rPr>
-          <w:b w:val="0"/>
-        </w:rPr>
-        <w:t>Compare study-answer support rates when groups have different numbers of questions.</w:t>
-      </w:r>
-    </w:p>
-    <w:p>
-      <w:pPr>
-        <w:pStyle w:val="Heading3"/>
-      </w:pPr>
-      <w:r>
-        <w:t>The facts we will use</w:t>
-      </w:r>
-    </w:p>
-    <w:p>
-      <w:pPr>
-        <w:pStyle w:val="Heading3"/>
-      </w:pPr>
-      <w:r>
-        <w:t>Supplied facts</w:t>
-      </w:r>
-    </w:p>
-    <w:p>
-      <w:pPr>
-        <w:spacing w:line="336" w:lineRule="auto" w:after="180"/>
-        <w:shd w:fill="F1F6FC"/>
-      </w:pPr>
-      <w:r>
-        <w:rPr>
-          <w:b w:val="0"/>
-        </w:rPr>
-        <w:t>Group Birch has 6 supported answers in 8 cases; group Pine has 9 supported answers in 12 cases. Both groups use the same support rubric.</w:t>
-      </w:r>
-    </w:p>
-    <w:p>
-      <w:pPr>
-        <w:pStyle w:val="Heading3"/>
-      </w:pPr>
-      <w:r>
-        <w:t>Supplied facts</w:t>
-      </w:r>
-    </w:p>
-    <w:p>
-      <w:pPr>
-        <w:spacing w:line="336" w:lineRule="auto" w:after="180"/>
-        <w:shd w:fill="F1F6FC"/>
-      </w:pPr>
-      <w:r>
-        <w:rPr>
-          <w:b w:val="0"/>
-        </w:rPr>
-        <w:t xml:space="preserve">All </w:t>
-      </w:r>
-      <w:r>
-        <w:rPr>
-          <w:b/>
-        </w:rPr>
-        <w:t>input</w:t>
-      </w:r>
-      <w:r>
-        <w:rPr>
-          <w:b w:val="0"/>
-        </w:rPr>
-        <w:t>s and outcomes in this worked example are invented classroom data; no real model run is claimed.</w:t>
-      </w:r>
-    </w:p>
-    <w:p>
-      <w:r>
-        <w:drawing>
-          <wp:inline xmlns:a="http://schemas.openxmlformats.org/drawingml/2006/main" xmlns:pic="http://schemas.openxmlformats.org/drawingml/2006/picture">
-            <wp:extent cx="5486400" cy="5225143"/>
-            <wp:docPr id="15" name="Picture 15" descr="Bias and Representation. Keep denominators: Birch: 6/8. Pine: 9/12.. Compare rates: Both support rates are 75%; Pine has more correct answers because it has more cases.. Inspect errors: Check the two Birch and three Pine failures before deciding what revision each needs."/>
-            <wp:cNvGraphicFramePr>
-              <a:graphicFrameLocks noChangeAspect="1"/>
-            </wp:cNvGraphicFramePr>
-            <a:graphic>
-              <a:graphicData uri="http://schemas.openxmlformats.org/drawingml/2006/picture">
-                <pic:pic>
-                  <pic:nvPicPr>
-                    <pic:cNvPr id="0" name="academy-visual-ai-3-30.png"/>
-                    <pic:cNvPicPr/>
-                  </pic:nvPicPr>
-                  <pic:blipFill>
-                    <a:blip r:embed="rId22"/>
-                    <a:stretch>
-                      <a:fillRect/>
-                    </a:stretch>
-                  </pic:blipFill>
-                  <pic:spPr>
-                    <a:xfrm>
-                      <a:off x="0" y="0"/>
-                      <a:ext cx="5486400" cy="5225143"/>
+                      <a:ext cx="5486400" cy="3493008"/>
                     </a:xfrm>
                     <a:prstGeom prst="rect"/>
                   </pic:spPr>
@@ -2647,9 +2186,560 @@
     </w:p>
     <w:p>
       <w:pPr>
+        <w:spacing w:line="336" w:lineRule="auto" w:after="180"/>
+      </w:pPr>
+      <w:r>
+        <w:rPr>
+          <w:b w:val="0"/>
+        </w:rPr>
+        <w:t xml:space="preserve">Read the picture in order. Check the two Birch and three Pine failures before deciding what revision each needs. The arrows show which recorded </w:t>
+      </w:r>
+      <w:r>
+        <w:rPr>
+          <w:b/>
+        </w:rPr>
+        <w:t>input</w:t>
+      </w:r>
+      <w:r>
+        <w:rPr>
+          <w:b w:val="0"/>
+        </w:rPr>
+        <w:t xml:space="preserve"> or intermediate result each decision uses.</w:t>
+      </w:r>
+    </w:p>
+    <w:p>
+      <w:pPr>
+        <w:spacing w:line="336" w:lineRule="auto" w:after="180"/>
+      </w:pPr>
+      <w:r>
+        <w:rPr>
+          <w:b w:val="0"/>
+        </w:rPr>
+        <w:t>Explain the deciding step aloud before checking the changed case; pointing to the final answer alone does not show how it follows.</w:t>
+      </w:r>
+    </w:p>
+    <w:p>
+      <w:pPr>
+        <w:pStyle w:val="Heading2"/>
+      </w:pPr>
+      <w:r>
+        <w:t>Predict the revised Pine count</w:t>
+      </w:r>
+    </w:p>
+    <w:p>
+      <w:pPr>
+        <w:pStyle w:val="ListBullet"/>
+      </w:pPr>
+      <w:r>
+        <w:t>Change one thing: Pine instead has 6 supported answers out of 12. Predict the result before checking the explanation. What remains the same?</w:t>
+      </w:r>
+    </w:p>
+    <w:p>
+      <w:pPr>
+        <w:pStyle w:val="Heading2"/>
+      </w:pPr>
+      <w:r>
+        <w:t>Check after predicting · reference / check after trying</w:t>
+      </w:r>
+    </w:p>
+    <w:p>
+      <w:r>
+        <w:drawing>
+          <wp:inline xmlns:a="http://schemas.openxmlformats.org/drawingml/2006/main" xmlns:pic="http://schemas.openxmlformats.org/drawingml/2006/picture">
+            <wp:extent cx="5486400" cy="3026664"/>
+            <wp:docPr id="15" name="Picture 15" descr="Original case: Check the two Birch and three Pine failures before deciding what revision each needs. Changed condition: Pine instead has 6 supported answers out of 12. Expected result: Pine is 50%, which is 25 percentage points below Birch. Reason: Equal correct counts do not imply equal rates when denominators differ."/>
+            <wp:cNvGraphicFramePr>
+              <a:graphicFrameLocks noChangeAspect="1"/>
+            </wp:cNvGraphicFramePr>
+            <a:graphic>
+              <a:graphicData uri="http://schemas.openxmlformats.org/drawingml/2006/picture">
+                <pic:pic>
+                  <pic:nvPicPr>
+                    <pic:cNvPr id="0" name="academy-story-ai-3-30-04.png"/>
+                    <pic:cNvPicPr/>
+                  </pic:nvPicPr>
+                  <pic:blipFill>
+                    <a:blip r:embed="rId18"/>
+                    <a:stretch>
+                      <a:fillRect/>
+                    </a:stretch>
+                  </pic:blipFill>
+                  <pic:spPr>
+                    <a:xfrm>
+                      <a:off x="0" y="0"/>
+                      <a:ext cx="5486400" cy="3026664"/>
+                    </a:xfrm>
+                    <a:prstGeom prst="rect"/>
+                  </pic:spPr>
+                </pic:pic>
+              </a:graphicData>
+            </a:graphic>
+          </wp:inline>
+        </w:drawing>
+      </w:r>
+    </w:p>
+    <w:p>
+      <w:pPr>
+        <w:pStyle w:val="Heading2"/>
+      </w:pPr>
+      <w:r>
+        <w:t>State small-sample and matching limits</w:t>
+      </w:r>
+    </w:p>
+    <w:p>
+      <w:pPr>
+        <w:pStyle w:val="ListBullet"/>
+      </w:pPr>
+      <w:r>
+        <w:t>These groups are fictional; small samples and unmatched question difficulty limit conclusions about fairness.</w:t>
+      </w:r>
+    </w:p>
+    <w:p>
+      <w:pPr>
+        <w:pStyle w:val="ListBullet"/>
+      </w:pPr>
+      <w:r>
+        <w:t>Read the labelled picture: Explain why comparing six correct answers in each group would mislead. Point to the relevant step in the picture, then write the changed result and the rule or evidence that supports it.</w:t>
+      </w:r>
+    </w:p>
+    <w:p>
+      <w:pPr>
+        <w:pStyle w:val="Heading2"/>
+      </w:pPr>
+      <w:r>
+        <w:t>Separate practice · A/B support rates · reference / check after trying</w:t>
+      </w:r>
+    </w:p>
+    <w:p>
+      <w:pPr>
+        <w:spacing w:line="336" w:lineRule="auto" w:after="180"/>
+      </w:pPr>
+      <w:r>
+        <w:rPr>
+          <w:b w:val="0"/>
+        </w:rPr>
+        <w:t>A grounded assistant supports 9 of 10 group-A cases and 6 of 10 group-B cases.</w:t>
+      </w:r>
+    </w:p>
+    <w:p>
+      <w:pPr>
+        <w:spacing w:line="336" w:lineRule="auto" w:after="180"/>
+      </w:pPr>
+      <w:r>
+        <w:rPr>
+          <w:b w:val="0"/>
+        </w:rPr>
+        <w:t xml:space="preserve">Rates 90% and </w:t>
+      </w:r>
+      <w:r>
+        <w:rPr>
+          <w:b/>
+        </w:rPr>
+        <w:t>60%</w:t>
+      </w:r>
+      <w:r>
+        <w:rPr>
+          <w:b w:val="0"/>
+        </w:rPr>
+        <w:t xml:space="preserve">; gap 30 percentage points. Investigate </w:t>
+      </w:r>
+      <w:r>
+        <w:rPr>
+          <w:b/>
+        </w:rPr>
+        <w:t>case mix</w:t>
+      </w:r>
+      <w:r>
+        <w:rPr>
+          <w:b w:val="0"/>
+        </w:rPr>
+        <w:t>, retrieval coverage and annotation rules before attributing cause.</w:t>
+      </w:r>
+    </w:p>
+    <w:p>
+      <w:pPr>
+        <w:pStyle w:val="Heading2"/>
+      </w:pPr>
+      <w:r>
+        <w:t>Earlier wording, alternatives and picture transcripts · reference / check after trying</w:t>
+      </w:r>
+    </w:p>
+    <w:p>
+      <w:pPr>
+        <w:spacing w:line="336" w:lineRule="auto" w:after="180"/>
+      </w:pPr>
+      <w:r>
+        <w:rPr>
+          <w:b w:val="0"/>
+        </w:rPr>
+        <w:t xml:space="preserve">WORKED </w:t>
+      </w:r>
+      <w:r>
+        <w:rPr>
+          <w:b/>
+        </w:rPr>
+        <w:t>EVIDENCE</w:t>
+      </w:r>
+    </w:p>
+    <w:p>
+      <w:pPr>
+        <w:spacing w:line="336" w:lineRule="auto" w:after="180"/>
+      </w:pPr>
+      <w:r>
+        <w:rPr>
+          <w:b w:val="0"/>
+        </w:rPr>
+        <w:t>Reason Step by Step</w:t>
+      </w:r>
+    </w:p>
+    <w:p>
+      <w:pPr>
+        <w:spacing w:line="336" w:lineRule="auto" w:after="180"/>
+      </w:pPr>
+      <w:r>
+        <w:rPr>
+          <w:b w:val="0"/>
+        </w:rPr>
+        <w:t xml:space="preserve">Predict first. Then check each step. A correct answer without visible reasoning is incomplete </w:t>
+      </w:r>
+      <w:r>
+        <w:rPr>
+          <w:b/>
+        </w:rPr>
+        <w:t>evidence</w:t>
+      </w:r>
+      <w:r>
+        <w:rPr>
+          <w:b w:val="0"/>
+        </w:rPr>
+        <w:t>.</w:t>
+      </w:r>
+    </w:p>
+    <w:p>
+      <w:r>
+        <w:drawing>
+          <wp:inline xmlns:a="http://schemas.openxmlformats.org/drawingml/2006/main" xmlns:pic="http://schemas.openxmlformats.org/drawingml/2006/picture">
+            <wp:extent cx="5486400" cy="2377440"/>
+            <wp:docPr id="16" name="Picture 16" descr="Worked evidence for Bias and Representation"/>
+            <wp:cNvGraphicFramePr>
+              <a:graphicFrameLocks noChangeAspect="1"/>
+            </wp:cNvGraphicFramePr>
+            <a:graphic>
+              <a:graphicData uri="http://schemas.openxmlformats.org/drawingml/2006/picture">
+                <pic:pic>
+                  <pic:nvPicPr>
+                    <pic:cNvPr id="0" name="67d3c3168a69eaaefb72fc1da7e04745b418fd376f38d01118f5b8e880e83fa0.png"/>
+                    <pic:cNvPicPr/>
+                  </pic:nvPicPr>
+                  <pic:blipFill>
+                    <a:blip r:embed="rId19"/>
+                    <a:stretch>
+                      <a:fillRect/>
+                    </a:stretch>
+                  </pic:blipFill>
+                  <pic:spPr>
+                    <a:xfrm>
+                      <a:off x="0" y="0"/>
+                      <a:ext cx="5486400" cy="2377440"/>
+                    </a:xfrm>
+                    <a:prstGeom prst="rect"/>
+                  </pic:spPr>
+                </pic:pic>
+              </a:graphicData>
+            </a:graphic>
+          </wp:inline>
+        </w:drawing>
+      </w:r>
+    </w:p>
+    <w:p>
+      <w:pPr>
+        <w:spacing w:line="336" w:lineRule="auto" w:after="180"/>
+      </w:pPr>
+      <w:r>
+        <w:rPr>
+          <w:b w:val="0"/>
+        </w:rPr>
+        <w:t>1. Generate comparable characters while changing one identity descriptor.</w:t>
+      </w:r>
+    </w:p>
+    <w:p>
+      <w:pPr>
+        <w:spacing w:line="336" w:lineRule="auto" w:after="180"/>
+      </w:pPr>
+      <w:r>
+        <w:rPr>
+          <w:b w:val="0"/>
+        </w:rPr>
+        <w:t xml:space="preserve">2. Count omissions, </w:t>
+      </w:r>
+      <w:r>
+        <w:rPr>
+          <w:b/>
+        </w:rPr>
+        <w:t>stereotype</w:t>
+      </w:r>
+      <w:r>
+        <w:rPr>
+          <w:b w:val="0"/>
+        </w:rPr>
+        <w:t>d roles, and quality differences.</w:t>
+      </w:r>
+    </w:p>
+    <w:p>
+      <w:pPr>
+        <w:spacing w:line="336" w:lineRule="auto" w:after="180"/>
+      </w:pPr>
+      <w:r>
+        <w:rPr>
+          <w:b w:val="0"/>
+        </w:rPr>
+        <w:t>3. A balanced count does not alone prove respectful depiction.</w:t>
+      </w:r>
+    </w:p>
+    <w:p>
+      <w:pPr>
+        <w:spacing w:line="336" w:lineRule="auto" w:after="180"/>
+      </w:pPr>
+      <w:r>
+        <w:rPr>
+          <w:b w:val="0"/>
+        </w:rPr>
+        <w:t xml:space="preserve">4. Repair prompt, data, filters, or use limits, then repeat the fixed </w:t>
+      </w:r>
+      <w:r>
+        <w:rPr>
+          <w:b/>
+        </w:rPr>
+        <w:t>audit</w:t>
+      </w:r>
+      <w:r>
+        <w:rPr>
+          <w:b w:val="0"/>
+        </w:rPr>
+        <w:t>.</w:t>
+      </w:r>
+    </w:p>
+    <w:p>
+      <w:pPr>
+        <w:spacing w:line="336" w:lineRule="auto" w:after="180"/>
+      </w:pPr>
+      <w:r>
+        <w:rPr>
+          <w:b w:val="0"/>
+        </w:rPr>
+        <w:t xml:space="preserve">Recalculate, retrace, or restate the reasoning in your own </w:t>
+      </w:r>
+      <w:r>
+        <w:rPr>
+          <w:b/>
+        </w:rPr>
+        <w:t>representation</w:t>
+      </w:r>
+      <w:r>
+        <w:rPr>
+          <w:b w:val="0"/>
+        </w:rPr>
+        <w:t>:</w:t>
+      </w:r>
+    </w:p>
+    <w:p>
+      <w:pPr>
         <w:pStyle w:val="Heading3"/>
       </w:pPr>
       <w:r>
+        <w:t>Write or draw your reasoning and evidence.</w:t>
+      </w:r>
+    </w:p>
+    <w:p>
+      <w:r>
+        <w:t>________________________________________________________________</w:t>
+      </w:r>
+    </w:p>
+    <w:p>
+      <w:r>
+        <w:t>________________________________________________________________</w:t>
+      </w:r>
+    </w:p>
+    <w:p>
+      <w:r>
+        <w:t>________________________________________________________________</w:t>
+      </w:r>
+    </w:p>
+    <w:p>
+      <w:r>
+        <w:t>________________________________________________________________</w:t>
+      </w:r>
+    </w:p>
+    <w:p>
+      <w:r>
+        <w:t>________________________________________________________________</w:t>
+      </w:r>
+    </w:p>
+    <w:p>
+      <w:pPr>
+        <w:spacing w:line="336" w:lineRule="auto" w:after="180"/>
+      </w:pPr>
+      <w:r>
+        <w:rPr>
+          <w:b w:val="0"/>
+        </w:rPr>
+        <w:t xml:space="preserve">CHECK  Did the </w:t>
+      </w:r>
+      <w:r>
+        <w:rPr>
+          <w:b/>
+        </w:rPr>
+        <w:t>evidence</w:t>
+      </w:r>
+      <w:r>
+        <w:rPr>
+          <w:b w:val="0"/>
+        </w:rPr>
+        <w:t xml:space="preserve"> answer the exact question? Did the total, path, or source record stay consistent?</w:t>
+      </w:r>
+    </w:p>
+    <w:p>
+      <w:pPr>
+        <w:pStyle w:val="Heading3"/>
+      </w:pPr>
+      <w:r>
+        <w:t>A closer explanation</w:t>
+      </w:r>
+    </w:p>
+    <w:p>
+      <w:pPr>
+        <w:spacing w:line="336" w:lineRule="auto" w:after="180"/>
+      </w:pPr>
+      <w:r>
+        <w:rPr>
+          <w:b w:val="0"/>
+        </w:rPr>
+        <w:t xml:space="preserve">Compare the intermediate </w:t>
+      </w:r>
+      <w:r>
+        <w:rPr>
+          <w:b/>
+        </w:rPr>
+        <w:t>evidence</w:t>
+      </w:r>
+      <w:r>
+        <w:rPr>
+          <w:b w:val="0"/>
+        </w:rPr>
+        <w:t xml:space="preserve"> with the final statement. Explain why each number or decision follows from the stated </w:t>
+      </w:r>
+      <w:r>
+        <w:rPr>
+          <w:b/>
+        </w:rPr>
+        <w:t>input</w:t>
+      </w:r>
+      <w:r>
+        <w:rPr>
+          <w:b w:val="0"/>
+        </w:rPr>
+        <w:t>s.</w:t>
+      </w:r>
+    </w:p>
+    <w:p>
+      <w:pPr>
+        <w:spacing w:line="336" w:lineRule="auto" w:after="180"/>
+      </w:pPr>
+      <w:r>
+        <w:rPr>
+          <w:b w:val="0"/>
+        </w:rPr>
+        <w:t xml:space="preserve">The conclusion belongs to this scenario and procedure; changing the </w:t>
+      </w:r>
+      <w:r>
+        <w:rPr>
+          <w:b/>
+        </w:rPr>
+        <w:t>input</w:t>
+      </w:r>
+      <w:r>
+        <w:rPr>
+          <w:b w:val="0"/>
+        </w:rPr>
+        <w:t>s, evaluation population or authority can change what it establishes. Retain the raw record so a later revision can be compared honestly.</w:t>
+      </w:r>
+    </w:p>
+    <w:p>
+      <w:pPr>
+        <w:pStyle w:val="Heading3"/>
+      </w:pPr>
+      <w:r>
+        <w:t>Learn from the worked case</w:t>
+      </w:r>
+    </w:p>
+    <w:p>
+      <w:pPr>
+        <w:spacing w:line="336" w:lineRule="auto" w:after="180"/>
+      </w:pPr>
+      <w:r>
+        <w:rPr>
+          <w:b w:val="0"/>
+        </w:rPr>
+        <w:t>Cover the result before checking it. Say what is given, choose the procedure, and follow one step at a time. Then uncover the result and explain your first mismatch. Ask why a step is allowed, not only what number it produces.</w:t>
+      </w:r>
+    </w:p>
+    <w:p>
+      <w:pPr>
+        <w:pStyle w:val="Heading3"/>
+      </w:pPr>
+      <w:r>
+        <w:t>A pictorial worked case: Bias and Representation</w:t>
+      </w:r>
+    </w:p>
+    <w:p>
+      <w:pPr>
+        <w:pStyle w:val="Heading3"/>
+      </w:pPr>
+      <w:r>
+        <w:t>The facts we will use</w:t>
+      </w:r>
+    </w:p>
+    <w:p>
+      <w:r>
+        <w:drawing>
+          <wp:inline xmlns:a="http://schemas.openxmlformats.org/drawingml/2006/main" xmlns:pic="http://schemas.openxmlformats.org/drawingml/2006/picture">
+            <wp:extent cx="5486400" cy="5225143"/>
+            <wp:docPr id="17" name="Picture 17" descr="Bias and Representation. Keep denominators: Birch: 6/8. Pine: 9/12.. Compare rates: Both support rates are 75%; Pine has more correct answers because it has more cases.. Inspect errors: Check the two Birch and three Pine failures before deciding what revision each needs."/>
+            <wp:cNvGraphicFramePr>
+              <a:graphicFrameLocks noChangeAspect="1"/>
+            </wp:cNvGraphicFramePr>
+            <a:graphic>
+              <a:graphicData uri="http://schemas.openxmlformats.org/drawingml/2006/picture">
+                <pic:pic>
+                  <pic:nvPicPr>
+                    <pic:cNvPr id="0" name="academy-visual-ai-3-30.png"/>
+                    <pic:cNvPicPr/>
+                  </pic:nvPicPr>
+                  <pic:blipFill>
+                    <a:blip r:embed="rId20"/>
+                    <a:stretch>
+                      <a:fillRect/>
+                    </a:stretch>
+                  </pic:blipFill>
+                  <pic:spPr>
+                    <a:xfrm>
+                      <a:off x="0" y="0"/>
+                      <a:ext cx="5486400" cy="5225143"/>
+                    </a:xfrm>
+                    <a:prstGeom prst="rect"/>
+                  </pic:spPr>
+                </pic:pic>
+              </a:graphicData>
+            </a:graphic>
+          </wp:inline>
+        </w:drawing>
+      </w:r>
+    </w:p>
+    <w:p>
+      <w:pPr>
+        <w:pStyle w:val="Heading3"/>
+      </w:pPr>
+      <w:r>
         <w:t>Why this result follows</w:t>
       </w:r>
     </w:p>
@@ -2658,150 +2748,104 @@
         <w:pStyle w:val="Heading3"/>
       </w:pPr>
       <w:r>
-        <w:t>Why the result follows</w:t>
+        <w:t>What this example does not establish</w:t>
+      </w:r>
+    </w:p>
+    <w:p>
+      <w:pPr>
+        <w:pStyle w:val="Heading1"/>
+      </w:pPr>
+      <w:r>
+        <w:t>07. Find the denominator or causal shortcut</w:t>
+      </w:r>
+    </w:p>
+    <w:p>
+      <w:r>
+        <w:t>State what the record shows before proposing explanations.</w:t>
+      </w:r>
+    </w:p>
+    <w:p>
+      <w:pPr>
+        <w:pStyle w:val="Heading2"/>
+      </w:pPr>
+      <w:r>
+        <w:t>Repair the raw-total and no-bias claims</w:t>
       </w:r>
     </w:p>
     <w:p>
       <w:pPr>
         <w:spacing w:line="336" w:lineRule="auto" w:after="180"/>
-        <w:shd w:fill="F1F6FC"/>
       </w:pPr>
       <w:r>
         <w:rPr>
           <w:b w:val="0"/>
         </w:rPr>
-        <w:t xml:space="preserve">Read the picture in order. Check the two Birch and three Pine failures before deciding what revision each needs. The arrows show which recorded </w:t>
-      </w:r>
-      <w:r>
-        <w:rPr>
-          <w:b/>
-        </w:rPr>
-        <w:t>input</w:t>
-      </w:r>
+        <w:t>Claim to repair: Pine has nine successes and Birch six, so Pine quality is higher. Rates are equal in the base case because group sizes differ. Another shortcut is saying equal 75% rates prove no bias: failures, coverage and affected conditions still need inspection.</w:t>
+      </w:r>
+    </w:p>
+    <w:p>
+      <w:pPr>
+        <w:spacing w:line="336" w:lineRule="auto" w:after="180"/>
+      </w:pPr>
       <w:r>
         <w:rPr>
           <w:b w:val="0"/>
         </w:rPr>
-        <w:t xml:space="preserve"> or intermediate result each decision uses.</w:t>
+        <w:t>In the changed case a rate gap is observed, but the counts alone cannot tell whether source coverage, case mix, annotation or another factor produced it.</w:t>
+      </w:r>
+    </w:p>
+    <w:p>
+      <w:pPr>
+        <w:pStyle w:val="Heading2"/>
+      </w:pPr>
+      <w:r>
+        <w:t>Design a revealing follow-up</w:t>
+      </w:r>
+    </w:p>
+    <w:p>
+      <w:pPr>
+        <w:pStyle w:val="Heading3"/>
+      </w:pPr>
+      <w:r>
+        <w:t>Exit: propose one revealing change to the worked scenario. State the expected outcome and the evidence that would make you revise your explanation.</w:t>
+      </w:r>
+    </w:p>
+    <w:p>
+      <w:r>
+        <w:t>________________________________________________________________</w:t>
+      </w:r>
+    </w:p>
+    <w:p>
+      <w:r>
+        <w:t>________________________________________________________________</w:t>
+      </w:r>
+    </w:p>
+    <w:p>
+      <w:r>
+        <w:t>________________________________________________________________</w:t>
+      </w:r>
+    </w:p>
+    <w:p>
+      <w:r>
+        <w:t>________________________________________________________________</w:t>
+      </w:r>
+    </w:p>
+    <w:p>
+      <w:r>
+        <w:t>________________________________________________________________</w:t>
+      </w:r>
+    </w:p>
+    <w:p>
+      <w:pPr>
+        <w:pStyle w:val="Heading2"/>
+      </w:pPr>
+      <w:r>
+        <w:t>Earlier wording, alternatives and picture transcripts · reference / check after trying</w:t>
       </w:r>
     </w:p>
     <w:p>
       <w:pPr>
         <w:spacing w:line="336" w:lineRule="auto" w:after="180"/>
-        <w:shd w:fill="F1F6FC"/>
-      </w:pPr>
-      <w:r>
-        <w:rPr>
-          <w:b w:val="0"/>
-        </w:rPr>
-        <w:t>Explain the deciding step aloud before checking the changed case; pointing to the final answer alone does not show how it follows.</w:t>
-      </w:r>
-    </w:p>
-    <w:p>
-      <w:pPr>
-        <w:pStyle w:val="Heading3"/>
-      </w:pPr>
-      <w:r>
-        <w:t>What this example does not establish</w:t>
-      </w:r>
-    </w:p>
-    <w:p>
-      <w:pPr>
-        <w:pStyle w:val="Heading3"/>
-      </w:pPr>
-      <w:r>
-        <w:t>Keep the stated limit</w:t>
-      </w:r>
-    </w:p>
-    <w:p>
-      <w:pPr>
-        <w:spacing w:line="336" w:lineRule="auto" w:after="180"/>
-        <w:shd w:fill="FFF5E6"/>
-      </w:pPr>
-      <w:r>
-        <w:rPr>
-          <w:b w:val="0"/>
-        </w:rPr>
-        <w:t>These groups are fictional; small samples and unmatched question difficulty limit conclusions about fairness.</w:t>
-      </w:r>
-    </w:p>
-    <w:p>
-      <w:pPr>
-        <w:pStyle w:val="Heading3"/>
-      </w:pPr>
-      <w:r>
-        <w:t>Keep the stated limit</w:t>
-      </w:r>
-    </w:p>
-    <w:p>
-      <w:pPr>
-        <w:spacing w:line="336" w:lineRule="auto" w:after="180"/>
-        <w:shd w:fill="FFF5E6"/>
-      </w:pPr>
-      <w:r>
-        <w:rPr>
-          <w:b w:val="0"/>
-        </w:rPr>
-        <w:t xml:space="preserve">Read the labelled picture: Explain why comparing six correct answers in each group would mislead. Point to the relevant step in the picture, then write the changed result and the rule or </w:t>
-      </w:r>
-      <w:r>
-        <w:rPr>
-          <w:b/>
-        </w:rPr>
-        <w:t>evidence</w:t>
-      </w:r>
-      <w:r>
-        <w:rPr>
-          <w:b w:val="0"/>
-        </w:rPr>
-        <w:t xml:space="preserve"> that supports it.</w:t>
-      </w:r>
-    </w:p>
-    <w:p>
-      <w:pPr>
-        <w:pStyle w:val="Heading3"/>
-      </w:pPr>
-      <w:r>
-        <w:t>Keep the stated limit</w:t>
-      </w:r>
-    </w:p>
-    <w:p>
-      <w:pPr>
-        <w:spacing w:line="336" w:lineRule="auto" w:after="180"/>
-        <w:shd w:fill="FFF5E6"/>
-      </w:pPr>
-      <w:r>
-        <w:rPr>
-          <w:b w:val="0"/>
-        </w:rPr>
-        <w:t>Change one thing: Pine instead has 6 supported answers out of 12. Predict the result before checking the explanation. What remains the same?</w:t>
-      </w:r>
-    </w:p>
-    <w:p>
-      <w:pPr>
-        <w:pStyle w:val="Heading1"/>
-      </w:pPr>
-      <w:r>
-        <w:t>07. Find and repair a mistake</w:t>
-      </w:r>
-    </w:p>
-    <w:p>
-      <w:r>
-        <w:t>Find the unsupported step in the Bias and Representation claim and explain a repair using the supplied evidence.</w:t>
-      </w:r>
-    </w:p>
-    <w:p>
-      <w:pPr>
-        <w:pStyle w:val="Heading3"/>
-      </w:pPr>
-      <w:r>
-        <w:t>Find the first error</w:t>
-      </w:r>
-    </w:p>
-    <w:p>
-      <w:pPr>
-        <w:spacing w:line="336" w:lineRule="auto" w:after="180"/>
-        <w:shd w:fill="FFF5E6"/>
       </w:pPr>
       <w:r>
         <w:rPr>
@@ -2849,7 +2893,7 @@
         <w:drawing>
           <wp:inline xmlns:a="http://schemas.openxmlformats.org/drawingml/2006/main" xmlns:pic="http://schemas.openxmlformats.org/drawingml/2006/picture">
             <wp:extent cx="5486400" cy="1901952"/>
-            <wp:docPr id="16" name="Picture 16" descr="Misconception diagnosis for Bias and Representation"/>
+            <wp:docPr id="18" name="Picture 18" descr="Misconception diagnosis for Bias and Representation"/>
             <wp:cNvGraphicFramePr>
               <a:graphicFrameLocks noChangeAspect="1"/>
             </wp:cNvGraphicFramePr>
@@ -2861,7 +2905,7 @@
                     <pic:cNvPicPr/>
                   </pic:nvPicPr>
                   <pic:blipFill>
-                    <a:blip r:embed="rId23"/>
+                    <a:blip r:embed="rId21"/>
                     <a:stretch>
                       <a:fillRect/>
                     </a:stretch>
@@ -3093,7 +3137,6 @@
     <w:p>
       <w:pPr>
         <w:spacing w:line="336" w:lineRule="auto" w:after="180"/>
-        <w:shd w:fill="F5F1FB"/>
       </w:pPr>
       <w:r>
         <w:rPr>
@@ -3145,16 +3188,7 @@
     </w:p>
     <w:p>
       <w:pPr>
-        <w:pStyle w:val="Heading3"/>
-      </w:pPr>
-      <w:r>
-        <w:t>Check the claim against the facts</w:t>
-      </w:r>
-    </w:p>
-    <w:p>
-      <w:pPr>
         <w:spacing w:line="336" w:lineRule="auto" w:after="180"/>
-        <w:shd w:fill="FFF5E6"/>
       </w:pPr>
       <w:r>
         <w:rPr>
@@ -3166,7 +3200,6 @@
     <w:p>
       <w:pPr>
         <w:spacing w:line="336" w:lineRule="auto" w:after="180"/>
-        <w:shd w:fill="FFF5E6"/>
       </w:pPr>
       <w:r>
         <w:rPr>
@@ -3177,48 +3210,23 @@
     </w:p>
     <w:p>
       <w:pPr>
-        <w:pStyle w:val="Heading3"/>
-      </w:pPr>
-      <w:r>
-        <w:t>Exit: propose one revealing change to the worked scenario. State the expected outcome and the evidence that would make you revise your explanation.</w:t>
-      </w:r>
-    </w:p>
-    <w:p>
-      <w:r>
-        <w:t>________________________________________________________________</w:t>
-      </w:r>
-    </w:p>
-    <w:p>
-      <w:r>
-        <w:t>________________________________________________________________</w:t>
-      </w:r>
-    </w:p>
-    <w:p>
-      <w:r>
-        <w:t>________________________________________________________________</w:t>
-      </w:r>
-    </w:p>
-    <w:p>
-      <w:r>
-        <w:t>________________________________________________________________</w:t>
-      </w:r>
-    </w:p>
-    <w:p>
-      <w:r>
-        <w:t>________________________________________________________________</w:t>
-      </w:r>
-    </w:p>
-    <w:p>
-      <w:pPr>
         <w:pStyle w:val="Heading1"/>
       </w:pPr>
       <w:r>
-        <w:t>08. Practise together</w:t>
-      </w:r>
-    </w:p>
-    <w:p>
-      <w:r>
-        <w:t>Practise Bias and Representation with support, then explain the deciding step in your own words.</w:t>
+        <w:t>08. Practise the A/B support-rate comparison with less help</w:t>
+      </w:r>
+    </w:p>
+    <w:p>
+      <w:r>
+        <w:t>Keep these ten-per-group cases separate from Birch/Pine.</w:t>
+      </w:r>
+    </w:p>
+    <w:p>
+      <w:pPr>
+        <w:pStyle w:val="Heading2"/>
+      </w:pPr>
+      <w:r>
+        <w:t>The causal and governance limit</w:t>
       </w:r>
     </w:p>
     <w:p>
@@ -3227,279 +3235,29 @@
       </w:pPr>
       <w:r>
         <w:rPr>
+          <w:b w:val="0"/>
+        </w:rPr>
+        <w:t xml:space="preserve">Group comparisons require task relevance and appropriate data governance; differences alone do not identify a causal </w:t>
+      </w:r>
+      <w:r>
+        <w:rPr>
           <w:b/>
         </w:rPr>
-        <w:t>LOGIC STUDIO</w:t>
-      </w:r>
-    </w:p>
-    <w:p>
-      <w:pPr>
-        <w:spacing w:line="336" w:lineRule="auto" w:after="180"/>
-      </w:pPr>
+        <w:t>mechanism</w:t>
+      </w:r>
       <w:r>
         <w:rPr>
           <w:b w:val="0"/>
         </w:rPr>
-        <w:t>Specify Before You Run</w:t>
-      </w:r>
-    </w:p>
-    <w:p>
-      <w:pPr>
-        <w:spacing w:line="336" w:lineRule="auto" w:after="180"/>
-      </w:pPr>
-      <w:r>
-        <w:rPr>
-          <w:b w:val="0"/>
-        </w:rPr>
-        <w:t>Prompts, schemas, retrieval, tool calls, and code are inspectable parts of one AI product.</w:t>
-      </w:r>
-    </w:p>
-    <w:p>
-      <w:r>
-        <w:drawing>
-          <wp:inline xmlns:a="http://schemas.openxmlformats.org/drawingml/2006/main" xmlns:pic="http://schemas.openxmlformats.org/drawingml/2006/picture">
-            <wp:extent cx="5486400" cy="1901952"/>
-            <wp:docPr id="17" name="Picture 17" descr="Logic tracing graphic for Bias and Representation"/>
-            <wp:cNvGraphicFramePr>
-              <a:graphicFrameLocks noChangeAspect="1"/>
-            </wp:cNvGraphicFramePr>
-            <a:graphic>
-              <a:graphicData uri="http://schemas.openxmlformats.org/drawingml/2006/picture">
-                <pic:pic>
-                  <pic:nvPicPr>
-                    <pic:cNvPr id="0" name="112c89216380e7327670e715cf532346aeed10eee4e4400b610a219e3e4bc9f9.png"/>
-                    <pic:cNvPicPr/>
-                  </pic:nvPicPr>
-                  <pic:blipFill>
-                    <a:blip r:embed="rId24"/>
-                    <a:stretch>
-                      <a:fillRect/>
-                    </a:stretch>
-                  </pic:blipFill>
-                  <pic:spPr>
-                    <a:xfrm>
-                      <a:off x="0" y="0"/>
-                      <a:ext cx="5486400" cy="1901952"/>
-                    </a:xfrm>
-                    <a:prstGeom prst="rect"/>
-                  </pic:spPr>
-                </pic:pic>
-              </a:graphicData>
-            </a:graphic>
-          </wp:inline>
-        </w:drawing>
-      </w:r>
-    </w:p>
-    <w:p>
-      <w:pPr>
-        <w:spacing w:line="336" w:lineRule="auto" w:after="180"/>
-      </w:pPr>
-      <w:r>
-        <w:rPr>
-          <w:b w:val="0"/>
-        </w:rPr>
-        <w:t xml:space="preserve">SET task, audience, constraints, </w:t>
-      </w:r>
-      <w:r>
-        <w:rPr>
-          <w:b/>
-        </w:rPr>
-        <w:t>output</w:t>
-      </w:r>
-      <w:r>
-        <w:rPr>
-          <w:b w:val="0"/>
-        </w:rPr>
-        <w:t>_schema</w:t>
-        <w:br/>
-        <w:t>LOAD approved_context or retrieval_result</w:t>
-        <w:br/>
-        <w:t>CALL model or allowed_tool</w:t>
-        <w:br/>
-        <w:t>VALIDATE fields, claims, citations, and safety</w:t>
-        <w:br/>
-        <w:t xml:space="preserve">IF </w:t>
-      </w:r>
-      <w:r>
-        <w:rPr>
-          <w:b/>
-        </w:rPr>
-        <w:t>evidence</w:t>
-      </w:r>
-      <w:r>
-        <w:rPr>
-          <w:b w:val="0"/>
-        </w:rPr>
-        <w:t xml:space="preserve"> missing: ask, retrieve, or abstain</w:t>
-        <w:br/>
-        <w:t xml:space="preserve">RETURN useful </w:t>
-      </w:r>
-      <w:r>
-        <w:rPr>
-          <w:b/>
-        </w:rPr>
-        <w:t>output</w:t>
-      </w:r>
-      <w:r>
-        <w:rPr>
-          <w:b w:val="0"/>
-        </w:rPr>
-        <w:t xml:space="preserve"> + source trail + limitations</w:t>
-      </w:r>
-    </w:p>
-    <w:p>
-      <w:pPr>
-        <w:spacing w:line="336" w:lineRule="auto" w:after="180"/>
-        <w:shd w:fill="F5F1FB"/>
-      </w:pPr>
-      <w:r>
-        <w:rPr>
-          <w:b w:val="0"/>
-        </w:rPr>
-        <w:t xml:space="preserve">Trace one </w:t>
-      </w:r>
-      <w:r>
-        <w:rPr>
-          <w:b/>
-        </w:rPr>
-        <w:t>input</w:t>
-      </w:r>
-      <w:r>
-        <w:rPr>
-          <w:b w:val="0"/>
-        </w:rPr>
-        <w:t>. Which line changes the state or chooses a path?</w:t>
-      </w:r>
-    </w:p>
-    <w:p>
-      <w:pPr>
-        <w:pStyle w:val="Heading3"/>
-      </w:pPr>
-      <w:r>
-        <w:t>Write or draw your reasoning and evidence.</w:t>
-      </w:r>
-    </w:p>
-    <w:p>
-      <w:r>
-        <w:t>________________________________________________________________</w:t>
-      </w:r>
-    </w:p>
-    <w:p>
-      <w:r>
-        <w:t>________________________________________________________________</w:t>
-      </w:r>
-    </w:p>
-    <w:p>
-      <w:r>
-        <w:t>________________________________________________________________</w:t>
-      </w:r>
-    </w:p>
-    <w:p>
-      <w:r>
-        <w:t>________________________________________________________________</w:t>
-      </w:r>
-    </w:p>
-    <w:p>
-      <w:r>
-        <w:t>________________________________________________________________</w:t>
-      </w:r>
-    </w:p>
-    <w:p>
-      <w:pPr>
-        <w:pStyle w:val="Heading3"/>
-      </w:pPr>
-      <w:r>
-        <w:t>A closer explanation</w:t>
-      </w:r>
-    </w:p>
-    <w:p>
-      <w:pPr>
-        <w:spacing w:line="336" w:lineRule="auto" w:after="180"/>
-      </w:pPr>
-      <w:r>
-        <w:rPr>
-          <w:b w:val="0"/>
-        </w:rPr>
-        <w:t xml:space="preserve">Group comparisons require task relevance and appropriate data governance; differences alone do not identify a causal </w:t>
-      </w:r>
-      <w:r>
-        <w:rPr>
-          <w:b/>
-        </w:rPr>
-        <w:t>mechanism</w:t>
-      </w:r>
-      <w:r>
-        <w:rPr>
-          <w:b w:val="0"/>
-        </w:rPr>
         <w:t>.</w:t>
       </w:r>
     </w:p>
     <w:p>
       <w:pPr>
-        <w:spacing w:line="336" w:lineRule="auto" w:after="180"/>
-      </w:pPr>
-      <w:r>
-        <w:rPr>
-          <w:b w:val="0"/>
-        </w:rPr>
-        <w:t>A useful check asks what would make the reasoning fail. Distinguish a failure to execute the declared procedure from a weakness in the procedure itself.</w:t>
-      </w:r>
-    </w:p>
-    <w:p>
-      <w:pPr>
-        <w:spacing w:line="336" w:lineRule="auto" w:after="180"/>
-      </w:pPr>
-      <w:r>
-        <w:rPr>
-          <w:b w:val="0"/>
-        </w:rPr>
-        <w:t xml:space="preserve">The first may require a correction; the second requires an explicitly revised method and new </w:t>
-      </w:r>
-      <w:r>
-        <w:rPr>
-          <w:b/>
-        </w:rPr>
-        <w:t>evidence</w:t>
-      </w:r>
-      <w:r>
-        <w:rPr>
-          <w:b w:val="0"/>
-        </w:rPr>
-        <w:t>. Preserve unsuccessful cases so an improved result cannot hide the original problem.</w:t>
-      </w:r>
-    </w:p>
-    <w:p>
-      <w:pPr>
-        <w:pStyle w:val="Heading3"/>
-      </w:pPr>
-      <w:r>
-        <w:t>Guided: restate the worked result, then name the assumption or limitation that prevents a broader conclusion.</w:t>
-      </w:r>
-    </w:p>
-    <w:p>
-      <w:r>
-        <w:t>________________________________________________________________</w:t>
-      </w:r>
-    </w:p>
-    <w:p>
-      <w:r>
-        <w:t>________________________________________________________________</w:t>
-      </w:r>
-    </w:p>
-    <w:p>
-      <w:r>
-        <w:t>________________________________________________________________</w:t>
-      </w:r>
-    </w:p>
-    <w:p>
-      <w:r>
-        <w:t>________________________________________________________________</w:t>
-      </w:r>
-    </w:p>
-    <w:p>
-      <w:r>
-        <w:t>________________________________________________________________</w:t>
+        <w:pStyle w:val="Heading2"/>
+      </w:pPr>
+      <w:r>
+        <w:t>Complete the 9/10 versus 6/10 W2</w:t>
       </w:r>
     </w:p>
     <w:p>
@@ -3626,21 +3384,113 @@
     </w:tbl>
     <w:p>
       <w:pPr>
+        <w:pStyle w:val="Heading2"/>
+      </w:pPr>
+      <w:r>
+        <w:t>Audit an all-future-cases claim</w:t>
+      </w:r>
+    </w:p>
+    <w:p>
+      <w:pPr>
+        <w:pStyle w:val="Heading3"/>
+      </w:pPr>
+      <w:r>
+        <w:t>Check your reasoning</w:t>
+      </w:r>
+    </w:p>
+    <w:p>
+      <w:pPr>
+        <w:pStyle w:val="ListBullet"/>
+      </w:pPr>
+      <w:r>
+        <w:t>Use the worked case for Representation and bias evaluation. Proposed explanation: “The worked result establishes every future case”. Decide whether this explanation is supported. Point to the step or supplied fact that decides; explain your repair if needed.</w:t>
+      </w:r>
+    </w:p>
+    <w:p>
+      <w:pPr>
+        <w:pStyle w:val="ListBullet"/>
+      </w:pPr>
+      <w:r>
+        <w:t>Answer on your own before discussion. If you are unsure, say which step you need help with.</w:t>
+      </w:r>
+    </w:p>
+    <w:p>
+      <w:pPr>
+        <w:pStyle w:val="Heading2"/>
+      </w:pPr>
+      <w:r>
+        <w:t>Explain the pictured denominator change</w:t>
+      </w:r>
+    </w:p>
+    <w:p>
+      <w:pPr>
+        <w:pStyle w:val="Heading3"/>
+      </w:pPr>
+      <w:r>
+        <w:t>Explain the picture</w:t>
+      </w:r>
+    </w:p>
+    <w:p>
+      <w:pPr>
+        <w:pStyle w:val="ListBullet"/>
+      </w:pPr>
+      <w:r>
+        <w:t>Explain why comparing six correct answers in each group would mislead. Point to the relevant step in the picture, then write the changed result and the rule or evidence that supports it.</w:t>
+      </w:r>
+    </w:p>
+    <w:p>
+      <w:pPr>
+        <w:pStyle w:val="Heading3"/>
+      </w:pPr>
+      <w:r>
+        <w:t>My explanation using a pictured step and the given facts</w:t>
+      </w:r>
+    </w:p>
+    <w:p>
+      <w:r>
+        <w:t>________________________________________________________________</w:t>
+      </w:r>
+    </w:p>
+    <w:p>
+      <w:r>
+        <w:t>________________________________________________________________</w:t>
+      </w:r>
+    </w:p>
+    <w:p>
+      <w:r>
+        <w:t>________________________________________________________________</w:t>
+      </w:r>
+    </w:p>
+    <w:p>
+      <w:r>
+        <w:t>________________________________________________________________</w:t>
+      </w:r>
+    </w:p>
+    <w:p>
+      <w:pPr>
+        <w:pStyle w:val="Heading2"/>
+      </w:pPr>
+      <w:r>
+        <w:t>Keep independent work separate</w:t>
+      </w:r>
+    </w:p>
+    <w:p>
+      <w:pPr>
         <w:spacing w:line="336" w:lineRule="auto" w:after="180"/>
       </w:pPr>
       <w:r>
         <w:rPr>
           <w:b w:val="0"/>
         </w:rPr>
-        <w:t>Explain your trace to a partner. Your partner points to one step to check. Swap roles on the next case. Each person writes their own explanation.</w:t>
-      </w:r>
-    </w:p>
-    <w:p>
-      <w:pPr>
-        <w:pStyle w:val="Heading3"/>
-      </w:pPr>
-      <w:r>
-        <w:t>Check your reasoning</w:t>
+        <w:t>This is supported practice. Keep the separately named independent case for an attempt before feedback.</w:t>
+      </w:r>
+    </w:p>
+    <w:p>
+      <w:pPr>
+        <w:pStyle w:val="Heading2"/>
+      </w:pPr>
+      <w:r>
+        <w:t>Earlier wording, alternatives and picture transcripts · reference / check after trying</w:t>
       </w:r>
     </w:p>
     <w:p>
@@ -3651,19 +3501,18 @@
         <w:rPr>
           <w:b w:val="0"/>
         </w:rPr>
-        <w:t xml:space="preserve">Use the worked case for </w:t>
-      </w:r>
-      <w:r>
-        <w:rPr>
-          <w:b/>
-        </w:rPr>
-        <w:t>Representation</w:t>
-      </w:r>
+        <w:t>LOGIC STUDIO</w:t>
+      </w:r>
+    </w:p>
+    <w:p>
+      <w:pPr>
+        <w:spacing w:line="336" w:lineRule="auto" w:after="180"/>
+      </w:pPr>
       <w:r>
         <w:rPr>
           <w:b w:val="0"/>
         </w:rPr>
-        <w:t xml:space="preserve"> and bias evaluation. Proposed explanation: “The worked result establishes every future case”. Decide whether this explanation is supported.</w:t>
+        <w:t>Specify Before You Run</w:t>
       </w:r>
     </w:p>
     <w:p>
@@ -3674,140 +3523,7 @@
         <w:rPr>
           <w:b w:val="0"/>
         </w:rPr>
-        <w:t>Point to the step or supplied fact that decides; explain your repair if needed.</w:t>
-      </w:r>
-    </w:p>
-    <w:p>
-      <w:pPr>
-        <w:spacing w:line="336" w:lineRule="auto" w:after="180"/>
-      </w:pPr>
-      <w:r>
-        <w:rPr>
-          <w:b w:val="0"/>
-        </w:rPr>
-        <w:t>Answer on your own before discussion. If you are unsure, say which step you need help with.</w:t>
-      </w:r>
-    </w:p>
-    <w:p>
-      <w:pPr>
-        <w:pStyle w:val="Heading3"/>
-      </w:pPr>
-      <w:r>
-        <w:t>Explain the picture</w:t>
-      </w:r>
-    </w:p>
-    <w:p>
-      <w:pPr>
-        <w:spacing w:line="336" w:lineRule="auto" w:after="180"/>
-      </w:pPr>
-      <w:r>
-        <w:rPr>
-          <w:b w:val="0"/>
-        </w:rPr>
-        <w:t xml:space="preserve">Explain why comparing six correct answers in each group would mislead. Point to the relevant step in the picture, then write the changed result and the rule or </w:t>
-      </w:r>
-      <w:r>
-        <w:rPr>
-          <w:b/>
-        </w:rPr>
-        <w:t>evidence</w:t>
-      </w:r>
-      <w:r>
-        <w:rPr>
-          <w:b w:val="0"/>
-        </w:rPr>
-        <w:t xml:space="preserve"> that supports it.</w:t>
-      </w:r>
-    </w:p>
-    <w:p>
-      <w:pPr>
-        <w:pStyle w:val="Heading3"/>
-      </w:pPr>
-      <w:r>
-        <w:t>My explanation using a pictured step and the given facts</w:t>
-      </w:r>
-    </w:p>
-    <w:p>
-      <w:r>
-        <w:t>________________________________________________________________</w:t>
-      </w:r>
-    </w:p>
-    <w:p>
-      <w:r>
-        <w:t>________________________________________________________________</w:t>
-      </w:r>
-    </w:p>
-    <w:p>
-      <w:r>
-        <w:t>________________________________________________________________</w:t>
-      </w:r>
-    </w:p>
-    <w:p>
-      <w:r>
-        <w:t>________________________________________________________________</w:t>
-      </w:r>
-    </w:p>
-    <w:p>
-      <w:pPr>
-        <w:spacing w:line="336" w:lineRule="auto" w:after="180"/>
-      </w:pPr>
-      <w:r>
-        <w:rPr>
-          <w:b w:val="0"/>
-        </w:rPr>
-        <w:t>This is supported practice. Keep the separately named independent case for an attempt before feedback.</w:t>
-      </w:r>
-    </w:p>
-    <w:p>
-      <w:pPr>
-        <w:pStyle w:val="Heading1"/>
-      </w:pPr>
-      <w:r>
-        <w:t>09. Run the investigation</w:t>
-      </w:r>
-    </w:p>
-    <w:p>
-      <w:r>
-        <w:t>Investigate Bias and Representation. Record the prediction, actual observation or labelled paper trace, explanation and next test separately.</w:t>
-      </w:r>
-    </w:p>
-    <w:p>
-      <w:pPr>
-        <w:spacing w:line="336" w:lineRule="auto" w:after="180"/>
-      </w:pPr>
-      <w:r>
-        <w:rPr>
-          <w:b/>
-        </w:rPr>
-        <w:t>EVIDENCE</w:t>
-      </w:r>
-      <w:r>
-        <w:rPr>
-          <w:b/>
-        </w:rPr>
-        <w:t xml:space="preserve"> LAB</w:t>
-      </w:r>
-    </w:p>
-    <w:p>
-      <w:pPr>
-        <w:spacing w:line="336" w:lineRule="auto" w:after="180"/>
-      </w:pPr>
-      <w:r>
-        <w:rPr>
-          <w:b w:val="0"/>
-        </w:rPr>
-        <w:t>Predict → Test → Record → Explain</w:t>
-      </w:r>
-    </w:p>
-    <w:p>
-      <w:pPr>
-        <w:spacing w:line="336" w:lineRule="auto" w:after="180"/>
-      </w:pPr>
-      <w:r>
-        <w:rPr>
-          <w:b w:val="0"/>
-        </w:rPr>
-        <w:t>Keep expected and actual results separate. Surprises are useful data when recorded honestly.</w:t>
+        <w:t>Prompts, schemas, retrieval, tool calls, and code are inspectable parts of one AI product.</w:t>
       </w:r>
     </w:p>
     <w:p>
@@ -3815,7 +3531,7 @@
         <w:drawing>
           <wp:inline xmlns:a="http://schemas.openxmlformats.org/drawingml/2006/main" xmlns:pic="http://schemas.openxmlformats.org/drawingml/2006/picture">
             <wp:extent cx="5486400" cy="1901952"/>
-            <wp:docPr id="18" name="Picture 18" descr="Evidence lab graphic for Bias and Representation"/>
+            <wp:docPr id="19" name="Picture 19" descr="Logic tracing graphic for Bias and Representation"/>
             <wp:cNvGraphicFramePr>
               <a:graphicFrameLocks noChangeAspect="1"/>
             </wp:cNvGraphicFramePr>
@@ -3823,11 +3539,11 @@
               <a:graphicData uri="http://schemas.openxmlformats.org/drawingml/2006/picture">
                 <pic:pic>
                   <pic:nvPicPr>
-                    <pic:cNvPr id="0" name="48e865617f0b3bd154cd2fe60acf01e4bf0aaebae314a7f7900730d7623e4be6.png"/>
+                    <pic:cNvPr id="0" name="112c89216380e7327670e715cf532346aeed10eee4e4400b610a219e3e4bc9f9.png"/>
                     <pic:cNvPicPr/>
                   </pic:nvPicPr>
                   <pic:blipFill>
-                    <a:blip r:embed="rId25"/>
+                    <a:blip r:embed="rId22"/>
                     <a:stretch>
                       <a:fillRect/>
                     </a:stretch>
@@ -3854,19 +3570,372 @@
         <w:rPr>
           <w:b w:val="0"/>
         </w:rPr>
-        <w:t xml:space="preserve">Create paired prompts, score quality and </w:t>
+        <w:t xml:space="preserve">SET task, audience, constraints, </w:t>
       </w:r>
       <w:r>
         <w:rPr>
           <w:b/>
         </w:rPr>
-        <w:t>stereotype</w:t>
+        <w:t>output</w:t>
       </w:r>
       <w:r>
         <w:rPr>
           <w:b w:val="0"/>
         </w:rPr>
-        <w:t>s, compare patterns, and propose one controlled mitigation with retest.</w:t>
+        <w:t>_schema</w:t>
+        <w:br/>
+        <w:t>LOAD approved_context or retrieval_result</w:t>
+        <w:br/>
+        <w:t>CALL model or allowed_tool</w:t>
+        <w:br/>
+        <w:t>VALIDATE fields, claims, citations, and safety</w:t>
+        <w:br/>
+        <w:t xml:space="preserve">IF </w:t>
+      </w:r>
+      <w:r>
+        <w:rPr>
+          <w:b/>
+        </w:rPr>
+        <w:t>evidence</w:t>
+      </w:r>
+      <w:r>
+        <w:rPr>
+          <w:b w:val="0"/>
+        </w:rPr>
+        <w:t xml:space="preserve"> missing: ask, retrieve, or abstain</w:t>
+        <w:br/>
+        <w:t xml:space="preserve">RETURN useful </w:t>
+      </w:r>
+      <w:r>
+        <w:rPr>
+          <w:b/>
+        </w:rPr>
+        <w:t>output</w:t>
+      </w:r>
+      <w:r>
+        <w:rPr>
+          <w:b w:val="0"/>
+        </w:rPr>
+        <w:t xml:space="preserve"> + source trail + limitations</w:t>
+      </w:r>
+    </w:p>
+    <w:p>
+      <w:pPr>
+        <w:spacing w:line="336" w:lineRule="auto" w:after="180"/>
+      </w:pPr>
+      <w:r>
+        <w:rPr>
+          <w:b w:val="0"/>
+        </w:rPr>
+        <w:t xml:space="preserve">Trace one </w:t>
+      </w:r>
+      <w:r>
+        <w:rPr>
+          <w:b/>
+        </w:rPr>
+        <w:t>input</w:t>
+      </w:r>
+      <w:r>
+        <w:rPr>
+          <w:b w:val="0"/>
+        </w:rPr>
+        <w:t>. Which line changes the state or chooses a path?</w:t>
+      </w:r>
+    </w:p>
+    <w:p>
+      <w:pPr>
+        <w:pStyle w:val="Heading3"/>
+      </w:pPr>
+      <w:r>
+        <w:t>Write or draw your reasoning and evidence.</w:t>
+      </w:r>
+    </w:p>
+    <w:p>
+      <w:r>
+        <w:t>________________________________________________________________</w:t>
+      </w:r>
+    </w:p>
+    <w:p>
+      <w:r>
+        <w:t>________________________________________________________________</w:t>
+      </w:r>
+    </w:p>
+    <w:p>
+      <w:r>
+        <w:t>________________________________________________________________</w:t>
+      </w:r>
+    </w:p>
+    <w:p>
+      <w:r>
+        <w:t>________________________________________________________________</w:t>
+      </w:r>
+    </w:p>
+    <w:p>
+      <w:r>
+        <w:t>________________________________________________________________</w:t>
+      </w:r>
+    </w:p>
+    <w:p>
+      <w:pPr>
+        <w:pStyle w:val="Heading3"/>
+      </w:pPr>
+      <w:r>
+        <w:t>A closer explanation</w:t>
+      </w:r>
+    </w:p>
+    <w:p>
+      <w:pPr>
+        <w:spacing w:line="336" w:lineRule="auto" w:after="180"/>
+      </w:pPr>
+      <w:r>
+        <w:rPr>
+          <w:b w:val="0"/>
+        </w:rPr>
+        <w:t>A useful check asks what would make the reasoning fail. Distinguish a failure to execute the declared procedure from a weakness in the procedure itself.</w:t>
+      </w:r>
+    </w:p>
+    <w:p>
+      <w:pPr>
+        <w:spacing w:line="336" w:lineRule="auto" w:after="180"/>
+      </w:pPr>
+      <w:r>
+        <w:rPr>
+          <w:b w:val="0"/>
+        </w:rPr>
+        <w:t xml:space="preserve">The first may require a correction; the second requires an explicitly revised method and new </w:t>
+      </w:r>
+      <w:r>
+        <w:rPr>
+          <w:b/>
+        </w:rPr>
+        <w:t>evidence</w:t>
+      </w:r>
+      <w:r>
+        <w:rPr>
+          <w:b w:val="0"/>
+        </w:rPr>
+        <w:t>. Preserve unsuccessful cases so an improved result cannot hide the original problem.</w:t>
+      </w:r>
+    </w:p>
+    <w:p>
+      <w:pPr>
+        <w:pStyle w:val="Heading3"/>
+      </w:pPr>
+      <w:r>
+        <w:t>Guided: restate the worked result, then name the assumption or limitation that prevents a broader conclusion.</w:t>
+      </w:r>
+    </w:p>
+    <w:p>
+      <w:r>
+        <w:t>________________________________________________________________</w:t>
+      </w:r>
+    </w:p>
+    <w:p>
+      <w:r>
+        <w:t>________________________________________________________________</w:t>
+      </w:r>
+    </w:p>
+    <w:p>
+      <w:r>
+        <w:t>________________________________________________________________</w:t>
+      </w:r>
+    </w:p>
+    <w:p>
+      <w:r>
+        <w:t>________________________________________________________________</w:t>
+      </w:r>
+    </w:p>
+    <w:p>
+      <w:r>
+        <w:t>________________________________________________________________</w:t>
+      </w:r>
+    </w:p>
+    <w:p>
+      <w:pPr>
+        <w:spacing w:line="336" w:lineRule="auto" w:after="180"/>
+      </w:pPr>
+      <w:r>
+        <w:rPr>
+          <w:b w:val="0"/>
+        </w:rPr>
+        <w:t>Explain your trace to a partner. Your partner points to one step to check. Swap roles on the next case. Each person writes their own explanation.</w:t>
+      </w:r>
+    </w:p>
+    <w:p>
+      <w:pPr>
+        <w:pStyle w:val="Heading1"/>
+      </w:pPr>
+      <w:r>
+        <w:t>09. Audit three complete paired character prompts</w:t>
+      </w:r>
+    </w:p>
+    <w:p>
+      <w:r>
+        <w:t>Compare role quality under an explicit shared task without guessing identities or causes.</w:t>
+      </w:r>
+    </w:p>
+    <w:p>
+      <w:pPr>
+        <w:pStyle w:val="Heading2"/>
+      </w:pPr>
+      <w:r>
+        <w:t>Complete fictional paired-prompt contract</w:t>
+      </w:r>
+    </w:p>
+    <w:p>
+      <w:pPr>
+        <w:spacing w:line="336" w:lineRule="auto" w:after="180"/>
+      </w:pPr>
+      <w:r>
+        <w:rPr>
+          <w:b w:val="0"/>
+        </w:rPr>
+        <w:t>Complete paired-prompt fixture: fictional Amal uses she/her and fictional Rowan uses he/him; these pronouns are declared by the cards, not inferred from names. Both have the same supplied skills: reading a bridge plan and joining model pieces. For each, request one sentence showing that pupil leading the engineering task using the plan.</w:t>
+      </w:r>
+    </w:p>
+    <w:p>
+      <w:pPr>
+        <w:spacing w:line="336" w:lineRule="auto" w:after="180"/>
+      </w:pPr>
+      <w:r>
+        <w:rPr>
+          <w:b w:val="0"/>
+        </w:rPr>
+        <w:t>Keep wording, skills and task identical except the explicitly supplied character reference. Judge task fit, unsupported identity assumptions and role assignment; no demographic performance dataset is supplied.</w:t>
+      </w:r>
+    </w:p>
+    <w:p>
+      <w:pPr>
+        <w:pStyle w:val="Heading2"/>
+      </w:pPr>
+      <w:r>
+        <w:t>All six constructed outputs</w:t>
+      </w:r>
+    </w:p>
+    <w:tbl>
+      <w:tblPr>
+        <w:tblStyle w:val="LightShading-Accent1"/>
+        <w:tblW w:type="auto" w:w="0"/>
+        <w:tblLook w:firstColumn="1" w:firstRow="1" w:lastColumn="0" w:lastRow="0" w:noHBand="0" w:noVBand="1" w:val="04A0"/>
+      </w:tblPr>
+      <w:tblGrid>
+        <w:gridCol w:w="5112"/>
+        <w:gridCol w:w="5112"/>
+      </w:tblGrid>
+      <w:tr>
+        <w:trPr>
+          <w:tblHeader/>
+        </w:trPr>
+        <w:tc>
+          <w:tcPr>
+            <w:tcW w:type="dxa" w:w="5112"/>
+          </w:tcPr>
+          <w:p>
+            <w:r>
+              <w:t>Pair / complete constructed outputs</w:t>
+            </w:r>
+          </w:p>
+        </w:tc>
+        <w:tc>
+          <w:tcPr>
+            <w:tcW w:type="dxa" w:w="5112"/>
+          </w:tcPr>
+          <w:p>
+            <w:r>
+              <w:t>What the task evidence permits</w:t>
+            </w:r>
+          </w:p>
+        </w:tc>
+      </w:tr>
+      <w:tr>
+        <w:tc>
+          <w:tcPr>
+            <w:tcW w:type="dxa" w:w="5112"/>
+          </w:tcPr>
+          <w:p>
+            <w:r>
+              <w:t>1 · Amal designs the bridge using the supplied plan. / Rowan designs the bridge using the supplied plan.</w:t>
+            </w:r>
+          </w:p>
+        </w:tc>
+        <w:tc>
+          <w:tcPr>
+            <w:tcW w:type="dxa" w:w="5112"/>
+          </w:tcPr>
+          <w:p>
+            <w:r>
+              <w:t>Both show the requested leading engineering role.</w:t>
+            </w:r>
+          </w:p>
+        </w:tc>
+      </w:tr>
+      <w:tr>
+        <w:tc>
+          <w:tcPr>
+            <w:tcW w:type="dxa" w:w="5112"/>
+          </w:tcPr>
+          <w:p>
+            <w:r>
+              <w:t>2 · Amal watches while another pupil does the engineering. / Rowan designs the bridge using the supplied plan.</w:t>
+            </w:r>
+          </w:p>
+        </w:tc>
+        <w:tc>
+          <w:tcPr>
+            <w:tcW w:type="dxa" w:w="5112"/>
+          </w:tcPr>
+          <w:p>
+            <w:r>
+              <w:t>Amal output omits the requested leading role; Rowan output fits. No cause is established by this pair.</w:t>
+            </w:r>
+          </w:p>
+        </w:tc>
+      </w:tr>
+      <w:tr>
+        <w:tc>
+          <w:tcPr>
+            <w:tcW w:type="dxa" w:w="5112"/>
+          </w:tcPr>
+          <w:p>
+            <w:r>
+              <w:t>3 · Amal designs the bridge using the supplied plan. / Rowan brings snacks while another pupil designs the bridge.</w:t>
+            </w:r>
+          </w:p>
+        </w:tc>
+        <w:tc>
+          <w:tcPr>
+            <w:tcW w:type="dxa" w:w="5112"/>
+          </w:tcPr>
+          <w:p>
+            <w:r>
+              <w:t>Rowan output omits the requested leading role; Amal output fits. Keep both failures visible instead of selecting one flattering example.</w:t>
+            </w:r>
+          </w:p>
+        </w:tc>
+      </w:tr>
+    </w:tbl>
+    <w:p>
+      <w:pPr>
+        <w:pStyle w:val="Heading2"/>
+      </w:pPr>
+      <w:r>
+        <w:t>Rate, compare error types and plan a controlled retest</w:t>
+      </w:r>
+    </w:p>
+    <w:p>
+      <w:pPr>
+        <w:pStyle w:val="ListNumber"/>
+      </w:pPr>
+      <w:r>
+        <w:t>Score all six complete constructed outputs against the shared requested role, citing exact clauses. Record two task-fit passes out of three for each fictional character; equal rates do not erase the different failed cards. Do not add a gender-based explanation or infer a model tendency from invented outputs. An omission that swaps a requested engineering role for watching/snacks is a task failure; an identity-based stereotype would need explicit content evidence, not an assumption about the name. Propose one prompt revision that preserves the requested leading role for every supplied character, then design fresh matched tests. Record the revision’s improvement as unmeasured until a real permitted test or supplied outcome exists. Do not collect classmates’ demographic details. Keep the independent C/D rate case withheld.</w:t>
+      </w:r>
+    </w:p>
+    <w:p>
+      <w:pPr>
+        <w:pStyle w:val="Heading2"/>
+      </w:pPr>
+      <w:r>
+        <w:t>Keep the evidence and limits</w:t>
       </w:r>
     </w:p>
     <w:tbl>
@@ -4117,7 +4186,6 @@
     <w:p>
       <w:pPr>
         <w:spacing w:line="336" w:lineRule="auto" w:after="180"/>
-        <w:shd w:fill="F5F1FB"/>
       </w:pPr>
       <w:r>
         <w:rPr>
@@ -4161,6 +4229,111 @@
     </w:p>
     <w:p>
       <w:pPr>
+        <w:spacing w:line="336" w:lineRule="auto" w:after="180"/>
+      </w:pPr>
+      <w:r>
+        <w:rPr>
+          <w:b w:val="0"/>
+        </w:rPr>
+        <w:t>Before trying: what do I expect, and why? While trying: which step could first go wrong? Afterwards: what did I actually observe, and what should change? Keep “not run” if you only traced the procedure.</w:t>
+      </w:r>
+    </w:p>
+    <w:p>
+      <w:pPr>
+        <w:pStyle w:val="Heading2"/>
+      </w:pPr>
+      <w:r>
+        <w:t>Earlier wording, alternatives and picture transcripts · reference / check after trying</w:t>
+      </w:r>
+    </w:p>
+    <w:p>
+      <w:pPr>
+        <w:spacing w:line="336" w:lineRule="auto" w:after="180"/>
+      </w:pPr>
+      <w:r>
+        <w:rPr>
+          <w:b/>
+        </w:rPr>
+        <w:t>EVIDENCE</w:t>
+      </w:r>
+      <w:r>
+        <w:rPr>
+          <w:b w:val="0"/>
+        </w:rPr>
+        <w:t xml:space="preserve"> LAB</w:t>
+      </w:r>
+    </w:p>
+    <w:p>
+      <w:pPr>
+        <w:spacing w:line="336" w:lineRule="auto" w:after="180"/>
+      </w:pPr>
+      <w:r>
+        <w:rPr>
+          <w:b w:val="0"/>
+        </w:rPr>
+        <w:t>Predict → Test → Record → Explain</w:t>
+      </w:r>
+    </w:p>
+    <w:p>
+      <w:pPr>
+        <w:spacing w:line="336" w:lineRule="auto" w:after="180"/>
+      </w:pPr>
+      <w:r>
+        <w:rPr>
+          <w:b w:val="0"/>
+        </w:rPr>
+        <w:t>Keep expected and actual results separate. Surprises are useful data when recorded honestly.</w:t>
+      </w:r>
+    </w:p>
+    <w:p>
+      <w:r>
+        <w:drawing>
+          <wp:inline xmlns:a="http://schemas.openxmlformats.org/drawingml/2006/main" xmlns:pic="http://schemas.openxmlformats.org/drawingml/2006/picture">
+            <wp:extent cx="5486400" cy="1901952"/>
+            <wp:docPr id="20" name="Picture 20" descr="Evidence lab graphic for Bias and Representation"/>
+            <wp:cNvGraphicFramePr>
+              <a:graphicFrameLocks noChangeAspect="1"/>
+            </wp:cNvGraphicFramePr>
+            <a:graphic>
+              <a:graphicData uri="http://schemas.openxmlformats.org/drawingml/2006/picture">
+                <pic:pic>
+                  <pic:nvPicPr>
+                    <pic:cNvPr id="0" name="48e865617f0b3bd154cd2fe60acf01e4bf0aaebae314a7f7900730d7623e4be6.png"/>
+                    <pic:cNvPicPr/>
+                  </pic:nvPicPr>
+                  <pic:blipFill>
+                    <a:blip r:embed="rId23"/>
+                    <a:stretch>
+                      <a:fillRect/>
+                    </a:stretch>
+                  </pic:blipFill>
+                  <pic:spPr>
+                    <a:xfrm>
+                      <a:off x="0" y="0"/>
+                      <a:ext cx="5486400" cy="1901952"/>
+                    </a:xfrm>
+                    <a:prstGeom prst="rect"/>
+                  </pic:spPr>
+                </pic:pic>
+              </a:graphicData>
+            </a:graphic>
+          </wp:inline>
+        </w:drawing>
+      </w:r>
+    </w:p>
+    <w:p>
+      <w:pPr>
+        <w:spacing w:line="336" w:lineRule="auto" w:after="180"/>
+      </w:pPr>
+      <w:r>
+        <w:rPr>
+          <w:b w:val="0"/>
+        </w:rPr>
+        <w:t>Use the complete fictional Amal/Rowan paired-prompt fixture and six constructed outputs. Keep skills and task fixed, use only declared pronouns, judge role quality from exact text and preserve both failures. Plan a controlled revision without claiming a measured model tendency or improvement.</w:t>
+      </w:r>
+    </w:p>
+    <w:p>
+      <w:pPr>
         <w:pStyle w:val="Heading3"/>
       </w:pPr>
       <w:r>
@@ -4169,13 +4342,494 @@
     </w:p>
     <w:p>
       <w:pPr>
+        <w:pStyle w:val="Heading1"/>
+      </w:pPr>
+      <w:r>
+        <w:t>14. Try alone: compare the fresh unequal-size C/D groups</w:t>
+      </w:r>
+    </w:p>
+    <w:p>
+      <w:r>
+        <w:t>Use each group’s denominator rather than raw success totals.</w:t>
+      </w:r>
+    </w:p>
+    <w:p>
+      <w:pPr>
+        <w:pStyle w:val="Heading2"/>
+      </w:pPr>
+      <w:r>
+        <w:t>Independent outcomes and scope</w:t>
+      </w:r>
+    </w:p>
+    <w:p>
+      <w:pPr>
         <w:spacing w:line="336" w:lineRule="auto" w:after="180"/>
       </w:pPr>
       <w:r>
         <w:rPr>
           <w:b w:val="0"/>
         </w:rPr>
-        <w:t>Before trying: what do I expect, and why? While trying: which step could first go wrong? Afterwards: what did I actually observe, and what should change? Keep “not run” if you only traced the procedure.</w:t>
+        <w:t>Group C has 8 supported answers out of 10; D has 9 out of 15. Compute rates and difference; explain why raw correct totals mislead.</w:t>
+      </w:r>
+    </w:p>
+    <w:p>
+      <w:pPr>
+        <w:spacing w:line="336" w:lineRule="auto" w:after="180"/>
+      </w:pPr>
+      <w:r>
+        <w:rPr>
+          <w:b w:val="0"/>
+        </w:rPr>
+        <w:t>Use the stated supported-answer counts and group sizes. C/D are fictional labels; no demographic identity, matched difficulty or causal explanation is supplied. Report the comparison in percentage points and explain what more would be needed to interpret it.</w:t>
+      </w:r>
+    </w:p>
+    <w:p>
+      <w:pPr>
+        <w:pStyle w:val="Heading2"/>
+      </w:pPr>
+      <w:r>
+        <w:t>Your first attempt and help record</w:t>
+      </w:r>
+    </w:p>
+    <w:p>
+      <w:pPr>
+        <w:pStyle w:val="Heading3"/>
+      </w:pPr>
+      <w:r>
+        <w:t>My independent explanation, trace and limits</w:t>
+      </w:r>
+    </w:p>
+    <w:p>
+      <w:r>
+        <w:t>________________________________________________________________</w:t>
+      </w:r>
+    </w:p>
+    <w:p>
+      <w:r>
+        <w:t>________________________________________________________________</w:t>
+      </w:r>
+    </w:p>
+    <w:p>
+      <w:r>
+        <w:t>________________________________________________________________</w:t>
+      </w:r>
+    </w:p>
+    <w:p>
+      <w:r>
+        <w:t>________________________________________________________________</w:t>
+      </w:r>
+    </w:p>
+    <w:p>
+      <w:r>
+        <w:t>________________________________________________________________</w:t>
+      </w:r>
+    </w:p>
+    <w:p>
+      <w:r>
+        <w:t>________________________________________________________________</w:t>
+      </w:r>
+    </w:p>
+    <w:p>
+      <w:r>
+        <w:t>________________________________________________________________</w:t>
+      </w:r>
+    </w:p>
+    <w:p>
+      <w:pPr>
+        <w:spacing w:line="336" w:lineRule="auto" w:after="180"/>
+      </w:pPr>
+      <w:r>
+        <w:rPr>
+          <w:b w:val="0"/>
+        </w:rPr>
+        <w:t>Attempt this case before feedback. Record any help. Earlier examples below are further practice; a case already practised with feedback cannot establish fresh transfer.</w:t>
+      </w:r>
+    </w:p>
+    <w:p>
+      <w:pPr>
+        <w:spacing w:line="336" w:lineRule="auto" w:after="180"/>
+      </w:pPr>
+      <w:r>
+        <w:rPr>
+          <w:b w:val="0"/>
+        </w:rPr>
+        <w:t xml:space="preserve">Your teacher has the independent answer and scoring criteria. Complete the matching workbook week to keep your practice </w:t>
+      </w:r>
+      <w:r>
+        <w:rPr>
+          <w:b/>
+        </w:rPr>
+        <w:t>evidence</w:t>
+      </w:r>
+      <w:r>
+        <w:rPr>
+          <w:b w:val="0"/>
+        </w:rPr>
+        <w:t xml:space="preserve"> together.</w:t>
+      </w:r>
+    </w:p>
+    <w:p>
+      <w:pPr>
+        <w:pStyle w:val="Heading2"/>
+      </w:pPr>
+      <w:r>
+        <w:t>Use feedback afterwards</w:t>
+      </w:r>
+    </w:p>
+    <w:p>
+      <w:pPr>
+        <w:spacing w:line="336" w:lineRule="auto" w:after="180"/>
+      </w:pPr>
+      <w:r>
+        <w:rPr>
+          <w:b w:val="0"/>
+        </w:rPr>
+        <w:t>Attempt the independent case before hints. Record whether you worked alone, used a hint or followed a model. After feedback, fix the first unsupported step and explain why it changed.</w:t>
+      </w:r>
+    </w:p>
+    <w:p>
+      <w:pPr>
+        <w:spacing w:line="336" w:lineRule="auto" w:after="180"/>
+      </w:pPr>
+      <w:r>
+        <w:rPr>
+          <w:b w:val="0"/>
+        </w:rPr>
+        <w:t>A later check uses a changed case, not a copied answer.</w:t>
+      </w:r>
+    </w:p>
+    <w:p>
+      <w:pPr>
+        <w:pStyle w:val="Heading2"/>
+      </w:pPr>
+      <w:r>
+        <w:t>Earlier wording, alternatives and picture transcripts · reference / check after trying</w:t>
+      </w:r>
+    </w:p>
+    <w:p>
+      <w:pPr>
+        <w:pStyle w:val="Heading3"/>
+      </w:pPr>
+      <w:r>
+        <w:t>Independent case: Apply a new case independently</w:t>
+      </w:r>
+    </w:p>
+    <w:p>
+      <w:pPr>
+        <w:pStyle w:val="Heading3"/>
+      </w:pPr>
+      <w:r>
+        <w:t>Week 30 Independent application</w:t>
+      </w:r>
+    </w:p>
+    <w:p>
+      <w:pPr>
+        <w:spacing w:line="336" w:lineRule="auto" w:after="180"/>
+      </w:pPr>
+      <w:r>
+        <w:rPr>
+          <w:b w:val="0"/>
+        </w:rPr>
+        <w:t>Close the worked explanation. Apply the idea to this different question without copying.</w:t>
+      </w:r>
+    </w:p>
+    <w:p>
+      <w:pPr>
+        <w:spacing w:line="336" w:lineRule="auto" w:after="180"/>
+      </w:pPr>
+      <w:r>
+        <w:rPr>
+          <w:b w:val="0"/>
+        </w:rPr>
+        <w:t>An assistant is tested on six fluent requests but no requests with spelling errors. What gap does this leave, and how should the evaluation expand?</w:t>
+      </w:r>
+    </w:p>
+    <w:p>
+      <w:pPr>
+        <w:spacing w:line="336" w:lineRule="auto" w:after="180"/>
+      </w:pPr>
+      <w:r>
+        <w:rPr>
+          <w:b w:val="0"/>
+        </w:rPr>
+        <w:t xml:space="preserve">My answer, with a trace, calculation or supporting </w:t>
+      </w:r>
+      <w:r>
+        <w:rPr>
+          <w:b/>
+        </w:rPr>
+        <w:t>evidence</w:t>
+      </w:r>
+    </w:p>
+    <w:p>
+      <w:pPr>
+        <w:pStyle w:val="Heading3"/>
+      </w:pPr>
+      <w:r>
+        <w:t>Write or draw your reasoning and evidence.</w:t>
+      </w:r>
+    </w:p>
+    <w:p>
+      <w:r>
+        <w:t>________________________________________________________________</w:t>
+      </w:r>
+    </w:p>
+    <w:p>
+      <w:r>
+        <w:t>________________________________________________________________</w:t>
+      </w:r>
+    </w:p>
+    <w:p>
+      <w:r>
+        <w:t>________________________________________________________________</w:t>
+      </w:r>
+    </w:p>
+    <w:p>
+      <w:r>
+        <w:t>________________________________________________________________</w:t>
+      </w:r>
+    </w:p>
+    <w:p>
+      <w:r>
+        <w:t>________________________________________________________________</w:t>
+      </w:r>
+    </w:p>
+    <w:p>
+      <w:pPr>
+        <w:pStyle w:val="Heading3"/>
+      </w:pPr>
+      <w:r>
+        <w:t>Create and test</w:t>
+      </w:r>
+    </w:p>
+    <w:p>
+      <w:pPr>
+        <w:spacing w:line="336" w:lineRule="auto" w:after="180"/>
+      </w:pPr>
+      <w:r>
+        <w:rPr>
+          <w:b w:val="0"/>
+        </w:rPr>
+        <w:t>Change one relevant detail. Predict the result before testing. Include a boundary or missing-information case when it helps reveal a limit.</w:t>
+      </w:r>
+    </w:p>
+    <w:p>
+      <w:pPr>
+        <w:spacing w:line="336" w:lineRule="auto" w:after="180"/>
+      </w:pPr>
+      <w:r>
+        <w:rPr>
+          <w:b w:val="0"/>
+        </w:rPr>
+        <w:t xml:space="preserve">My changed </w:t>
+      </w:r>
+      <w:r>
+        <w:rPr>
+          <w:b/>
+        </w:rPr>
+        <w:t>input</w:t>
+      </w:r>
+      <w:r>
+        <w:rPr>
+          <w:b w:val="0"/>
+        </w:rPr>
+        <w:t xml:space="preserve"> and expected result</w:t>
+      </w:r>
+    </w:p>
+    <w:p>
+      <w:pPr>
+        <w:pStyle w:val="Heading3"/>
+      </w:pPr>
+      <w:r>
+        <w:t>Write or draw your reasoning and evidence.</w:t>
+      </w:r>
+    </w:p>
+    <w:p>
+      <w:r>
+        <w:t>________________________________________________________________</w:t>
+      </w:r>
+    </w:p>
+    <w:p>
+      <w:r>
+        <w:t>________________________________________________________________</w:t>
+      </w:r>
+    </w:p>
+    <w:p>
+      <w:r>
+        <w:t>________________________________________________________________</w:t>
+      </w:r>
+    </w:p>
+    <w:p>
+      <w:r>
+        <w:t>________________________________________________________________</w:t>
+      </w:r>
+    </w:p>
+    <w:p>
+      <w:r>
+        <w:t>________________________________________________________________</w:t>
+      </w:r>
+    </w:p>
+    <w:p>
+      <w:pPr>
+        <w:pStyle w:val="Heading3"/>
+      </w:pPr>
+      <w:r>
+        <w:t>Connect to your project</w:t>
+      </w:r>
+    </w:p>
+    <w:p>
+      <w:pPr>
+        <w:spacing w:line="336" w:lineRule="auto" w:after="180"/>
+      </w:pPr>
+      <w:r>
+        <w:rPr>
+          <w:b/>
+        </w:rPr>
+        <w:t>Audit</w:t>
+      </w:r>
+      <w:r>
+        <w:rPr>
+          <w:b w:val="0"/>
+        </w:rPr>
+        <w:t xml:space="preserve"> answer quality across reading levels, languages, names, and accessibility needs.</w:t>
+      </w:r>
+    </w:p>
+    <w:p>
+      <w:pPr>
+        <w:spacing w:line="336" w:lineRule="auto" w:after="180"/>
+      </w:pPr>
+      <w:r>
+        <w:rPr>
+          <w:b w:val="0"/>
+        </w:rPr>
+        <w:t xml:space="preserve">The </w:t>
+      </w:r>
+      <w:r>
+        <w:rPr>
+          <w:b/>
+        </w:rPr>
+        <w:t>evidence</w:t>
+      </w:r>
+      <w:r>
+        <w:rPr>
+          <w:b w:val="0"/>
+        </w:rPr>
+        <w:t xml:space="preserve"> I will keep</w:t>
+      </w:r>
+    </w:p>
+    <w:p>
+      <w:pPr>
+        <w:pStyle w:val="Heading3"/>
+      </w:pPr>
+      <w:r>
+        <w:t>Write or draw your reasoning and evidence.</w:t>
+      </w:r>
+    </w:p>
+    <w:p>
+      <w:r>
+        <w:t>________________________________________________________________</w:t>
+      </w:r>
+    </w:p>
+    <w:p>
+      <w:r>
+        <w:t>________________________________________________________________</w:t>
+      </w:r>
+    </w:p>
+    <w:p>
+      <w:r>
+        <w:t>________________________________________________________________</w:t>
+      </w:r>
+    </w:p>
+    <w:p>
+      <w:r>
+        <w:t>________________________________________________________________</w:t>
+      </w:r>
+    </w:p>
+    <w:p>
+      <w:r>
+        <w:t>________________________________________________________________</w:t>
+      </w:r>
+    </w:p>
+    <w:p>
+      <w:pPr>
+        <w:pStyle w:val="Heading3"/>
+      </w:pPr>
+      <w:r>
+        <w:t>Transfer practice from the original programme</w:t>
+      </w:r>
+    </w:p>
+    <w:p>
+      <w:pPr>
+        <w:spacing w:line="336" w:lineRule="auto" w:after="180"/>
+      </w:pPr>
+      <w:r>
+        <w:rPr>
+          <w:b w:val="0"/>
+        </w:rPr>
+        <w:t xml:space="preserve">An illustration set always shows scientists in the same role and appearance. Define a review that examines </w:t>
+      </w:r>
+      <w:r>
+        <w:rPr>
+          <w:b/>
+        </w:rPr>
+        <w:t>representation</w:t>
+      </w:r>
+      <w:r>
+        <w:rPr>
+          <w:b w:val="0"/>
+        </w:rPr>
+        <w:t xml:space="preserve"> without inferring personal identities from images.</w:t>
+      </w:r>
+    </w:p>
+    <w:p>
+      <w:pPr>
+        <w:pStyle w:val="Heading3"/>
+      </w:pPr>
+      <w:r>
+        <w:t>Explain the mechanism, evidence and one limit.</w:t>
+      </w:r>
+    </w:p>
+    <w:p>
+      <w:r>
+        <w:t>________________________________________________________________</w:t>
+      </w:r>
+    </w:p>
+    <w:p>
+      <w:r>
+        <w:t>________________________________________________________________</w:t>
+      </w:r>
+    </w:p>
+    <w:p>
+      <w:r>
+        <w:t>________________________________________________________________</w:t>
+      </w:r>
+    </w:p>
+    <w:p>
+      <w:r>
+        <w:t>________________________________________________________________</w:t>
+      </w:r>
+    </w:p>
+    <w:p>
+      <w:r>
+        <w:t>________________________________________________________________</w:t>
+      </w:r>
+    </w:p>
+    <w:p>
+      <w:r>
+        <w:t>________________________________________________________________</w:t>
+      </w:r>
+    </w:p>
+    <w:p>
+      <w:r>
+        <w:t>________________________________________________________________</w:t>
+      </w:r>
+    </w:p>
+    <w:p>
+      <w:pPr>
+        <w:pStyle w:val="Heading3"/>
+      </w:pPr>
+      <w:r>
+        <w:t>Use feedback to improve</w:t>
       </w:r>
     </w:p>
     <w:p>
@@ -4183,12 +4837,20 @@
         <w:pStyle w:val="Heading1"/>
       </w:pPr>
       <w:r>
-        <w:t>10. Build your understanding</w:t>
-      </w:r>
-    </w:p>
-    <w:p>
-      <w:r>
-        <w:t>Move from recall to tracing, diagnosis and transfer in Bias and Representation. Explain why each step is justified.</w:t>
+        <w:t>11. Keep the project’s representation audit grounded</w:t>
+      </w:r>
+    </w:p>
+    <w:p>
+      <w:r>
+        <w:t>Record relevant coverage and task evidence alongside the numbers.</w:t>
+      </w:r>
+    </w:p>
+    <w:p>
+      <w:pPr>
+        <w:pStyle w:val="Heading2"/>
+      </w:pPr>
+      <w:r>
+        <w:t>This week’s contribution</w:t>
       </w:r>
     </w:p>
     <w:p>
@@ -4197,7 +4859,1056 @@
       </w:pPr>
       <w:r>
         <w:rPr>
+          <w:b w:val="0"/>
+        </w:rPr>
+        <w:t>For the Verified Study Buddy, define relevant task conditions, coverage and quality before comparing groups. Preserve case IDs, source availability, denominators and error types, using non-identifying fixtures for classroom practice. Audit omissions and unsupported assumptions as well as rates.</w:t>
+      </w:r>
+    </w:p>
+    <w:p>
+      <w:pPr>
+        <w:spacing w:line="336" w:lineRule="auto" w:after="180"/>
+      </w:pPr>
+      <w:r>
+        <w:rPr>
+          <w:b w:val="0"/>
+        </w:rPr>
+        <w:t>A proposed mitigation needs a fresh matched retest; neither one passing output nor equal aggregate rates establishes broad fairness.</w:t>
+      </w:r>
+    </w:p>
+    <w:p>
+      <w:pPr>
+        <w:spacing w:line="336" w:lineRule="auto" w:after="180"/>
+      </w:pPr>
+      <w:r>
+        <w:rPr>
+          <w:b w:val="0"/>
+        </w:rPr>
+        <w:t xml:space="preserve">For your Verified Study Buddy, save the </w:t>
+      </w:r>
+      <w:r>
+        <w:rPr>
           <w:b/>
+        </w:rPr>
+        <w:t>input</w:t>
+      </w:r>
+      <w:r>
+        <w:rPr>
+          <w:b w:val="0"/>
+        </w:rPr>
+        <w:t>, procedure, observed result and limitation of this check.</w:t>
+      </w:r>
+    </w:p>
+    <w:p>
+      <w:pPr>
+        <w:spacing w:line="336" w:lineRule="auto" w:after="180"/>
+      </w:pPr>
+      <w:r>
+        <w:rPr>
+          <w:b w:val="0"/>
+        </w:rPr>
+        <w:t>Label this worked example as practice; use a different, previously unreviewed case when checking independent understanding.</w:t>
+      </w:r>
+    </w:p>
+    <w:p>
+      <w:pPr>
+        <w:pStyle w:val="Heading2"/>
+      </w:pPr>
+      <w:r>
+        <w:t>Retain the checkpoint and human choice</w:t>
+      </w:r>
+    </w:p>
+    <w:p>
+      <w:pPr>
+        <w:spacing w:line="336" w:lineRule="auto" w:after="180"/>
+      </w:pPr>
+      <w:r>
+        <w:rPr>
+          <w:b w:val="0"/>
+        </w:rPr>
+        <w:t xml:space="preserve">THIS WEEK’S CHECKPOINT  </w:t>
+      </w:r>
+      <w:r>
+        <w:rPr>
+          <w:b/>
+        </w:rPr>
+        <w:t>Audit</w:t>
+      </w:r>
+      <w:r>
+        <w:rPr>
+          <w:b w:val="0"/>
+        </w:rPr>
+        <w:t xml:space="preserve"> answer quality across reading levels, languages, names, and accessibility needs.</w:t>
+      </w:r>
+    </w:p>
+    <w:p>
+      <w:pPr>
+        <w:spacing w:line="336" w:lineRule="auto" w:after="180"/>
+      </w:pPr>
+      <w:r>
+        <w:rPr>
+          <w:b w:val="0"/>
+        </w:rPr>
+        <w:t xml:space="preserve">SYSTEM MAP  Learner need → prompt/schema → approved sources/retrieval → model/tool → structured answer → verification → </w:t>
+      </w:r>
+      <w:r>
+        <w:rPr>
+          <w:b/>
+        </w:rPr>
+        <w:t>human decision</w:t>
+      </w:r>
+    </w:p>
+    <w:p>
+      <w:pPr>
+        <w:spacing w:line="336" w:lineRule="auto" w:after="180"/>
+      </w:pPr>
+      <w:r>
+        <w:rPr>
+          <w:b w:val="0"/>
+        </w:rPr>
+        <w:t>What will you add, change, or verify in the project this week?</w:t>
+      </w:r>
+    </w:p>
+    <w:p>
+      <w:pPr>
+        <w:pStyle w:val="Heading3"/>
+      </w:pPr>
+      <w:r>
+        <w:t>Write or draw your reasoning and evidence.</w:t>
+      </w:r>
+    </w:p>
+    <w:p>
+      <w:r>
+        <w:t>________________________________________________________________</w:t>
+      </w:r>
+    </w:p>
+    <w:p>
+      <w:r>
+        <w:t>________________________________________________________________</w:t>
+      </w:r>
+    </w:p>
+    <w:p>
+      <w:r>
+        <w:t>________________________________________________________________</w:t>
+      </w:r>
+    </w:p>
+    <w:p>
+      <w:r>
+        <w:t>________________________________________________________________</w:t>
+      </w:r>
+    </w:p>
+    <w:p>
+      <w:r>
+        <w:t>________________________________________________________________</w:t>
+      </w:r>
+    </w:p>
+    <w:p>
+      <w:pPr>
+        <w:spacing w:line="336" w:lineRule="auto" w:after="180"/>
+      </w:pPr>
+      <w:r>
+        <w:rPr>
+          <w:b w:val="0"/>
+        </w:rPr>
+        <w:t xml:space="preserve">What should remain under </w:t>
+      </w:r>
+      <w:r>
+        <w:rPr>
+          <w:b/>
+        </w:rPr>
+        <w:t>human control</w:t>
+      </w:r>
+      <w:r>
+        <w:rPr>
+          <w:b w:val="0"/>
+        </w:rPr>
+        <w:t>?</w:t>
+      </w:r>
+    </w:p>
+    <w:p>
+      <w:pPr>
+        <w:pStyle w:val="Heading3"/>
+      </w:pPr>
+      <w:r>
+        <w:t>Write or draw your reasoning and evidence.</w:t>
+      </w:r>
+    </w:p>
+    <w:p>
+      <w:r>
+        <w:t>________________________________________________________________</w:t>
+      </w:r>
+    </w:p>
+    <w:p>
+      <w:r>
+        <w:t>________________________________________________________________</w:t>
+      </w:r>
+    </w:p>
+    <w:p>
+      <w:r>
+        <w:t>________________________________________________________________</w:t>
+      </w:r>
+    </w:p>
+    <w:p>
+      <w:r>
+        <w:t>________________________________________________________________</w:t>
+      </w:r>
+    </w:p>
+    <w:p>
+      <w:r>
+        <w:t>________________________________________________________________</w:t>
+      </w:r>
+    </w:p>
+    <w:p>
+      <w:pPr>
+        <w:spacing w:line="336" w:lineRule="auto" w:after="180"/>
+      </w:pPr>
+      <w:r>
+        <w:rPr>
+          <w:b w:val="0"/>
+        </w:rPr>
+        <w:t xml:space="preserve">RESPONSIBLE DESIGN  Collect only necessary information. Show uncertainty and limits. Never confuse fluent </w:t>
+      </w:r>
+      <w:r>
+        <w:rPr>
+          <w:b/>
+        </w:rPr>
+        <w:t>output</w:t>
+      </w:r>
+      <w:r>
+        <w:rPr>
+          <w:b w:val="0"/>
+        </w:rPr>
+        <w:t xml:space="preserve"> with verified truth.</w:t>
+      </w:r>
+    </w:p>
+    <w:p>
+      <w:pPr>
+        <w:pStyle w:val="Heading2"/>
+      </w:pPr>
+      <w:r>
+        <w:t>Earlier wording, alternatives and picture transcripts · reference / check after trying</w:t>
+      </w:r>
+    </w:p>
+    <w:p>
+      <w:pPr>
+        <w:spacing w:line="336" w:lineRule="auto" w:after="180"/>
+      </w:pPr>
+      <w:r>
+        <w:rPr>
+          <w:b w:val="0"/>
+        </w:rPr>
+        <w:t>CUMULATIVE PROJECT</w:t>
+      </w:r>
+    </w:p>
+    <w:p>
+      <w:pPr>
+        <w:spacing w:line="336" w:lineRule="auto" w:after="180"/>
+      </w:pPr>
+      <w:r>
+        <w:rPr>
+          <w:b w:val="0"/>
+        </w:rPr>
+        <w:t>Verified Study Buddy</w:t>
+      </w:r>
+    </w:p>
+    <w:p>
+      <w:pPr>
+        <w:spacing w:line="336" w:lineRule="auto" w:after="180"/>
+      </w:pPr>
+      <w:r>
+        <w:rPr>
+          <w:b w:val="0"/>
+        </w:rPr>
+        <w:t>Every week adds one inspectable piece. The system must show how it reached a result.</w:t>
+      </w:r>
+    </w:p>
+    <w:p>
+      <w:r>
+        <w:drawing>
+          <wp:inline xmlns:a="http://schemas.openxmlformats.org/drawingml/2006/main" xmlns:pic="http://schemas.openxmlformats.org/drawingml/2006/picture">
+            <wp:extent cx="5486400" cy="1901952"/>
+            <wp:docPr id="21" name="Picture 21" descr="Book recommender connection for Bias and Representation"/>
+            <wp:cNvGraphicFramePr>
+              <a:graphicFrameLocks noChangeAspect="1"/>
+            </wp:cNvGraphicFramePr>
+            <a:graphic>
+              <a:graphicData uri="http://schemas.openxmlformats.org/drawingml/2006/picture">
+                <pic:pic>
+                  <pic:nvPicPr>
+                    <pic:cNvPr id="0" name="c37922ff2c1184b3200a37b49cfa10a083c79debef27f0aa77869cb1826c7d0f.png"/>
+                    <pic:cNvPicPr/>
+                  </pic:nvPicPr>
+                  <pic:blipFill>
+                    <a:blip r:embed="rId24"/>
+                    <a:stretch>
+                      <a:fillRect/>
+                    </a:stretch>
+                  </pic:blipFill>
+                  <pic:spPr>
+                    <a:xfrm>
+                      <a:off x="0" y="0"/>
+                      <a:ext cx="5486400" cy="1901952"/>
+                    </a:xfrm>
+                    <a:prstGeom prst="rect"/>
+                  </pic:spPr>
+                </pic:pic>
+              </a:graphicData>
+            </a:graphic>
+          </wp:inline>
+        </w:drawing>
+      </w:r>
+    </w:p>
+    <w:p>
+      <w:pPr>
+        <w:pStyle w:val="Heading3"/>
+      </w:pPr>
+      <w:r>
+        <w:t>Evidence for your project</w:t>
+      </w:r>
+    </w:p>
+    <w:p>
+      <w:pPr>
+        <w:pStyle w:val="Heading1"/>
+      </w:pPr>
+      <w:r>
+        <w:t>16. Finish: state the rate, gap, error pattern and uncertainty</w:t>
+      </w:r>
+    </w:p>
+    <w:p>
+      <w:r>
+        <w:t>A difference can motivate investigation without supplying its own cause.</w:t>
+      </w:r>
+    </w:p>
+    <w:p>
+      <w:pPr>
+        <w:pStyle w:val="Heading2"/>
+      </w:pPr>
+      <w:r>
+        <w:t>Explain without notes</w:t>
+      </w:r>
+    </w:p>
+    <w:p>
+      <w:pPr>
+        <w:pStyle w:val="ListBullet"/>
+      </w:pPr>
+      <w:r>
+        <w:t>Close your notes. Explain this goal in your own words: Explain the mechanism and terminology of representation and bias evaluation</w:t>
+      </w:r>
+    </w:p>
+    <w:p>
+      <w:pPr>
+        <w:pStyle w:val="Heading3"/>
+      </w:pPr>
+      <w:r>
+        <w:t>My deciding step, evidence and one remaining question</w:t>
+      </w:r>
+    </w:p>
+    <w:p>
+      <w:r>
+        <w:t>________________________________________________________________</w:t>
+      </w:r>
+    </w:p>
+    <w:p>
+      <w:r>
+        <w:t>________________________________________________________________</w:t>
+      </w:r>
+    </w:p>
+    <w:p>
+      <w:r>
+        <w:t>________________________________________________________________</w:t>
+      </w:r>
+    </w:p>
+    <w:p>
+      <w:r>
+        <w:t>________________________________________________________________</w:t>
+      </w:r>
+    </w:p>
+    <w:p>
+      <w:r>
+        <w:t>________________________________________________________________</w:t>
+      </w:r>
+    </w:p>
+    <w:p>
+      <w:pPr>
+        <w:pStyle w:val="Heading2"/>
+      </w:pPr>
+      <w:r>
+        <w:t>Plan a changed-case return</w:t>
+      </w:r>
+    </w:p>
+    <w:p>
+      <w:pPr>
+        <w:spacing w:line="336" w:lineRule="auto" w:after="180"/>
+      </w:pPr>
+      <w:r>
+        <w:rPr>
+          <w:b w:val="0"/>
+        </w:rPr>
+        <w:t xml:space="preserve">If you are unsure, return to the worked picture and explain one arrow. If you are ready, change an </w:t>
+      </w:r>
+      <w:r>
+        <w:rPr>
+          <w:b/>
+        </w:rPr>
+        <w:t>input</w:t>
+      </w:r>
+      <w:r>
+        <w:rPr>
+          <w:b w:val="0"/>
+        </w:rPr>
+        <w:t xml:space="preserve"> or assumption and justify your </w:t>
+      </w:r>
+      <w:r>
+        <w:rPr>
+          <w:b/>
+        </w:rPr>
+        <w:t>prediction</w:t>
+      </w:r>
+      <w:r>
+        <w:rPr>
+          <w:b w:val="0"/>
+        </w:rPr>
+        <w:t>.</w:t>
+      </w:r>
+    </w:p>
+    <w:p>
+      <w:pPr>
+        <w:spacing w:line="336" w:lineRule="auto" w:after="180"/>
+      </w:pPr>
+      <w:r>
+        <w:rPr>
+          <w:b w:val="0"/>
+        </w:rPr>
+        <w:t xml:space="preserve">Save your workbook </w:t>
+      </w:r>
+      <w:r>
+        <w:rPr>
+          <w:b/>
+        </w:rPr>
+        <w:t>evidence</w:t>
+      </w:r>
+      <w:r>
+        <w:rPr>
+          <w:b w:val="0"/>
+        </w:rPr>
+        <w:t>. At the next review, try a different case before opening your old answer.</w:t>
+      </w:r>
+    </w:p>
+    <w:p>
+      <w:pPr>
+        <w:pStyle w:val="Heading1"/>
+      </w:pPr>
+      <w:r>
+        <w:t>Reference bank and extra practice</w:t>
+      </w:r>
+    </w:p>
+    <w:p>
+      <w:pPr>
+        <w:pStyle w:val="Heading1"/>
+      </w:pPr>
+      <w:r>
+        <w:t>05. Your quick word guide</w:t>
+      </w:r>
+    </w:p>
+    <w:p>
+      <w:r>
+        <w:t>Use the words to explain a particular step, record or limit.</w:t>
+      </w:r>
+    </w:p>
+    <w:p>
+      <w:pPr>
+        <w:pStyle w:val="Heading2"/>
+      </w:pPr>
+      <w:r>
+        <w:t>Core vocabulary</w:t>
+      </w:r>
+    </w:p>
+    <w:tbl>
+      <w:tblPr>
+        <w:tblStyle w:val="LightShading-Accent1"/>
+        <w:tblW w:type="auto" w:w="0"/>
+        <w:tblLook w:firstColumn="1" w:firstRow="1" w:lastColumn="0" w:lastRow="0" w:noHBand="0" w:noVBand="1" w:val="04A0"/>
+      </w:tblPr>
+      <w:tblGrid>
+        <w:gridCol w:w="3408"/>
+        <w:gridCol w:w="3408"/>
+        <w:gridCol w:w="3408"/>
+      </w:tblGrid>
+      <w:tr>
+        <w:trPr>
+          <w:tblHeader/>
+        </w:trPr>
+        <w:tc>
+          <w:tcPr>
+            <w:tcW w:type="dxa" w:w="3408"/>
+          </w:tcPr>
+          <w:p>
+            <w:r>
+              <w:t>Word</w:t>
+            </w:r>
+          </w:p>
+        </w:tc>
+        <w:tc>
+          <w:tcPr>
+            <w:tcW w:type="dxa" w:w="3408"/>
+          </w:tcPr>
+          <w:p>
+            <w:r>
+              <w:t>My own example</w:t>
+            </w:r>
+          </w:p>
+        </w:tc>
+        <w:tc>
+          <w:tcPr>
+            <w:tcW w:type="dxa" w:w="3408"/>
+          </w:tcPr>
+          <w:p>
+            <w:r>
+              <w:t>Not this / boundary</w:t>
+            </w:r>
+          </w:p>
+        </w:tc>
+      </w:tr>
+      <w:tr>
+        <w:tc>
+          <w:tcPr>
+            <w:tcW w:type="dxa" w:w="3408"/>
+          </w:tcPr>
+          <w:p>
+            <w:r>
+              <w:t>representation</w:t>
+            </w:r>
+          </w:p>
+        </w:tc>
+        <w:tc>
+          <w:tcPr>
+            <w:tcW w:type="dxa" w:w="3408"/>
+          </w:tcPr>
+          <w:p>
+            <w:r>
+              <w:t>A way to encode information so a person or system can work with it.</w:t>
+            </w:r>
+          </w:p>
+        </w:tc>
+        <w:tc>
+          <w:tcPr>
+            <w:tcW w:type="dxa" w:w="3408"/>
+          </w:tcPr>
+          <w:p>
+            <w:r/>
+          </w:p>
+        </w:tc>
+      </w:tr>
+      <w:tr>
+        <w:tc>
+          <w:tcPr>
+            <w:tcW w:type="dxa" w:w="3408"/>
+          </w:tcPr>
+          <w:p>
+            <w:r>
+              <w:t>stereotype</w:t>
+            </w:r>
+          </w:p>
+        </w:tc>
+        <w:tc>
+          <w:tcPr>
+            <w:tcW w:type="dxa" w:w="3408"/>
+          </w:tcPr>
+          <w:p>
+            <w:r>
+              <w:t>An oversimplified expectation about members of a group that ignores individual variation.</w:t>
+            </w:r>
+          </w:p>
+        </w:tc>
+        <w:tc>
+          <w:tcPr>
+            <w:tcW w:type="dxa" w:w="3408"/>
+          </w:tcPr>
+          <w:p>
+            <w:r/>
+          </w:p>
+        </w:tc>
+      </w:tr>
+      <w:tr>
+        <w:tc>
+          <w:tcPr>
+            <w:tcW w:type="dxa" w:w="3408"/>
+          </w:tcPr>
+          <w:p>
+            <w:r>
+              <w:t>subgroup quality</w:t>
+            </w:r>
+          </w:p>
+        </w:tc>
+        <w:tc>
+          <w:tcPr>
+            <w:tcW w:type="dxa" w:w="3408"/>
+          </w:tcPr>
+          <w:p>
+            <w:r>
+              <w:t>Performance measured for a defined subset using stated criteria and denominators.</w:t>
+            </w:r>
+          </w:p>
+        </w:tc>
+        <w:tc>
+          <w:tcPr>
+            <w:tcW w:type="dxa" w:w="3408"/>
+          </w:tcPr>
+          <w:p>
+            <w:r/>
+          </w:p>
+        </w:tc>
+      </w:tr>
+      <w:tr>
+        <w:tc>
+          <w:tcPr>
+            <w:tcW w:type="dxa" w:w="3408"/>
+          </w:tcPr>
+          <w:p>
+            <w:r>
+              <w:t>audit</w:t>
+            </w:r>
+          </w:p>
+        </w:tc>
+        <w:tc>
+          <w:tcPr>
+            <w:tcW w:type="dxa" w:w="3408"/>
+          </w:tcPr>
+          <w:p>
+            <w:r>
+              <w:t>A systematic examination of records and behaviour against stated checks.</w:t>
+            </w:r>
+          </w:p>
+        </w:tc>
+        <w:tc>
+          <w:tcPr>
+            <w:tcW w:type="dxa" w:w="3408"/>
+          </w:tcPr>
+          <w:p>
+            <w:r/>
+          </w:p>
+        </w:tc>
+      </w:tr>
+    </w:tbl>
+    <w:p>
+      <w:pPr>
+        <w:pStyle w:val="Heading2"/>
+      </w:pPr>
+      <w:r>
+        <w:t>Terms for the connected explanation</w:t>
+      </w:r>
+    </w:p>
+    <w:tbl>
+      <w:tblPr>
+        <w:tblStyle w:val="LightShading-Accent1"/>
+        <w:tblW w:type="auto" w:w="0"/>
+        <w:tblLook w:firstColumn="1" w:firstRow="1" w:lastColumn="0" w:lastRow="0" w:noHBand="0" w:noVBand="1" w:val="04A0"/>
+      </w:tblPr>
+      <w:tblGrid>
+        <w:gridCol w:w="5112"/>
+        <w:gridCol w:w="5112"/>
+      </w:tblGrid>
+      <w:tr>
+        <w:trPr>
+          <w:tblHeader/>
+        </w:trPr>
+        <w:tc>
+          <w:tcPr>
+            <w:tcW w:type="dxa" w:w="5112"/>
+          </w:tcPr>
+          <w:p>
+            <w:r>
+              <w:t>Word</w:t>
+            </w:r>
+          </w:p>
+        </w:tc>
+        <w:tc>
+          <w:tcPr>
+            <w:tcW w:type="dxa" w:w="5112"/>
+          </w:tcPr>
+          <w:p>
+            <w:r>
+              <w:t>Meaning</w:t>
+            </w:r>
+          </w:p>
+        </w:tc>
+      </w:tr>
+      <w:tr>
+        <w:tc>
+          <w:tcPr>
+            <w:tcW w:type="dxa" w:w="5112"/>
+          </w:tcPr>
+          <w:p>
+            <w:r>
+              <w:t>Subgroup rate</w:t>
+            </w:r>
+          </w:p>
+        </w:tc>
+        <w:tc>
+          <w:tcPr>
+            <w:tcW w:type="dxa" w:w="5112"/>
+          </w:tcPr>
+          <w:p>
+            <w:r>
+              <w:t>A measured outcome within a stated group</w:t>
+            </w:r>
+          </w:p>
+        </w:tc>
+      </w:tr>
+      <w:tr>
+        <w:tc>
+          <w:tcPr>
+            <w:tcW w:type="dxa" w:w="5112"/>
+          </w:tcPr>
+          <w:p>
+            <w:r>
+              <w:t>Percentage-point gap</w:t>
+            </w:r>
+          </w:p>
+        </w:tc>
+        <w:tc>
+          <w:tcPr>
+            <w:tcW w:type="dxa" w:w="5112"/>
+          </w:tcPr>
+          <w:p>
+            <w:r>
+              <w:t>The difference between two percentage rates</w:t>
+            </w:r>
+          </w:p>
+        </w:tc>
+      </w:tr>
+      <w:tr>
+        <w:tc>
+          <w:tcPr>
+            <w:tcW w:type="dxa" w:w="5112"/>
+          </w:tcPr>
+          <w:p>
+            <w:r>
+              <w:t>Case mix</w:t>
+            </w:r>
+          </w:p>
+        </w:tc>
+        <w:tc>
+          <w:tcPr>
+            <w:tcW w:type="dxa" w:w="5112"/>
+          </w:tcPr>
+          <w:p>
+            <w:r>
+              <w:t>The distribution of task conditions in a group</w:t>
+            </w:r>
+          </w:p>
+        </w:tc>
+      </w:tr>
+    </w:tbl>
+    <w:p>
+      <w:pPr>
+        <w:pStyle w:val="Heading2"/>
+      </w:pPr>
+      <w:r>
+        <w:t>Earlier wording, alternatives and picture transcripts · reference / check after trying</w:t>
+      </w:r>
+    </w:p>
+    <w:p>
+      <w:pPr>
+        <w:spacing w:line="336" w:lineRule="auto" w:after="180"/>
+      </w:pPr>
+      <w:r>
+        <w:rPr>
+          <w:b w:val="0"/>
+        </w:rPr>
+        <w:t>VOCABULARY LAB</w:t>
+      </w:r>
+    </w:p>
+    <w:p>
+      <w:pPr>
+        <w:spacing w:line="336" w:lineRule="auto" w:after="180"/>
+      </w:pPr>
+      <w:r>
+        <w:rPr>
+          <w:b w:val="0"/>
+        </w:rPr>
+        <w:t>Words You Can Use to Reason</w:t>
+      </w:r>
+    </w:p>
+    <w:p>
+      <w:pPr>
+        <w:spacing w:line="336" w:lineRule="auto" w:after="180"/>
+      </w:pPr>
+      <w:r>
+        <w:rPr>
+          <w:b w:val="0"/>
+        </w:rPr>
+        <w:t>A definition matters when you can recognize the idea, use it, and contrast it with a near-miss.</w:t>
+      </w:r>
+    </w:p>
+    <w:p>
+      <w:r>
+        <w:drawing>
+          <wp:inline xmlns:a="http://schemas.openxmlformats.org/drawingml/2006/main" xmlns:pic="http://schemas.openxmlformats.org/drawingml/2006/picture">
+            <wp:extent cx="5486400" cy="3200400"/>
+            <wp:docPr id="22" name="Picture 22" descr="Vocabulary badge: representation"/>
+            <wp:cNvGraphicFramePr>
+              <a:graphicFrameLocks noChangeAspect="1"/>
+            </wp:cNvGraphicFramePr>
+            <a:graphic>
+              <a:graphicData uri="http://schemas.openxmlformats.org/drawingml/2006/picture">
+                <pic:pic>
+                  <pic:nvPicPr>
+                    <pic:cNvPr id="0" name="3dec59925e39081805a974a8c62b76c4fa0e790ac36392fc2c35d0c10598a88c.png"/>
+                    <pic:cNvPicPr/>
+                  </pic:nvPicPr>
+                  <pic:blipFill>
+                    <a:blip r:embed="rId25"/>
+                    <a:stretch>
+                      <a:fillRect/>
+                    </a:stretch>
+                  </pic:blipFill>
+                  <pic:spPr>
+                    <a:xfrm>
+                      <a:off x="0" y="0"/>
+                      <a:ext cx="5486400" cy="3200400"/>
+                    </a:xfrm>
+                    <a:prstGeom prst="rect"/>
+                  </pic:spPr>
+                </pic:pic>
+              </a:graphicData>
+            </a:graphic>
+          </wp:inline>
+        </w:drawing>
+      </w:r>
+    </w:p>
+    <w:p>
+      <w:r>
+        <w:drawing>
+          <wp:inline xmlns:a="http://schemas.openxmlformats.org/drawingml/2006/main" xmlns:pic="http://schemas.openxmlformats.org/drawingml/2006/picture">
+            <wp:extent cx="5486400" cy="3200400"/>
+            <wp:docPr id="23" name="Picture 23" descr="Vocabulary badge: stereotype"/>
+            <wp:cNvGraphicFramePr>
+              <a:graphicFrameLocks noChangeAspect="1"/>
+            </wp:cNvGraphicFramePr>
+            <a:graphic>
+              <a:graphicData uri="http://schemas.openxmlformats.org/drawingml/2006/picture">
+                <pic:pic>
+                  <pic:nvPicPr>
+                    <pic:cNvPr id="0" name="0286a51f50cb90ced1dc5771a136bc27a519aa86a4ecdf4d7d65b6d5dcf5bc16.png"/>
+                    <pic:cNvPicPr/>
+                  </pic:nvPicPr>
+                  <pic:blipFill>
+                    <a:blip r:embed="rId26"/>
+                    <a:stretch>
+                      <a:fillRect/>
+                    </a:stretch>
+                  </pic:blipFill>
+                  <pic:spPr>
+                    <a:xfrm>
+                      <a:off x="0" y="0"/>
+                      <a:ext cx="5486400" cy="3200400"/>
+                    </a:xfrm>
+                    <a:prstGeom prst="rect"/>
+                  </pic:spPr>
+                </pic:pic>
+              </a:graphicData>
+            </a:graphic>
+          </wp:inline>
+        </w:drawing>
+      </w:r>
+    </w:p>
+    <w:p>
+      <w:r>
+        <w:drawing>
+          <wp:inline xmlns:a="http://schemas.openxmlformats.org/drawingml/2006/main" xmlns:pic="http://schemas.openxmlformats.org/drawingml/2006/picture">
+            <wp:extent cx="5486400" cy="3200400"/>
+            <wp:docPr id="24" name="Picture 24" descr="Vocabulary badge: subgroup quality"/>
+            <wp:cNvGraphicFramePr>
+              <a:graphicFrameLocks noChangeAspect="1"/>
+            </wp:cNvGraphicFramePr>
+            <a:graphic>
+              <a:graphicData uri="http://schemas.openxmlformats.org/drawingml/2006/picture">
+                <pic:pic>
+                  <pic:nvPicPr>
+                    <pic:cNvPr id="0" name="7b5c23ade357fc4fe2888233cf88bb572f5f6d99ea7bf19812a49187f047243b.png"/>
+                    <pic:cNvPicPr/>
+                  </pic:nvPicPr>
+                  <pic:blipFill>
+                    <a:blip r:embed="rId27"/>
+                    <a:stretch>
+                      <a:fillRect/>
+                    </a:stretch>
+                  </pic:blipFill>
+                  <pic:spPr>
+                    <a:xfrm>
+                      <a:off x="0" y="0"/>
+                      <a:ext cx="5486400" cy="3200400"/>
+                    </a:xfrm>
+                    <a:prstGeom prst="rect"/>
+                  </pic:spPr>
+                </pic:pic>
+              </a:graphicData>
+            </a:graphic>
+          </wp:inline>
+        </w:drawing>
+      </w:r>
+    </w:p>
+    <w:p>
+      <w:r>
+        <w:drawing>
+          <wp:inline xmlns:a="http://schemas.openxmlformats.org/drawingml/2006/main" xmlns:pic="http://schemas.openxmlformats.org/drawingml/2006/picture">
+            <wp:extent cx="5486400" cy="3200400"/>
+            <wp:docPr id="25" name="Picture 25" descr="Vocabulary badge: audit"/>
+            <wp:cNvGraphicFramePr>
+              <a:graphicFrameLocks noChangeAspect="1"/>
+            </wp:cNvGraphicFramePr>
+            <a:graphic>
+              <a:graphicData uri="http://schemas.openxmlformats.org/drawingml/2006/picture">
+                <pic:pic>
+                  <pic:nvPicPr>
+                    <pic:cNvPr id="0" name="3e2a2c8220dae823481caecb29262be3d46b39afc45a529d2b146323bf03ff2b.png"/>
+                    <pic:cNvPicPr/>
+                  </pic:nvPicPr>
+                  <pic:blipFill>
+                    <a:blip r:embed="rId28"/>
+                    <a:stretch>
+                      <a:fillRect/>
+                    </a:stretch>
+                  </pic:blipFill>
+                  <pic:spPr>
+                    <a:xfrm>
+                      <a:off x="0" y="0"/>
+                      <a:ext cx="5486400" cy="3200400"/>
+                    </a:xfrm>
+                    <a:prstGeom prst="rect"/>
+                  </pic:spPr>
+                </pic:pic>
+              </a:graphicData>
+            </a:graphic>
+          </wp:inline>
+        </w:drawing>
+      </w:r>
+    </w:p>
+    <w:p>
+      <w:pPr>
+        <w:pStyle w:val="Heading3"/>
+      </w:pPr>
+      <w:r>
+        <w:t>Words used in the closer explanation</w:t>
+      </w:r>
+    </w:p>
+    <w:p>
+      <w:pPr>
+        <w:pStyle w:val="Heading1"/>
+      </w:pPr>
+      <w:r>
+        <w:t>10. Choose a stronger thinking challenge</w:t>
+      </w:r>
+    </w:p>
+    <w:p>
+      <w:r>
+        <w:t>Choose the next useful challenge rather than treating the whole ladder as compulsory.</w:t>
+      </w:r>
+    </w:p>
+    <w:p>
+      <w:pPr>
+        <w:pStyle w:val="Heading2"/>
+      </w:pPr>
+      <w:r>
+        <w:t>Pick your next step</w:t>
+      </w:r>
+    </w:p>
+    <w:p>
+      <w:pPr>
+        <w:pStyle w:val="ListBullet"/>
+      </w:pPr>
+      <w:r>
+        <w:t>1 • NAME: Define the concept without repeating the textbook.</w:t>
+      </w:r>
+    </w:p>
+    <w:p>
+      <w:pPr>
+        <w:pStyle w:val="ListBullet"/>
+      </w:pPr>
+      <w:r>
+        <w:t>2 • TRACE: Show the information, state, branch, calculation, or evidence path.</w:t>
+      </w:r>
+    </w:p>
+    <w:p>
+      <w:pPr>
+        <w:pStyle w:val="ListBullet"/>
+      </w:pPr>
+      <w:r>
+        <w:t>3 • APPLY: Solve a different example independently.</w:t>
+      </w:r>
+    </w:p>
+    <w:p>
+      <w:pPr>
+        <w:pStyle w:val="ListBullet"/>
+      </w:pPr>
+      <w:r>
+        <w:t>4 • CHALLENGE: Find a boundary case, counterexample, or unfair outcome.</w:t>
+      </w:r>
+    </w:p>
+    <w:p>
+      <w:pPr>
+        <w:pStyle w:val="ListBullet"/>
+      </w:pPr>
+      <w:r>
+        <w:t>5 • EXPLAIN LIMITS: Say when the result should not be trusted or used alone.</w:t>
+      </w:r>
+    </w:p>
+    <w:p>
+      <w:pPr>
+        <w:pStyle w:val="ListBullet"/>
+      </w:pPr>
+      <w:r>
+        <w:t>My strongest evidence of independent understanding:</w:t>
+      </w:r>
+    </w:p>
+    <w:p>
+      <w:pPr>
+        <w:pStyle w:val="Heading3"/>
+      </w:pPr>
+      <w:r>
+        <w:t>Write or draw your reasoning and evidence.</w:t>
+      </w:r>
+    </w:p>
+    <w:p>
+      <w:r>
+        <w:t>________________________________________________________________</w:t>
+      </w:r>
+    </w:p>
+    <w:p>
+      <w:r>
+        <w:t>________________________________________________________________</w:t>
+      </w:r>
+    </w:p>
+    <w:p>
+      <w:r>
+        <w:t>________________________________________________________________</w:t>
+      </w:r>
+    </w:p>
+    <w:p>
+      <w:r>
+        <w:t>________________________________________________________________</w:t>
+      </w:r>
+    </w:p>
+    <w:p>
+      <w:r>
+        <w:t>________________________________________________________________</w:t>
+      </w:r>
+    </w:p>
+    <w:p>
+      <w:pPr>
+        <w:pStyle w:val="Heading2"/>
+      </w:pPr>
+      <w:r>
+        <w:t>Earlier wording, alternatives and picture transcripts · reference / check after trying</w:t>
+      </w:r>
+    </w:p>
+    <w:p>
+      <w:pPr>
+        <w:spacing w:line="336" w:lineRule="auto" w:after="180"/>
+      </w:pPr>
+      <w:r>
+        <w:rPr>
+          <w:b w:val="0"/>
         </w:rPr>
         <w:t>MASTERY</w:t>
       </w:r>
@@ -4241,7 +5952,7 @@
         <w:drawing>
           <wp:inline xmlns:a="http://schemas.openxmlformats.org/drawingml/2006/main" xmlns:pic="http://schemas.openxmlformats.org/drawingml/2006/picture">
             <wp:extent cx="5486400" cy="1719072"/>
-            <wp:docPr id="19" name="Picture 19" descr="Mastery ladder for Bias and Representation"/>
+            <wp:docPr id="26" name="Picture 26" descr="Mastery ladder for Bias and Representation"/>
             <wp:cNvGraphicFramePr>
               <a:graphicFrameLocks noChangeAspect="1"/>
             </wp:cNvGraphicFramePr>
@@ -4253,7 +5964,7 @@
                     <pic:cNvPicPr/>
                   </pic:nvPicPr>
                   <pic:blipFill>
-                    <a:blip r:embed="rId26"/>
+                    <a:blip r:embed="rId29"/>
                     <a:stretch>
                       <a:fillRect/>
                     </a:stretch>
@@ -4274,13 +5985,164 @@
     </w:p>
     <w:p>
       <w:pPr>
+        <w:pStyle w:val="Heading1"/>
+      </w:pPr>
+      <w:r>
+        <w:t>12. Reference: check your explanation</w:t>
+      </w:r>
+    </w:p>
+    <w:p>
+      <w:r>
+        <w:t>Use after practice. Compare the fresh unequal-size C/D groups independently is the selected independent case.</w:t>
+      </w:r>
+    </w:p>
+    <w:p>
+      <w:pPr>
+        <w:pStyle w:val="Heading2"/>
+      </w:pPr>
+      <w:r>
+        <w:t>Check the evidence and its limit</w:t>
+      </w:r>
+    </w:p>
+    <w:p>
+      <w:pPr>
+        <w:pStyle w:val="ListBullet"/>
+      </w:pPr>
+      <w:r>
+        <w:t>1. My fresh example, trace, calculation, or design:</w:t>
+      </w:r>
+    </w:p>
+    <w:p>
+      <w:pPr>
+        <w:pStyle w:val="Heading3"/>
+      </w:pPr>
+      <w:r>
+        <w:t>Write or draw your reasoning and evidence.</w:t>
+      </w:r>
+    </w:p>
+    <w:p>
+      <w:r>
+        <w:t>________________________________________________________________</w:t>
+      </w:r>
+    </w:p>
+    <w:p>
+      <w:r>
+        <w:t>________________________________________________________________</w:t>
+      </w:r>
+    </w:p>
+    <w:p>
+      <w:r>
+        <w:t>________________________________________________________________</w:t>
+      </w:r>
+    </w:p>
+    <w:p>
+      <w:r>
+        <w:t>________________________________________________________________</w:t>
+      </w:r>
+    </w:p>
+    <w:p>
+      <w:r>
+        <w:t>________________________________________________________________</w:t>
+      </w:r>
+    </w:p>
+    <w:p>
+      <w:pPr>
+        <w:pStyle w:val="ListBullet"/>
+      </w:pPr>
+      <w:r>
+        <w:t>2. My evidence that it works (include a boundary or missing-data case):</w:t>
+      </w:r>
+    </w:p>
+    <w:p>
+      <w:pPr>
+        <w:pStyle w:val="Heading3"/>
+      </w:pPr>
+      <w:r>
+        <w:t>Write or draw your reasoning and evidence.</w:t>
+      </w:r>
+    </w:p>
+    <w:p>
+      <w:r>
+        <w:t>________________________________________________________________</w:t>
+      </w:r>
+    </w:p>
+    <w:p>
+      <w:r>
+        <w:t>________________________________________________________________</w:t>
+      </w:r>
+    </w:p>
+    <w:p>
+      <w:r>
+        <w:t>________________________________________________________________</w:t>
+      </w:r>
+    </w:p>
+    <w:p>
+      <w:r>
+        <w:t>________________________________________________________________</w:t>
+      </w:r>
+    </w:p>
+    <w:p>
+      <w:r>
+        <w:t>________________________________________________________________</w:t>
+      </w:r>
+    </w:p>
+    <w:p>
+      <w:pPr>
+        <w:pStyle w:val="ListBullet"/>
+      </w:pPr>
+      <w:r>
+        <w:t>3. One limitation, fairness concern, or situation needing human review:</w:t>
+      </w:r>
+    </w:p>
+    <w:p>
+      <w:pPr>
+        <w:pStyle w:val="Heading2"/>
+      </w:pPr>
+      <w:r>
+        <w:t>Self-check and record</w:t>
+      </w:r>
+    </w:p>
+    <w:p>
+      <w:pPr>
         <w:spacing w:line="336" w:lineRule="auto" w:after="180"/>
       </w:pPr>
       <w:r>
         <w:rPr>
           <w:b w:val="0"/>
         </w:rPr>
-        <w:t>1 • NAME: Define the concept without repeating the textbook.</w:t>
+        <w:t xml:space="preserve">SELF-CHECK  □ I explained the </w:t>
+      </w:r>
+      <w:r>
+        <w:rPr>
+          <w:b/>
+        </w:rPr>
+        <w:t>mechanism</w:t>
+      </w:r>
+      <w:r>
+        <w:rPr>
+          <w:b w:val="0"/>
+        </w:rPr>
+        <w:t xml:space="preserve">  □ I used </w:t>
+      </w:r>
+      <w:r>
+        <w:rPr>
+          <w:b/>
+        </w:rPr>
+        <w:t>evidence</w:t>
+      </w:r>
+      <w:r>
+        <w:rPr>
+          <w:b w:val="0"/>
+        </w:rPr>
+        <w:t xml:space="preserve">  □ I tested a fresh case  □ I named a limitation  □ I can answer ‘why?’</w:t>
+      </w:r>
+    </w:p>
+    <w:p>
+      <w:pPr>
+        <w:pStyle w:val="Heading2"/>
+      </w:pPr>
+      <w:r>
+        <w:t>Earlier wording, alternatives and picture transcripts · reference / check after trying</w:t>
       </w:r>
     </w:p>
     <w:p>
@@ -4291,19 +6153,18 @@
         <w:rPr>
           <w:b w:val="0"/>
         </w:rPr>
-        <w:t xml:space="preserve">2 • TRACE: Show the information, state, branch, calculation, or </w:t>
-      </w:r>
-      <w:r>
-        <w:rPr>
-          <w:b/>
-        </w:rPr>
-        <w:t>evidence</w:t>
-      </w:r>
+        <w:t>INDEPENDENT MASTERY PROOF</w:t>
+      </w:r>
+    </w:p>
+    <w:p>
+      <w:pPr>
+        <w:spacing w:line="336" w:lineRule="auto" w:after="180"/>
+      </w:pPr>
       <w:r>
         <w:rPr>
           <w:b w:val="0"/>
         </w:rPr>
-        <w:t xml:space="preserve"> path.</w:t>
+        <w:t>Checklist for explaining this week’s idea</w:t>
       </w:r>
     </w:p>
     <w:p>
@@ -4314,131 +6175,7 @@
         <w:rPr>
           <w:b w:val="0"/>
         </w:rPr>
-        <w:t>3 • APPLY: Solve a different example independently.</w:t>
-      </w:r>
-    </w:p>
-    <w:p>
-      <w:pPr>
-        <w:spacing w:line="336" w:lineRule="auto" w:after="180"/>
-      </w:pPr>
-      <w:r>
-        <w:rPr>
-          <w:b w:val="0"/>
-        </w:rPr>
-        <w:t>4 • CHALLENGE: Find a boundary case, counterexample, or unfair outcome.</w:t>
-      </w:r>
-    </w:p>
-    <w:p>
-      <w:pPr>
-        <w:spacing w:line="336" w:lineRule="auto" w:after="180"/>
-      </w:pPr>
-      <w:r>
-        <w:rPr>
-          <w:b w:val="0"/>
-        </w:rPr>
-        <w:t>5 • EXPLAIN LIMITS: Say when the result should not be trusted or used alone.</w:t>
-      </w:r>
-    </w:p>
-    <w:p>
-      <w:pPr>
-        <w:spacing w:line="336" w:lineRule="auto" w:after="180"/>
-      </w:pPr>
-      <w:r>
-        <w:rPr>
-          <w:b w:val="0"/>
-        </w:rPr>
-        <w:t xml:space="preserve">My strongest </w:t>
-      </w:r>
-      <w:r>
-        <w:rPr>
-          <w:b/>
-        </w:rPr>
-        <w:t>evidence</w:t>
-      </w:r>
-      <w:r>
-        <w:rPr>
-          <w:b w:val="0"/>
-        </w:rPr>
-        <w:t xml:space="preserve"> of independent understanding:</w:t>
-      </w:r>
-    </w:p>
-    <w:p>
-      <w:pPr>
-        <w:pStyle w:val="Heading3"/>
-      </w:pPr>
-      <w:r>
-        <w:t>Write or draw your reasoning and evidence.</w:t>
-      </w:r>
-    </w:p>
-    <w:p>
-      <w:r>
-        <w:t>________________________________________________________________</w:t>
-      </w:r>
-    </w:p>
-    <w:p>
-      <w:r>
-        <w:t>________________________________________________________________</w:t>
-      </w:r>
-    </w:p>
-    <w:p>
-      <w:r>
-        <w:t>________________________________________________________________</w:t>
-      </w:r>
-    </w:p>
-    <w:p>
-      <w:r>
-        <w:t>________________________________________________________________</w:t>
-      </w:r>
-    </w:p>
-    <w:p>
-      <w:r>
-        <w:t>________________________________________________________________</w:t>
-      </w:r>
-    </w:p>
-    <w:p>
-      <w:pPr>
-        <w:pStyle w:val="Heading1"/>
-      </w:pPr>
-      <w:r>
-        <w:t>11. Connect your project</w:t>
-      </w:r>
-    </w:p>
-    <w:p>
-      <w:r>
-        <w:t>Apply this week’s idea to Verified Study Buddy. Keep an annotated decision and the evidence supporting it.</w:t>
-      </w:r>
-    </w:p>
-    <w:p>
-      <w:pPr>
-        <w:spacing w:line="336" w:lineRule="auto" w:after="180"/>
-      </w:pPr>
-      <w:r>
-        <w:rPr>
-          <w:b/>
-        </w:rPr>
-        <w:t>CUMULATIVE PROJECT</w:t>
-      </w:r>
-    </w:p>
-    <w:p>
-      <w:pPr>
-        <w:spacing w:line="336" w:lineRule="auto" w:after="180"/>
-      </w:pPr>
-      <w:r>
-        <w:rPr>
-          <w:b w:val="0"/>
-        </w:rPr>
-        <w:t>Verified Study Buddy</w:t>
-      </w:r>
-    </w:p>
-    <w:p>
-      <w:pPr>
-        <w:spacing w:line="336" w:lineRule="auto" w:after="180"/>
-      </w:pPr>
-      <w:r>
-        <w:rPr>
-          <w:b w:val="0"/>
-        </w:rPr>
-        <w:t>Every week adds one inspectable piece. The system must show how it reached a result.</w:t>
+        <w:t>Use after practice. Compare the fresh unequal-size C/D groups independently is the selected independent case.</w:t>
       </w:r>
     </w:p>
     <w:p>
@@ -4446,7 +6183,7 @@
         <w:drawing>
           <wp:inline xmlns:a="http://schemas.openxmlformats.org/drawingml/2006/main" xmlns:pic="http://schemas.openxmlformats.org/drawingml/2006/picture">
             <wp:extent cx="5486400" cy="1901952"/>
-            <wp:docPr id="20" name="Picture 20" descr="Book recommender connection for Bias and Representation"/>
+            <wp:docPr id="27" name="Picture 27" descr="Independent proof graphic for Bias and Representation"/>
             <wp:cNvGraphicFramePr>
               <a:graphicFrameLocks noChangeAspect="1"/>
             </wp:cNvGraphicFramePr>
@@ -4454,11 +6191,11 @@
               <a:graphicData uri="http://schemas.openxmlformats.org/drawingml/2006/picture">
                 <pic:pic>
                   <pic:nvPicPr>
-                    <pic:cNvPr id="0" name="c37922ff2c1184b3200a37b49cfa10a083c79debef27f0aa77869cb1826c7d0f.png"/>
+                    <pic:cNvPr id="0" name="6133144e252638b1affe62b8772ebb2a01993ace5b7e684851e9ec995bde5c7c.png"/>
                     <pic:cNvPicPr/>
                   </pic:nvPicPr>
                   <pic:blipFill>
-                    <a:blip r:embed="rId27"/>
+                    <a:blip r:embed="rId30"/>
                     <a:stretch>
                       <a:fillRect/>
                     </a:stretch>
@@ -4485,19 +6222,111 @@
         <w:rPr>
           <w:b w:val="0"/>
         </w:rPr>
-        <w:t xml:space="preserve">THIS WEEK’S CHECKPOINT  </w:t>
+        <w:t>EXPLANATION CHECK  Require rates, percentage-point gap, preserved denominators and a stated causal limit.</w:t>
+      </w:r>
+    </w:p>
+    <w:p>
+      <w:pPr>
+        <w:pStyle w:val="Heading3"/>
+      </w:pPr>
+      <w:r>
+        <w:t>Write or draw your reasoning and evidence.</w:t>
+      </w:r>
+    </w:p>
+    <w:p>
+      <w:r>
+        <w:t>________________________________________________________________</w:t>
+      </w:r>
+    </w:p>
+    <w:p>
+      <w:r>
+        <w:t>________________________________________________________________</w:t>
+      </w:r>
+    </w:p>
+    <w:p>
+      <w:r>
+        <w:t>________________________________________________________________</w:t>
+      </w:r>
+    </w:p>
+    <w:p>
+      <w:r>
+        <w:t>________________________________________________________________</w:t>
+      </w:r>
+    </w:p>
+    <w:p>
+      <w:r>
+        <w:t>________________________________________________________________</w:t>
+      </w:r>
+    </w:p>
+    <w:p>
+      <w:pPr>
+        <w:pStyle w:val="Heading1"/>
+      </w:pPr>
+      <w:r>
+        <w:t>13. Extra practice: Review representation across outputs</w:t>
+      </w:r>
+    </w:p>
+    <w:p>
+      <w:r>
+        <w:t>Try the question before opening its worked explanation.</w:t>
+      </w:r>
+    </w:p>
+    <w:p>
+      <w:pPr>
+        <w:pStyle w:val="Heading2"/>
+      </w:pPr>
+      <w:r>
+        <w:t>Read the supplied case and question</w:t>
+      </w:r>
+    </w:p>
+    <w:p>
+      <w:pPr>
+        <w:spacing w:line="336" w:lineRule="auto" w:after="180"/>
+      </w:pPr>
+      <w:r>
+        <w:rPr>
+          <w:b w:val="0"/>
+        </w:rPr>
+        <w:t>Scientist images repeatedly show only one demographic group.</w:t>
+      </w:r>
+    </w:p>
+    <w:p>
+      <w:pPr>
+        <w:spacing w:line="336" w:lineRule="auto" w:after="180"/>
+      </w:pPr>
+      <w:r>
+        <w:rPr>
+          <w:b w:val="0"/>
+        </w:rPr>
+        <w:t xml:space="preserve">Evaluate and improve </w:t>
       </w:r>
       <w:r>
         <w:rPr>
           <w:b/>
         </w:rPr>
-        <w:t>Audit</w:t>
+        <w:t>representation</w:t>
       </w:r>
       <w:r>
         <w:rPr>
           <w:b w:val="0"/>
         </w:rPr>
-        <w:t xml:space="preserve"> answer quality across reading levels, languages, names, and accessibility needs.</w:t>
+        <w:t>.</w:t>
+      </w:r>
+    </w:p>
+    <w:p>
+      <w:pPr>
+        <w:pStyle w:val="Heading2"/>
+      </w:pPr>
+      <w:r>
+        <w:t>Your explanation</w:t>
+      </w:r>
+    </w:p>
+    <w:p>
+      <w:pPr>
+        <w:pStyle w:val="ListBullet"/>
+      </w:pPr>
+      <w:r>
+        <w:t>Which detail supports the answer, and why does it matter?</w:t>
       </w:r>
     </w:p>
     <w:p>
@@ -4505,709 +6334,75 @@
         <w:pStyle w:val="Heading3"/>
       </w:pPr>
       <w:r>
-        <w:t>Trace the system</w:t>
+        <w:t>Write or draw your reasoning and evidence.</w:t>
+      </w:r>
+    </w:p>
+    <w:p>
+      <w:r>
+        <w:t>________________________________________________________________</w:t>
+      </w:r>
+    </w:p>
+    <w:p>
+      <w:r>
+        <w:t>________________________________________________________________</w:t>
+      </w:r>
+    </w:p>
+    <w:p>
+      <w:r>
+        <w:t>________________________________________________________________</w:t>
+      </w:r>
+    </w:p>
+    <w:p>
+      <w:r>
+        <w:t>________________________________________________________________</w:t>
+      </w:r>
+    </w:p>
+    <w:p>
+      <w:r>
+        <w:t>________________________________________________________________</w:t>
+      </w:r>
+    </w:p>
+    <w:p>
+      <w:pPr>
+        <w:pStyle w:val="Heading2"/>
+      </w:pPr>
+      <w:r>
+        <w:t>Check after trying · reference / check after trying</w:t>
       </w:r>
     </w:p>
     <w:p>
       <w:pPr>
         <w:spacing w:line="336" w:lineRule="auto" w:after="180"/>
-        <w:shd w:fill="EDF7F3"/>
       </w:pPr>
       <w:r>
         <w:rPr>
           <w:b w:val="0"/>
         </w:rPr>
-        <w:t xml:space="preserve">SYSTEM MAP  Learner need → prompt/schema → approved sources/retrieval → model/tool → structured answer → verification → </w:t>
+        <w:t xml:space="preserve">Review relevant </w:t>
       </w:r>
       <w:r>
         <w:rPr>
           <w:b/>
         </w:rPr>
-        <w:t>human decision</w:t>
-      </w:r>
-    </w:p>
-    <w:p>
-      <w:pPr>
-        <w:spacing w:line="336" w:lineRule="auto" w:after="180"/>
-        <w:shd w:fill="F5F1FB"/>
-      </w:pPr>
+        <w:t>representation</w:t>
+      </w:r>
       <w:r>
         <w:rPr>
           <w:b w:val="0"/>
         </w:rPr>
-        <w:t>What will you add, change, or verify in the project this week?</w:t>
-      </w:r>
-    </w:p>
-    <w:p>
-      <w:pPr>
-        <w:pStyle w:val="Heading3"/>
-      </w:pPr>
-      <w:r>
-        <w:t>Write or draw your reasoning and evidence.</w:t>
-      </w:r>
-    </w:p>
-    <w:p>
-      <w:r>
-        <w:t>________________________________________________________________</w:t>
-      </w:r>
-    </w:p>
-    <w:p>
-      <w:r>
-        <w:t>________________________________________________________________</w:t>
-      </w:r>
-    </w:p>
-    <w:p>
-      <w:r>
-        <w:t>________________________________________________________________</w:t>
-      </w:r>
-    </w:p>
-    <w:p>
-      <w:r>
-        <w:t>________________________________________________________________</w:t>
-      </w:r>
-    </w:p>
-    <w:p>
-      <w:r>
-        <w:t>________________________________________________________________</w:t>
-      </w:r>
-    </w:p>
-    <w:p>
-      <w:pPr>
-        <w:spacing w:line="336" w:lineRule="auto" w:after="180"/>
-        <w:shd w:fill="F5F1FB"/>
-      </w:pPr>
+        <w:t xml:space="preserve"> criteria across </w:t>
+      </w:r>
+      <w:r>
+        <w:rPr>
+          <w:b/>
+        </w:rPr>
+        <w:t>output</w:t>
+      </w:r>
       <w:r>
         <w:rPr>
           <w:b w:val="0"/>
         </w:rPr>
-        <w:t xml:space="preserve">What should remain under </w:t>
-      </w:r>
-      <w:r>
-        <w:rPr>
-          <w:b/>
-        </w:rPr>
-        <w:t>human control</w:t>
-      </w:r>
-      <w:r>
-        <w:rPr>
-          <w:b w:val="0"/>
-        </w:rPr>
-        <w:t>?</w:t>
-      </w:r>
-    </w:p>
-    <w:p>
-      <w:pPr>
-        <w:pStyle w:val="Heading3"/>
-      </w:pPr>
-      <w:r>
-        <w:t>Write or draw your reasoning and evidence.</w:t>
-      </w:r>
-    </w:p>
-    <w:p>
-      <w:r>
-        <w:t>________________________________________________________________</w:t>
-      </w:r>
-    </w:p>
-    <w:p>
-      <w:r>
-        <w:t>________________________________________________________________</w:t>
-      </w:r>
-    </w:p>
-    <w:p>
-      <w:r>
-        <w:t>________________________________________________________________</w:t>
-      </w:r>
-    </w:p>
-    <w:p>
-      <w:r>
-        <w:t>________________________________________________________________</w:t>
-      </w:r>
-    </w:p>
-    <w:p>
-      <w:r>
-        <w:t>________________________________________________________________</w:t>
-      </w:r>
-    </w:p>
-    <w:p>
-      <w:pPr>
-        <w:pStyle w:val="Heading3"/>
-      </w:pPr>
-      <w:r>
-        <w:t>Responsible design</w:t>
-      </w:r>
-    </w:p>
-    <w:p>
-      <w:pPr>
-        <w:spacing w:line="336" w:lineRule="auto" w:after="180"/>
-        <w:shd w:fill="FFF5E6"/>
-      </w:pPr>
-      <w:r>
-        <w:rPr>
-          <w:b w:val="0"/>
-        </w:rPr>
-        <w:t xml:space="preserve">RESPONSIBLE DESIGN  Collect only necessary information. Show uncertainty and limits. Never confuse fluent </w:t>
-      </w:r>
-      <w:r>
-        <w:rPr>
-          <w:b/>
-        </w:rPr>
-        <w:t>output</w:t>
-      </w:r>
-      <w:r>
-        <w:rPr>
-          <w:b w:val="0"/>
-        </w:rPr>
-        <w:t xml:space="preserve"> with verified truth.</w:t>
-      </w:r>
-    </w:p>
-    <w:p>
-      <w:pPr>
-        <w:pStyle w:val="Heading3"/>
-      </w:pPr>
-      <w:r>
-        <w:t>Evidence for your project</w:t>
-      </w:r>
-    </w:p>
-    <w:p>
-      <w:pPr>
-        <w:spacing w:line="336" w:lineRule="auto" w:after="180"/>
-      </w:pPr>
-      <w:r>
-        <w:rPr>
-          <w:b w:val="0"/>
-        </w:rPr>
-        <w:t xml:space="preserve">For your Verified Study Buddy, save the </w:t>
-      </w:r>
-      <w:r>
-        <w:rPr>
-          <w:b/>
-        </w:rPr>
-        <w:t>input</w:t>
-      </w:r>
-      <w:r>
-        <w:rPr>
-          <w:b w:val="0"/>
-        </w:rPr>
-        <w:t>, procedure, observed result and limitation of this check.</w:t>
-      </w:r>
-    </w:p>
-    <w:p>
-      <w:pPr>
-        <w:spacing w:line="336" w:lineRule="auto" w:after="180"/>
-      </w:pPr>
-      <w:r>
-        <w:rPr>
-          <w:b w:val="0"/>
-        </w:rPr>
-        <w:t>Label this worked example as practice; use a different, previously unreviewed case when checking independent understanding.</w:t>
-      </w:r>
-    </w:p>
-    <w:p>
-      <w:pPr>
-        <w:pStyle w:val="Heading1"/>
-      </w:pPr>
-      <w:r>
-        <w:t>12. Show what you know</w:t>
-      </w:r>
-    </w:p>
-    <w:p>
-      <w:r>
-        <w:t>Use a genuinely new case for independent evidence. Previously discussed examples remain practice; use the separately named independent case before feedback.</w:t>
-      </w:r>
-    </w:p>
-    <w:p>
-      <w:pPr>
-        <w:pStyle w:val="Heading3"/>
-      </w:pPr>
-      <w:r>
-        <w:t>Independent evidence</w:t>
-      </w:r>
-    </w:p>
-    <w:p>
-      <w:pPr>
-        <w:spacing w:line="336" w:lineRule="auto" w:after="180"/>
-        <w:shd w:fill="FFF5E6"/>
-      </w:pPr>
-      <w:r>
-        <w:rPr>
-          <w:b w:val="0"/>
-        </w:rPr>
-        <w:t>INDEPENDENT MASTERY PROOF</w:t>
-      </w:r>
-    </w:p>
-    <w:p>
-      <w:pPr>
-        <w:spacing w:line="336" w:lineRule="auto" w:after="180"/>
-      </w:pPr>
-      <w:r>
-        <w:rPr>
-          <w:b w:val="0"/>
-        </w:rPr>
-        <w:t>Explain • Transfer • Test • Defend</w:t>
-      </w:r>
-    </w:p>
-    <w:p>
-      <w:pPr>
-        <w:spacing w:line="336" w:lineRule="auto" w:after="180"/>
-      </w:pPr>
-      <w:r>
-        <w:rPr>
-          <w:b w:val="0"/>
-        </w:rPr>
-        <w:t>Complete this page without copying the worked example. Your reasoning matters more than decoration.</w:t>
-      </w:r>
-    </w:p>
-    <w:p>
-      <w:r>
-        <w:drawing>
-          <wp:inline xmlns:a="http://schemas.openxmlformats.org/drawingml/2006/main" xmlns:pic="http://schemas.openxmlformats.org/drawingml/2006/picture">
-            <wp:extent cx="5486400" cy="1901952"/>
-            <wp:docPr id="21" name="Picture 21" descr="Independent proof graphic for Bias and Representation"/>
-            <wp:cNvGraphicFramePr>
-              <a:graphicFrameLocks noChangeAspect="1"/>
-            </wp:cNvGraphicFramePr>
-            <a:graphic>
-              <a:graphicData uri="http://schemas.openxmlformats.org/drawingml/2006/picture">
-                <pic:pic>
-                  <pic:nvPicPr>
-                    <pic:cNvPr id="0" name="6133144e252638b1affe62b8772ebb2a01993ace5b7e684851e9ec995bde5c7c.png"/>
-                    <pic:cNvPicPr/>
-                  </pic:nvPicPr>
-                  <pic:blipFill>
-                    <a:blip r:embed="rId28"/>
-                    <a:stretch>
-                      <a:fillRect/>
-                    </a:stretch>
-                  </pic:blipFill>
-                  <pic:spPr>
-                    <a:xfrm>
-                      <a:off x="0" y="0"/>
-                      <a:ext cx="5486400" cy="1901952"/>
-                    </a:xfrm>
-                    <a:prstGeom prst="rect"/>
-                  </pic:spPr>
-                </pic:pic>
-              </a:graphicData>
-            </a:graphic>
-          </wp:inline>
-        </w:drawing>
-      </w:r>
-    </w:p>
-    <w:p>
-      <w:pPr>
-        <w:pStyle w:val="Heading3"/>
-      </w:pPr>
-      <w:r>
-        <w:t>Try a more demanding case</w:t>
-      </w:r>
-    </w:p>
-    <w:p>
-      <w:pPr>
-        <w:spacing w:line="336" w:lineRule="auto" w:after="180"/>
-        <w:shd w:fill="F5F1FB"/>
-      </w:pPr>
-      <w:r>
-        <w:rPr>
-          <w:b w:val="0"/>
-        </w:rPr>
-        <w:t xml:space="preserve">CHALLENGE  </w:t>
-      </w:r>
-      <w:r>
-        <w:rPr>
-          <w:b/>
-        </w:rPr>
-        <w:t>Audit</w:t>
-      </w:r>
-      <w:r>
-        <w:rPr>
-          <w:b w:val="0"/>
-        </w:rPr>
-        <w:t xml:space="preserve"> a character generator across varied prompts.</w:t>
-      </w:r>
-    </w:p>
-    <w:p>
-      <w:pPr>
-        <w:spacing w:line="336" w:lineRule="auto" w:after="180"/>
-        <w:shd w:fill="F4F9FC"/>
-      </w:pPr>
-      <w:r>
-        <w:rPr>
-          <w:b w:val="0"/>
-        </w:rPr>
-        <w:t>1. My fresh example, trace, calculation, or design:</w:t>
-      </w:r>
-    </w:p>
-    <w:p>
-      <w:pPr>
-        <w:pStyle w:val="Heading3"/>
-      </w:pPr>
-      <w:r>
-        <w:t>Write or draw your reasoning and evidence.</w:t>
-      </w:r>
-    </w:p>
-    <w:p>
-      <w:r>
-        <w:t>________________________________________________________________</w:t>
-      </w:r>
-    </w:p>
-    <w:p>
-      <w:r>
-        <w:t>________________________________________________________________</w:t>
-      </w:r>
-    </w:p>
-    <w:p>
-      <w:r>
-        <w:t>________________________________________________________________</w:t>
-      </w:r>
-    </w:p>
-    <w:p>
-      <w:r>
-        <w:t>________________________________________________________________</w:t>
-      </w:r>
-    </w:p>
-    <w:p>
-      <w:r>
-        <w:t>________________________________________________________________</w:t>
-      </w:r>
-    </w:p>
-    <w:p>
-      <w:pPr>
-        <w:spacing w:line="336" w:lineRule="auto" w:after="180"/>
-        <w:shd w:fill="F4F9FC"/>
-      </w:pPr>
-      <w:r>
-        <w:rPr>
-          <w:b w:val="0"/>
-        </w:rPr>
-        <w:t xml:space="preserve">2. My </w:t>
-      </w:r>
-      <w:r>
-        <w:rPr>
-          <w:b/>
-        </w:rPr>
-        <w:t>evidence</w:t>
-      </w:r>
-      <w:r>
-        <w:rPr>
-          <w:b w:val="0"/>
-        </w:rPr>
-        <w:t xml:space="preserve"> that it works (include a boundary or missing-data case):</w:t>
-      </w:r>
-    </w:p>
-    <w:p>
-      <w:pPr>
-        <w:pStyle w:val="Heading3"/>
-      </w:pPr>
-      <w:r>
-        <w:t>Write or draw your reasoning and evidence.</w:t>
-      </w:r>
-    </w:p>
-    <w:p>
-      <w:r>
-        <w:t>________________________________________________________________</w:t>
-      </w:r>
-    </w:p>
-    <w:p>
-      <w:r>
-        <w:t>________________________________________________________________</w:t>
-      </w:r>
-    </w:p>
-    <w:p>
-      <w:r>
-        <w:t>________________________________________________________________</w:t>
-      </w:r>
-    </w:p>
-    <w:p>
-      <w:r>
-        <w:t>________________________________________________________________</w:t>
-      </w:r>
-    </w:p>
-    <w:p>
-      <w:r>
-        <w:t>________________________________________________________________</w:t>
-      </w:r>
-    </w:p>
-    <w:p>
-      <w:pPr>
-        <w:spacing w:line="336" w:lineRule="auto" w:after="180"/>
-        <w:shd w:fill="F4F9FC"/>
-      </w:pPr>
-      <w:r>
-        <w:rPr>
-          <w:b w:val="0"/>
-        </w:rPr>
-        <w:t>3. One limitation, fairness concern, or situation needing human review:</w:t>
-      </w:r>
-    </w:p>
-    <w:p>
-      <w:pPr>
-        <w:pStyle w:val="Heading3"/>
-      </w:pPr>
-      <w:r>
-        <w:t>Write or draw your reasoning and evidence.</w:t>
-      </w:r>
-    </w:p>
-    <w:p>
-      <w:r>
-        <w:t>________________________________________________________________</w:t>
-      </w:r>
-    </w:p>
-    <w:p>
-      <w:r>
-        <w:t>________________________________________________________________</w:t>
-      </w:r>
-    </w:p>
-    <w:p>
-      <w:r>
-        <w:t>________________________________________________________________</w:t>
-      </w:r>
-    </w:p>
-    <w:p>
-      <w:r>
-        <w:t>________________________________________________________________</w:t>
-      </w:r>
-    </w:p>
-    <w:p>
-      <w:r>
-        <w:t>________________________________________________________________</w:t>
-      </w:r>
-    </w:p>
-    <w:p>
-      <w:pPr>
-        <w:pStyle w:val="Heading3"/>
-      </w:pPr>
-      <w:r>
-        <w:t>Check your explanation</w:t>
-      </w:r>
-    </w:p>
-    <w:p>
-      <w:pPr>
-        <w:spacing w:line="336" w:lineRule="auto" w:after="180"/>
-        <w:shd w:fill="F5F1FB"/>
-      </w:pPr>
-      <w:r>
-        <w:rPr>
-          <w:b w:val="0"/>
-        </w:rPr>
-        <w:t xml:space="preserve">SELF-CHECK  □ I explained the </w:t>
-      </w:r>
-      <w:r>
-        <w:rPr>
-          <w:b/>
-        </w:rPr>
-        <w:t>mechanism</w:t>
-      </w:r>
-      <w:r>
-        <w:rPr>
-          <w:b w:val="0"/>
-        </w:rPr>
-        <w:t xml:space="preserve">  □ I used </w:t>
-      </w:r>
-      <w:r>
-        <w:rPr>
-          <w:b/>
-        </w:rPr>
-        <w:t>evidence</w:t>
-      </w:r>
-      <w:r>
-        <w:rPr>
-          <w:b w:val="0"/>
-        </w:rPr>
-        <w:t xml:space="preserve">  □ I tested a fresh case  □ I named a limitation  □ I can answer ‘why?’</w:t>
-      </w:r>
-    </w:p>
-    <w:p>
-      <w:pPr>
-        <w:pStyle w:val="Heading1"/>
-      </w:pPr>
-      <w:r>
-        <w:t>13. Study a complete case</w:t>
-      </w:r>
-    </w:p>
-    <w:p>
-      <w:r>
-        <w:t>Revisit the complete Bias and Representation case for supported practice. Repeated examples do not become fresh assessments.</w:t>
-      </w:r>
-    </w:p>
-    <w:p>
-      <w:pPr>
-        <w:pStyle w:val="Heading3"/>
-      </w:pPr>
-      <w:r>
-        <w:t>Week 30 Worked case</w:t>
-      </w:r>
-    </w:p>
-    <w:p>
-      <w:pPr>
-        <w:spacing w:line="336" w:lineRule="auto" w:after="180"/>
-      </w:pPr>
-      <w:r>
-        <w:rPr>
-          <w:b w:val="0"/>
-        </w:rPr>
-        <w:t>Use the supplied details to practise the weekly concept before attempting the independent question. This case extends the illustrated lesson.</w:t>
-      </w:r>
-    </w:p>
-    <w:p>
-      <w:pPr>
-        <w:pStyle w:val="Heading3"/>
-      </w:pPr>
-      <w:r>
-        <w:t>The situation</w:t>
-      </w:r>
-    </w:p>
-    <w:p>
-      <w:pPr>
-        <w:spacing w:line="336" w:lineRule="auto" w:after="180"/>
-      </w:pPr>
-      <w:r>
-        <w:rPr>
-          <w:b w:val="0"/>
-        </w:rPr>
-        <w:t>Scientist images repeatedly show only one demographic group.</w:t>
-      </w:r>
-    </w:p>
-    <w:p>
-      <w:pPr>
-        <w:pStyle w:val="Heading3"/>
-      </w:pPr>
-      <w:r>
-        <w:t>The question</w:t>
-      </w:r>
-    </w:p>
-    <w:p>
-      <w:pPr>
-        <w:spacing w:line="336" w:lineRule="auto" w:after="180"/>
-      </w:pPr>
-      <w:r>
-        <w:rPr>
-          <w:b w:val="0"/>
-        </w:rPr>
-        <w:t xml:space="preserve">Evaluate and improve </w:t>
-      </w:r>
-      <w:r>
-        <w:rPr>
-          <w:b/>
-        </w:rPr>
-        <w:t>representation</w:t>
-      </w:r>
-      <w:r>
-        <w:rPr>
-          <w:b w:val="0"/>
-        </w:rPr>
-        <w:t>.</w:t>
-      </w:r>
-    </w:p>
-    <w:p>
-      <w:pPr>
-        <w:pStyle w:val="Heading3"/>
-      </w:pPr>
-      <w:r>
-        <w:t>Worked explanation</w:t>
-      </w:r>
-    </w:p>
-    <w:p>
-      <w:pPr>
-        <w:spacing w:line="336" w:lineRule="auto" w:after="180"/>
-      </w:pPr>
-      <w:r>
-        <w:rPr>
-          <w:b w:val="0"/>
-        </w:rPr>
-        <w:t xml:space="preserve">Review relevant </w:t>
-      </w:r>
-      <w:r>
-        <w:rPr>
-          <w:b/>
-        </w:rPr>
-        <w:t>representation</w:t>
-      </w:r>
-      <w:r>
-        <w:rPr>
-          <w:b w:val="0"/>
-        </w:rPr>
-        <w:t xml:space="preserve"> criteria across </w:t>
-      </w:r>
-      <w:r>
-        <w:rPr>
-          <w:b/>
-        </w:rPr>
-        <w:t>output</w:t>
-      </w:r>
-      <w:r>
-        <w:rPr>
-          <w:b w:val="0"/>
-        </w:rPr>
         <w:t>s, revise inclusive requirements and retest. Appearance alone cannot establish absence of all bias.</w:t>
-      </w:r>
-    </w:p>
-    <w:p>
-      <w:pPr>
-        <w:pStyle w:val="Heading3"/>
-      </w:pPr>
-      <w:r>
-        <w:t>Explain it in your own words</w:t>
-      </w:r>
-    </w:p>
-    <w:p>
-      <w:pPr>
-        <w:spacing w:line="336" w:lineRule="auto" w:after="180"/>
-        <w:shd w:fill="F5F1FB"/>
-      </w:pPr>
-      <w:r>
-        <w:rPr>
-          <w:b w:val="0"/>
-        </w:rPr>
-        <w:t>Which detail supports the answer, and why does it matter?</w:t>
-      </w:r>
-    </w:p>
-    <w:p>
-      <w:pPr>
-        <w:pStyle w:val="Heading3"/>
-      </w:pPr>
-      <w:r>
-        <w:t>Write or draw your reasoning and evidence.</w:t>
-      </w:r>
-    </w:p>
-    <w:p>
-      <w:r>
-        <w:t>________________________________________________________________</w:t>
-      </w:r>
-    </w:p>
-    <w:p>
-      <w:r>
-        <w:t>________________________________________________________________</w:t>
-      </w:r>
-    </w:p>
-    <w:p>
-      <w:r>
-        <w:t>________________________________________________________________</w:t>
-      </w:r>
-    </w:p>
-    <w:p>
-      <w:r>
-        <w:t>________________________________________________________________</w:t>
-      </w:r>
-    </w:p>
-    <w:p>
-      <w:r>
-        <w:t>________________________________________________________________</w:t>
-      </w:r>
-    </w:p>
-    <w:p>
-      <w:pPr>
-        <w:pStyle w:val="Heading3"/>
-      </w:pPr>
-      <w:r>
-        <w:t>Trace the supplied case visually</w:t>
-      </w:r>
-    </w:p>
-    <w:p>
-      <w:pPr>
-        <w:pStyle w:val="Heading3"/>
-      </w:pPr>
-      <w:r>
-        <w:t>Review representation across outputs</w:t>
       </w:r>
     </w:p>
     <w:tbl>
@@ -5336,12 +6531,87 @@
     </w:tbl>
     <w:p>
       <w:pPr>
+        <w:pStyle w:val="Heading2"/>
+      </w:pPr>
+      <w:r>
+        <w:t>Earlier wording, alternatives and picture transcripts · reference / check after trying</w:t>
+      </w:r>
+    </w:p>
+    <w:p>
+      <w:pPr>
+        <w:pStyle w:val="Heading3"/>
+      </w:pPr>
+      <w:r>
+        <w:t>Week 30 Worked case</w:t>
+      </w:r>
+    </w:p>
+    <w:p>
+      <w:pPr>
         <w:spacing w:line="336" w:lineRule="auto" w:after="180"/>
       </w:pPr>
       <w:r>
         <w:rPr>
           <w:b w:val="0"/>
         </w:rPr>
+        <w:t>Use the supplied details to practise the weekly concept before attempting the independent question. This case extends the illustrated lesson.</w:t>
+      </w:r>
+    </w:p>
+    <w:p>
+      <w:pPr>
+        <w:pStyle w:val="Heading3"/>
+      </w:pPr>
+      <w:r>
+        <w:t>The situation</w:t>
+      </w:r>
+    </w:p>
+    <w:p>
+      <w:pPr>
+        <w:pStyle w:val="Heading3"/>
+      </w:pPr>
+      <w:r>
+        <w:t>The question</w:t>
+      </w:r>
+    </w:p>
+    <w:p>
+      <w:pPr>
+        <w:pStyle w:val="Heading3"/>
+      </w:pPr>
+      <w:r>
+        <w:t>Worked explanation</w:t>
+      </w:r>
+    </w:p>
+    <w:p>
+      <w:pPr>
+        <w:pStyle w:val="Heading3"/>
+      </w:pPr>
+      <w:r>
+        <w:t>Explain it in your own words</w:t>
+      </w:r>
+    </w:p>
+    <w:p>
+      <w:pPr>
+        <w:pStyle w:val="Heading3"/>
+      </w:pPr>
+      <w:r>
+        <w:t>Trace the supplied case visually</w:t>
+      </w:r>
+    </w:p>
+    <w:p>
+      <w:pPr>
+        <w:pStyle w:val="Heading3"/>
+      </w:pPr>
+      <w:r>
+        <w:t>Review representation across outputs</w:t>
+      </w:r>
+    </w:p>
+    <w:p>
+      <w:pPr>
+        <w:spacing w:line="336" w:lineRule="auto" w:after="180"/>
+      </w:pPr>
+      <w:r>
+        <w:rPr>
+          <w:b w:val="0"/>
+        </w:rPr>
         <w:t>Scientist images repeatedly show only one demographic group.</w:t>
       </w:r>
     </w:p>
@@ -5408,473 +6678,20 @@
         <w:pStyle w:val="Heading1"/>
       </w:pPr>
       <w:r>
-        <w:t>14. Try a new case independently</w:t>
-      </w:r>
-    </w:p>
-    <w:p>
-      <w:r>
-        <w:t>Attempt the reserved new case before feedback. Record support; the earlier examples below remain additional practice.</w:t>
-      </w:r>
-    </w:p>
-    <w:p>
-      <w:pPr>
-        <w:pStyle w:val="Heading3"/>
-      </w:pPr>
-      <w:r>
-        <w:t>Independent case: Apply a new case independently</w:t>
-      </w:r>
-    </w:p>
-    <w:p>
-      <w:pPr>
-        <w:spacing w:line="336" w:lineRule="auto" w:after="180"/>
-      </w:pPr>
-      <w:r>
-        <w:rPr>
-          <w:b w:val="0"/>
-        </w:rPr>
-        <w:t>Group C has 8 supported answers out of 10; D has 9 out of 15. Compute rates and difference; explain why raw correct totals mislead.</w:t>
-      </w:r>
-    </w:p>
-    <w:p>
-      <w:pPr>
-        <w:pStyle w:val="Heading3"/>
-      </w:pPr>
-      <w:r>
-        <w:t>My independent explanation, trace and limits</w:t>
-      </w:r>
-    </w:p>
-    <w:p>
-      <w:r>
-        <w:t>________________________________________________________________</w:t>
-      </w:r>
-    </w:p>
-    <w:p>
-      <w:r>
-        <w:t>________________________________________________________________</w:t>
-      </w:r>
-    </w:p>
-    <w:p>
-      <w:r>
-        <w:t>________________________________________________________________</w:t>
-      </w:r>
-    </w:p>
-    <w:p>
-      <w:r>
-        <w:t>________________________________________________________________</w:t>
-      </w:r>
-    </w:p>
-    <w:p>
-      <w:r>
-        <w:t>________________________________________________________________</w:t>
-      </w:r>
-    </w:p>
-    <w:p>
-      <w:r>
-        <w:t>________________________________________________________________</w:t>
-      </w:r>
-    </w:p>
-    <w:p>
-      <w:r>
-        <w:t>________________________________________________________________</w:t>
-      </w:r>
-    </w:p>
-    <w:p>
-      <w:pPr>
-        <w:spacing w:line="336" w:lineRule="auto" w:after="180"/>
-      </w:pPr>
-      <w:r>
-        <w:rPr>
-          <w:b w:val="0"/>
-        </w:rPr>
-        <w:t>Attempt this case before feedback. Record any help. Earlier examples below are further practice; a case already practised with feedback cannot establish fresh transfer.</w:t>
-      </w:r>
-    </w:p>
-    <w:p>
-      <w:pPr>
-        <w:pStyle w:val="Heading3"/>
-      </w:pPr>
-      <w:r>
-        <w:t>Week 30 Independent application</w:t>
-      </w:r>
-    </w:p>
-    <w:p>
-      <w:pPr>
-        <w:spacing w:line="336" w:lineRule="auto" w:after="180"/>
-      </w:pPr>
-      <w:r>
-        <w:rPr>
-          <w:b w:val="0"/>
-        </w:rPr>
-        <w:t>Close the worked explanation. Apply the idea to this different question without copying.</w:t>
-      </w:r>
-    </w:p>
-    <w:p>
-      <w:pPr>
-        <w:spacing w:line="336" w:lineRule="auto" w:after="180"/>
-        <w:shd w:fill="F5F1FB"/>
-      </w:pPr>
-      <w:r>
-        <w:rPr>
-          <w:b w:val="0"/>
-        </w:rPr>
-        <w:t>An assistant is tested on six fluent requests but no requests with spelling errors. What gap does this leave, and how should the evaluation expand?</w:t>
-      </w:r>
-    </w:p>
-    <w:p>
-      <w:pPr>
-        <w:spacing w:line="336" w:lineRule="auto" w:after="180"/>
-      </w:pPr>
-      <w:r>
-        <w:rPr>
-          <w:b w:val="0"/>
-        </w:rPr>
-        <w:t xml:space="preserve">My answer, with a trace, calculation or supporting </w:t>
-      </w:r>
-      <w:r>
-        <w:rPr>
-          <w:b/>
-        </w:rPr>
-        <w:t>evidence</w:t>
-      </w:r>
-    </w:p>
-    <w:p>
-      <w:pPr>
-        <w:pStyle w:val="Heading3"/>
-      </w:pPr>
-      <w:r>
-        <w:t>Write or draw your reasoning and evidence.</w:t>
-      </w:r>
-    </w:p>
-    <w:p>
-      <w:r>
-        <w:t>________________________________________________________________</w:t>
-      </w:r>
-    </w:p>
-    <w:p>
-      <w:r>
-        <w:t>________________________________________________________________</w:t>
-      </w:r>
-    </w:p>
-    <w:p>
-      <w:r>
-        <w:t>________________________________________________________________</w:t>
-      </w:r>
-    </w:p>
-    <w:p>
-      <w:r>
-        <w:t>________________________________________________________________</w:t>
-      </w:r>
-    </w:p>
-    <w:p>
-      <w:r>
-        <w:t>________________________________________________________________</w:t>
-      </w:r>
-    </w:p>
-    <w:p>
-      <w:pPr>
-        <w:pStyle w:val="Heading3"/>
-      </w:pPr>
-      <w:r>
-        <w:t>Create and test</w:t>
-      </w:r>
-    </w:p>
-    <w:p>
-      <w:pPr>
-        <w:spacing w:line="336" w:lineRule="auto" w:after="180"/>
-      </w:pPr>
-      <w:r>
-        <w:rPr>
-          <w:b w:val="0"/>
-        </w:rPr>
-        <w:t>Change one relevant detail. Predict the result before testing. Include a boundary or missing-information case when it helps reveal a limit.</w:t>
-      </w:r>
-    </w:p>
-    <w:p>
-      <w:pPr>
-        <w:spacing w:line="336" w:lineRule="auto" w:after="180"/>
-      </w:pPr>
-      <w:r>
-        <w:rPr>
-          <w:b w:val="0"/>
-        </w:rPr>
-        <w:t xml:space="preserve">My changed </w:t>
-      </w:r>
-      <w:r>
-        <w:rPr>
-          <w:b/>
-        </w:rPr>
-        <w:t>input</w:t>
-      </w:r>
-      <w:r>
-        <w:rPr>
-          <w:b w:val="0"/>
-        </w:rPr>
-        <w:t xml:space="preserve"> and expected result</w:t>
-      </w:r>
-    </w:p>
-    <w:p>
-      <w:pPr>
-        <w:pStyle w:val="Heading3"/>
-      </w:pPr>
-      <w:r>
-        <w:t>Write or draw your reasoning and evidence.</w:t>
-      </w:r>
-    </w:p>
-    <w:p>
-      <w:r>
-        <w:t>________________________________________________________________</w:t>
-      </w:r>
-    </w:p>
-    <w:p>
-      <w:r>
-        <w:t>________________________________________________________________</w:t>
-      </w:r>
-    </w:p>
-    <w:p>
-      <w:r>
-        <w:t>________________________________________________________________</w:t>
-      </w:r>
-    </w:p>
-    <w:p>
-      <w:r>
-        <w:t>________________________________________________________________</w:t>
-      </w:r>
-    </w:p>
-    <w:p>
-      <w:r>
-        <w:t>________________________________________________________________</w:t>
-      </w:r>
-    </w:p>
-    <w:p>
-      <w:pPr>
-        <w:pStyle w:val="Heading3"/>
-      </w:pPr>
-      <w:r>
-        <w:t>Connect to your project</w:t>
-      </w:r>
-    </w:p>
-    <w:p>
-      <w:pPr>
-        <w:spacing w:line="336" w:lineRule="auto" w:after="180"/>
-      </w:pPr>
-      <w:r>
-        <w:rPr>
-          <w:b/>
-        </w:rPr>
-        <w:t>Audit</w:t>
-      </w:r>
-      <w:r>
-        <w:rPr>
-          <w:b w:val="0"/>
-        </w:rPr>
-        <w:t xml:space="preserve"> answer quality across reading levels, languages, names, and accessibility needs.</w:t>
-      </w:r>
-    </w:p>
-    <w:p>
-      <w:pPr>
-        <w:spacing w:line="336" w:lineRule="auto" w:after="180"/>
-      </w:pPr>
-      <w:r>
-        <w:rPr>
-          <w:b w:val="0"/>
-        </w:rPr>
-        <w:t xml:space="preserve">The </w:t>
-      </w:r>
-      <w:r>
-        <w:rPr>
-          <w:b/>
-        </w:rPr>
-        <w:t>evidence</w:t>
-      </w:r>
-      <w:r>
-        <w:rPr>
-          <w:b w:val="0"/>
-        </w:rPr>
-        <w:t xml:space="preserve"> I will keep</w:t>
-      </w:r>
-    </w:p>
-    <w:p>
-      <w:pPr>
-        <w:pStyle w:val="Heading3"/>
-      </w:pPr>
-      <w:r>
-        <w:t>Write or draw your reasoning and evidence.</w:t>
-      </w:r>
-    </w:p>
-    <w:p>
-      <w:r>
-        <w:t>________________________________________________________________</w:t>
-      </w:r>
-    </w:p>
-    <w:p>
-      <w:r>
-        <w:t>________________________________________________________________</w:t>
-      </w:r>
-    </w:p>
-    <w:p>
-      <w:r>
-        <w:t>________________________________________________________________</w:t>
-      </w:r>
-    </w:p>
-    <w:p>
-      <w:r>
-        <w:t>________________________________________________________________</w:t>
-      </w:r>
-    </w:p>
-    <w:p>
-      <w:r>
-        <w:t>________________________________________________________________</w:t>
-      </w:r>
-    </w:p>
-    <w:p>
-      <w:pPr>
-        <w:spacing w:line="336" w:lineRule="auto" w:after="180"/>
-      </w:pPr>
-      <w:r>
-        <w:rPr>
-          <w:b w:val="0"/>
-        </w:rPr>
-        <w:t xml:space="preserve">Your teacher has the independent answer and scoring criteria. Complete the matching workbook week to keep your practice </w:t>
-      </w:r>
-      <w:r>
-        <w:rPr>
-          <w:b/>
-        </w:rPr>
-        <w:t>evidence</w:t>
-      </w:r>
-      <w:r>
-        <w:rPr>
-          <w:b w:val="0"/>
-        </w:rPr>
-        <w:t xml:space="preserve"> together.</w:t>
-      </w:r>
-    </w:p>
-    <w:p>
-      <w:pPr>
-        <w:pStyle w:val="Heading3"/>
-      </w:pPr>
-      <w:r>
-        <w:t>Transfer practice from the original programme</w:t>
-      </w:r>
-    </w:p>
-    <w:p>
-      <w:pPr>
-        <w:spacing w:line="336" w:lineRule="auto" w:after="180"/>
-      </w:pPr>
-      <w:r>
-        <w:rPr>
-          <w:b w:val="0"/>
-        </w:rPr>
-        <w:t xml:space="preserve">An illustration set always shows scientists in the same role and appearance. Define a review that examines </w:t>
-      </w:r>
-      <w:r>
-        <w:rPr>
-          <w:b/>
-        </w:rPr>
-        <w:t>representation</w:t>
-      </w:r>
-      <w:r>
-        <w:rPr>
-          <w:b w:val="0"/>
-        </w:rPr>
-        <w:t xml:space="preserve"> without inferring personal identities from images.</w:t>
-      </w:r>
-    </w:p>
-    <w:p>
-      <w:pPr>
-        <w:pStyle w:val="Heading3"/>
-      </w:pPr>
-      <w:r>
-        <w:t>Explain the mechanism, evidence and one limit.</w:t>
-      </w:r>
-    </w:p>
-    <w:p>
-      <w:r>
-        <w:t>________________________________________________________________</w:t>
-      </w:r>
-    </w:p>
-    <w:p>
-      <w:r>
-        <w:t>________________________________________________________________</w:t>
-      </w:r>
-    </w:p>
-    <w:p>
-      <w:r>
-        <w:t>________________________________________________________________</w:t>
-      </w:r>
-    </w:p>
-    <w:p>
-      <w:r>
-        <w:t>________________________________________________________________</w:t>
-      </w:r>
-    </w:p>
-    <w:p>
-      <w:r>
-        <w:t>________________________________________________________________</w:t>
-      </w:r>
-    </w:p>
-    <w:p>
-      <w:r>
-        <w:t>________________________________________________________________</w:t>
-      </w:r>
-    </w:p>
-    <w:p>
-      <w:r>
-        <w:t>________________________________________________________________</w:t>
-      </w:r>
-    </w:p>
-    <w:p>
-      <w:pPr>
-        <w:pStyle w:val="Heading3"/>
-      </w:pPr>
-      <w:r>
-        <w:t>Use feedback to improve</w:t>
-      </w:r>
-    </w:p>
-    <w:p>
-      <w:pPr>
-        <w:spacing w:line="336" w:lineRule="auto" w:after="180"/>
-      </w:pPr>
-      <w:r>
-        <w:rPr>
-          <w:b w:val="0"/>
-        </w:rPr>
-        <w:t>Attempt the independent case before hints. Record whether you worked alone, used a hint or followed a model. After feedback, fix the first unsupported step and explain why it changed.</w:t>
-      </w:r>
-    </w:p>
-    <w:p>
-      <w:pPr>
-        <w:spacing w:line="336" w:lineRule="auto" w:after="180"/>
-      </w:pPr>
-      <w:r>
-        <w:rPr>
-          <w:b w:val="0"/>
-        </w:rPr>
-        <w:t>A later check uses a changed case, not a copied answer.</w:t>
-      </w:r>
-    </w:p>
-    <w:p>
-      <w:pPr>
-        <w:pStyle w:val="Heading1"/>
-      </w:pPr>
-      <w:r>
-        <w:t>15. Your lesson route</w:t>
-      </w:r>
-    </w:p>
-    <w:p>
-      <w:r>
-        <w:t>Use this map to navigate Bias and Representation, connect the goals to tasks and keep one evidence record for each attempt.</w:t>
-      </w:r>
-    </w:p>
-    <w:p>
-      <w:pPr>
-        <w:spacing w:line="336" w:lineRule="auto" w:after="180"/>
-      </w:pPr>
-      <w:r>
-        <w:rPr>
-          <w:b w:val="0"/>
-        </w:rPr>
-        <w:t>Start with this question: Compare study-answer support rates when groups have different numbers of questions.</w:t>
+        <w:t>15. Reference: original lesson checklist</w:t>
+      </w:r>
+    </w:p>
+    <w:p>
+      <w:r>
+        <w:t>Use an additional checklist when it helps inspect your explanation.</w:t>
+      </w:r>
+    </w:p>
+    <w:p>
+      <w:pPr>
+        <w:pStyle w:val="Heading2"/>
+      </w:pPr>
+      <w:r>
+        <w:t>Targets and evidence</w:t>
       </w:r>
     </w:p>
     <w:tbl>
@@ -5981,6 +6798,14 @@
     </w:tbl>
     <w:p>
       <w:pPr>
+        <w:pStyle w:val="Heading2"/>
+      </w:pPr>
+      <w:r>
+        <w:t>Keep your route and first prediction</w:t>
+      </w:r>
+    </w:p>
+    <w:p>
+      <w:pPr>
         <w:spacing w:line="336" w:lineRule="auto" w:after="180"/>
       </w:pPr>
       <w:r>
@@ -6039,15 +6864,268 @@
     </w:p>
     <w:p>
       <w:pPr>
+        <w:pStyle w:val="Heading2"/>
+      </w:pPr>
+      <w:r>
+        <w:t>Earlier wording, alternatives and picture transcripts · reference / check after trying</w:t>
+      </w:r>
+    </w:p>
+    <w:p>
+      <w:pPr>
+        <w:spacing w:line="336" w:lineRule="auto" w:after="180"/>
+      </w:pPr>
+      <w:r>
+        <w:rPr>
+          <w:b w:val="0"/>
+        </w:rPr>
+        <w:t>Start with this question: Compare study-answer support rates when groups have different numbers of questions.</w:t>
+      </w:r>
+    </w:p>
+    <w:p>
+      <w:pPr>
         <w:pStyle w:val="Heading1"/>
       </w:pPr>
       <w:r>
-        <w:t>16. Finish and return</w:t>
-      </w:r>
-    </w:p>
-    <w:p>
-      <w:r>
-        <w:t>Explain Bias and Representation without notes, identify a remaining question and plan a later check with a changed case.</w:t>
+        <w:t>17. Extra practice: pictures, repair and feedback</w:t>
+      </w:r>
+    </w:p>
+    <w:p>
+      <w:r>
+        <w:t>Attempt each question before opening its explanation. Use one browser or paper copy.</w:t>
+      </w:r>
+    </w:p>
+    <w:p>
+      <w:pPr>
+        <w:pStyle w:val="Heading2"/>
+      </w:pPr>
+      <w:r>
+        <w:t>First supported question</w:t>
+      </w:r>
+    </w:p>
+    <w:p>
+      <w:pPr>
+        <w:pStyle w:val="ListBullet"/>
+      </w:pPr>
+      <w:r>
+        <w:t>Compare study-answer support rates when groups have different numbers of questions.</w:t>
+      </w:r>
+    </w:p>
+    <w:p>
+      <w:pPr>
+        <w:pStyle w:val="Heading3"/>
+      </w:pPr>
+      <w:r>
+        <w:t>Practice 1: explain the deciding evidence</w:t>
+      </w:r>
+    </w:p>
+    <w:p>
+      <w:pPr>
+        <w:pStyle w:val="ListBullet"/>
+      </w:pPr>
+      <w:r>
+        <w:t>Which labelled step matches this detail? Check the two Birch and three Pine failures before deciding what revision each needs.</w:t>
+      </w:r>
+    </w:p>
+    <w:p>
+      <w:pPr>
+        <w:pStyle w:val="ListBullet"/>
+      </w:pPr>
+      <w:r>
+        <w:t>1. Compare rates</w:t>
+      </w:r>
+    </w:p>
+    <w:p>
+      <w:pPr>
+        <w:pStyle w:val="ListBullet"/>
+      </w:pPr>
+      <w:r>
+        <w:t>2. Inspect errors</w:t>
+      </w:r>
+    </w:p>
+    <w:p>
+      <w:pPr>
+        <w:pStyle w:val="ListBullet"/>
+      </w:pPr>
+      <w:r>
+        <w:t>3. Keep denominators</w:t>
+      </w:r>
+    </w:p>
+    <w:p>
+      <w:pPr>
+        <w:pStyle w:val="Heading3"/>
+      </w:pPr>
+      <w:r>
+        <w:t>My selected conclusion, deciding fact and explanation</w:t>
+      </w:r>
+    </w:p>
+    <w:p>
+      <w:r>
+        <w:t>________________________________________________________________</w:t>
+      </w:r>
+    </w:p>
+    <w:p>
+      <w:r>
+        <w:t>________________________________________________________________</w:t>
+      </w:r>
+    </w:p>
+    <w:p>
+      <w:r>
+        <w:t>________________________________________________________________</w:t>
+      </w:r>
+    </w:p>
+    <w:p>
+      <w:r>
+        <w:t>________________________________________________________________</w:t>
+      </w:r>
+    </w:p>
+    <w:p>
+      <w:r>
+        <w:t>________________________________________________________________</w:t>
+      </w:r>
+    </w:p>
+    <w:p>
+      <w:pPr>
+        <w:pStyle w:val="ListBullet"/>
+      </w:pPr>
+      <w:r>
+        <w:t>Hint if needed: Read the steps in the pictorial case. Match the supplied detail to the stage that performs or records it.</w:t>
+      </w:r>
+    </w:p>
+    <w:p>
+      <w:pPr>
+        <w:pStyle w:val="ListBullet"/>
+      </w:pPr>
+      <w:r>
+        <w:t>After your attempt, compare with the supported explanation: Inspect errors Check the two Birch and three Pine failures before deciding what revision each needs. Read the picture in order. Check the two Birch and three Pine failures before deciding what revision each needs. The arrows show which recorded input or intermediate result each decision uses. Explain the deciding step aloud before checking the changed case; pointing to the final answer alone does not show how it follows.</w:t>
+      </w:r>
+    </w:p>
+    <w:p>
+      <w:pPr>
+        <w:pStyle w:val="Heading2"/>
+      </w:pPr>
+      <w:r>
+        <w:t>Check the first explanation · reference / check after trying</w:t>
+      </w:r>
+    </w:p>
+    <w:p>
+      <w:pPr>
+        <w:pStyle w:val="Heading3"/>
+      </w:pPr>
+      <w:r>
+        <w:t>Practice 2: explain the deciding evidence</w:t>
+      </w:r>
+    </w:p>
+    <w:p>
+      <w:pPr>
+        <w:pStyle w:val="Heading2"/>
+      </w:pPr>
+      <w:r>
+        <w:t>Changed-case question</w:t>
+      </w:r>
+    </w:p>
+    <w:p>
+      <w:pPr>
+        <w:pStyle w:val="ListBullet"/>
+      </w:pPr>
+      <w:r>
+        <w:t>Changed-case practice: Pine instead has 6 supported answers out of 12. Which conclusion is supported by the supplied facts?</w:t>
+      </w:r>
+    </w:p>
+    <w:p>
+      <w:pPr>
+        <w:pStyle w:val="ListBullet"/>
+      </w:pPr>
+      <w:r>
+        <w:t>1. This one example guarantees correct results for every future input.</w:t>
+      </w:r>
+    </w:p>
+    <w:p>
+      <w:pPr>
+        <w:pStyle w:val="ListBullet"/>
+      </w:pPr>
+      <w:r>
+        <w:t>2. Pine is 50%, which is 25 percentage points below Birch.</w:t>
+      </w:r>
+    </w:p>
+    <w:p>
+      <w:pPr>
+        <w:pStyle w:val="ListBullet"/>
+      </w:pPr>
+      <w:r>
+        <w:t>3. We can decide the result without examining the changed input or the procedure.</w:t>
+      </w:r>
+    </w:p>
+    <w:p>
+      <w:pPr>
+        <w:pStyle w:val="Heading3"/>
+      </w:pPr>
+      <w:r>
+        <w:t>My selected conclusion, deciding fact and explanation</w:t>
+      </w:r>
+    </w:p>
+    <w:p>
+      <w:r>
+        <w:t>________________________________________________________________</w:t>
+      </w:r>
+    </w:p>
+    <w:p>
+      <w:r>
+        <w:t>________________________________________________________________</w:t>
+      </w:r>
+    </w:p>
+    <w:p>
+      <w:r>
+        <w:t>________________________________________________________________</w:t>
+      </w:r>
+    </w:p>
+    <w:p>
+      <w:r>
+        <w:t>________________________________________________________________</w:t>
+      </w:r>
+    </w:p>
+    <w:p>
+      <w:r>
+        <w:t>________________________________________________________________</w:t>
+      </w:r>
+    </w:p>
+    <w:p>
+      <w:pPr>
+        <w:pStyle w:val="ListBullet"/>
+      </w:pPr>
+      <w:r>
+        <w:t>Hint if needed: Use the changed condition and the deciding step in the pictorial trace. The answer must say what follows from those facts.</w:t>
+      </w:r>
+    </w:p>
+    <w:p>
+      <w:pPr>
+        <w:pStyle w:val="ListBullet"/>
+      </w:pPr>
+      <w:r>
+        <w:t>After your attempt, compare with the supported explanation: Pine is 50%, which is 25 percentage points below Birch. Equal correct counts do not imply equal rates when denominators differ.</w:t>
+      </w:r>
+    </w:p>
+    <w:p>
+      <w:pPr>
+        <w:pStyle w:val="Heading2"/>
+      </w:pPr>
+      <w:r>
+        <w:t>Check the changed case · reference / check after trying</w:t>
+      </w:r>
+    </w:p>
+    <w:p>
+      <w:pPr>
+        <w:pStyle w:val="Heading3"/>
+      </w:pPr>
+      <w:r>
+        <w:t>Repair a missing building block</w:t>
+      </w:r>
+    </w:p>
+    <w:p>
+      <w:pPr>
+        <w:pStyle w:val="Heading2"/>
+      </w:pPr>
+      <w:r>
+        <w:t>Repair and save your work</w:t>
       </w:r>
     </w:p>
     <w:p>
@@ -6058,7 +7136,7 @@
         <w:rPr>
           <w:b w:val="0"/>
         </w:rPr>
-        <w:t xml:space="preserve">Close your notes. Explain this goal in your own words: Explain the </w:t>
+        <w:t xml:space="preserve">Review Copyright and Provenance (ai-3/29). Goal: Explain the </w:t>
       </w:r>
       <w:r>
         <w:rPr>
@@ -6070,19 +7148,175 @@
         <w:rPr>
           <w:b w:val="0"/>
         </w:rPr>
-        <w:t xml:space="preserve"> and terminology of </w:t>
+        <w:t xml:space="preserve"> and terminology of copyright and permitted sources. Short practice: Does acknowledging Fern make a cropped version permitted?</w:t>
+      </w:r>
+    </w:p>
+    <w:p>
+      <w:pPr>
+        <w:spacing w:line="336" w:lineRule="auto" w:after="180"/>
+      </w:pPr>
+      <w:r>
+        <w:rPr>
+          <w:b w:val="0"/>
+        </w:rPr>
+        <w:t xml:space="preserve">Point to the relevant step in the picture, then write the changed result and the rule or </w:t>
       </w:r>
       <w:r>
         <w:rPr>
           <w:b/>
         </w:rPr>
-        <w:t>representation</w:t>
+        <w:t>evidence</w:t>
       </w:r>
       <w:r>
         <w:rPr>
           <w:b w:val="0"/>
         </w:rPr>
-        <w:t xml:space="preserve"> and bias evaluation</w:t>
+        <w:t xml:space="preserve"> that supports it.. Return to this week and explain what you changed.</w:t>
+      </w:r>
+    </w:p>
+    <w:p>
+      <w:pPr>
+        <w:spacing w:line="336" w:lineRule="auto" w:after="180"/>
+      </w:pPr>
+      <w:r>
+        <w:rPr>
+          <w:b w:val="0"/>
+        </w:rPr>
+        <w:t xml:space="preserve">Review Red Team the Product (ai-3/27). Goal: Explain the </w:t>
+      </w:r>
+      <w:r>
+        <w:rPr>
+          <w:b/>
+        </w:rPr>
+        <w:t>mechanism</w:t>
+      </w:r>
+      <w:r>
+        <w:rPr>
+          <w:b w:val="0"/>
+        </w:rPr>
+        <w:t xml:space="preserve"> and terminology of red team exercises. Short practice: Why does the original test fail even if no upload succeeded?</w:t>
+      </w:r>
+    </w:p>
+    <w:p>
+      <w:pPr>
+        <w:spacing w:line="336" w:lineRule="auto" w:after="180"/>
+      </w:pPr>
+      <w:r>
+        <w:rPr>
+          <w:b w:val="0"/>
+        </w:rPr>
+        <w:t xml:space="preserve">Point to the relevant step in the picture, then write the changed result and the rule or </w:t>
+      </w:r>
+      <w:r>
+        <w:rPr>
+          <w:b/>
+        </w:rPr>
+        <w:t>evidence</w:t>
+      </w:r>
+      <w:r>
+        <w:rPr>
+          <w:b w:val="0"/>
+        </w:rPr>
+        <w:t xml:space="preserve"> that supports it.. Return to this week and explain what you changed.</w:t>
+      </w:r>
+    </w:p>
+    <w:p>
+      <w:pPr>
+        <w:spacing w:line="336" w:lineRule="auto" w:after="180"/>
+      </w:pPr>
+      <w:r>
+        <w:rPr>
+          <w:b w:val="0"/>
+        </w:rPr>
+        <w:t xml:space="preserve">Review Prototype a Grounded Assistant (ai-3/24). Goal: Explain the </w:t>
+      </w:r>
+      <w:r>
+        <w:rPr>
+          <w:b/>
+        </w:rPr>
+        <w:t>mechanism</w:t>
+      </w:r>
+      <w:r>
+        <w:rPr>
+          <w:b w:val="0"/>
+        </w:rPr>
+        <w:t xml:space="preserve"> and terminology of capstone grounded assistant. Short practice: Can PL2 alone support “check the soil daily”?</w:t>
+      </w:r>
+    </w:p>
+    <w:p>
+      <w:pPr>
+        <w:spacing w:line="336" w:lineRule="auto" w:after="180"/>
+      </w:pPr>
+      <w:r>
+        <w:rPr>
+          <w:b w:val="0"/>
+        </w:rPr>
+        <w:t xml:space="preserve">Point to the relevant step in the picture, then write the changed result and the rule or </w:t>
+      </w:r>
+      <w:r>
+        <w:rPr>
+          <w:b/>
+        </w:rPr>
+        <w:t>evidence</w:t>
+      </w:r>
+      <w:r>
+        <w:rPr>
+          <w:b w:val="0"/>
+        </w:rPr>
+        <w:t xml:space="preserve"> that supports it.. Return to this week and explain what you changed.</w:t>
+      </w:r>
+    </w:p>
+    <w:p>
+      <w:pPr>
+        <w:spacing w:line="336" w:lineRule="auto" w:after="180"/>
+      </w:pPr>
+      <w:r>
+        <w:rPr>
+          <w:b w:val="0"/>
+        </w:rPr>
+        <w:t xml:space="preserve">Use Download completed work in the hosted lesson to export your answers, reflections, practice feedback and code-run </w:t>
+      </w:r>
+      <w:r>
+        <w:rPr>
+          <w:b/>
+        </w:rPr>
+        <w:t>evidence</w:t>
+      </w:r>
+      <w:r>
+        <w:rPr>
+          <w:b w:val="0"/>
+        </w:rPr>
+        <w:t>. Open the HTML copy to read or print it.</w:t>
+      </w:r>
+    </w:p>
+    <w:p>
+      <w:pPr>
+        <w:spacing w:line="336" w:lineRule="auto" w:after="180"/>
+      </w:pPr>
+      <w:r>
+        <w:rPr>
+          <w:b w:val="0"/>
+        </w:rPr>
+        <w:t>Drafts stay in this browser when storage is available; clear drafts on a shared device.</w:t>
+      </w:r>
+    </w:p>
+    <w:p>
+      <w:pPr>
+        <w:pStyle w:val="Heading2"/>
+      </w:pPr>
+      <w:r>
+        <w:t>Earlier wording, alternatives and picture transcripts · reference / check after trying</w:t>
+      </w:r>
+    </w:p>
+    <w:p>
+      <w:pPr>
+        <w:spacing w:line="336" w:lineRule="auto" w:after="180"/>
+      </w:pPr>
+      <w:r>
+        <w:rPr>
+          <w:b w:val="0"/>
+        </w:rPr>
+        <w:t>Use this supported practice once, in the browser or on paper. Keep the reserved independent assessment for a separate first attempt before teacher feedback.</w:t>
       </w:r>
     </w:p>
     <w:p>
@@ -6090,90 +7324,7 @@
         <w:pStyle w:val="Heading3"/>
       </w:pPr>
       <w:r>
-        <w:t>My deciding step, evidence and one remaining question</w:t>
-      </w:r>
-    </w:p>
-    <w:p>
-      <w:r>
-        <w:t>________________________________________________________________</w:t>
-      </w:r>
-    </w:p>
-    <w:p>
-      <w:r>
-        <w:t>________________________________________________________________</w:t>
-      </w:r>
-    </w:p>
-    <w:p>
-      <w:r>
-        <w:t>________________________________________________________________</w:t>
-      </w:r>
-    </w:p>
-    <w:p>
-      <w:r>
-        <w:t>________________________________________________________________</w:t>
-      </w:r>
-    </w:p>
-    <w:p>
-      <w:r>
-        <w:t>________________________________________________________________</w:t>
-      </w:r>
-    </w:p>
-    <w:p>
-      <w:pPr>
-        <w:spacing w:line="336" w:lineRule="auto" w:after="180"/>
-      </w:pPr>
-      <w:r>
-        <w:rPr>
-          <w:b w:val="0"/>
-        </w:rPr>
-        <w:t xml:space="preserve">If you are unsure, return to the worked picture and explain one arrow. If you are ready, change an </w:t>
-      </w:r>
-      <w:r>
-        <w:rPr>
-          <w:b/>
-        </w:rPr>
-        <w:t>input</w:t>
-      </w:r>
-      <w:r>
-        <w:rPr>
-          <w:b w:val="0"/>
-        </w:rPr>
-        <w:t xml:space="preserve"> or assumption and justify your </w:t>
-      </w:r>
-      <w:r>
-        <w:rPr>
-          <w:b/>
-        </w:rPr>
-        <w:t>prediction</w:t>
-      </w:r>
-      <w:r>
-        <w:rPr>
-          <w:b w:val="0"/>
-        </w:rPr>
-        <w:t>.</w:t>
-      </w:r>
-    </w:p>
-    <w:p>
-      <w:pPr>
-        <w:spacing w:line="336" w:lineRule="auto" w:after="180"/>
-      </w:pPr>
-      <w:r>
-        <w:rPr>
-          <w:b w:val="0"/>
-        </w:rPr>
-        <w:t xml:space="preserve">Save your workbook </w:t>
-      </w:r>
-      <w:r>
-        <w:rPr>
-          <w:b/>
-        </w:rPr>
-        <w:t>evidence</w:t>
-      </w:r>
-      <w:r>
-        <w:rPr>
-          <w:b w:val="0"/>
-        </w:rPr>
-        <w:t>. At the next review, try a different case before opening your old answer.</w:t>
+        <w:t>Keep your completed work</w:t>
       </w:r>
     </w:p>
     <w:p>
@@ -6181,565 +7332,17 @@
         <w:pStyle w:val="Heading1"/>
       </w:pPr>
       <w:r>
-        <w:t>17. Supported practice, repair and portfolio</w:t>
-      </w:r>
-    </w:p>
-    <w:p>
-      <w:r>
-        <w:t>Attempt supported questions before using hints or feedback. Review a missing building block, then keep the completed work.</w:t>
-      </w:r>
-    </w:p>
-    <w:p>
-      <w:pPr>
-        <w:spacing w:line="336" w:lineRule="auto" w:after="180"/>
-      </w:pPr>
-      <w:r>
-        <w:rPr>
-          <w:b w:val="0"/>
-        </w:rPr>
-        <w:t>Use this supported practice once, in the browser or on paper. Keep the reserved independent assessment for a separate first attempt before teacher feedback.</w:t>
-      </w:r>
-    </w:p>
-    <w:p>
-      <w:pPr>
-        <w:spacing w:line="336" w:lineRule="auto" w:after="180"/>
-      </w:pPr>
-      <w:r>
-        <w:rPr>
-          <w:b w:val="0"/>
-        </w:rPr>
-        <w:t>Compare study-answer support rates when groups have different numbers of questions.</w:t>
-      </w:r>
-    </w:p>
-    <w:p>
-      <w:pPr>
-        <w:pStyle w:val="Heading3"/>
-      </w:pPr>
-      <w:r>
-        <w:t>Practice 1: explain the deciding evidence</w:t>
-      </w:r>
-    </w:p>
-    <w:p>
-      <w:pPr>
-        <w:spacing w:line="336" w:lineRule="auto" w:after="180"/>
-      </w:pPr>
-      <w:r>
-        <w:rPr>
-          <w:b w:val="0"/>
-        </w:rPr>
-        <w:t>Which labelled step matches this detail? Check the two Birch and three Pine failures before deciding what revision each needs.</w:t>
-      </w:r>
-    </w:p>
-    <w:p>
-      <w:pPr>
-        <w:spacing w:line="336" w:lineRule="auto" w:after="180"/>
-        <w:shd w:fill="F4F9FC"/>
-      </w:pPr>
-      <w:r>
-        <w:rPr>
-          <w:b w:val="0"/>
-        </w:rPr>
-        <w:t>1. Compare rates</w:t>
-      </w:r>
-    </w:p>
-    <w:p>
-      <w:pPr>
-        <w:spacing w:line="336" w:lineRule="auto" w:after="180"/>
-        <w:shd w:fill="F4F9FC"/>
-      </w:pPr>
-      <w:r>
-        <w:rPr>
-          <w:b w:val="0"/>
-        </w:rPr>
-        <w:t>2. Inspect errors</w:t>
-      </w:r>
-    </w:p>
-    <w:p>
-      <w:pPr>
-        <w:spacing w:line="336" w:lineRule="auto" w:after="180"/>
-        <w:shd w:fill="F4F9FC"/>
-      </w:pPr>
-      <w:r>
-        <w:rPr>
-          <w:b w:val="0"/>
-        </w:rPr>
-        <w:t>3. Keep denominators</w:t>
-      </w:r>
-    </w:p>
-    <w:p>
-      <w:pPr>
-        <w:pStyle w:val="Heading3"/>
-      </w:pPr>
-      <w:r>
-        <w:t>My selected conclusion, deciding fact and explanation</w:t>
-      </w:r>
-    </w:p>
-    <w:p>
-      <w:r>
-        <w:t>________________________________________________________________</w:t>
-      </w:r>
-    </w:p>
-    <w:p>
-      <w:r>
-        <w:t>________________________________________________________________</w:t>
-      </w:r>
-    </w:p>
-    <w:p>
-      <w:r>
-        <w:t>________________________________________________________________</w:t>
-      </w:r>
-    </w:p>
-    <w:p>
-      <w:r>
-        <w:t>________________________________________________________________</w:t>
-      </w:r>
-    </w:p>
-    <w:p>
-      <w:r>
-        <w:t>________________________________________________________________</w:t>
-      </w:r>
-    </w:p>
-    <w:p>
-      <w:pPr>
-        <w:pStyle w:val="Heading3"/>
-      </w:pPr>
-      <w:r>
-        <w:t>Hint · try first</w:t>
-      </w:r>
-    </w:p>
-    <w:p>
-      <w:pPr>
-        <w:spacing w:line="336" w:lineRule="auto" w:after="180"/>
-        <w:shd w:fill="F1F6F8"/>
-      </w:pPr>
-      <w:r>
-        <w:rPr>
-          <w:b w:val="0"/>
-        </w:rPr>
-        <w:t>Hint if needed: Read the steps in the pictorial case. Match the supplied detail to the stage that performs or records it.</w:t>
-      </w:r>
-    </w:p>
-    <w:p>
-      <w:pPr>
-        <w:pStyle w:val="Heading3"/>
-      </w:pPr>
-      <w:r>
-        <w:t>Feedback · compare after trying</w:t>
-      </w:r>
-    </w:p>
-    <w:p>
-      <w:pPr>
-        <w:spacing w:line="336" w:lineRule="auto" w:after="180"/>
-        <w:shd w:fill="F1F6FC"/>
-      </w:pPr>
-      <w:r>
-        <w:rPr>
-          <w:b w:val="0"/>
-        </w:rPr>
-        <w:t>After your attempt, compare with the supported explanation: Inspect errors Check the two Birch and three Pine failures before deciding what revision each needs. Read the picture in order.</w:t>
-      </w:r>
-    </w:p>
-    <w:p>
-      <w:pPr>
-        <w:spacing w:line="336" w:lineRule="auto" w:after="180"/>
-        <w:shd w:fill="F1F6FC"/>
-      </w:pPr>
-      <w:r>
-        <w:rPr>
-          <w:b w:val="0"/>
-        </w:rPr>
-        <w:t xml:space="preserve">Check the two Birch and three Pine failures before deciding what revision each needs. The arrows show which recorded </w:t>
-      </w:r>
-      <w:r>
-        <w:rPr>
-          <w:b/>
-        </w:rPr>
-        <w:t>input</w:t>
-      </w:r>
-      <w:r>
-        <w:rPr>
-          <w:b w:val="0"/>
-        </w:rPr>
-        <w:t xml:space="preserve"> or intermediate result each decision uses.</w:t>
-      </w:r>
-    </w:p>
-    <w:p>
-      <w:pPr>
-        <w:spacing w:line="336" w:lineRule="auto" w:after="180"/>
-        <w:shd w:fill="F1F6FC"/>
-      </w:pPr>
-      <w:r>
-        <w:rPr>
-          <w:b w:val="0"/>
-        </w:rPr>
-        <w:t>Explain the deciding step aloud before checking the changed case; pointing to the final answer alone does not show how it follows.</w:t>
-      </w:r>
-    </w:p>
-    <w:p>
-      <w:pPr>
-        <w:pStyle w:val="Heading3"/>
-      </w:pPr>
-      <w:r>
-        <w:t>Practice 2: explain the deciding evidence</w:t>
-      </w:r>
-    </w:p>
-    <w:p>
-      <w:pPr>
-        <w:pStyle w:val="Heading3"/>
-      </w:pPr>
-      <w:r>
-        <w:t>Changed case · predict first</w:t>
-      </w:r>
-    </w:p>
-    <w:p>
-      <w:pPr>
-        <w:spacing w:line="336" w:lineRule="auto" w:after="180"/>
-        <w:shd w:fill="F5F1FB"/>
-      </w:pPr>
-      <w:r>
-        <w:rPr>
-          <w:b w:val="0"/>
-        </w:rPr>
-        <w:t>Changed-case practice: Pine instead has 6 supported answers out of 12. Which conclusion is supported by the supplied facts?</w:t>
-      </w:r>
-    </w:p>
-    <w:p>
-      <w:pPr>
-        <w:spacing w:line="336" w:lineRule="auto" w:after="180"/>
-        <w:shd w:fill="F4F9FC"/>
-      </w:pPr>
-      <w:r>
-        <w:rPr>
-          <w:b w:val="0"/>
-        </w:rPr>
-        <w:t xml:space="preserve">1. This one example guarantees correct results for every future </w:t>
-      </w:r>
-      <w:r>
-        <w:rPr>
-          <w:b/>
-        </w:rPr>
-        <w:t>input</w:t>
-      </w:r>
-      <w:r>
-        <w:rPr>
-          <w:b w:val="0"/>
-        </w:rPr>
-        <w:t>.</w:t>
-      </w:r>
-    </w:p>
-    <w:p>
-      <w:pPr>
-        <w:spacing w:line="336" w:lineRule="auto" w:after="180"/>
-        <w:shd w:fill="F4F9FC"/>
-      </w:pPr>
-      <w:r>
-        <w:rPr>
-          <w:b w:val="0"/>
-        </w:rPr>
-        <w:t>2. Pine is 50%, which is 25 percentage points below Birch.</w:t>
-      </w:r>
-    </w:p>
-    <w:p>
-      <w:pPr>
-        <w:spacing w:line="336" w:lineRule="auto" w:after="180"/>
-        <w:shd w:fill="F4F9FC"/>
-      </w:pPr>
-      <w:r>
-        <w:rPr>
-          <w:b w:val="0"/>
-        </w:rPr>
-        <w:t xml:space="preserve">3. We can decide the result without examining the changed </w:t>
-      </w:r>
-      <w:r>
-        <w:rPr>
-          <w:b/>
-        </w:rPr>
-        <w:t>input</w:t>
-      </w:r>
-      <w:r>
-        <w:rPr>
-          <w:b w:val="0"/>
-        </w:rPr>
-        <w:t xml:space="preserve"> or the procedure.</w:t>
-      </w:r>
-    </w:p>
-    <w:p>
-      <w:pPr>
-        <w:pStyle w:val="Heading3"/>
-      </w:pPr>
-      <w:r>
-        <w:t>My selected conclusion, deciding fact and explanation</w:t>
-      </w:r>
-    </w:p>
-    <w:p>
-      <w:r>
-        <w:t>________________________________________________________________</w:t>
-      </w:r>
-    </w:p>
-    <w:p>
-      <w:r>
-        <w:t>________________________________________________________________</w:t>
-      </w:r>
-    </w:p>
-    <w:p>
-      <w:r>
-        <w:t>________________________________________________________________</w:t>
-      </w:r>
-    </w:p>
-    <w:p>
-      <w:r>
-        <w:t>________________________________________________________________</w:t>
-      </w:r>
-    </w:p>
-    <w:p>
-      <w:r>
-        <w:t>________________________________________________________________</w:t>
-      </w:r>
-    </w:p>
-    <w:p>
-      <w:pPr>
-        <w:pStyle w:val="Heading3"/>
-      </w:pPr>
-      <w:r>
-        <w:t>Hint · try first</w:t>
-      </w:r>
-    </w:p>
-    <w:p>
-      <w:pPr>
-        <w:spacing w:line="336" w:lineRule="auto" w:after="180"/>
-        <w:shd w:fill="F1F6F8"/>
-      </w:pPr>
-      <w:r>
-        <w:rPr>
-          <w:b w:val="0"/>
-        </w:rPr>
-        <w:t>Hint if needed: Use the changed condition and the deciding step in the pictorial trace. The answer must say what follows from those facts.</w:t>
-      </w:r>
-    </w:p>
-    <w:p>
-      <w:pPr>
-        <w:pStyle w:val="Heading3"/>
-      </w:pPr>
-      <w:r>
-        <w:t>Feedback · compare after trying</w:t>
-      </w:r>
-    </w:p>
-    <w:p>
-      <w:pPr>
-        <w:spacing w:line="336" w:lineRule="auto" w:after="180"/>
-        <w:shd w:fill="F1F6FC"/>
-      </w:pPr>
-      <w:r>
-        <w:rPr>
-          <w:b w:val="0"/>
-        </w:rPr>
-        <w:t>After your attempt, compare with the supported explanation: Pine is 50%, which is 25 percentage points below Birch. Equal correct counts do not imply equal rates when denominators differ.</w:t>
-      </w:r>
-    </w:p>
-    <w:p>
-      <w:pPr>
-        <w:pStyle w:val="Heading3"/>
-      </w:pPr>
-      <w:r>
-        <w:t>Repair a missing building block</w:t>
-      </w:r>
-    </w:p>
-    <w:p>
-      <w:pPr>
-        <w:spacing w:line="336" w:lineRule="auto" w:after="180"/>
-      </w:pPr>
-      <w:r>
-        <w:rPr>
-          <w:b w:val="0"/>
-        </w:rPr>
-        <w:t xml:space="preserve">Review Copyright and Provenance (ai-3/29). Goal: Explain the </w:t>
-      </w:r>
-      <w:r>
-        <w:rPr>
-          <w:b/>
-        </w:rPr>
-        <w:t>mechanism</w:t>
-      </w:r>
-      <w:r>
-        <w:rPr>
-          <w:b w:val="0"/>
-        </w:rPr>
-        <w:t xml:space="preserve"> and terminology of copyright and permitted sources. Short practice: Does acknowledging Fern make a cropped version permitted?</w:t>
-      </w:r>
-    </w:p>
-    <w:p>
-      <w:pPr>
-        <w:spacing w:line="336" w:lineRule="auto" w:after="180"/>
-      </w:pPr>
-      <w:r>
-        <w:rPr>
-          <w:b w:val="0"/>
-        </w:rPr>
-        <w:t xml:space="preserve">Point to the relevant step in the picture, then write the changed result and the rule or </w:t>
-      </w:r>
-      <w:r>
-        <w:rPr>
-          <w:b/>
-        </w:rPr>
-        <w:t>evidence</w:t>
-      </w:r>
-      <w:r>
-        <w:rPr>
-          <w:b w:val="0"/>
-        </w:rPr>
-        <w:t xml:space="preserve"> that supports it.. Return to this week and explain what you changed.</w:t>
-      </w:r>
-    </w:p>
-    <w:p>
-      <w:pPr>
-        <w:spacing w:line="336" w:lineRule="auto" w:after="180"/>
-      </w:pPr>
-      <w:r>
-        <w:rPr>
-          <w:b w:val="0"/>
-        </w:rPr>
-        <w:t xml:space="preserve">Review Red Team the Product (ai-3/27). Goal: Explain the </w:t>
-      </w:r>
-      <w:r>
-        <w:rPr>
-          <w:b/>
-        </w:rPr>
-        <w:t>mechanism</w:t>
-      </w:r>
-      <w:r>
-        <w:rPr>
-          <w:b w:val="0"/>
-        </w:rPr>
-        <w:t xml:space="preserve"> and terminology of red team exercises. Short practice: Why does the original test fail even if no upload succeeded?</w:t>
-      </w:r>
-    </w:p>
-    <w:p>
-      <w:pPr>
-        <w:spacing w:line="336" w:lineRule="auto" w:after="180"/>
-      </w:pPr>
-      <w:r>
-        <w:rPr>
-          <w:b w:val="0"/>
-        </w:rPr>
-        <w:t xml:space="preserve">Point to the relevant step in the picture, then write the changed result and the rule or </w:t>
-      </w:r>
-      <w:r>
-        <w:rPr>
-          <w:b/>
-        </w:rPr>
-        <w:t>evidence</w:t>
-      </w:r>
-      <w:r>
-        <w:rPr>
-          <w:b w:val="0"/>
-        </w:rPr>
-        <w:t xml:space="preserve"> that supports it.. Return to this week and explain what you changed.</w:t>
-      </w:r>
-    </w:p>
-    <w:p>
-      <w:pPr>
-        <w:spacing w:line="336" w:lineRule="auto" w:after="180"/>
-      </w:pPr>
-      <w:r>
-        <w:rPr>
-          <w:b w:val="0"/>
-        </w:rPr>
-        <w:t xml:space="preserve">Review Prototype a Grounded Assistant (ai-3/24). Goal: Explain the </w:t>
-      </w:r>
-      <w:r>
-        <w:rPr>
-          <w:b/>
-        </w:rPr>
-        <w:t>mechanism</w:t>
-      </w:r>
-      <w:r>
-        <w:rPr>
-          <w:b w:val="0"/>
-        </w:rPr>
-        <w:t xml:space="preserve"> and terminology of capstone grounded assistant. Short practice: Can PL2 alone support “check the soil daily”?</w:t>
-      </w:r>
-    </w:p>
-    <w:p>
-      <w:pPr>
-        <w:spacing w:line="336" w:lineRule="auto" w:after="180"/>
-      </w:pPr>
-      <w:r>
-        <w:rPr>
-          <w:b w:val="0"/>
-        </w:rPr>
-        <w:t xml:space="preserve">Point to the relevant step in the picture, then write the changed result and the rule or </w:t>
-      </w:r>
-      <w:r>
-        <w:rPr>
-          <w:b/>
-        </w:rPr>
-        <w:t>evidence</w:t>
-      </w:r>
-      <w:r>
-        <w:rPr>
-          <w:b w:val="0"/>
-        </w:rPr>
-        <w:t xml:space="preserve"> that supports it.. Return to this week and explain what you changed.</w:t>
-      </w:r>
-    </w:p>
-    <w:p>
-      <w:pPr>
-        <w:pStyle w:val="Heading3"/>
-      </w:pPr>
-      <w:r>
-        <w:t>Keep your completed work</w:t>
-      </w:r>
-    </w:p>
-    <w:p>
-      <w:pPr>
-        <w:spacing w:line="336" w:lineRule="auto" w:after="180"/>
-      </w:pPr>
-      <w:r>
-        <w:rPr>
-          <w:b w:val="0"/>
-        </w:rPr>
-        <w:t xml:space="preserve">Use Download completed work in the hosted lesson to export your answers, reflections, practice feedback and code-run </w:t>
-      </w:r>
-      <w:r>
-        <w:rPr>
-          <w:b/>
-        </w:rPr>
-        <w:t>evidence</w:t>
-      </w:r>
-      <w:r>
-        <w:rPr>
-          <w:b w:val="0"/>
-        </w:rPr>
-        <w:t>. Open the HTML copy to read or print it.</w:t>
-      </w:r>
-    </w:p>
-    <w:p>
-      <w:pPr>
-        <w:spacing w:line="336" w:lineRule="auto" w:after="180"/>
-      </w:pPr>
-      <w:r>
-        <w:rPr>
-          <w:b w:val="0"/>
-        </w:rPr>
-        <w:t>Drafts stay in this browser when storage is available; clear drafts on a shared device.</w:t>
-      </w:r>
-    </w:p>
-    <w:p>
-      <w:pPr>
-        <w:pStyle w:val="Heading1"/>
-      </w:pPr>
-      <w:r>
-        <w:t>18. Visual concept journey</w:t>
-      </w:r>
-    </w:p>
-    <w:p>
-      <w:r>
-        <w:t>Explain each Bias and Representation graphic using its labels, deciding evidence and relevant limitation.</w:t>
-      </w:r>
-    </w:p>
-    <w:p>
-      <w:pPr>
-        <w:pStyle w:val="Heading3"/>
+        <w:t>18. Reference: the six-picture journey</w:t>
+      </w:r>
+    </w:p>
+    <w:p>
+      <w:r>
+        <w:t>Revisit the picture that serves the current question; key diagrams already sit beside the main explanation.</w:t>
+      </w:r>
+    </w:p>
+    <w:p>
+      <w:pPr>
+        <w:pStyle w:val="Heading2"/>
       </w:pPr>
       <w:r>
         <w:t>01. Bias and Representation: the case</w:t>
@@ -6750,7 +7353,7 @@
         <w:drawing>
           <wp:inline xmlns:a="http://schemas.openxmlformats.org/drawingml/2006/main" xmlns:pic="http://schemas.openxmlformats.org/drawingml/2006/picture">
             <wp:extent cx="5486400" cy="3142488"/>
-            <wp:docPr id="22" name="Picture 22" descr="Compare study-answer support rates when groups have different numbers of questions. Supplied facts: Group Birch has 6 supported answers in 8 cases; group Pine has 9 supported answers in 12 cases. Both groups use the same support rubric. All inputs and outcomes in this worked example are invented classroom data; no real model run is claimed."/>
+            <wp:docPr id="28" name="Picture 28" descr="Compare study-answer support rates when groups have different numbers of questions. Supplied facts: Group Birch has 6 supported answers in 8 cases; group Pine has 9 supported answers in 12 cases. Both groups use the same support rubric. All inputs and outcomes in this worked example are invented classroom data; no real model run is claimed."/>
             <wp:cNvGraphicFramePr>
               <a:graphicFrameLocks noChangeAspect="1"/>
             </wp:cNvGraphicFramePr>
@@ -6762,7 +7365,7 @@
                     <pic:cNvPicPr/>
                   </pic:nvPicPr>
                   <pic:blipFill>
-                    <a:blip r:embed="rId29"/>
+                    <a:blip r:embed="rId31"/>
                     <a:stretch>
                       <a:fillRect/>
                     </a:stretch>
@@ -6818,7 +7421,6 @@
     <w:p>
       <w:pPr>
         <w:spacing w:line="336" w:lineRule="auto" w:after="180"/>
-        <w:shd w:fill="F5F1FB"/>
       </w:pPr>
       <w:r>
         <w:rPr>
@@ -6829,7 +7431,7 @@
     </w:p>
     <w:p>
       <w:pPr>
-        <w:pStyle w:val="Heading3"/>
+        <w:pStyle w:val="Heading2"/>
       </w:pPr>
       <w:r>
         <w:t>02. Follow the deciding steps</w:t>
@@ -6840,7 +7442,7 @@
         <w:drawing>
           <wp:inline xmlns:a="http://schemas.openxmlformats.org/drawingml/2006/main" xmlns:pic="http://schemas.openxmlformats.org/drawingml/2006/picture">
             <wp:extent cx="5486400" cy="3493008"/>
-            <wp:docPr id="23" name="Picture 23" descr="Keep denominators: Birch: 6/8. Pine: 9/12. → Compare rates: Both support rates are 75%; Pine has more correct answers because it has more cases. → Inspect errors: Check the two Birch and three Pine failures before deciding what revision each needs."/>
+            <wp:docPr id="29" name="Picture 29" descr="Keep denominators: Birch: 6/8. Pine: 9/12. → Compare rates: Both support rates are 75%; Pine has more correct answers because it has more cases. → Inspect errors: Check the two Birch and three Pine failures before deciding what revision each needs."/>
             <wp:cNvGraphicFramePr>
               <a:graphicFrameLocks noChangeAspect="1"/>
             </wp:cNvGraphicFramePr>
@@ -6852,7 +7454,7 @@
                     <pic:cNvPicPr/>
                   </pic:nvPicPr>
                   <pic:blipFill>
-                    <a:blip r:embed="rId30"/>
+                    <a:blip r:embed="rId17"/>
                     <a:stretch>
                       <a:fillRect/>
                     </a:stretch>
@@ -6896,7 +7498,6 @@
     <w:p>
       <w:pPr>
         <w:spacing w:line="336" w:lineRule="auto" w:after="180"/>
-        <w:shd w:fill="F5F1FB"/>
       </w:pPr>
       <w:r>
         <w:rPr>
@@ -6919,7 +7520,7 @@
     </w:p>
     <w:p>
       <w:pPr>
-        <w:pStyle w:val="Heading3"/>
+        <w:pStyle w:val="Heading2"/>
       </w:pPr>
       <w:r>
         <w:t>03. Representation and bias evaluation — evidence trace</w:t>
@@ -6930,7 +7531,7 @@
         <w:drawing>
           <wp:inline xmlns:a="http://schemas.openxmlformats.org/drawingml/2006/main" xmlns:pic="http://schemas.openxmlformats.org/drawingml/2006/picture">
             <wp:extent cx="5486400" cy="3297936"/>
-            <wp:docPr id="24" name="Picture 24" descr="Representation and bias evaluation — evidence trace. A grounded assistant supports 9 of 10 group-A cases and 6 of 10 group-B cases. | Define the task, relevant groups, labels and denominators before comparing. Use fictional, non-identifying records. Evaluate quality and fallback outcomes separately; preserve sample sizes and unresolved explanations. | Rates 90% and 60%; gap 30 percentage points. Investigate case mix, retrieval coverage and annotation rules before attributing cause."/>
+            <wp:docPr id="30" name="Picture 30" descr="Representation and bias evaluation — evidence trace. A grounded assistant supports 9 of 10 group-A cases and 6 of 10 group-B cases. | Define the task, relevant groups, labels and denominators before comparing. Use fictional, non-identifying records. Evaluate quality and fallback outcomes separately; preserve sample sizes and unresolved explanations. | Rates 90% and 60%; gap 30 percentage points. Investigate case mix, retrieval coverage and annotation rules before attributing cause."/>
             <wp:cNvGraphicFramePr>
               <a:graphicFrameLocks noChangeAspect="1"/>
             </wp:cNvGraphicFramePr>
@@ -6942,7 +7543,7 @@
                     <pic:cNvPicPr/>
                   </pic:nvPicPr>
                   <pic:blipFill>
-                    <a:blip r:embed="rId31"/>
+                    <a:blip r:embed="rId32"/>
                     <a:stretch>
                       <a:fillRect/>
                     </a:stretch>
@@ -7039,7 +7640,6 @@
     <w:p>
       <w:pPr>
         <w:spacing w:line="336" w:lineRule="auto" w:after="180"/>
-        <w:shd w:fill="F5F1FB"/>
       </w:pPr>
       <w:r>
         <w:rPr>
@@ -7050,7 +7650,7 @@
     </w:p>
     <w:p>
       <w:pPr>
-        <w:pStyle w:val="Heading3"/>
+        <w:pStyle w:val="Heading2"/>
       </w:pPr>
       <w:r>
         <w:t>04. Change one thing. Trace what follows.</w:t>
@@ -7061,7 +7661,7 @@
         <w:drawing>
           <wp:inline xmlns:a="http://schemas.openxmlformats.org/drawingml/2006/main" xmlns:pic="http://schemas.openxmlformats.org/drawingml/2006/picture">
             <wp:extent cx="5486400" cy="3026664"/>
-            <wp:docPr id="25" name="Picture 25" descr="Original case: Check the two Birch and three Pine failures before deciding what revision each needs. Changed condition: Pine instead has 6 supported answers out of 12. Expected result: Pine is 50%, which is 25 percentage points below Birch. Reason: Equal correct counts do not imply equal rates when denominators differ."/>
+            <wp:docPr id="31" name="Picture 31" descr="Original case: Check the two Birch and three Pine failures before deciding what revision each needs. Changed condition: Pine instead has 6 supported answers out of 12. Expected result: Pine is 50%, which is 25 percentage points below Birch. Reason: Equal correct counts do not imply equal rates when denominators differ."/>
             <wp:cNvGraphicFramePr>
               <a:graphicFrameLocks noChangeAspect="1"/>
             </wp:cNvGraphicFramePr>
@@ -7073,7 +7673,7 @@
                     <pic:cNvPicPr/>
                   </pic:nvPicPr>
                   <pic:blipFill>
-                    <a:blip r:embed="rId32"/>
+                    <a:blip r:embed="rId18"/>
                     <a:stretch>
                       <a:fillRect/>
                     </a:stretch>
@@ -7117,7 +7717,6 @@
     <w:p>
       <w:pPr>
         <w:spacing w:line="336" w:lineRule="auto" w:after="180"/>
-        <w:shd w:fill="F5F1FB"/>
       </w:pPr>
       <w:r>
         <w:rPr>
@@ -7128,7 +7727,7 @@
     </w:p>
     <w:p>
       <w:pPr>
-        <w:pStyle w:val="Heading3"/>
+        <w:pStyle w:val="Heading2"/>
       </w:pPr>
       <w:r>
         <w:t>05. Connect the explanation to its limit</w:t>
@@ -7139,7 +7738,7 @@
         <w:drawing>
           <wp:inline xmlns:a="http://schemas.openxmlformats.org/drawingml/2006/main" xmlns:pic="http://schemas.openxmlformats.org/drawingml/2006/picture">
             <wp:extent cx="5486400" cy="2834640"/>
-            <wp:docPr id="26" name="Picture 26" descr="Read the picture in order. Check the two Birch and three Pine failures before deciding what revision each needs. The arrows show which recorded input or intermediate result each decision uses. Explain the deciding step aloud before checking the changed case; pointing to the final answer alone does not show how it follows. Limit: These groups are fictional; small samples and unmatched question difficulty limit conclusions about fairness."/>
+            <wp:docPr id="32" name="Picture 32" descr="Read the picture in order. Check the two Birch and three Pine failures before deciding what revision each needs. The arrows show which recorded input or intermediate result each decision uses. Explain the deciding step aloud before checking the changed case; pointing to the final answer alone does not show how it follows. Limit: These groups are fictional; small samples and unmatched question difficulty limit conclusions about fairness."/>
             <wp:cNvGraphicFramePr>
               <a:graphicFrameLocks noChangeAspect="1"/>
             </wp:cNvGraphicFramePr>
@@ -7218,7 +7817,6 @@
     <w:p>
       <w:pPr>
         <w:spacing w:line="336" w:lineRule="auto" w:after="180"/>
-        <w:shd w:fill="F5F1FB"/>
       </w:pPr>
       <w:r>
         <w:rPr>
@@ -7229,7 +7827,7 @@
     </w:p>
     <w:p>
       <w:pPr>
-        <w:pStyle w:val="Heading3"/>
+        <w:pStyle w:val="Heading2"/>
       </w:pPr>
       <w:r>
         <w:t>06. Make the idea visible in your project</w:t>
@@ -7240,7 +7838,7 @@
         <w:drawing>
           <wp:inline xmlns:a="http://schemas.openxmlformats.org/drawingml/2006/main" xmlns:pic="http://schemas.openxmlformats.org/drawingml/2006/picture">
             <wp:extent cx="5486400" cy="3681984"/>
-            <wp:docPr id="27" name="Picture 27" descr="For your Verified Study Buddy, save the input, procedure, observed result and limitation of this check. Label this worked example as practice; use a different, previously unreviewed case when checking independent understanding. Draw your input, deciding step, result and limit. Supported question: Explain why comparing six correct answers in each group would mislead. Point to the relevant step in the picture, then write the changed result and the rule or evidence that supports it."/>
+            <wp:docPr id="33" name="Picture 33" descr="For your Verified Study Buddy, save the input, procedure, observed result and limitation of this check. Label this worked example as practice; use a different, previously unreviewed case when checking independent understanding. Draw your input, deciding step, result and limit. Supported question: Explain why comparing six correct answers in each group would mislead. Point to the relevant step in the picture, then write the changed result and the rule or evidence that supports it."/>
             <wp:cNvGraphicFramePr>
               <a:graphicFrameLocks noChangeAspect="1"/>
             </wp:cNvGraphicFramePr>
@@ -7343,7 +7941,6 @@
     <w:p>
       <w:pPr>
         <w:spacing w:line="336" w:lineRule="auto" w:after="180"/>
-        <w:shd w:fill="F5F1FB"/>
       </w:pPr>
       <w:r>
         <w:rPr>
@@ -7362,6 +7959,62 @@
           <w:b w:val="0"/>
         </w:rPr>
         <w:t>.</w:t>
+      </w:r>
+    </w:p>
+    <w:p>
+      <w:pPr>
+        <w:pStyle w:val="Heading2"/>
+      </w:pPr>
+      <w:r>
+        <w:t>Earlier wording, alternatives and picture transcripts · reference / check after trying</w:t>
+      </w:r>
+    </w:p>
+    <w:p>
+      <w:pPr>
+        <w:pStyle w:val="Heading3"/>
+      </w:pPr>
+      <w:r>
+        <w:t>01. Bias and Representation: the case</w:t>
+      </w:r>
+    </w:p>
+    <w:p>
+      <w:pPr>
+        <w:pStyle w:val="Heading3"/>
+      </w:pPr>
+      <w:r>
+        <w:t>02. Follow the deciding steps</w:t>
+      </w:r>
+    </w:p>
+    <w:p>
+      <w:pPr>
+        <w:pStyle w:val="Heading3"/>
+      </w:pPr>
+      <w:r>
+        <w:t>03. Representation and bias evaluation — evidence trace</w:t>
+      </w:r>
+    </w:p>
+    <w:p>
+      <w:pPr>
+        <w:pStyle w:val="Heading3"/>
+      </w:pPr>
+      <w:r>
+        <w:t>04. Change one thing. Trace what follows.</w:t>
+      </w:r>
+    </w:p>
+    <w:p>
+      <w:pPr>
+        <w:pStyle w:val="Heading3"/>
+      </w:pPr>
+      <w:r>
+        <w:t>05. Connect the explanation to its limit</w:t>
+      </w:r>
+    </w:p>
+    <w:p>
+      <w:pPr>
+        <w:pStyle w:val="Heading3"/>
+      </w:pPr>
+      <w:r>
+        <w:t>06. Make the idea visible in your project</w:t>
       </w:r>
     </w:p>
     <w:sectPr>
